--- a/Daily Reports/14_10_2026-CBOT Reports.docx
+++ b/Daily Reports/14_10_2026-CBOT Reports.docx
@@ -104,7 +104,7 @@
           <w:color w:val="5C768D"/>
           <w:sz w:val="19"/>
         </w:rPr>
-        <w:t>Cập nhật tự động qua `macro_tracker.py` vào lúc 06:33 ICT ngày 14/10/2026</w:t>
+        <w:t>Cập nhật tự động qua `macro_tracker.py` vào lúc 07:02 ICT ngày 14/10/2026</w:t>
       </w:r>
     </w:p>
     <w:tbl>
@@ -313,7 +313,7 @@
               <w:rPr>
                 <w:b/>
               </w:rPr>
-              <w:t>106.21 / thùng</w:t>
+              <w:t>106.45 / thùng</w:t>
             </w:r>
           </w:p>
         </w:tc>
@@ -344,7 +344,7 @@
               <w:rPr>
                 <w:b/>
               </w:rPr>
-              <w:t>-0.41%</w:t>
+              <w:t>-0.19%</w:t>
             </w:r>
           </w:p>
         </w:tc>
@@ -442,7 +442,7 @@
               <w:rPr>
                 <w:b/>
               </w:rPr>
-              <w:t>102.22</w:t>
+              <w:t>102.19</w:t>
             </w:r>
           </w:p>
         </w:tc>
@@ -473,7 +473,7 @@
               <w:rPr>
                 <w:b/>
               </w:rPr>
-              <w:t>-0.36%</w:t>
+              <w:t>-0.38%</w:t>
             </w:r>
           </w:p>
         </w:tc>
@@ -1218,7 +1218,7 @@
         <w:rPr>
           <w:b/>
         </w:rPr>
-        <w:t>`106.21` (-0.41%)</w:t>
+        <w:t>`106.45` (-0.19%)</w:t>
       </w:r>
       <w:r>
         <w:t xml:space="preserve"> | DXY: </w:t>
@@ -1227,7 +1227,7 @@
         <w:rPr>
           <w:b/>
         </w:rPr>
-        <w:t>`102.22` (-0.36%)</w:t>
+        <w:t>`102.19` (-0.38%)</w:t>
       </w:r>
       <w:r>
         <w:t xml:space="preserve"> | Lúa mì CBOT: </w:t>
@@ -1306,7 +1306,7 @@
           <w:color w:val="5C768D"/>
           <w:sz w:val="19"/>
         </w:rPr>
-        <w:t>Cập nhật tự động lúc 06:33 ICT ngày 14/10/2026 — Nguồn: NOAA, USDA, BOM Australia</w:t>
+        <w:t>Cập nhật tự động lúc 07:02 ICT ngày 14/10/2026 — Nguồn: NOAA, USDA, BOM Australia</w:t>
       </w:r>
     </w:p>
     <w:p>
@@ -3605,7 +3605,7 @@
               <w:rPr>
                 <w:b/>
               </w:rPr>
-              <w:t>482.94 (+0.19)</w:t>
+              <w:t>482.97 (+0.22)</w:t>
             </w:r>
           </w:p>
         </w:tc>
@@ -3853,7 +3853,7 @@
               <w:rPr>
                 <w:b/>
               </w:rPr>
-              <w:t>669.31 (+1.06)</w:t>
+              <w:t>669.32 (+1.07)</w:t>
             </w:r>
           </w:p>
         </w:tc>
@@ -11624,10 +11624,10 @@
         <w:rPr>
           <w:b/>
         </w:rPr>
-        <w:t>`482.94 cents`</w:t>
+        <w:t>`482.97 cents`</w:t>
       </w:r>
       <w:r>
-        <w:t xml:space="preserve"> (+0.19).</w:t>
+        <w:t xml:space="preserve"> (+0.22).</w:t>
       </w:r>
     </w:p>
     <w:p>
@@ -11991,7 +11991,7 @@
               <w:rPr>
                 <w:b/>
               </w:rPr>
-              <w:t>106.21</w:t>
+              <w:t>106.45</w:t>
             </w:r>
           </w:p>
         </w:tc>
@@ -12022,7 +12022,7 @@
               <w:rPr>
                 <w:b/>
               </w:rPr>
-              <w:t>-0.41%</w:t>
+              <w:t>-0.19%</w:t>
             </w:r>
           </w:p>
         </w:tc>
@@ -12114,7 +12114,7 @@
               <w:rPr>
                 <w:b/>
               </w:rPr>
-              <w:t>102.22</w:t>
+              <w:t>102.19</w:t>
             </w:r>
           </w:p>
         </w:tc>
@@ -12145,7 +12145,7 @@
               <w:rPr>
                 <w:b/>
               </w:rPr>
-              <w:t>-0.36%</w:t>
+              <w:t>-0.38%</w:t>
             </w:r>
           </w:p>
         </w:tc>
@@ -21806,10 +21806,10 @@
         <w:rPr>
           <w:b/>
         </w:rPr>
-        <w:t>`669.31 cents`</w:t>
+        <w:t>`669.32 cents`</w:t>
       </w:r>
       <w:r>
-        <w:t xml:space="preserve"> (+1.06).</w:t>
+        <w:t xml:space="preserve"> (+1.07).</w:t>
       </w:r>
     </w:p>
     <w:p>
@@ -22173,7 +22173,7 @@
               <w:rPr>
                 <w:b/>
               </w:rPr>
-              <w:t>106.21</w:t>
+              <w:t>106.45</w:t>
             </w:r>
           </w:p>
         </w:tc>
@@ -22204,7 +22204,7 @@
               <w:rPr>
                 <w:b/>
               </w:rPr>
-              <w:t>-0.41%</w:t>
+              <w:t>-0.19%</w:t>
             </w:r>
           </w:p>
         </w:tc>
@@ -22296,7 +22296,7 @@
               <w:rPr>
                 <w:b/>
               </w:rPr>
-              <w:t>102.22</w:t>
+              <w:t>102.19</w:t>
             </w:r>
           </w:p>
         </w:tc>
@@ -22327,7 +22327,7 @@
               <w:rPr>
                 <w:b/>
               </w:rPr>
-              <w:t>-0.36%</w:t>
+              <w:t>-0.38%</w:t>
             </w:r>
           </w:p>
         </w:tc>

--- a/Daily Reports/14_10_2026-CBOT Reports.docx
+++ b/Daily Reports/14_10_2026-CBOT Reports.docx
@@ -104,7 +104,7 @@
           <w:color w:val="5C768D"/>
           <w:sz w:val="19"/>
         </w:rPr>
-        <w:t>Cập nhật tự động qua `macro_tracker.py` vào lúc 11:01 ICT ngày 14/10/2026</w:t>
+        <w:t>Cập nhật tự động qua `macro_tracker.py` vào lúc 12:41 ICT ngày 14/10/2026</w:t>
       </w:r>
     </w:p>
     <w:tbl>
@@ -313,7 +313,7 @@
               <w:rPr>
                 <w:b/>
               </w:rPr>
-              <w:t>105.69 / thùng</w:t>
+              <w:t>106.13 / thùng</w:t>
             </w:r>
           </w:p>
         </w:tc>
@@ -344,7 +344,7 @@
               <w:rPr>
                 <w:b/>
               </w:rPr>
-              <w:t>+0.00%</w:t>
+              <w:t>+0.42%</w:t>
             </w:r>
           </w:p>
         </w:tc>
@@ -442,7 +442,7 @@
               <w:rPr>
                 <w:b/>
               </w:rPr>
-              <w:t>102.18</w:t>
+              <w:t>102.11</w:t>
             </w:r>
           </w:p>
         </w:tc>
@@ -473,7 +473,7 @@
               <w:rPr>
                 <w:b/>
               </w:rPr>
-              <w:t>+0.00%</w:t>
+              <w:t>-0.07%</w:t>
             </w:r>
           </w:p>
         </w:tc>
@@ -1218,7 +1218,7 @@
         <w:rPr>
           <w:b/>
         </w:rPr>
-        <w:t>`105.69` (+0.00%)</w:t>
+        <w:t>`106.13` (+0.42%)</w:t>
       </w:r>
       <w:r>
         <w:t xml:space="preserve"> | DXY: </w:t>
@@ -1227,7 +1227,7 @@
         <w:rPr>
           <w:b/>
         </w:rPr>
-        <w:t>`102.18` (+0.00%)</w:t>
+        <w:t>`102.11` (-0.07%)</w:t>
       </w:r>
       <w:r>
         <w:t xml:space="preserve"> | Lúa mì CBOT: </w:t>
@@ -1236,7 +1236,7 @@
         <w:rPr>
           <w:b/>
         </w:rPr>
-        <w:t>`669.25` (+0.00%)</w:t>
+        <w:t>`666.75` (-0.34%)</w:t>
       </w:r>
       <w:r>
         <w:t>.</w:t>
@@ -1306,7 +1306,7 @@
           <w:color w:val="5C768D"/>
           <w:sz w:val="19"/>
         </w:rPr>
-        <w:t>Cập nhật tự động lúc 11:01 ICT ngày 14/10/2026 — Nguồn: NOAA, USDA, BOM Australia</w:t>
+        <w:t>Cập nhật tự động lúc 12:41 ICT ngày 14/10/2026 — Nguồn: NOAA, USDA, BOM Australia</w:t>
       </w:r>
     </w:p>
     <w:p>
@@ -3605,7 +3605,7 @@
               <w:rPr>
                 <w:b/>
               </w:rPr>
-              <w:t>482.58 (+0.08)</w:t>
+              <w:t>482.59 (+0.09)</w:t>
             </w:r>
           </w:p>
         </w:tc>
@@ -3633,7 +3633,7 @@
             </w:pPr>
             <w:r/>
             <w:r>
-              <w:t>Bearish (482.36 &lt; 485.07)</w:t>
+              <w:t>Bearish (482.37 &lt; 484.97)</w:t>
             </w:r>
           </w:p>
         </w:tc>
@@ -3661,7 +3661,7 @@
             </w:pPr>
             <w:r/>
             <w:r>
-              <w:t>0.00 cents</w:t>
+              <w:t>0.25 cents</w:t>
             </w:r>
           </w:p>
         </w:tc>
@@ -3853,7 +3853,7 @@
               <w:rPr>
                 <w:b/>
               </w:rPr>
-              <w:t>667.31 (+0.56)</w:t>
+              <w:t>667.21 (+0.46)</w:t>
             </w:r>
           </w:p>
         </w:tc>
@@ -3881,7 +3881,7 @@
             </w:pPr>
             <w:r/>
             <w:r>
-              <w:t>Bearish (669.90 &lt; 672.71)</w:t>
+              <w:t>Bearish (669.59 &lt; 672.47)</w:t>
             </w:r>
           </w:p>
         </w:tc>
@@ -3909,7 +3909,7 @@
             </w:pPr>
             <w:r/>
             <w:r>
-              <w:t>0.00 cents</w:t>
+              <w:t>0.75 cents</w:t>
             </w:r>
           </w:p>
         </w:tc>
@@ -4347,7 +4347,7 @@
                 <w:b/>
                 <w:color w:val="15803D"/>
               </w:rPr>
-              <w:t>479.25 - 482.36 cents (Canh mua vùng hỗ trợ)</w:t>
+              <w:t>479.25 - 482.37 cents (Canh mua vùng hỗ trợ)</w:t>
             </w:r>
           </w:p>
         </w:tc>
@@ -4378,7 +4378,7 @@
               <w:rPr>
                 <w:b/>
               </w:rPr>
-              <w:t>467.34 cents (Dưới cản S2 + 1.5x ATR)</w:t>
+              <w:t>467.64 cents (Dưới cản S2 + 1.5x ATR)</w:t>
             </w:r>
           </w:p>
         </w:tc>
@@ -4590,7 +4590,7 @@
               <w:rPr>
                 <w:b/>
               </w:rPr>
-              <w:t>468.31 cents (Chống quét SL tuyệt đối)</w:t>
+              <w:t>468.51 cents (Chống quét SL tuyệt đối)</w:t>
             </w:r>
           </w:p>
         </w:tc>
@@ -4783,7 +4783,7 @@
               <w:rPr>
                 <w:b/>
               </w:rPr>
-              <w:t>485.94 cents</w:t>
+              <w:t>485.74 cents</w:t>
             </w:r>
           </w:p>
         </w:tc>
@@ -4945,7 +4945,7 @@
               <w:rPr>
                 <w:b/>
               </w:rPr>
-              <w:t>462.49 - 470.25 cents</w:t>
+              <w:t>463.28 - 470.25 cents</w:t>
             </w:r>
           </w:p>
         </w:tc>
@@ -5126,7 +5126,7 @@
                 <w:b/>
                 <w:color w:val="B91C1C"/>
               </w:rPr>
-              <w:t>669.90 - 672.71 cents (Canh bán hồi kỹ thuật H1)</w:t>
+              <w:t>669.59 - 672.47 cents (Canh bán hồi kỹ thuật H1)</w:t>
             </w:r>
           </w:p>
         </w:tc>
@@ -5157,7 +5157,7 @@
               <w:rPr>
                 <w:b/>
               </w:rPr>
-              <w:t>747.70 cents (Trên kháng cự R2 + 1.5x ATR)</w:t>
+              <w:t>747.29 cents (Trên kháng cự R2 + 1.5x ATR)</w:t>
             </w:r>
           </w:p>
         </w:tc>
@@ -5193,7 +5193,7 @@
                 <w:color w:val="D97706"/>
                 <w:sz w:val="19"/>
               </w:rPr>
-              <w:t xml:space="preserve"> 662.90 cents </w:t>
+              <w:t xml:space="preserve"> 662.76 cents </w:t>
             </w:r>
             <w:r>
               <w:t xml:space="preserve"> / TP2: </w:t>
@@ -5335,7 +5335,7 @@
               <w:rPr>
                 <w:b/>
               </w:rPr>
-              <w:t>660.90 - 662.90 cents</w:t>
+              <w:t>660.76 - 662.76 cents</w:t>
             </w:r>
           </w:p>
         </w:tc>
@@ -5366,7 +5366,7 @@
               <w:rPr>
                 <w:b/>
               </w:rPr>
-              <w:t>658.70 cents</w:t>
+              <w:t>658.97 cents</w:t>
             </w:r>
           </w:p>
         </w:tc>
@@ -5559,7 +5559,7 @@
               <w:rPr>
                 <w:b/>
               </w:rPr>
-              <w:t>672.80 cents</w:t>
+              <w:t>672.53 cents</w:t>
             </w:r>
           </w:p>
         </w:tc>
@@ -5721,7 +5721,7 @@
               <w:rPr>
                 <w:b/>
               </w:rPr>
-              <w:t>650.30 - 661.50 cents</w:t>
+              <w:t>651.39 - 661.50 cents</w:t>
             </w:r>
           </w:p>
         </w:tc>
@@ -11624,10 +11624,10 @@
         <w:rPr>
           <w:b/>
         </w:rPr>
-        <w:t>`482.58 cents`</w:t>
+        <w:t>`482.59 cents`</w:t>
       </w:r>
       <w:r>
-        <w:t xml:space="preserve"> (+0.08).</w:t>
+        <w:t xml:space="preserve"> (+0.09).</w:t>
       </w:r>
     </w:p>
     <w:p>
@@ -11648,7 +11648,7 @@
         <w:rPr>
           <w:b/>
         </w:rPr>
-        <w:t>`222,416`</w:t>
+        <w:t>`5,748`</w:t>
       </w:r>
       <w:r>
         <w:t xml:space="preserve"> (Chênh lệch: </w:t>
@@ -11657,7 +11657,7 @@
         <w:rPr>
           <w:b/>
         </w:rPr>
-        <w:t>`+0`</w:t>
+        <w:t>`-216,668`</w:t>
       </w:r>
       <w:r>
         <w:t xml:space="preserve">) | OI: </w:t>
@@ -11675,7 +11675,7 @@
         <w:rPr>
           <w:b/>
         </w:rPr>
-        <w:t>`-2,472`</w:t>
+        <w:t>`+0`</w:t>
       </w:r>
       <w:r>
         <w:t>)</w:t>
@@ -11991,7 +11991,7 @@
               <w:rPr>
                 <w:b/>
               </w:rPr>
-              <w:t>105.69</w:t>
+              <w:t>106.13</w:t>
             </w:r>
           </w:p>
         </w:tc>
@@ -12022,7 +12022,7 @@
               <w:rPr>
                 <w:b/>
               </w:rPr>
-              <w:t>+0.00%</w:t>
+              <w:t>+0.42%</w:t>
             </w:r>
           </w:p>
         </w:tc>
@@ -12114,7 +12114,7 @@
               <w:rPr>
                 <w:b/>
               </w:rPr>
-              <w:t>102.18</w:t>
+              <w:t>102.11</w:t>
             </w:r>
           </w:p>
         </w:tc>
@@ -12145,7 +12145,7 @@
               <w:rPr>
                 <w:b/>
               </w:rPr>
-              <w:t>+0.00%</w:t>
+              <w:t>-0.07%</w:t>
             </w:r>
           </w:p>
         </w:tc>
@@ -12173,7 +12173,7 @@
             </w:pPr>
             <w:r/>
             <w:r>
-              <w:t>DXY Tăng làm giảm sức cạnh tranh xuất khẩu của ngô Mỹ so với Brazil/Argentina.</w:t>
+              <w:t>DXY Giảm hỗ trợ xuất khẩu ngô Mỹ cạnh tranh tốt hơn.</w:t>
             </w:r>
           </w:p>
         </w:tc>
@@ -12749,7 +12749,7 @@
         <w:t xml:space="preserve"> EMA_21 </w:t>
       </w:r>
       <w:r>
-        <w:t xml:space="preserve"> (482.36) &lt; </w:t>
+        <w:t xml:space="preserve"> (482.37) &lt; </w:t>
       </w:r>
       <w:r>
         <w:rPr>
@@ -12760,7 +12760,7 @@
         <w:t xml:space="preserve"> EMA_50 </w:t>
       </w:r>
       <w:r>
-        <w:t xml:space="preserve"> (485.07).</w:t>
+        <w:t xml:space="preserve"> (484.97).</w:t>
       </w:r>
     </w:p>
     <w:p>
@@ -12790,7 +12790,7 @@
         <w:rPr>
           <w:b/>
         </w:rPr>
-        <w:t>`1.94`</w:t>
+        <w:t>`1.74`</w:t>
       </w:r>
       <w:r>
         <w:t xml:space="preserve"> cents | Volatility = </w:t>
@@ -12799,7 +12799,7 @@
         <w:rPr>
           <w:b/>
         </w:rPr>
-        <w:t>`0.00 cents`</w:t>
+        <w:t>`0.25 cents`</w:t>
       </w:r>
       <w:r>
         <w:t>.</w:t>
@@ -13584,7 +13584,7 @@
           <w:b/>
           <w:color w:val="15803D"/>
         </w:rPr>
-        <w:t>`479.25 - 482.36 cents (Canh mua vùng hỗ trợ)`</w:t>
+        <w:t>`479.25 - 482.37 cents (Canh mua vùng hỗ trợ)`</w:t>
       </w:r>
       <w:r>
         <w:t xml:space="preserve"> | SL: </w:t>
@@ -13593,7 +13593,7 @@
         <w:rPr>
           <w:b/>
         </w:rPr>
-        <w:t>`467.34 cents (Dưới cản S2 + 1.5x ATR)`</w:t>
+        <w:t>`467.64 cents (Dưới cản S2 + 1.5x ATR)`</w:t>
       </w:r>
       <w:r>
         <w:t xml:space="preserve"> | TP: </w:t>
@@ -13664,7 +13664,7 @@
         <w:rPr>
           <w:b/>
         </w:rPr>
-        <w:t>`468.31 cents (Chống quét SL tuyệt đối)`</w:t>
+        <w:t>`468.51 cents (Chống quét SL tuyệt đối)`</w:t>
       </w:r>
       <w:r>
         <w:t xml:space="preserve"> | TP: </w:t>
@@ -13710,7 +13710,7 @@
         <w:rPr>
           <w:b/>
         </w:rPr>
-        <w:t>`485.94 cents`</w:t>
+        <w:t>`485.74 cents`</w:t>
       </w:r>
       <w:r>
         <w:t xml:space="preserve"> | TP: </w:t>
@@ -13759,7 +13759,7 @@
         <w:rPr>
           <w:b/>
         </w:rPr>
-        <w:t>`462.49 - 470.25 cents`</w:t>
+        <w:t>`463.28 - 470.25 cents`</w:t>
       </w:r>
     </w:p>
     <w:p>
@@ -21806,10 +21806,10 @@
         <w:rPr>
           <w:b/>
         </w:rPr>
-        <w:t>`667.31 cents`</w:t>
+        <w:t>`667.21 cents`</w:t>
       </w:r>
       <w:r>
-        <w:t xml:space="preserve"> (+0.56).</w:t>
+        <w:t xml:space="preserve"> (+0.46).</w:t>
       </w:r>
     </w:p>
     <w:p>
@@ -21830,7 +21830,7 @@
         <w:rPr>
           <w:b/>
         </w:rPr>
-        <w:t>`72,526`</w:t>
+        <w:t>`2,849`</w:t>
       </w:r>
       <w:r>
         <w:t xml:space="preserve"> (Chênh lệch: </w:t>
@@ -21839,7 +21839,7 @@
         <w:rPr>
           <w:b/>
         </w:rPr>
-        <w:t>`+0`</w:t>
+        <w:t>`-69,677`</w:t>
       </w:r>
       <w:r>
         <w:t xml:space="preserve">) | OI: </w:t>
@@ -21857,7 +21857,7 @@
         <w:rPr>
           <w:b/>
         </w:rPr>
-        <w:t>`-1,735`</w:t>
+        <w:t>`+0`</w:t>
       </w:r>
       <w:r>
         <w:t>)</w:t>
@@ -21881,7 +21881,7 @@
         <w:rPr>
           <w:b/>
         </w:rPr>
-        <w:t>`Doji (Nến lưỡng lự thế trận)`</w:t>
+        <w:t>`Không phát hiện mô hình nến đặc biệt`</w:t>
       </w:r>
     </w:p>
     <w:p>
@@ -22173,7 +22173,7 @@
               <w:rPr>
                 <w:b/>
               </w:rPr>
-              <w:t>105.69</w:t>
+              <w:t>106.13</w:t>
             </w:r>
           </w:p>
         </w:tc>
@@ -22204,7 +22204,7 @@
               <w:rPr>
                 <w:b/>
               </w:rPr>
-              <w:t>+0.00%</w:t>
+              <w:t>+0.42%</w:t>
             </w:r>
           </w:p>
         </w:tc>
@@ -22296,7 +22296,7 @@
               <w:rPr>
                 <w:b/>
               </w:rPr>
-              <w:t>102.18</w:t>
+              <w:t>102.11</w:t>
             </w:r>
           </w:p>
         </w:tc>
@@ -22327,7 +22327,7 @@
               <w:rPr>
                 <w:b/>
               </w:rPr>
-              <w:t>+0.00%</w:t>
+              <w:t>-0.07%</w:t>
             </w:r>
           </w:p>
         </w:tc>
@@ -22355,7 +22355,7 @@
             </w:pPr>
             <w:r/>
             <w:r>
-              <w:t>DXY Tăng khiến lúa mì Mỹ đắt đỏ hơn đối với các khách hàng truyền thống như Ai Cập/Châu Á.</w:t>
+              <w:t>DXY Giảm kích thích nhu cầu nhập khẩu lúa mì Mỹ trên thị trường quốc tế.</w:t>
             </w:r>
           </w:p>
         </w:tc>
@@ -22931,7 +22931,7 @@
         <w:t xml:space="preserve"> EMA_21 </w:t>
       </w:r>
       <w:r>
-        <w:t xml:space="preserve"> (669.90) &lt; </w:t>
+        <w:t xml:space="preserve"> (669.59) &lt; </w:t>
       </w:r>
       <w:r>
         <w:rPr>
@@ -22942,7 +22942,7 @@
         <w:t xml:space="preserve"> EMA_50 </w:t>
       </w:r>
       <w:r>
-        <w:t xml:space="preserve"> (672.71).</w:t>
+        <w:t xml:space="preserve"> (672.47).</w:t>
       </w:r>
     </w:p>
     <w:p>
@@ -22963,7 +22963,7 @@
         <w:rPr>
           <w:b/>
         </w:rPr>
-        <w:t>`41.96`</w:t>
+        <w:t>`42.01`</w:t>
       </w:r>
       <w:r>
         <w:t xml:space="preserve"> | ATR (14) = </w:t>
@@ -22972,7 +22972,7 @@
         <w:rPr>
           <w:b/>
         </w:rPr>
-        <w:t>`2.80`</w:t>
+        <w:t>`2.53`</w:t>
       </w:r>
       <w:r>
         <w:t xml:space="preserve"> cents | Volatility = </w:t>
@@ -22981,7 +22981,7 @@
         <w:rPr>
           <w:b/>
         </w:rPr>
-        <w:t>`0.00 cents`</w:t>
+        <w:t>`0.75 cents`</w:t>
       </w:r>
       <w:r>
         <w:t>.</w:t>
@@ -23005,7 +23005,7 @@
         <w:rPr>
           <w:b/>
         </w:rPr>
-        <w:t>`662.90`</w:t>
+        <w:t>`662.76`</w:t>
       </w:r>
       <w:r>
         <w:t xml:space="preserve"> | S2: </w:t>
@@ -23756,7 +23756,7 @@
           <w:b/>
           <w:color w:val="B91C1C"/>
         </w:rPr>
-        <w:t>`669.90 - 672.71 cents (Canh bán hồi kỹ thuật H1)`</w:t>
+        <w:t>`669.59 - 672.47 cents (Canh bán hồi kỹ thuật H1)`</w:t>
       </w:r>
       <w:r>
         <w:t xml:space="preserve"> | SL: </w:t>
@@ -23765,7 +23765,7 @@
         <w:rPr>
           <w:b/>
         </w:rPr>
-        <w:t>`747.70 cents (Trên kháng cự R2 + 1.5x ATR)`</w:t>
+        <w:t>`747.29 cents (Trên kháng cự R2 + 1.5x ATR)`</w:t>
       </w:r>
       <w:r>
         <w:t xml:space="preserve"> | TP: </w:t>
@@ -23776,7 +23776,7 @@
           <w:color w:val="D97706"/>
           <w:sz w:val="19"/>
         </w:rPr>
-        <w:t xml:space="preserve"> 662.90 cents </w:t>
+        <w:t xml:space="preserve"> 662.76 cents </w:t>
       </w:r>
       <w:r>
         <w:t xml:space="preserve"> / </w:t>
@@ -23827,7 +23827,7 @@
         <w:rPr>
           <w:b/>
         </w:rPr>
-        <w:t>`660.90 - 662.90 cents`</w:t>
+        <w:t>`660.76 - 662.76 cents`</w:t>
       </w:r>
       <w:r>
         <w:t xml:space="preserve"> | SL: </w:t>
@@ -23836,7 +23836,7 @@
         <w:rPr>
           <w:b/>
         </w:rPr>
-        <w:t>`658.70 cents`</w:t>
+        <w:t>`658.97 cents`</w:t>
       </w:r>
       <w:r>
         <w:t xml:space="preserve"> | TP: </w:t>
@@ -23882,7 +23882,7 @@
         <w:rPr>
           <w:b/>
         </w:rPr>
-        <w:t>`672.80 cents`</w:t>
+        <w:t>`672.53 cents`</w:t>
       </w:r>
       <w:r>
         <w:t xml:space="preserve"> | TP: </w:t>
@@ -23931,7 +23931,7 @@
         <w:rPr>
           <w:b/>
         </w:rPr>
-        <w:t>`650.30 - 661.50 cents`</w:t>
+        <w:t>`651.39 - 661.50 cents`</w:t>
       </w:r>
     </w:p>
     <w:p>

--- a/Daily Reports/14_10_2026-CBOT Reports.docx
+++ b/Daily Reports/14_10_2026-CBOT Reports.docx
@@ -104,7 +104,7 @@
           <w:color w:val="5C768D"/>
           <w:sz w:val="19"/>
         </w:rPr>
-        <w:t>Cập nhật tự động qua `macro_tracker.py` vào lúc 12:41 ICT ngày 14/10/2026</w:t>
+        <w:t>Cập nhật tự động qua `macro_tracker.py` vào lúc 13:01 ICT ngày 14/10/2026</w:t>
       </w:r>
     </w:p>
     <w:tbl>
@@ -313,7 +313,7 @@
               <w:rPr>
                 <w:b/>
               </w:rPr>
-              <w:t>106.13 / thùng</w:t>
+              <w:t>106.31 / thùng</w:t>
             </w:r>
           </w:p>
         </w:tc>
@@ -344,7 +344,7 @@
               <w:rPr>
                 <w:b/>
               </w:rPr>
-              <w:t>+0.42%</w:t>
+              <w:t>+0.59%</w:t>
             </w:r>
           </w:p>
         </w:tc>
@@ -473,7 +473,7 @@
               <w:rPr>
                 <w:b/>
               </w:rPr>
-              <w:t>-0.07%</w:t>
+              <w:t>-0.06%</w:t>
             </w:r>
           </w:p>
         </w:tc>
@@ -1218,7 +1218,7 @@
         <w:rPr>
           <w:b/>
         </w:rPr>
-        <w:t>`106.13` (+0.42%)</w:t>
+        <w:t>`106.31` (+0.59%)</w:t>
       </w:r>
       <w:r>
         <w:t xml:space="preserve"> | DXY: </w:t>
@@ -1227,7 +1227,7 @@
         <w:rPr>
           <w:b/>
         </w:rPr>
-        <w:t>`102.11` (-0.07%)</w:t>
+        <w:t>`102.11` (-0.06%)</w:t>
       </w:r>
       <w:r>
         <w:t xml:space="preserve"> | Lúa mì CBOT: </w:t>
@@ -1236,7 +1236,7 @@
         <w:rPr>
           <w:b/>
         </w:rPr>
-        <w:t>`666.75` (-0.34%)</w:t>
+        <w:t>`666.50` (-0.37%)</w:t>
       </w:r>
       <w:r>
         <w:t>.</w:t>
@@ -1306,7 +1306,7 @@
           <w:color w:val="5C768D"/>
           <w:sz w:val="19"/>
         </w:rPr>
-        <w:t>Cập nhật tự động lúc 12:41 ICT ngày 14/10/2026 — Nguồn: NOAA, USDA, BOM Australia</w:t>
+        <w:t>Cập nhật tự động lúc 13:01 ICT ngày 14/10/2026 — Nguồn: NOAA, USDA, BOM Australia</w:t>
       </w:r>
     </w:p>
     <w:p>
@@ -3605,7 +3605,7 @@
               <w:rPr>
                 <w:b/>
               </w:rPr>
-              <w:t>482.59 (+0.09)</w:t>
+              <w:t>482.57 (+0.07)</w:t>
             </w:r>
           </w:p>
         </w:tc>
@@ -3633,7 +3633,7 @@
             </w:pPr>
             <w:r/>
             <w:r>
-              <w:t>Bearish (482.37 &lt; 484.97)</w:t>
+              <w:t>Bearish (482.38 &lt; 484.77)</w:t>
             </w:r>
           </w:p>
         </w:tc>
@@ -3661,7 +3661,7 @@
             </w:pPr>
             <w:r/>
             <w:r>
-              <w:t>0.25 cents</w:t>
+              <w:t>0.75 cents</w:t>
             </w:r>
           </w:p>
         </w:tc>
@@ -3822,7 +3822,7 @@
               <w:rPr>
                 <w:b/>
               </w:rPr>
-              <w:t>666.75</w:t>
+              <w:t>666.50</w:t>
             </w:r>
           </w:p>
         </w:tc>
@@ -3853,7 +3853,7 @@
               <w:rPr>
                 <w:b/>
               </w:rPr>
-              <w:t>667.21 (+0.46)</w:t>
+              <w:t>666.89 (+0.39)</w:t>
             </w:r>
           </w:p>
         </w:tc>
@@ -3881,7 +3881,7 @@
             </w:pPr>
             <w:r/>
             <w:r>
-              <w:t>Bearish (669.59 &lt; 672.47)</w:t>
+              <w:t>Bearish (669.13 &lt; 672.04)</w:t>
             </w:r>
           </w:p>
         </w:tc>
@@ -3909,7 +3909,7 @@
             </w:pPr>
             <w:r/>
             <w:r>
-              <w:t>0.75 cents</w:t>
+              <w:t>1.00 cents</w:t>
             </w:r>
           </w:p>
         </w:tc>
@@ -4347,7 +4347,7 @@
                 <w:b/>
                 <w:color w:val="15803D"/>
               </w:rPr>
-              <w:t>479.25 - 482.37 cents (Canh mua vùng hỗ trợ)</w:t>
+              <w:t>480.50 - 482.38 cents (Canh mua vùng hỗ trợ)</w:t>
             </w:r>
           </w:p>
         </w:tc>
@@ -4378,7 +4378,7 @@
               <w:rPr>
                 <w:b/>
               </w:rPr>
-              <w:t>467.64 cents (Dưới cản S2 + 1.5x ATR)</w:t>
+              <w:t>467.96 cents (Dưới cản S2 + 1.5x ATR)</w:t>
             </w:r>
           </w:p>
         </w:tc>
@@ -4559,7 +4559,7 @@
               <w:rPr>
                 <w:b/>
               </w:rPr>
-              <w:t>477.75 - 479.25 cents</w:t>
+              <w:t>479.00 - 480.50 cents</w:t>
             </w:r>
           </w:p>
         </w:tc>
@@ -4590,7 +4590,7 @@
               <w:rPr>
                 <w:b/>
               </w:rPr>
-              <w:t>468.51 cents (Chống quét SL tuyệt đối)</w:t>
+              <w:t>468.72 cents (Chống quét SL tuyệt đối)</w:t>
             </w:r>
           </w:p>
         </w:tc>
@@ -4783,7 +4783,7 @@
               <w:rPr>
                 <w:b/>
               </w:rPr>
-              <w:t>485.74 cents</w:t>
+              <w:t>485.53 cents</w:t>
             </w:r>
           </w:p>
         </w:tc>
@@ -4945,7 +4945,7 @@
               <w:rPr>
                 <w:b/>
               </w:rPr>
-              <w:t>463.28 - 470.25 cents</w:t>
+              <w:t>464.13 - 470.25 cents</w:t>
             </w:r>
           </w:p>
         </w:tc>
@@ -5126,7 +5126,7 @@
                 <w:b/>
                 <w:color w:val="B91C1C"/>
               </w:rPr>
-              <w:t>669.59 - 672.47 cents (Canh bán hồi kỹ thuật H1)</w:t>
+              <w:t>669.13 - 672.04 cents (Canh bán hồi kỹ thuật H1)</w:t>
             </w:r>
           </w:p>
         </w:tc>
@@ -5157,7 +5157,7 @@
               <w:rPr>
                 <w:b/>
               </w:rPr>
-              <w:t>747.29 cents (Trên kháng cự R2 + 1.5x ATR)</w:t>
+              <w:t>747.06 cents (Trên kháng cự R2 + 1.5x ATR)</w:t>
             </w:r>
           </w:p>
         </w:tc>
@@ -5193,7 +5193,7 @@
                 <w:color w:val="D97706"/>
                 <w:sz w:val="19"/>
               </w:rPr>
-              <w:t xml:space="preserve"> 662.76 cents </w:t>
+              <w:t xml:space="preserve"> 665.00 cents </w:t>
             </w:r>
             <w:r>
               <w:t xml:space="preserve"> / TP2: </w:t>
@@ -5335,7 +5335,7 @@
               <w:rPr>
                 <w:b/>
               </w:rPr>
-              <w:t>660.76 - 662.76 cents</w:t>
+              <w:t>663.00 - 665.00 cents</w:t>
             </w:r>
           </w:p>
         </w:tc>
@@ -5366,7 +5366,7 @@
               <w:rPr>
                 <w:b/>
               </w:rPr>
-              <w:t>658.97 cents</w:t>
+              <w:t>659.13 cents</w:t>
             </w:r>
           </w:p>
         </w:tc>
@@ -5559,7 +5559,7 @@
               <w:rPr>
                 <w:b/>
               </w:rPr>
-              <w:t>672.53 cents</w:t>
+              <w:t>672.37 cents</w:t>
             </w:r>
           </w:p>
         </w:tc>
@@ -5721,7 +5721,7 @@
               <w:rPr>
                 <w:b/>
               </w:rPr>
-              <w:t>651.39 - 661.50 cents</w:t>
+              <w:t>652.02 - 661.50 cents</w:t>
             </w:r>
           </w:p>
         </w:tc>
@@ -11624,10 +11624,10 @@
         <w:rPr>
           <w:b/>
         </w:rPr>
-        <w:t>`482.59 cents`</w:t>
+        <w:t>`482.57 cents`</w:t>
       </w:r>
       <w:r>
-        <w:t xml:space="preserve"> (+0.09).</w:t>
+        <w:t xml:space="preserve"> (+0.07).</w:t>
       </w:r>
     </w:p>
     <w:p>
@@ -11648,7 +11648,7 @@
         <w:rPr>
           <w:b/>
         </w:rPr>
-        <w:t>`5,748`</w:t>
+        <w:t>`5,834`</w:t>
       </w:r>
       <w:r>
         <w:t xml:space="preserve"> (Chênh lệch: </w:t>
@@ -11657,7 +11657,7 @@
         <w:rPr>
           <w:b/>
         </w:rPr>
-        <w:t>`-216,668`</w:t>
+        <w:t>`-216,582`</w:t>
       </w:r>
       <w:r>
         <w:t xml:space="preserve">) | OI: </w:t>
@@ -11991,7 +11991,7 @@
               <w:rPr>
                 <w:b/>
               </w:rPr>
-              <w:t>106.13</w:t>
+              <w:t>106.31</w:t>
             </w:r>
           </w:p>
         </w:tc>
@@ -12022,7 +12022,7 @@
               <w:rPr>
                 <w:b/>
               </w:rPr>
-              <w:t>+0.42%</w:t>
+              <w:t>+0.59%</w:t>
             </w:r>
           </w:p>
         </w:tc>
@@ -12145,7 +12145,7 @@
               <w:rPr>
                 <w:b/>
               </w:rPr>
-              <w:t>-0.07%</w:t>
+              <w:t>-0.06%</w:t>
             </w:r>
           </w:p>
         </w:tc>
@@ -12749,7 +12749,7 @@
         <w:t xml:space="preserve"> EMA_21 </w:t>
       </w:r>
       <w:r>
-        <w:t xml:space="preserve"> (482.37) &lt; </w:t>
+        <w:t xml:space="preserve"> (482.38) &lt; </w:t>
       </w:r>
       <w:r>
         <w:rPr>
@@ -12760,7 +12760,7 @@
         <w:t xml:space="preserve"> EMA_50 </w:t>
       </w:r>
       <w:r>
-        <w:t xml:space="preserve"> (484.97).</w:t>
+        <w:t xml:space="preserve"> (484.77).</w:t>
       </w:r>
     </w:p>
     <w:p>
@@ -12781,7 +12781,7 @@
         <w:rPr>
           <w:b/>
         </w:rPr>
-        <w:t>`49.36`</w:t>
+        <w:t>`49.44`</w:t>
       </w:r>
       <w:r>
         <w:t xml:space="preserve"> | ATR (14) = </w:t>
@@ -12790,7 +12790,7 @@
         <w:rPr>
           <w:b/>
         </w:rPr>
-        <w:t>`1.74`</w:t>
+        <w:t>`1.53`</w:t>
       </w:r>
       <w:r>
         <w:t xml:space="preserve"> cents | Volatility = </w:t>
@@ -12799,7 +12799,7 @@
         <w:rPr>
           <w:b/>
         </w:rPr>
-        <w:t>`0.25 cents`</w:t>
+        <w:t>`0.75 cents`</w:t>
       </w:r>
       <w:r>
         <w:t>.</w:t>
@@ -12823,7 +12823,7 @@
         <w:rPr>
           <w:b/>
         </w:rPr>
-        <w:t>`479.25`</w:t>
+        <w:t>`480.50`</w:t>
       </w:r>
       <w:r>
         <w:t xml:space="preserve"> | S2: </w:t>
@@ -13584,7 +13584,7 @@
           <w:b/>
           <w:color w:val="15803D"/>
         </w:rPr>
-        <w:t>`479.25 - 482.37 cents (Canh mua vùng hỗ trợ)`</w:t>
+        <w:t>`480.50 - 482.38 cents (Canh mua vùng hỗ trợ)`</w:t>
       </w:r>
       <w:r>
         <w:t xml:space="preserve"> | SL: </w:t>
@@ -13593,7 +13593,7 @@
         <w:rPr>
           <w:b/>
         </w:rPr>
-        <w:t>`467.64 cents (Dưới cản S2 + 1.5x ATR)`</w:t>
+        <w:t>`467.96 cents (Dưới cản S2 + 1.5x ATR)`</w:t>
       </w:r>
       <w:r>
         <w:t xml:space="preserve"> | TP: </w:t>
@@ -13655,7 +13655,7 @@
         <w:rPr>
           <w:b/>
         </w:rPr>
-        <w:t>`477.75 - 479.25 cents`</w:t>
+        <w:t>`479.00 - 480.50 cents`</w:t>
       </w:r>
       <w:r>
         <w:t xml:space="preserve"> | SL: </w:t>
@@ -13664,7 +13664,7 @@
         <w:rPr>
           <w:b/>
         </w:rPr>
-        <w:t>`468.51 cents (Chống quét SL tuyệt đối)`</w:t>
+        <w:t>`468.72 cents (Chống quét SL tuyệt đối)`</w:t>
       </w:r>
       <w:r>
         <w:t xml:space="preserve"> | TP: </w:t>
@@ -13710,7 +13710,7 @@
         <w:rPr>
           <w:b/>
         </w:rPr>
-        <w:t>`485.74 cents`</w:t>
+        <w:t>`485.53 cents`</w:t>
       </w:r>
       <w:r>
         <w:t xml:space="preserve"> | TP: </w:t>
@@ -13759,7 +13759,7 @@
         <w:rPr>
           <w:b/>
         </w:rPr>
-        <w:t>`463.28 - 470.25 cents`</w:t>
+        <w:t>`464.13 - 470.25 cents`</w:t>
       </w:r>
     </w:p>
     <w:p>
@@ -21791,7 +21791,7 @@
         <w:t>Giá Chốt Phiên (Close):</w:t>
       </w:r>
       <w:r>
-        <w:t xml:space="preserve"> 666.75 cents | </w:t>
+        <w:t xml:space="preserve"> 666.50 cents | </w:t>
       </w:r>
       <w:r>
         <w:rPr>
@@ -21806,10 +21806,10 @@
         <w:rPr>
           <w:b/>
         </w:rPr>
-        <w:t>`667.21 cents`</w:t>
+        <w:t>`666.89 cents`</w:t>
       </w:r>
       <w:r>
-        <w:t xml:space="preserve"> (+0.46).</w:t>
+        <w:t xml:space="preserve"> (+0.39).</w:t>
       </w:r>
     </w:p>
     <w:p>
@@ -21830,7 +21830,7 @@
         <w:rPr>
           <w:b/>
         </w:rPr>
-        <w:t>`2,849`</w:t>
+        <w:t>`2,961`</w:t>
       </w:r>
       <w:r>
         <w:t xml:space="preserve"> (Chênh lệch: </w:t>
@@ -21839,7 +21839,7 @@
         <w:rPr>
           <w:b/>
         </w:rPr>
-        <w:t>`-69,677`</w:t>
+        <w:t>`-69,565`</w:t>
       </w:r>
       <w:r>
         <w:t xml:space="preserve">) | OI: </w:t>
@@ -21881,7 +21881,7 @@
         <w:rPr>
           <w:b/>
         </w:rPr>
-        <w:t>`Không phát hiện mô hình nến đặc biệt`</w:t>
+        <w:t>`Doji (Nến lưỡng lự thế trận)`</w:t>
       </w:r>
     </w:p>
     <w:p>
@@ -22173,7 +22173,7 @@
               <w:rPr>
                 <w:b/>
               </w:rPr>
-              <w:t>106.13</w:t>
+              <w:t>106.31</w:t>
             </w:r>
           </w:p>
         </w:tc>
@@ -22204,7 +22204,7 @@
               <w:rPr>
                 <w:b/>
               </w:rPr>
-              <w:t>+0.42%</w:t>
+              <w:t>+0.59%</w:t>
             </w:r>
           </w:p>
         </w:tc>
@@ -22327,7 +22327,7 @@
               <w:rPr>
                 <w:b/>
               </w:rPr>
-              <w:t>-0.07%</w:t>
+              <w:t>-0.06%</w:t>
             </w:r>
           </w:p>
         </w:tc>
@@ -22931,7 +22931,7 @@
         <w:t xml:space="preserve"> EMA_21 </w:t>
       </w:r>
       <w:r>
-        <w:t xml:space="preserve"> (669.59) &lt; </w:t>
+        <w:t xml:space="preserve"> (669.13) &lt; </w:t>
       </w:r>
       <w:r>
         <w:rPr>
@@ -22942,7 +22942,7 @@
         <w:t xml:space="preserve"> EMA_50 </w:t>
       </w:r>
       <w:r>
-        <w:t xml:space="preserve"> (672.47).</w:t>
+        <w:t xml:space="preserve"> (672.04).</w:t>
       </w:r>
     </w:p>
     <w:p>
@@ -22963,7 +22963,7 @@
         <w:rPr>
           <w:b/>
         </w:rPr>
-        <w:t>`42.01`</w:t>
+        <w:t>`41.89`</w:t>
       </w:r>
       <w:r>
         <w:t xml:space="preserve"> | ATR (14) = </w:t>
@@ -22972,7 +22972,7 @@
         <w:rPr>
           <w:b/>
         </w:rPr>
-        <w:t>`2.53`</w:t>
+        <w:t>`2.37`</w:t>
       </w:r>
       <w:r>
         <w:t xml:space="preserve"> cents | Volatility = </w:t>
@@ -22981,7 +22981,7 @@
         <w:rPr>
           <w:b/>
         </w:rPr>
-        <w:t>`0.75 cents`</w:t>
+        <w:t>`1.00 cents`</w:t>
       </w:r>
       <w:r>
         <w:t>.</w:t>
@@ -23005,7 +23005,7 @@
         <w:rPr>
           <w:b/>
         </w:rPr>
-        <w:t>`662.76`</w:t>
+        <w:t>`665.00`</w:t>
       </w:r>
       <w:r>
         <w:t xml:space="preserve"> | S2: </w:t>
@@ -23756,7 +23756,7 @@
           <w:b/>
           <w:color w:val="B91C1C"/>
         </w:rPr>
-        <w:t>`669.59 - 672.47 cents (Canh bán hồi kỹ thuật H1)`</w:t>
+        <w:t>`669.13 - 672.04 cents (Canh bán hồi kỹ thuật H1)`</w:t>
       </w:r>
       <w:r>
         <w:t xml:space="preserve"> | SL: </w:t>
@@ -23765,7 +23765,7 @@
         <w:rPr>
           <w:b/>
         </w:rPr>
-        <w:t>`747.29 cents (Trên kháng cự R2 + 1.5x ATR)`</w:t>
+        <w:t>`747.06 cents (Trên kháng cự R2 + 1.5x ATR)`</w:t>
       </w:r>
       <w:r>
         <w:t xml:space="preserve"> | TP: </w:t>
@@ -23776,7 +23776,7 @@
           <w:color w:val="D97706"/>
           <w:sz w:val="19"/>
         </w:rPr>
-        <w:t xml:space="preserve"> 662.76 cents </w:t>
+        <w:t xml:space="preserve"> 665.00 cents </w:t>
       </w:r>
       <w:r>
         <w:t xml:space="preserve"> / </w:t>
@@ -23827,7 +23827,7 @@
         <w:rPr>
           <w:b/>
         </w:rPr>
-        <w:t>`660.76 - 662.76 cents`</w:t>
+        <w:t>`663.00 - 665.00 cents`</w:t>
       </w:r>
       <w:r>
         <w:t xml:space="preserve"> | SL: </w:t>
@@ -23836,7 +23836,7 @@
         <w:rPr>
           <w:b/>
         </w:rPr>
-        <w:t>`658.97 cents`</w:t>
+        <w:t>`659.13 cents`</w:t>
       </w:r>
       <w:r>
         <w:t xml:space="preserve"> | TP: </w:t>
@@ -23882,7 +23882,7 @@
         <w:rPr>
           <w:b/>
         </w:rPr>
-        <w:t>`672.53 cents`</w:t>
+        <w:t>`672.37 cents`</w:t>
       </w:r>
       <w:r>
         <w:t xml:space="preserve"> | TP: </w:t>
@@ -23931,7 +23931,7 @@
         <w:rPr>
           <w:b/>
         </w:rPr>
-        <w:t>`651.39 - 661.50 cents`</w:t>
+        <w:t>`652.02 - 661.50 cents`</w:t>
       </w:r>
     </w:p>
     <w:p>
@@ -24338,7 +24338,7 @@
             </w:pPr>
             <w:r/>
             <w:r>
-              <w:t>666.75</w:t>
+              <w:t>666.50</w:t>
             </w:r>
           </w:p>
         </w:tc>
@@ -24366,7 +24366,7 @@
             </w:pPr>
             <w:r/>
             <w:r>
-              <w:t>678.00</w:t>
+              <w:t>677.75</w:t>
             </w:r>
           </w:p>
         </w:tc>
@@ -24394,7 +24394,7 @@
             </w:pPr>
             <w:r/>
             <w:r>
-              <w:t>661.25</w:t>
+              <w:t>661.00</w:t>
             </w:r>
           </w:p>
         </w:tc>
@@ -24425,7 +24425,7 @@
               <w:rPr>
                 <w:b/>
               </w:rPr>
-              <w:t>666.00</w:t>
+              <w:t>665.75</w:t>
             </w:r>
           </w:p>
         </w:tc>
@@ -24573,7 +24573,7 @@
             </w:pPr>
             <w:r/>
             <w:r>
-              <w:t>666.00</w:t>
+              <w:t>665.75</w:t>
             </w:r>
           </w:p>
         </w:tc>
@@ -24601,7 +24601,7 @@
             </w:pPr>
             <w:r/>
             <w:r>
-              <w:t>673.50</w:t>
+              <w:t>673.25</w:t>
             </w:r>
           </w:p>
         </w:tc>
@@ -24629,7 +24629,7 @@
             </w:pPr>
             <w:r/>
             <w:r>
-              <w:t>660.00</w:t>
+              <w:t>659.75</w:t>
             </w:r>
           </w:p>
         </w:tc>
@@ -24660,7 +24660,7 @@
               <w:rPr>
                 <w:b/>
               </w:rPr>
-              <w:t>665.50</w:t>
+              <w:t>665.25</w:t>
             </w:r>
           </w:p>
         </w:tc>
@@ -24808,7 +24808,7 @@
             </w:pPr>
             <w:r/>
             <w:r>
-              <w:t>665.50</w:t>
+              <w:t>665.25</w:t>
             </w:r>
           </w:p>
         </w:tc>
@@ -24836,7 +24836,7 @@
             </w:pPr>
             <w:r/>
             <w:r>
-              <w:t>679.25</w:t>
+              <w:t>679.00</w:t>
             </w:r>
           </w:p>
         </w:tc>
@@ -24864,7 +24864,7 @@
             </w:pPr>
             <w:r/>
             <w:r>
-              <w:t>650.75</w:t>
+              <w:t>650.50</w:t>
             </w:r>
           </w:p>
         </w:tc>
@@ -24895,7 +24895,7 @@
               <w:rPr>
                 <w:b/>
               </w:rPr>
-              <w:t>667.50</w:t>
+              <w:t>667.25</w:t>
             </w:r>
           </w:p>
         </w:tc>
@@ -25043,7 +25043,7 @@
             </w:pPr>
             <w:r/>
             <w:r>
-              <w:t>667.50</w:t>
+              <w:t>667.25</w:t>
             </w:r>
           </w:p>
         </w:tc>
@@ -25071,7 +25071,7 @@
             </w:pPr>
             <w:r/>
             <w:r>
-              <w:t>680.75</w:t>
+              <w:t>680.50</w:t>
             </w:r>
           </w:p>
         </w:tc>
@@ -25099,7 +25099,7 @@
             </w:pPr>
             <w:r/>
             <w:r>
-              <w:t>659.25</w:t>
+              <w:t>659.00</w:t>
             </w:r>
           </w:p>
         </w:tc>
@@ -25130,7 +25130,7 @@
               <w:rPr>
                 <w:b/>
               </w:rPr>
-              <w:t>668.75</w:t>
+              <w:t>668.50</w:t>
             </w:r>
           </w:p>
         </w:tc>
@@ -25278,7 +25278,7 @@
             </w:pPr>
             <w:r/>
             <w:r>
-              <w:t>668.75</w:t>
+              <w:t>668.50</w:t>
             </w:r>
           </w:p>
         </w:tc>
@@ -25306,7 +25306,7 @@
             </w:pPr>
             <w:r/>
             <w:r>
-              <w:t>685.25</w:t>
+              <w:t>685.00</w:t>
             </w:r>
           </w:p>
         </w:tc>
@@ -25334,7 +25334,7 @@
             </w:pPr>
             <w:r/>
             <w:r>
-              <w:t>658.25</w:t>
+              <w:t>658.00</w:t>
             </w:r>
           </w:p>
         </w:tc>
@@ -25365,7 +25365,7 @@
               <w:rPr>
                 <w:b/>
               </w:rPr>
-              <w:t>673.25</w:t>
+              <w:t>673.00</w:t>
             </w:r>
           </w:p>
         </w:tc>
@@ -25513,7 +25513,7 @@
             </w:pPr>
             <w:r/>
             <w:r>
-              <w:t>673.25</w:t>
+              <w:t>673.00</w:t>
             </w:r>
           </w:p>
         </w:tc>
@@ -25541,7 +25541,7 @@
             </w:pPr>
             <w:r/>
             <w:r>
-              <w:t>681.00</w:t>
+              <w:t>680.75</w:t>
             </w:r>
           </w:p>
         </w:tc>
@@ -25569,7 +25569,7 @@
             </w:pPr>
             <w:r/>
             <w:r>
-              <w:t>662.25</w:t>
+              <w:t>662.00</w:t>
             </w:r>
           </w:p>
         </w:tc>
@@ -25600,7 +25600,7 @@
               <w:rPr>
                 <w:b/>
               </w:rPr>
-              <w:t>674.50</w:t>
+              <w:t>674.25</w:t>
             </w:r>
           </w:p>
         </w:tc>
@@ -25748,7 +25748,7 @@
             </w:pPr>
             <w:r/>
             <w:r>
-              <w:t>674.50</w:t>
+              <w:t>674.25</w:t>
             </w:r>
           </w:p>
         </w:tc>
@@ -25776,7 +25776,7 @@
             </w:pPr>
             <w:r/>
             <w:r>
-              <w:t>682.75</w:t>
+              <w:t>682.50</w:t>
             </w:r>
           </w:p>
         </w:tc>
@@ -25804,7 +25804,7 @@
             </w:pPr>
             <w:r/>
             <w:r>
-              <w:t>664.00</w:t>
+              <w:t>663.75</w:t>
             </w:r>
           </w:p>
         </w:tc>
@@ -25835,7 +25835,7 @@
               <w:rPr>
                 <w:b/>
               </w:rPr>
-              <w:t>676.25</w:t>
+              <w:t>676.00</w:t>
             </w:r>
           </w:p>
         </w:tc>
@@ -25983,7 +25983,7 @@
             </w:pPr>
             <w:r/>
             <w:r>
-              <w:t>676.25</w:t>
+              <w:t>676.00</w:t>
             </w:r>
           </w:p>
         </w:tc>
@@ -26011,7 +26011,7 @@
             </w:pPr>
             <w:r/>
             <w:r>
-              <w:t>688.50</w:t>
+              <w:t>688.25</w:t>
             </w:r>
           </w:p>
         </w:tc>
@@ -26039,7 +26039,7 @@
             </w:pPr>
             <w:r/>
             <w:r>
-              <w:t>666.50</w:t>
+              <w:t>666.25</w:t>
             </w:r>
           </w:p>
         </w:tc>
@@ -26070,7 +26070,7 @@
               <w:rPr>
                 <w:b/>
               </w:rPr>
-              <w:t>675.25</w:t>
+              <w:t>675.00</w:t>
             </w:r>
           </w:p>
         </w:tc>
@@ -26218,7 +26218,7 @@
             </w:pPr>
             <w:r/>
             <w:r>
-              <w:t>675.25</w:t>
+              <w:t>675.00</w:t>
             </w:r>
           </w:p>
         </w:tc>
@@ -26246,7 +26246,7 @@
             </w:pPr>
             <w:r/>
             <w:r>
-              <w:t>685.75</w:t>
+              <w:t>685.50</w:t>
             </w:r>
           </w:p>
         </w:tc>
@@ -26274,7 +26274,7 @@
             </w:pPr>
             <w:r/>
             <w:r>
-              <w:t>660.50</w:t>
+              <w:t>660.25</w:t>
             </w:r>
           </w:p>
         </w:tc>
@@ -26305,7 +26305,7 @@
               <w:rPr>
                 <w:b/>
               </w:rPr>
-              <w:t>677.50</w:t>
+              <w:t>677.25</w:t>
             </w:r>
           </w:p>
         </w:tc>
@@ -26453,7 +26453,7 @@
             </w:pPr>
             <w:r/>
             <w:r>
-              <w:t>677.50</w:t>
+              <w:t>677.25</w:t>
             </w:r>
           </w:p>
         </w:tc>
@@ -26481,7 +26481,7 @@
             </w:pPr>
             <w:r/>
             <w:r>
-              <w:t>688.00</w:t>
+              <w:t>687.75</w:t>
             </w:r>
           </w:p>
         </w:tc>
@@ -26509,7 +26509,7 @@
             </w:pPr>
             <w:r/>
             <w:r>
-              <w:t>671.25</w:t>
+              <w:t>671.00</w:t>
             </w:r>
           </w:p>
         </w:tc>
@@ -26540,7 +26540,7 @@
               <w:rPr>
                 <w:b/>
               </w:rPr>
-              <w:t>678.25</w:t>
+              <w:t>678.00</w:t>
             </w:r>
           </w:p>
         </w:tc>
@@ -26688,7 +26688,7 @@
             </w:pPr>
             <w:r/>
             <w:r>
-              <w:t>678.25</w:t>
+              <w:t>678.00</w:t>
             </w:r>
           </w:p>
         </w:tc>
@@ -26716,7 +26716,7 @@
             </w:pPr>
             <w:r/>
             <w:r>
-              <w:t>692.50</w:t>
+              <w:t>692.25</w:t>
             </w:r>
           </w:p>
         </w:tc>
@@ -26744,7 +26744,7 @@
             </w:pPr>
             <w:r/>
             <w:r>
-              <w:t>663.50</w:t>
+              <w:t>663.25</w:t>
             </w:r>
           </w:p>
         </w:tc>
@@ -26752,6 +26752,241 @@
           <w:tcPr>
             <w:tcW w:type="dxa" w:w="1728"/>
             <w:shd w:fill="F8FAFC"/>
+            <w:tcMar>
+              <w:top w:w="100" w:type="dxa"/>
+              <w:bottom w:w="100" w:type="dxa"/>
+              <w:left w:w="120" w:type="dxa"/>
+              <w:right w:w="120" w:type="dxa"/>
+            </w:tcMar>
+            <w:tcBorders>
+              <w:top w:val="single" w:sz="4" w:space="0" w:color="CCCCCC"/>
+              <w:bottom w:val="single" w:sz="4" w:space="0" w:color="CCCCCC"/>
+              <w:left w:val="single" w:sz="4" w:space="0" w:color="CCCCCC"/>
+              <w:right w:val="single" w:sz="4" w:space="0" w:color="CCCCCC"/>
+            </w:tcBorders>
+          </w:tcPr>
+          <w:p>
+            <w:pPr>
+              <w:spacing w:before="60" w:after="60" w:line="252" w:lineRule="auto"/>
+              <w:jc w:val="left"/>
+            </w:pPr>
+            <w:r/>
+            <w:r>
+              <w:rPr>
+                <w:b/>
+              </w:rPr>
+              <w:t>680.00</w:t>
+            </w:r>
+          </w:p>
+        </w:tc>
+        <w:tc>
+          <w:tcPr>
+            <w:tcW w:type="dxa" w:w="3456"/>
+            <w:shd w:fill="F8FAFC"/>
+            <w:tcMar>
+              <w:top w:w="100" w:type="dxa"/>
+              <w:bottom w:w="100" w:type="dxa"/>
+              <w:left w:w="120" w:type="dxa"/>
+              <w:right w:w="120" w:type="dxa"/>
+            </w:tcMar>
+            <w:tcBorders>
+              <w:top w:val="single" w:sz="4" w:space="0" w:color="CCCCCC"/>
+              <w:bottom w:val="single" w:sz="4" w:space="0" w:color="CCCCCC"/>
+              <w:left w:val="single" w:sz="4" w:space="0" w:color="CCCCCC"/>
+              <w:right w:val="single" w:sz="4" w:space="0" w:color="CCCCCC"/>
+            </w:tcBorders>
+          </w:tcPr>
+          <w:p>
+            <w:pPr>
+              <w:spacing w:before="60" w:after="60" w:line="252" w:lineRule="auto"/>
+              <w:jc w:val="left"/>
+            </w:pPr>
+            <w:r/>
+            <w:r>
+              <w:rPr>
+                <w:b/>
+              </w:rPr>
+              <w:t>+2.00</w:t>
+            </w:r>
+          </w:p>
+        </w:tc>
+        <w:tc>
+          <w:tcPr>
+            <w:tcW w:type="dxa" w:w="1440"/>
+            <w:shd w:fill="F8FAFC"/>
+            <w:tcMar>
+              <w:top w:w="100" w:type="dxa"/>
+              <w:bottom w:w="100" w:type="dxa"/>
+              <w:left w:w="120" w:type="dxa"/>
+              <w:right w:w="120" w:type="dxa"/>
+            </w:tcMar>
+            <w:tcBorders>
+              <w:top w:val="single" w:sz="4" w:space="0" w:color="CCCCCC"/>
+              <w:bottom w:val="single" w:sz="4" w:space="0" w:color="CCCCCC"/>
+              <w:left w:val="single" w:sz="4" w:space="0" w:color="CCCCCC"/>
+              <w:right w:val="single" w:sz="4" w:space="0" w:color="CCCCCC"/>
+            </w:tcBorders>
+          </w:tcPr>
+          <w:p>
+            <w:pPr>
+              <w:spacing w:before="60" w:after="60" w:line="252" w:lineRule="auto"/>
+              <w:jc w:val="left"/>
+            </w:pPr>
+            <w:r/>
+            <w:r>
+              <w:t>BULL</w:t>
+            </w:r>
+          </w:p>
+        </w:tc>
+      </w:tr>
+      <w:tr>
+        <w:tc>
+          <w:tcPr>
+            <w:tcW w:type="dxa" w:w="1584"/>
+            <w:shd w:fill="FFFFFF"/>
+            <w:tcMar>
+              <w:top w:w="100" w:type="dxa"/>
+              <w:bottom w:w="100" w:type="dxa"/>
+              <w:left w:w="120" w:type="dxa"/>
+              <w:right w:w="120" w:type="dxa"/>
+            </w:tcMar>
+            <w:tcBorders>
+              <w:top w:val="single" w:sz="4" w:space="0" w:color="CCCCCC"/>
+              <w:bottom w:val="single" w:sz="4" w:space="0" w:color="CCCCCC"/>
+              <w:left w:val="single" w:sz="4" w:space="0" w:color="CCCCCC"/>
+              <w:right w:val="single" w:sz="4" w:space="0" w:color="CCCCCC"/>
+            </w:tcBorders>
+          </w:tcPr>
+          <w:p>
+            <w:pPr>
+              <w:spacing w:before="60" w:after="60" w:line="252" w:lineRule="auto"/>
+              <w:jc w:val="left"/>
+            </w:pPr>
+            <w:r/>
+            <w:r>
+              <w:rPr>
+                <w:b/>
+              </w:rPr>
+              <w:t>Tue 13/10</w:t>
+            </w:r>
+          </w:p>
+        </w:tc>
+        <w:tc>
+          <w:tcPr>
+            <w:tcW w:type="dxa" w:w="864"/>
+            <w:shd w:fill="FFFFFF"/>
+            <w:tcMar>
+              <w:top w:w="100" w:type="dxa"/>
+              <w:bottom w:w="100" w:type="dxa"/>
+              <w:left w:w="120" w:type="dxa"/>
+              <w:right w:w="120" w:type="dxa"/>
+            </w:tcMar>
+            <w:tcBorders>
+              <w:top w:val="single" w:sz="4" w:space="0" w:color="CCCCCC"/>
+              <w:bottom w:val="single" w:sz="4" w:space="0" w:color="CCCCCC"/>
+              <w:left w:val="single" w:sz="4" w:space="0" w:color="CCCCCC"/>
+              <w:right w:val="single" w:sz="4" w:space="0" w:color="CCCCCC"/>
+            </w:tcBorders>
+          </w:tcPr>
+          <w:p>
+            <w:pPr>
+              <w:spacing w:before="60" w:after="60" w:line="252" w:lineRule="auto"/>
+              <w:jc w:val="left"/>
+            </w:pPr>
+            <w:r/>
+            <w:r>
+              <w:t>NY Close 23-01</w:t>
+            </w:r>
+          </w:p>
+        </w:tc>
+        <w:tc>
+          <w:tcPr>
+            <w:tcW w:type="dxa" w:w="1440"/>
+            <w:shd w:fill="FFFFFF"/>
+            <w:tcMar>
+              <w:top w:w="100" w:type="dxa"/>
+              <w:bottom w:w="100" w:type="dxa"/>
+              <w:left w:w="120" w:type="dxa"/>
+              <w:right w:w="120" w:type="dxa"/>
+            </w:tcMar>
+            <w:tcBorders>
+              <w:top w:val="single" w:sz="4" w:space="0" w:color="CCCCCC"/>
+              <w:bottom w:val="single" w:sz="4" w:space="0" w:color="CCCCCC"/>
+              <w:left w:val="single" w:sz="4" w:space="0" w:color="CCCCCC"/>
+              <w:right w:val="single" w:sz="4" w:space="0" w:color="CCCCCC"/>
+            </w:tcBorders>
+          </w:tcPr>
+          <w:p>
+            <w:pPr>
+              <w:spacing w:before="60" w:after="60" w:line="252" w:lineRule="auto"/>
+              <w:jc w:val="left"/>
+            </w:pPr>
+            <w:r/>
+            <w:r>
+              <w:t>680.00</w:t>
+            </w:r>
+          </w:p>
+        </w:tc>
+        <w:tc>
+          <w:tcPr>
+            <w:tcW w:type="dxa" w:w="2016"/>
+            <w:shd w:fill="FFFFFF"/>
+            <w:tcMar>
+              <w:top w:w="100" w:type="dxa"/>
+              <w:bottom w:w="100" w:type="dxa"/>
+              <w:left w:w="120" w:type="dxa"/>
+              <w:right w:w="120" w:type="dxa"/>
+            </w:tcMar>
+            <w:tcBorders>
+              <w:top w:val="single" w:sz="4" w:space="0" w:color="CCCCCC"/>
+              <w:bottom w:val="single" w:sz="4" w:space="0" w:color="CCCCCC"/>
+              <w:left w:val="single" w:sz="4" w:space="0" w:color="CCCCCC"/>
+              <w:right w:val="single" w:sz="4" w:space="0" w:color="CCCCCC"/>
+            </w:tcBorders>
+          </w:tcPr>
+          <w:p>
+            <w:pPr>
+              <w:spacing w:before="60" w:after="60" w:line="252" w:lineRule="auto"/>
+              <w:jc w:val="left"/>
+            </w:pPr>
+            <w:r/>
+            <w:r>
+              <w:t>686.50</w:t>
+            </w:r>
+          </w:p>
+        </w:tc>
+        <w:tc>
+          <w:tcPr>
+            <w:tcW w:type="dxa" w:w="1152"/>
+            <w:shd w:fill="FFFFFF"/>
+            <w:tcMar>
+              <w:top w:w="100" w:type="dxa"/>
+              <w:bottom w:w="100" w:type="dxa"/>
+              <w:left w:w="120" w:type="dxa"/>
+              <w:right w:w="120" w:type="dxa"/>
+            </w:tcMar>
+            <w:tcBorders>
+              <w:top w:val="single" w:sz="4" w:space="0" w:color="CCCCCC"/>
+              <w:bottom w:val="single" w:sz="4" w:space="0" w:color="CCCCCC"/>
+              <w:left w:val="single" w:sz="4" w:space="0" w:color="CCCCCC"/>
+              <w:right w:val="single" w:sz="4" w:space="0" w:color="CCCCCC"/>
+            </w:tcBorders>
+          </w:tcPr>
+          <w:p>
+            <w:pPr>
+              <w:spacing w:before="60" w:after="60" w:line="252" w:lineRule="auto"/>
+              <w:jc w:val="left"/>
+            </w:pPr>
+            <w:r/>
+            <w:r>
+              <w:t>673.25</w:t>
+            </w:r>
+          </w:p>
+        </w:tc>
+        <w:tc>
+          <w:tcPr>
+            <w:tcW w:type="dxa" w:w="1728"/>
+            <w:shd w:fill="FFFFFF"/>
             <w:tcMar>
               <w:top w:w="100" w:type="dxa"/>
               <w:bottom w:w="100" w:type="dxa"/>
@@ -26782,241 +27017,6 @@
         <w:tc>
           <w:tcPr>
             <w:tcW w:type="dxa" w:w="3456"/>
-            <w:shd w:fill="F8FAFC"/>
-            <w:tcMar>
-              <w:top w:w="100" w:type="dxa"/>
-              <w:bottom w:w="100" w:type="dxa"/>
-              <w:left w:w="120" w:type="dxa"/>
-              <w:right w:w="120" w:type="dxa"/>
-            </w:tcMar>
-            <w:tcBorders>
-              <w:top w:val="single" w:sz="4" w:space="0" w:color="CCCCCC"/>
-              <w:bottom w:val="single" w:sz="4" w:space="0" w:color="CCCCCC"/>
-              <w:left w:val="single" w:sz="4" w:space="0" w:color="CCCCCC"/>
-              <w:right w:val="single" w:sz="4" w:space="0" w:color="CCCCCC"/>
-            </w:tcBorders>
-          </w:tcPr>
-          <w:p>
-            <w:pPr>
-              <w:spacing w:before="60" w:after="60" w:line="252" w:lineRule="auto"/>
-              <w:jc w:val="left"/>
-            </w:pPr>
-            <w:r/>
-            <w:r>
-              <w:rPr>
-                <w:b/>
-              </w:rPr>
-              <w:t>+2.00</w:t>
-            </w:r>
-          </w:p>
-        </w:tc>
-        <w:tc>
-          <w:tcPr>
-            <w:tcW w:type="dxa" w:w="1440"/>
-            <w:shd w:fill="F8FAFC"/>
-            <w:tcMar>
-              <w:top w:w="100" w:type="dxa"/>
-              <w:bottom w:w="100" w:type="dxa"/>
-              <w:left w:w="120" w:type="dxa"/>
-              <w:right w:w="120" w:type="dxa"/>
-            </w:tcMar>
-            <w:tcBorders>
-              <w:top w:val="single" w:sz="4" w:space="0" w:color="CCCCCC"/>
-              <w:bottom w:val="single" w:sz="4" w:space="0" w:color="CCCCCC"/>
-              <w:left w:val="single" w:sz="4" w:space="0" w:color="CCCCCC"/>
-              <w:right w:val="single" w:sz="4" w:space="0" w:color="CCCCCC"/>
-            </w:tcBorders>
-          </w:tcPr>
-          <w:p>
-            <w:pPr>
-              <w:spacing w:before="60" w:after="60" w:line="252" w:lineRule="auto"/>
-              <w:jc w:val="left"/>
-            </w:pPr>
-            <w:r/>
-            <w:r>
-              <w:t>BULL</w:t>
-            </w:r>
-          </w:p>
-        </w:tc>
-      </w:tr>
-      <w:tr>
-        <w:tc>
-          <w:tcPr>
-            <w:tcW w:type="dxa" w:w="1584"/>
-            <w:shd w:fill="FFFFFF"/>
-            <w:tcMar>
-              <w:top w:w="100" w:type="dxa"/>
-              <w:bottom w:w="100" w:type="dxa"/>
-              <w:left w:w="120" w:type="dxa"/>
-              <w:right w:w="120" w:type="dxa"/>
-            </w:tcMar>
-            <w:tcBorders>
-              <w:top w:val="single" w:sz="4" w:space="0" w:color="CCCCCC"/>
-              <w:bottom w:val="single" w:sz="4" w:space="0" w:color="CCCCCC"/>
-              <w:left w:val="single" w:sz="4" w:space="0" w:color="CCCCCC"/>
-              <w:right w:val="single" w:sz="4" w:space="0" w:color="CCCCCC"/>
-            </w:tcBorders>
-          </w:tcPr>
-          <w:p>
-            <w:pPr>
-              <w:spacing w:before="60" w:after="60" w:line="252" w:lineRule="auto"/>
-              <w:jc w:val="left"/>
-            </w:pPr>
-            <w:r/>
-            <w:r>
-              <w:rPr>
-                <w:b/>
-              </w:rPr>
-              <w:t>Tue 13/10</w:t>
-            </w:r>
-          </w:p>
-        </w:tc>
-        <w:tc>
-          <w:tcPr>
-            <w:tcW w:type="dxa" w:w="864"/>
-            <w:shd w:fill="FFFFFF"/>
-            <w:tcMar>
-              <w:top w:w="100" w:type="dxa"/>
-              <w:bottom w:w="100" w:type="dxa"/>
-              <w:left w:w="120" w:type="dxa"/>
-              <w:right w:w="120" w:type="dxa"/>
-            </w:tcMar>
-            <w:tcBorders>
-              <w:top w:val="single" w:sz="4" w:space="0" w:color="CCCCCC"/>
-              <w:bottom w:val="single" w:sz="4" w:space="0" w:color="CCCCCC"/>
-              <w:left w:val="single" w:sz="4" w:space="0" w:color="CCCCCC"/>
-              <w:right w:val="single" w:sz="4" w:space="0" w:color="CCCCCC"/>
-            </w:tcBorders>
-          </w:tcPr>
-          <w:p>
-            <w:pPr>
-              <w:spacing w:before="60" w:after="60" w:line="252" w:lineRule="auto"/>
-              <w:jc w:val="left"/>
-            </w:pPr>
-            <w:r/>
-            <w:r>
-              <w:t>NY Close 23-01</w:t>
-            </w:r>
-          </w:p>
-        </w:tc>
-        <w:tc>
-          <w:tcPr>
-            <w:tcW w:type="dxa" w:w="1440"/>
-            <w:shd w:fill="FFFFFF"/>
-            <w:tcMar>
-              <w:top w:w="100" w:type="dxa"/>
-              <w:bottom w:w="100" w:type="dxa"/>
-              <w:left w:w="120" w:type="dxa"/>
-              <w:right w:w="120" w:type="dxa"/>
-            </w:tcMar>
-            <w:tcBorders>
-              <w:top w:val="single" w:sz="4" w:space="0" w:color="CCCCCC"/>
-              <w:bottom w:val="single" w:sz="4" w:space="0" w:color="CCCCCC"/>
-              <w:left w:val="single" w:sz="4" w:space="0" w:color="CCCCCC"/>
-              <w:right w:val="single" w:sz="4" w:space="0" w:color="CCCCCC"/>
-            </w:tcBorders>
-          </w:tcPr>
-          <w:p>
-            <w:pPr>
-              <w:spacing w:before="60" w:after="60" w:line="252" w:lineRule="auto"/>
-              <w:jc w:val="left"/>
-            </w:pPr>
-            <w:r/>
-            <w:r>
-              <w:t>680.25</w:t>
-            </w:r>
-          </w:p>
-        </w:tc>
-        <w:tc>
-          <w:tcPr>
-            <w:tcW w:type="dxa" w:w="2016"/>
-            <w:shd w:fill="FFFFFF"/>
-            <w:tcMar>
-              <w:top w:w="100" w:type="dxa"/>
-              <w:bottom w:w="100" w:type="dxa"/>
-              <w:left w:w="120" w:type="dxa"/>
-              <w:right w:w="120" w:type="dxa"/>
-            </w:tcMar>
-            <w:tcBorders>
-              <w:top w:val="single" w:sz="4" w:space="0" w:color="CCCCCC"/>
-              <w:bottom w:val="single" w:sz="4" w:space="0" w:color="CCCCCC"/>
-              <w:left w:val="single" w:sz="4" w:space="0" w:color="CCCCCC"/>
-              <w:right w:val="single" w:sz="4" w:space="0" w:color="CCCCCC"/>
-            </w:tcBorders>
-          </w:tcPr>
-          <w:p>
-            <w:pPr>
-              <w:spacing w:before="60" w:after="60" w:line="252" w:lineRule="auto"/>
-              <w:jc w:val="left"/>
-            </w:pPr>
-            <w:r/>
-            <w:r>
-              <w:t>686.75</w:t>
-            </w:r>
-          </w:p>
-        </w:tc>
-        <w:tc>
-          <w:tcPr>
-            <w:tcW w:type="dxa" w:w="1152"/>
-            <w:shd w:fill="FFFFFF"/>
-            <w:tcMar>
-              <w:top w:w="100" w:type="dxa"/>
-              <w:bottom w:w="100" w:type="dxa"/>
-              <w:left w:w="120" w:type="dxa"/>
-              <w:right w:w="120" w:type="dxa"/>
-            </w:tcMar>
-            <w:tcBorders>
-              <w:top w:val="single" w:sz="4" w:space="0" w:color="CCCCCC"/>
-              <w:bottom w:val="single" w:sz="4" w:space="0" w:color="CCCCCC"/>
-              <w:left w:val="single" w:sz="4" w:space="0" w:color="CCCCCC"/>
-              <w:right w:val="single" w:sz="4" w:space="0" w:color="CCCCCC"/>
-            </w:tcBorders>
-          </w:tcPr>
-          <w:p>
-            <w:pPr>
-              <w:spacing w:before="60" w:after="60" w:line="252" w:lineRule="auto"/>
-              <w:jc w:val="left"/>
-            </w:pPr>
-            <w:r/>
-            <w:r>
-              <w:t>673.50</w:t>
-            </w:r>
-          </w:p>
-        </w:tc>
-        <w:tc>
-          <w:tcPr>
-            <w:tcW w:type="dxa" w:w="1728"/>
-            <w:shd w:fill="FFFFFF"/>
-            <w:tcMar>
-              <w:top w:w="100" w:type="dxa"/>
-              <w:bottom w:w="100" w:type="dxa"/>
-              <w:left w:w="120" w:type="dxa"/>
-              <w:right w:w="120" w:type="dxa"/>
-            </w:tcMar>
-            <w:tcBorders>
-              <w:top w:val="single" w:sz="4" w:space="0" w:color="CCCCCC"/>
-              <w:bottom w:val="single" w:sz="4" w:space="0" w:color="CCCCCC"/>
-              <w:left w:val="single" w:sz="4" w:space="0" w:color="CCCCCC"/>
-              <w:right w:val="single" w:sz="4" w:space="0" w:color="CCCCCC"/>
-            </w:tcBorders>
-          </w:tcPr>
-          <w:p>
-            <w:pPr>
-              <w:spacing w:before="60" w:after="60" w:line="252" w:lineRule="auto"/>
-              <w:jc w:val="left"/>
-            </w:pPr>
-            <w:r/>
-            <w:r>
-              <w:rPr>
-                <w:b/>
-              </w:rPr>
-              <w:t>680.50</w:t>
-            </w:r>
-          </w:p>
-        </w:tc>
-        <w:tc>
-          <w:tcPr>
-            <w:tcW w:type="dxa" w:w="3456"/>
             <w:shd w:fill="FFFFFF"/>
             <w:tcMar>
               <w:top w:w="100" w:type="dxa"/>
@@ -27158,7 +27158,7 @@
             </w:pPr>
             <w:r/>
             <w:r>
-              <w:t>680.50</w:t>
+              <w:t>680.25</w:t>
             </w:r>
           </w:p>
         </w:tc>
@@ -27186,7 +27186,7 @@
             </w:pPr>
             <w:r/>
             <w:r>
-              <w:t>690.75</w:t>
+              <w:t>690.50</w:t>
             </w:r>
           </w:p>
         </w:tc>
@@ -27214,7 +27214,1417 @@
             </w:pPr>
             <w:r/>
             <w:r>
-              <w:t>672.50</w:t>
+              <w:t>672.25</w:t>
+            </w:r>
+          </w:p>
+        </w:tc>
+        <w:tc>
+          <w:tcPr>
+            <w:tcW w:type="dxa" w:w="1728"/>
+            <w:shd w:fill="F8FAFC"/>
+            <w:tcMar>
+              <w:top w:w="100" w:type="dxa"/>
+              <w:bottom w:w="100" w:type="dxa"/>
+              <w:left w:w="120" w:type="dxa"/>
+              <w:right w:w="120" w:type="dxa"/>
+            </w:tcMar>
+            <w:tcBorders>
+              <w:top w:val="single" w:sz="4" w:space="0" w:color="CCCCCC"/>
+              <w:bottom w:val="single" w:sz="4" w:space="0" w:color="CCCCCC"/>
+              <w:left w:val="single" w:sz="4" w:space="0" w:color="CCCCCC"/>
+              <w:right w:val="single" w:sz="4" w:space="0" w:color="CCCCCC"/>
+            </w:tcBorders>
+          </w:tcPr>
+          <w:p>
+            <w:pPr>
+              <w:spacing w:before="60" w:after="60" w:line="252" w:lineRule="auto"/>
+              <w:jc w:val="left"/>
+            </w:pPr>
+            <w:r/>
+            <w:r>
+              <w:rPr>
+                <w:b/>
+              </w:rPr>
+              <w:t>680.75</w:t>
+            </w:r>
+          </w:p>
+        </w:tc>
+        <w:tc>
+          <w:tcPr>
+            <w:tcW w:type="dxa" w:w="3456"/>
+            <w:shd w:fill="F8FAFC"/>
+            <w:tcMar>
+              <w:top w:w="100" w:type="dxa"/>
+              <w:bottom w:w="100" w:type="dxa"/>
+              <w:left w:w="120" w:type="dxa"/>
+              <w:right w:w="120" w:type="dxa"/>
+            </w:tcMar>
+            <w:tcBorders>
+              <w:top w:val="single" w:sz="4" w:space="0" w:color="CCCCCC"/>
+              <w:bottom w:val="single" w:sz="4" w:space="0" w:color="CCCCCC"/>
+              <w:left w:val="single" w:sz="4" w:space="0" w:color="CCCCCC"/>
+              <w:right w:val="single" w:sz="4" w:space="0" w:color="CCCCCC"/>
+            </w:tcBorders>
+          </w:tcPr>
+          <w:p>
+            <w:pPr>
+              <w:spacing w:before="60" w:after="60" w:line="252" w:lineRule="auto"/>
+              <w:jc w:val="left"/>
+            </w:pPr>
+            <w:r/>
+            <w:r>
+              <w:rPr>
+                <w:b/>
+              </w:rPr>
+              <w:t>+0.50</w:t>
+            </w:r>
+          </w:p>
+        </w:tc>
+        <w:tc>
+          <w:tcPr>
+            <w:tcW w:type="dxa" w:w="1440"/>
+            <w:shd w:fill="F8FAFC"/>
+            <w:tcMar>
+              <w:top w:w="100" w:type="dxa"/>
+              <w:bottom w:w="100" w:type="dxa"/>
+              <w:left w:w="120" w:type="dxa"/>
+              <w:right w:w="120" w:type="dxa"/>
+            </w:tcMar>
+            <w:tcBorders>
+              <w:top w:val="single" w:sz="4" w:space="0" w:color="CCCCCC"/>
+              <w:bottom w:val="single" w:sz="4" w:space="0" w:color="CCCCCC"/>
+              <w:left w:val="single" w:sz="4" w:space="0" w:color="CCCCCC"/>
+              <w:right w:val="single" w:sz="4" w:space="0" w:color="CCCCCC"/>
+            </w:tcBorders>
+          </w:tcPr>
+          <w:p>
+            <w:pPr>
+              <w:spacing w:before="60" w:after="60" w:line="252" w:lineRule="auto"/>
+              <w:jc w:val="left"/>
+            </w:pPr>
+            <w:r/>
+            <w:r>
+              <w:t>BULL</w:t>
+            </w:r>
+          </w:p>
+        </w:tc>
+      </w:tr>
+      <w:tr>
+        <w:tc>
+          <w:tcPr>
+            <w:tcW w:type="dxa" w:w="1584"/>
+            <w:shd w:fill="FFFFFF"/>
+            <w:tcMar>
+              <w:top w:w="100" w:type="dxa"/>
+              <w:bottom w:w="100" w:type="dxa"/>
+              <w:left w:w="120" w:type="dxa"/>
+              <w:right w:w="120" w:type="dxa"/>
+            </w:tcMar>
+            <w:tcBorders>
+              <w:top w:val="single" w:sz="4" w:space="0" w:color="CCCCCC"/>
+              <w:bottom w:val="single" w:sz="4" w:space="0" w:color="CCCCCC"/>
+              <w:left w:val="single" w:sz="4" w:space="0" w:color="CCCCCC"/>
+              <w:right w:val="single" w:sz="4" w:space="0" w:color="CCCCCC"/>
+            </w:tcBorders>
+          </w:tcPr>
+          <w:p>
+            <w:pPr>
+              <w:spacing w:before="60" w:after="60" w:line="252" w:lineRule="auto"/>
+              <w:jc w:val="left"/>
+            </w:pPr>
+            <w:r/>
+            <w:r>
+              <w:rPr>
+                <w:b/>
+              </w:rPr>
+              <w:t>Wed 14/10</w:t>
+            </w:r>
+          </w:p>
+        </w:tc>
+        <w:tc>
+          <w:tcPr>
+            <w:tcW w:type="dxa" w:w="864"/>
+            <w:shd w:fill="FFFFFF"/>
+            <w:tcMar>
+              <w:top w:w="100" w:type="dxa"/>
+              <w:bottom w:w="100" w:type="dxa"/>
+              <w:left w:w="120" w:type="dxa"/>
+              <w:right w:w="120" w:type="dxa"/>
+            </w:tcMar>
+            <w:tcBorders>
+              <w:top w:val="single" w:sz="4" w:space="0" w:color="CCCCCC"/>
+              <w:bottom w:val="single" w:sz="4" w:space="0" w:color="CCCCCC"/>
+              <w:left w:val="single" w:sz="4" w:space="0" w:color="CCCCCC"/>
+              <w:right w:val="single" w:sz="4" w:space="0" w:color="CCCCCC"/>
+            </w:tcBorders>
+          </w:tcPr>
+          <w:p>
+            <w:pPr>
+              <w:spacing w:before="60" w:after="60" w:line="252" w:lineRule="auto"/>
+              <w:jc w:val="left"/>
+            </w:pPr>
+            <w:r/>
+            <w:r>
+              <w:t>Asia 11-15</w:t>
+            </w:r>
+          </w:p>
+        </w:tc>
+        <w:tc>
+          <w:tcPr>
+            <w:tcW w:type="dxa" w:w="1440"/>
+            <w:shd w:fill="FFFFFF"/>
+            <w:tcMar>
+              <w:top w:w="100" w:type="dxa"/>
+              <w:bottom w:w="100" w:type="dxa"/>
+              <w:left w:w="120" w:type="dxa"/>
+              <w:right w:w="120" w:type="dxa"/>
+            </w:tcMar>
+            <w:tcBorders>
+              <w:top w:val="single" w:sz="4" w:space="0" w:color="CCCCCC"/>
+              <w:bottom w:val="single" w:sz="4" w:space="0" w:color="CCCCCC"/>
+              <w:left w:val="single" w:sz="4" w:space="0" w:color="CCCCCC"/>
+              <w:right w:val="single" w:sz="4" w:space="0" w:color="CCCCCC"/>
+            </w:tcBorders>
+          </w:tcPr>
+          <w:p>
+            <w:pPr>
+              <w:spacing w:before="60" w:after="60" w:line="252" w:lineRule="auto"/>
+              <w:jc w:val="left"/>
+            </w:pPr>
+            <w:r/>
+            <w:r>
+              <w:t>680.75</w:t>
+            </w:r>
+          </w:p>
+        </w:tc>
+        <w:tc>
+          <w:tcPr>
+            <w:tcW w:type="dxa" w:w="2016"/>
+            <w:shd w:fill="FFFFFF"/>
+            <w:tcMar>
+              <w:top w:w="100" w:type="dxa"/>
+              <w:bottom w:w="100" w:type="dxa"/>
+              <w:left w:w="120" w:type="dxa"/>
+              <w:right w:w="120" w:type="dxa"/>
+            </w:tcMar>
+            <w:tcBorders>
+              <w:top w:val="single" w:sz="4" w:space="0" w:color="CCCCCC"/>
+              <w:bottom w:val="single" w:sz="4" w:space="0" w:color="CCCCCC"/>
+              <w:left w:val="single" w:sz="4" w:space="0" w:color="CCCCCC"/>
+              <w:right w:val="single" w:sz="4" w:space="0" w:color="CCCCCC"/>
+            </w:tcBorders>
+          </w:tcPr>
+          <w:p>
+            <w:pPr>
+              <w:spacing w:before="60" w:after="60" w:line="252" w:lineRule="auto"/>
+              <w:jc w:val="left"/>
+            </w:pPr>
+            <w:r/>
+            <w:r>
+              <w:t>687.75</w:t>
+            </w:r>
+          </w:p>
+        </w:tc>
+        <w:tc>
+          <w:tcPr>
+            <w:tcW w:type="dxa" w:w="1152"/>
+            <w:shd w:fill="FFFFFF"/>
+            <w:tcMar>
+              <w:top w:w="100" w:type="dxa"/>
+              <w:bottom w:w="100" w:type="dxa"/>
+              <w:left w:w="120" w:type="dxa"/>
+              <w:right w:w="120" w:type="dxa"/>
+            </w:tcMar>
+            <w:tcBorders>
+              <w:top w:val="single" w:sz="4" w:space="0" w:color="CCCCCC"/>
+              <w:bottom w:val="single" w:sz="4" w:space="0" w:color="CCCCCC"/>
+              <w:left w:val="single" w:sz="4" w:space="0" w:color="CCCCCC"/>
+              <w:right w:val="single" w:sz="4" w:space="0" w:color="CCCCCC"/>
+            </w:tcBorders>
+          </w:tcPr>
+          <w:p>
+            <w:pPr>
+              <w:spacing w:before="60" w:after="60" w:line="252" w:lineRule="auto"/>
+              <w:jc w:val="left"/>
+            </w:pPr>
+            <w:r/>
+            <w:r>
+              <w:t>674.75</w:t>
+            </w:r>
+          </w:p>
+        </w:tc>
+        <w:tc>
+          <w:tcPr>
+            <w:tcW w:type="dxa" w:w="1728"/>
+            <w:shd w:fill="FFFFFF"/>
+            <w:tcMar>
+              <w:top w:w="100" w:type="dxa"/>
+              <w:bottom w:w="100" w:type="dxa"/>
+              <w:left w:w="120" w:type="dxa"/>
+              <w:right w:w="120" w:type="dxa"/>
+            </w:tcMar>
+            <w:tcBorders>
+              <w:top w:val="single" w:sz="4" w:space="0" w:color="CCCCCC"/>
+              <w:bottom w:val="single" w:sz="4" w:space="0" w:color="CCCCCC"/>
+              <w:left w:val="single" w:sz="4" w:space="0" w:color="CCCCCC"/>
+              <w:right w:val="single" w:sz="4" w:space="0" w:color="CCCCCC"/>
+            </w:tcBorders>
+          </w:tcPr>
+          <w:p>
+            <w:pPr>
+              <w:spacing w:before="60" w:after="60" w:line="252" w:lineRule="auto"/>
+              <w:jc w:val="left"/>
+            </w:pPr>
+            <w:r/>
+            <w:r>
+              <w:rPr>
+                <w:b/>
+              </w:rPr>
+              <w:t>680.00</w:t>
+            </w:r>
+          </w:p>
+        </w:tc>
+        <w:tc>
+          <w:tcPr>
+            <w:tcW w:type="dxa" w:w="3456"/>
+            <w:shd w:fill="FFFFFF"/>
+            <w:tcMar>
+              <w:top w:w="100" w:type="dxa"/>
+              <w:bottom w:w="100" w:type="dxa"/>
+              <w:left w:w="120" w:type="dxa"/>
+              <w:right w:w="120" w:type="dxa"/>
+            </w:tcMar>
+            <w:tcBorders>
+              <w:top w:val="single" w:sz="4" w:space="0" w:color="CCCCCC"/>
+              <w:bottom w:val="single" w:sz="4" w:space="0" w:color="CCCCCC"/>
+              <w:left w:val="single" w:sz="4" w:space="0" w:color="CCCCCC"/>
+              <w:right w:val="single" w:sz="4" w:space="0" w:color="CCCCCC"/>
+            </w:tcBorders>
+          </w:tcPr>
+          <w:p>
+            <w:pPr>
+              <w:spacing w:before="60" w:after="60" w:line="252" w:lineRule="auto"/>
+              <w:jc w:val="left"/>
+            </w:pPr>
+            <w:r/>
+            <w:r>
+              <w:rPr>
+                <w:b/>
+              </w:rPr>
+              <w:t>-0.75</w:t>
+            </w:r>
+          </w:p>
+        </w:tc>
+        <w:tc>
+          <w:tcPr>
+            <w:tcW w:type="dxa" w:w="1440"/>
+            <w:shd w:fill="FFFFFF"/>
+            <w:tcMar>
+              <w:top w:w="100" w:type="dxa"/>
+              <w:bottom w:w="100" w:type="dxa"/>
+              <w:left w:w="120" w:type="dxa"/>
+              <w:right w:w="120" w:type="dxa"/>
+            </w:tcMar>
+            <w:tcBorders>
+              <w:top w:val="single" w:sz="4" w:space="0" w:color="CCCCCC"/>
+              <w:bottom w:val="single" w:sz="4" w:space="0" w:color="CCCCCC"/>
+              <w:left w:val="single" w:sz="4" w:space="0" w:color="CCCCCC"/>
+              <w:right w:val="single" w:sz="4" w:space="0" w:color="CCCCCC"/>
+            </w:tcBorders>
+          </w:tcPr>
+          <w:p>
+            <w:pPr>
+              <w:spacing w:before="60" w:after="60" w:line="252" w:lineRule="auto"/>
+              <w:jc w:val="left"/>
+            </w:pPr>
+            <w:r/>
+            <w:r>
+              <w:t>BEAR</w:t>
+            </w:r>
+          </w:p>
+        </w:tc>
+      </w:tr>
+      <w:tr>
+        <w:tc>
+          <w:tcPr>
+            <w:tcW w:type="dxa" w:w="1584"/>
+            <w:shd w:fill="F8FAFC"/>
+            <w:tcMar>
+              <w:top w:w="100" w:type="dxa"/>
+              <w:bottom w:w="100" w:type="dxa"/>
+              <w:left w:w="120" w:type="dxa"/>
+              <w:right w:w="120" w:type="dxa"/>
+            </w:tcMar>
+            <w:tcBorders>
+              <w:top w:val="single" w:sz="4" w:space="0" w:color="CCCCCC"/>
+              <w:bottom w:val="single" w:sz="4" w:space="0" w:color="CCCCCC"/>
+              <w:left w:val="single" w:sz="4" w:space="0" w:color="CCCCCC"/>
+              <w:right w:val="single" w:sz="4" w:space="0" w:color="CCCCCC"/>
+            </w:tcBorders>
+          </w:tcPr>
+          <w:p>
+            <w:pPr>
+              <w:spacing w:before="60" w:after="60" w:line="252" w:lineRule="auto"/>
+              <w:jc w:val="left"/>
+            </w:pPr>
+            <w:r/>
+            <w:r>
+              <w:rPr>
+                <w:b/>
+              </w:rPr>
+              <w:t>Wed 14/10</w:t>
+            </w:r>
+          </w:p>
+        </w:tc>
+        <w:tc>
+          <w:tcPr>
+            <w:tcW w:type="dxa" w:w="864"/>
+            <w:shd w:fill="F8FAFC"/>
+            <w:tcMar>
+              <w:top w:w="100" w:type="dxa"/>
+              <w:bottom w:w="100" w:type="dxa"/>
+              <w:left w:w="120" w:type="dxa"/>
+              <w:right w:w="120" w:type="dxa"/>
+            </w:tcMar>
+            <w:tcBorders>
+              <w:top w:val="single" w:sz="4" w:space="0" w:color="CCCCCC"/>
+              <w:bottom w:val="single" w:sz="4" w:space="0" w:color="CCCCCC"/>
+              <w:left w:val="single" w:sz="4" w:space="0" w:color="CCCCCC"/>
+              <w:right w:val="single" w:sz="4" w:space="0" w:color="CCCCCC"/>
+            </w:tcBorders>
+          </w:tcPr>
+          <w:p>
+            <w:pPr>
+              <w:spacing w:before="60" w:after="60" w:line="252" w:lineRule="auto"/>
+              <w:jc w:val="left"/>
+            </w:pPr>
+            <w:r/>
+            <w:r>
+              <w:t>London 15-19</w:t>
+            </w:r>
+          </w:p>
+        </w:tc>
+        <w:tc>
+          <w:tcPr>
+            <w:tcW w:type="dxa" w:w="1440"/>
+            <w:shd w:fill="F8FAFC"/>
+            <w:tcMar>
+              <w:top w:w="100" w:type="dxa"/>
+              <w:bottom w:w="100" w:type="dxa"/>
+              <w:left w:w="120" w:type="dxa"/>
+              <w:right w:w="120" w:type="dxa"/>
+            </w:tcMar>
+            <w:tcBorders>
+              <w:top w:val="single" w:sz="4" w:space="0" w:color="CCCCCC"/>
+              <w:bottom w:val="single" w:sz="4" w:space="0" w:color="CCCCCC"/>
+              <w:left w:val="single" w:sz="4" w:space="0" w:color="CCCCCC"/>
+              <w:right w:val="single" w:sz="4" w:space="0" w:color="CCCCCC"/>
+            </w:tcBorders>
+          </w:tcPr>
+          <w:p>
+            <w:pPr>
+              <w:spacing w:before="60" w:after="60" w:line="252" w:lineRule="auto"/>
+              <w:jc w:val="left"/>
+            </w:pPr>
+            <w:r/>
+            <w:r>
+              <w:t>680.00</w:t>
+            </w:r>
+          </w:p>
+        </w:tc>
+        <w:tc>
+          <w:tcPr>
+            <w:tcW w:type="dxa" w:w="2016"/>
+            <w:shd w:fill="F8FAFC"/>
+            <w:tcMar>
+              <w:top w:w="100" w:type="dxa"/>
+              <w:bottom w:w="100" w:type="dxa"/>
+              <w:left w:w="120" w:type="dxa"/>
+              <w:right w:w="120" w:type="dxa"/>
+            </w:tcMar>
+            <w:tcBorders>
+              <w:top w:val="single" w:sz="4" w:space="0" w:color="CCCCCC"/>
+              <w:bottom w:val="single" w:sz="4" w:space="0" w:color="CCCCCC"/>
+              <w:left w:val="single" w:sz="4" w:space="0" w:color="CCCCCC"/>
+              <w:right w:val="single" w:sz="4" w:space="0" w:color="CCCCCC"/>
+            </w:tcBorders>
+          </w:tcPr>
+          <w:p>
+            <w:pPr>
+              <w:spacing w:before="60" w:after="60" w:line="252" w:lineRule="auto"/>
+              <w:jc w:val="left"/>
+            </w:pPr>
+            <w:r/>
+            <w:r>
+              <w:t>693.50</w:t>
+            </w:r>
+          </w:p>
+        </w:tc>
+        <w:tc>
+          <w:tcPr>
+            <w:tcW w:type="dxa" w:w="1152"/>
+            <w:shd w:fill="F8FAFC"/>
+            <w:tcMar>
+              <w:top w:w="100" w:type="dxa"/>
+              <w:bottom w:w="100" w:type="dxa"/>
+              <w:left w:w="120" w:type="dxa"/>
+              <w:right w:w="120" w:type="dxa"/>
+            </w:tcMar>
+            <w:tcBorders>
+              <w:top w:val="single" w:sz="4" w:space="0" w:color="CCCCCC"/>
+              <w:bottom w:val="single" w:sz="4" w:space="0" w:color="CCCCCC"/>
+              <w:left w:val="single" w:sz="4" w:space="0" w:color="CCCCCC"/>
+              <w:right w:val="single" w:sz="4" w:space="0" w:color="CCCCCC"/>
+            </w:tcBorders>
+          </w:tcPr>
+          <w:p>
+            <w:pPr>
+              <w:spacing w:before="60" w:after="60" w:line="252" w:lineRule="auto"/>
+              <w:jc w:val="left"/>
+            </w:pPr>
+            <w:r/>
+            <w:r>
+              <w:t>667.00</w:t>
+            </w:r>
+          </w:p>
+        </w:tc>
+        <w:tc>
+          <w:tcPr>
+            <w:tcW w:type="dxa" w:w="1728"/>
+            <w:shd w:fill="F8FAFC"/>
+            <w:tcMar>
+              <w:top w:w="100" w:type="dxa"/>
+              <w:bottom w:w="100" w:type="dxa"/>
+              <w:left w:w="120" w:type="dxa"/>
+              <w:right w:w="120" w:type="dxa"/>
+            </w:tcMar>
+            <w:tcBorders>
+              <w:top w:val="single" w:sz="4" w:space="0" w:color="CCCCCC"/>
+              <w:bottom w:val="single" w:sz="4" w:space="0" w:color="CCCCCC"/>
+              <w:left w:val="single" w:sz="4" w:space="0" w:color="CCCCCC"/>
+              <w:right w:val="single" w:sz="4" w:space="0" w:color="CCCCCC"/>
+            </w:tcBorders>
+          </w:tcPr>
+          <w:p>
+            <w:pPr>
+              <w:spacing w:before="60" w:after="60" w:line="252" w:lineRule="auto"/>
+              <w:jc w:val="left"/>
+            </w:pPr>
+            <w:r/>
+            <w:r>
+              <w:rPr>
+                <w:b/>
+              </w:rPr>
+              <w:t>681.75</w:t>
+            </w:r>
+          </w:p>
+        </w:tc>
+        <w:tc>
+          <w:tcPr>
+            <w:tcW w:type="dxa" w:w="3456"/>
+            <w:shd w:fill="F8FAFC"/>
+            <w:tcMar>
+              <w:top w:w="100" w:type="dxa"/>
+              <w:bottom w:w="100" w:type="dxa"/>
+              <w:left w:w="120" w:type="dxa"/>
+              <w:right w:w="120" w:type="dxa"/>
+            </w:tcMar>
+            <w:tcBorders>
+              <w:top w:val="single" w:sz="4" w:space="0" w:color="CCCCCC"/>
+              <w:bottom w:val="single" w:sz="4" w:space="0" w:color="CCCCCC"/>
+              <w:left w:val="single" w:sz="4" w:space="0" w:color="CCCCCC"/>
+              <w:right w:val="single" w:sz="4" w:space="0" w:color="CCCCCC"/>
+            </w:tcBorders>
+          </w:tcPr>
+          <w:p>
+            <w:pPr>
+              <w:spacing w:before="60" w:after="60" w:line="252" w:lineRule="auto"/>
+              <w:jc w:val="left"/>
+            </w:pPr>
+            <w:r/>
+            <w:r>
+              <w:rPr>
+                <w:b/>
+              </w:rPr>
+              <w:t>+1.75</w:t>
+            </w:r>
+          </w:p>
+        </w:tc>
+        <w:tc>
+          <w:tcPr>
+            <w:tcW w:type="dxa" w:w="1440"/>
+            <w:shd w:fill="F8FAFC"/>
+            <w:tcMar>
+              <w:top w:w="100" w:type="dxa"/>
+              <w:bottom w:w="100" w:type="dxa"/>
+              <w:left w:w="120" w:type="dxa"/>
+              <w:right w:w="120" w:type="dxa"/>
+            </w:tcMar>
+            <w:tcBorders>
+              <w:top w:val="single" w:sz="4" w:space="0" w:color="CCCCCC"/>
+              <w:bottom w:val="single" w:sz="4" w:space="0" w:color="CCCCCC"/>
+              <w:left w:val="single" w:sz="4" w:space="0" w:color="CCCCCC"/>
+              <w:right w:val="single" w:sz="4" w:space="0" w:color="CCCCCC"/>
+            </w:tcBorders>
+          </w:tcPr>
+          <w:p>
+            <w:pPr>
+              <w:spacing w:before="60" w:after="60" w:line="252" w:lineRule="auto"/>
+              <w:jc w:val="left"/>
+            </w:pPr>
+            <w:r/>
+            <w:r>
+              <w:t>BULL</w:t>
+            </w:r>
+          </w:p>
+        </w:tc>
+      </w:tr>
+      <w:tr>
+        <w:tc>
+          <w:tcPr>
+            <w:tcW w:type="dxa" w:w="1584"/>
+            <w:shd w:fill="FFFFFF"/>
+            <w:tcMar>
+              <w:top w:w="100" w:type="dxa"/>
+              <w:bottom w:w="100" w:type="dxa"/>
+              <w:left w:w="120" w:type="dxa"/>
+              <w:right w:w="120" w:type="dxa"/>
+            </w:tcMar>
+            <w:tcBorders>
+              <w:top w:val="single" w:sz="4" w:space="0" w:color="CCCCCC"/>
+              <w:bottom w:val="single" w:sz="4" w:space="0" w:color="CCCCCC"/>
+              <w:left w:val="single" w:sz="4" w:space="0" w:color="CCCCCC"/>
+              <w:right w:val="single" w:sz="4" w:space="0" w:color="CCCCCC"/>
+            </w:tcBorders>
+          </w:tcPr>
+          <w:p>
+            <w:pPr>
+              <w:spacing w:before="60" w:after="60" w:line="252" w:lineRule="auto"/>
+              <w:jc w:val="left"/>
+            </w:pPr>
+            <w:r/>
+            <w:r>
+              <w:rPr>
+                <w:b/>
+              </w:rPr>
+              <w:t>Wed 14/10</w:t>
+            </w:r>
+          </w:p>
+        </w:tc>
+        <w:tc>
+          <w:tcPr>
+            <w:tcW w:type="dxa" w:w="864"/>
+            <w:shd w:fill="FFFFFF"/>
+            <w:tcMar>
+              <w:top w:w="100" w:type="dxa"/>
+              <w:bottom w:w="100" w:type="dxa"/>
+              <w:left w:w="120" w:type="dxa"/>
+              <w:right w:w="120" w:type="dxa"/>
+            </w:tcMar>
+            <w:tcBorders>
+              <w:top w:val="single" w:sz="4" w:space="0" w:color="CCCCCC"/>
+              <w:bottom w:val="single" w:sz="4" w:space="0" w:color="CCCCCC"/>
+              <w:left w:val="single" w:sz="4" w:space="0" w:color="CCCCCC"/>
+              <w:right w:val="single" w:sz="4" w:space="0" w:color="CCCCCC"/>
+            </w:tcBorders>
+          </w:tcPr>
+          <w:p>
+            <w:pPr>
+              <w:spacing w:before="60" w:after="60" w:line="252" w:lineRule="auto"/>
+              <w:jc w:val="left"/>
+            </w:pPr>
+            <w:r/>
+            <w:r>
+              <w:t>Pre-NY 19-21</w:t>
+            </w:r>
+          </w:p>
+        </w:tc>
+        <w:tc>
+          <w:tcPr>
+            <w:tcW w:type="dxa" w:w="1440"/>
+            <w:shd w:fill="FFFFFF"/>
+            <w:tcMar>
+              <w:top w:w="100" w:type="dxa"/>
+              <w:bottom w:w="100" w:type="dxa"/>
+              <w:left w:w="120" w:type="dxa"/>
+              <w:right w:w="120" w:type="dxa"/>
+            </w:tcMar>
+            <w:tcBorders>
+              <w:top w:val="single" w:sz="4" w:space="0" w:color="CCCCCC"/>
+              <w:bottom w:val="single" w:sz="4" w:space="0" w:color="CCCCCC"/>
+              <w:left w:val="single" w:sz="4" w:space="0" w:color="CCCCCC"/>
+              <w:right w:val="single" w:sz="4" w:space="0" w:color="CCCCCC"/>
+            </w:tcBorders>
+          </w:tcPr>
+          <w:p>
+            <w:pPr>
+              <w:spacing w:before="60" w:after="60" w:line="252" w:lineRule="auto"/>
+              <w:jc w:val="left"/>
+            </w:pPr>
+            <w:r/>
+            <w:r>
+              <w:t>681.75</w:t>
+            </w:r>
+          </w:p>
+        </w:tc>
+        <w:tc>
+          <w:tcPr>
+            <w:tcW w:type="dxa" w:w="2016"/>
+            <w:shd w:fill="FFFFFF"/>
+            <w:tcMar>
+              <w:top w:w="100" w:type="dxa"/>
+              <w:bottom w:w="100" w:type="dxa"/>
+              <w:left w:w="120" w:type="dxa"/>
+              <w:right w:w="120" w:type="dxa"/>
+            </w:tcMar>
+            <w:tcBorders>
+              <w:top w:val="single" w:sz="4" w:space="0" w:color="CCCCCC"/>
+              <w:bottom w:val="single" w:sz="4" w:space="0" w:color="CCCCCC"/>
+              <w:left w:val="single" w:sz="4" w:space="0" w:color="CCCCCC"/>
+              <w:right w:val="single" w:sz="4" w:space="0" w:color="CCCCCC"/>
+            </w:tcBorders>
+          </w:tcPr>
+          <w:p>
+            <w:pPr>
+              <w:spacing w:before="60" w:after="60" w:line="252" w:lineRule="auto"/>
+              <w:jc w:val="left"/>
+            </w:pPr>
+            <w:r/>
+            <w:r>
+              <w:t>691.00</w:t>
+            </w:r>
+          </w:p>
+        </w:tc>
+        <w:tc>
+          <w:tcPr>
+            <w:tcW w:type="dxa" w:w="1152"/>
+            <w:shd w:fill="FFFFFF"/>
+            <w:tcMar>
+              <w:top w:w="100" w:type="dxa"/>
+              <w:bottom w:w="100" w:type="dxa"/>
+              <w:left w:w="120" w:type="dxa"/>
+              <w:right w:w="120" w:type="dxa"/>
+            </w:tcMar>
+            <w:tcBorders>
+              <w:top w:val="single" w:sz="4" w:space="0" w:color="CCCCCC"/>
+              <w:bottom w:val="single" w:sz="4" w:space="0" w:color="CCCCCC"/>
+              <w:left w:val="single" w:sz="4" w:space="0" w:color="CCCCCC"/>
+              <w:right w:val="single" w:sz="4" w:space="0" w:color="CCCCCC"/>
+            </w:tcBorders>
+          </w:tcPr>
+          <w:p>
+            <w:pPr>
+              <w:spacing w:before="60" w:after="60" w:line="252" w:lineRule="auto"/>
+              <w:jc w:val="left"/>
+            </w:pPr>
+            <w:r/>
+            <w:r>
+              <w:t>671.00</w:t>
+            </w:r>
+          </w:p>
+        </w:tc>
+        <w:tc>
+          <w:tcPr>
+            <w:tcW w:type="dxa" w:w="1728"/>
+            <w:shd w:fill="FFFFFF"/>
+            <w:tcMar>
+              <w:top w:w="100" w:type="dxa"/>
+              <w:bottom w:w="100" w:type="dxa"/>
+              <w:left w:w="120" w:type="dxa"/>
+              <w:right w:w="120" w:type="dxa"/>
+            </w:tcMar>
+            <w:tcBorders>
+              <w:top w:val="single" w:sz="4" w:space="0" w:color="CCCCCC"/>
+              <w:bottom w:val="single" w:sz="4" w:space="0" w:color="CCCCCC"/>
+              <w:left w:val="single" w:sz="4" w:space="0" w:color="CCCCCC"/>
+              <w:right w:val="single" w:sz="4" w:space="0" w:color="CCCCCC"/>
+            </w:tcBorders>
+          </w:tcPr>
+          <w:p>
+            <w:pPr>
+              <w:spacing w:before="60" w:after="60" w:line="252" w:lineRule="auto"/>
+              <w:jc w:val="left"/>
+            </w:pPr>
+            <w:r/>
+            <w:r>
+              <w:rPr>
+                <w:b/>
+              </w:rPr>
+              <w:t>682.25</w:t>
+            </w:r>
+          </w:p>
+        </w:tc>
+        <w:tc>
+          <w:tcPr>
+            <w:tcW w:type="dxa" w:w="3456"/>
+            <w:shd w:fill="FFFFFF"/>
+            <w:tcMar>
+              <w:top w:w="100" w:type="dxa"/>
+              <w:bottom w:w="100" w:type="dxa"/>
+              <w:left w:w="120" w:type="dxa"/>
+              <w:right w:w="120" w:type="dxa"/>
+            </w:tcMar>
+            <w:tcBorders>
+              <w:top w:val="single" w:sz="4" w:space="0" w:color="CCCCCC"/>
+              <w:bottom w:val="single" w:sz="4" w:space="0" w:color="CCCCCC"/>
+              <w:left w:val="single" w:sz="4" w:space="0" w:color="CCCCCC"/>
+              <w:right w:val="single" w:sz="4" w:space="0" w:color="CCCCCC"/>
+            </w:tcBorders>
+          </w:tcPr>
+          <w:p>
+            <w:pPr>
+              <w:spacing w:before="60" w:after="60" w:line="252" w:lineRule="auto"/>
+              <w:jc w:val="left"/>
+            </w:pPr>
+            <w:r/>
+            <w:r>
+              <w:rPr>
+                <w:b/>
+              </w:rPr>
+              <w:t>+0.50</w:t>
+            </w:r>
+          </w:p>
+        </w:tc>
+        <w:tc>
+          <w:tcPr>
+            <w:tcW w:type="dxa" w:w="1440"/>
+            <w:shd w:fill="FFFFFF"/>
+            <w:tcMar>
+              <w:top w:w="100" w:type="dxa"/>
+              <w:bottom w:w="100" w:type="dxa"/>
+              <w:left w:w="120" w:type="dxa"/>
+              <w:right w:w="120" w:type="dxa"/>
+            </w:tcMar>
+            <w:tcBorders>
+              <w:top w:val="single" w:sz="4" w:space="0" w:color="CCCCCC"/>
+              <w:bottom w:val="single" w:sz="4" w:space="0" w:color="CCCCCC"/>
+              <w:left w:val="single" w:sz="4" w:space="0" w:color="CCCCCC"/>
+              <w:right w:val="single" w:sz="4" w:space="0" w:color="CCCCCC"/>
+            </w:tcBorders>
+          </w:tcPr>
+          <w:p>
+            <w:pPr>
+              <w:spacing w:before="60" w:after="60" w:line="252" w:lineRule="auto"/>
+              <w:jc w:val="left"/>
+            </w:pPr>
+            <w:r/>
+            <w:r>
+              <w:t>BULL</w:t>
+            </w:r>
+          </w:p>
+        </w:tc>
+      </w:tr>
+      <w:tr>
+        <w:tc>
+          <w:tcPr>
+            <w:tcW w:type="dxa" w:w="1584"/>
+            <w:shd w:fill="F8FAFC"/>
+            <w:tcMar>
+              <w:top w:w="100" w:type="dxa"/>
+              <w:bottom w:w="100" w:type="dxa"/>
+              <w:left w:w="120" w:type="dxa"/>
+              <w:right w:w="120" w:type="dxa"/>
+            </w:tcMar>
+            <w:tcBorders>
+              <w:top w:val="single" w:sz="4" w:space="0" w:color="CCCCCC"/>
+              <w:bottom w:val="single" w:sz="4" w:space="0" w:color="CCCCCC"/>
+              <w:left w:val="single" w:sz="4" w:space="0" w:color="CCCCCC"/>
+              <w:right w:val="single" w:sz="4" w:space="0" w:color="CCCCCC"/>
+            </w:tcBorders>
+          </w:tcPr>
+          <w:p>
+            <w:pPr>
+              <w:spacing w:before="60" w:after="60" w:line="252" w:lineRule="auto"/>
+              <w:jc w:val="left"/>
+            </w:pPr>
+            <w:r/>
+            <w:r>
+              <w:rPr>
+                <w:b/>
+              </w:rPr>
+              <w:t>Wed 14/10</w:t>
+            </w:r>
+          </w:p>
+        </w:tc>
+        <w:tc>
+          <w:tcPr>
+            <w:tcW w:type="dxa" w:w="864"/>
+            <w:shd w:fill="F8FAFC"/>
+            <w:tcMar>
+              <w:top w:w="100" w:type="dxa"/>
+              <w:bottom w:w="100" w:type="dxa"/>
+              <w:left w:w="120" w:type="dxa"/>
+              <w:right w:w="120" w:type="dxa"/>
+            </w:tcMar>
+            <w:tcBorders>
+              <w:top w:val="single" w:sz="4" w:space="0" w:color="CCCCCC"/>
+              <w:bottom w:val="single" w:sz="4" w:space="0" w:color="CCCCCC"/>
+              <w:left w:val="single" w:sz="4" w:space="0" w:color="CCCCCC"/>
+              <w:right w:val="single" w:sz="4" w:space="0" w:color="CCCCCC"/>
+            </w:tcBorders>
+          </w:tcPr>
+          <w:p>
+            <w:pPr>
+              <w:spacing w:before="60" w:after="60" w:line="252" w:lineRule="auto"/>
+              <w:jc w:val="left"/>
+            </w:pPr>
+            <w:r/>
+            <w:r>
+              <w:t>NY Open 21-23</w:t>
+            </w:r>
+          </w:p>
+        </w:tc>
+        <w:tc>
+          <w:tcPr>
+            <w:tcW w:type="dxa" w:w="1440"/>
+            <w:shd w:fill="F8FAFC"/>
+            <w:tcMar>
+              <w:top w:w="100" w:type="dxa"/>
+              <w:bottom w:w="100" w:type="dxa"/>
+              <w:left w:w="120" w:type="dxa"/>
+              <w:right w:w="120" w:type="dxa"/>
+            </w:tcMar>
+            <w:tcBorders>
+              <w:top w:val="single" w:sz="4" w:space="0" w:color="CCCCCC"/>
+              <w:bottom w:val="single" w:sz="4" w:space="0" w:color="CCCCCC"/>
+              <w:left w:val="single" w:sz="4" w:space="0" w:color="CCCCCC"/>
+              <w:right w:val="single" w:sz="4" w:space="0" w:color="CCCCCC"/>
+            </w:tcBorders>
+          </w:tcPr>
+          <w:p>
+            <w:pPr>
+              <w:spacing w:before="60" w:after="60" w:line="252" w:lineRule="auto"/>
+              <w:jc w:val="left"/>
+            </w:pPr>
+            <w:r/>
+            <w:r>
+              <w:t>682.25</w:t>
+            </w:r>
+          </w:p>
+        </w:tc>
+        <w:tc>
+          <w:tcPr>
+            <w:tcW w:type="dxa" w:w="2016"/>
+            <w:shd w:fill="F8FAFC"/>
+            <w:tcMar>
+              <w:top w:w="100" w:type="dxa"/>
+              <w:bottom w:w="100" w:type="dxa"/>
+              <w:left w:w="120" w:type="dxa"/>
+              <w:right w:w="120" w:type="dxa"/>
+            </w:tcMar>
+            <w:tcBorders>
+              <w:top w:val="single" w:sz="4" w:space="0" w:color="CCCCCC"/>
+              <w:bottom w:val="single" w:sz="4" w:space="0" w:color="CCCCCC"/>
+              <w:left w:val="single" w:sz="4" w:space="0" w:color="CCCCCC"/>
+              <w:right w:val="single" w:sz="4" w:space="0" w:color="CCCCCC"/>
+            </w:tcBorders>
+          </w:tcPr>
+          <w:p>
+            <w:pPr>
+              <w:spacing w:before="60" w:after="60" w:line="252" w:lineRule="auto"/>
+              <w:jc w:val="left"/>
+            </w:pPr>
+            <w:r/>
+            <w:r>
+              <w:t>694.50</w:t>
+            </w:r>
+          </w:p>
+        </w:tc>
+        <w:tc>
+          <w:tcPr>
+            <w:tcW w:type="dxa" w:w="1152"/>
+            <w:shd w:fill="F8FAFC"/>
+            <w:tcMar>
+              <w:top w:w="100" w:type="dxa"/>
+              <w:bottom w:w="100" w:type="dxa"/>
+              <w:left w:w="120" w:type="dxa"/>
+              <w:right w:w="120" w:type="dxa"/>
+            </w:tcMar>
+            <w:tcBorders>
+              <w:top w:val="single" w:sz="4" w:space="0" w:color="CCCCCC"/>
+              <w:bottom w:val="single" w:sz="4" w:space="0" w:color="CCCCCC"/>
+              <w:left w:val="single" w:sz="4" w:space="0" w:color="CCCCCC"/>
+              <w:right w:val="single" w:sz="4" w:space="0" w:color="CCCCCC"/>
+            </w:tcBorders>
+          </w:tcPr>
+          <w:p>
+            <w:pPr>
+              <w:spacing w:before="60" w:after="60" w:line="252" w:lineRule="auto"/>
+              <w:jc w:val="left"/>
+            </w:pPr>
+            <w:r/>
+            <w:r>
+              <w:t>668.00</w:t>
+            </w:r>
+          </w:p>
+        </w:tc>
+        <w:tc>
+          <w:tcPr>
+            <w:tcW w:type="dxa" w:w="1728"/>
+            <w:shd w:fill="F8FAFC"/>
+            <w:tcMar>
+              <w:top w:w="100" w:type="dxa"/>
+              <w:bottom w:w="100" w:type="dxa"/>
+              <w:left w:w="120" w:type="dxa"/>
+              <w:right w:w="120" w:type="dxa"/>
+            </w:tcMar>
+            <w:tcBorders>
+              <w:top w:val="single" w:sz="4" w:space="0" w:color="CCCCCC"/>
+              <w:bottom w:val="single" w:sz="4" w:space="0" w:color="CCCCCC"/>
+              <w:left w:val="single" w:sz="4" w:space="0" w:color="CCCCCC"/>
+              <w:right w:val="single" w:sz="4" w:space="0" w:color="CCCCCC"/>
+            </w:tcBorders>
+          </w:tcPr>
+          <w:p>
+            <w:pPr>
+              <w:spacing w:before="60" w:after="60" w:line="252" w:lineRule="auto"/>
+              <w:jc w:val="left"/>
+            </w:pPr>
+            <w:r/>
+            <w:r>
+              <w:rPr>
+                <w:b/>
+              </w:rPr>
+              <w:t>680.75</w:t>
+            </w:r>
+          </w:p>
+        </w:tc>
+        <w:tc>
+          <w:tcPr>
+            <w:tcW w:type="dxa" w:w="3456"/>
+            <w:shd w:fill="F8FAFC"/>
+            <w:tcMar>
+              <w:top w:w="100" w:type="dxa"/>
+              <w:bottom w:w="100" w:type="dxa"/>
+              <w:left w:w="120" w:type="dxa"/>
+              <w:right w:w="120" w:type="dxa"/>
+            </w:tcMar>
+            <w:tcBorders>
+              <w:top w:val="single" w:sz="4" w:space="0" w:color="CCCCCC"/>
+              <w:bottom w:val="single" w:sz="4" w:space="0" w:color="CCCCCC"/>
+              <w:left w:val="single" w:sz="4" w:space="0" w:color="CCCCCC"/>
+              <w:right w:val="single" w:sz="4" w:space="0" w:color="CCCCCC"/>
+            </w:tcBorders>
+          </w:tcPr>
+          <w:p>
+            <w:pPr>
+              <w:spacing w:before="60" w:after="60" w:line="252" w:lineRule="auto"/>
+              <w:jc w:val="left"/>
+            </w:pPr>
+            <w:r/>
+            <w:r>
+              <w:rPr>
+                <w:b/>
+              </w:rPr>
+              <w:t>-1.50</w:t>
+            </w:r>
+          </w:p>
+        </w:tc>
+        <w:tc>
+          <w:tcPr>
+            <w:tcW w:type="dxa" w:w="1440"/>
+            <w:shd w:fill="F8FAFC"/>
+            <w:tcMar>
+              <w:top w:w="100" w:type="dxa"/>
+              <w:bottom w:w="100" w:type="dxa"/>
+              <w:left w:w="120" w:type="dxa"/>
+              <w:right w:w="120" w:type="dxa"/>
+            </w:tcMar>
+            <w:tcBorders>
+              <w:top w:val="single" w:sz="4" w:space="0" w:color="CCCCCC"/>
+              <w:bottom w:val="single" w:sz="4" w:space="0" w:color="CCCCCC"/>
+              <w:left w:val="single" w:sz="4" w:space="0" w:color="CCCCCC"/>
+              <w:right w:val="single" w:sz="4" w:space="0" w:color="CCCCCC"/>
+            </w:tcBorders>
+          </w:tcPr>
+          <w:p>
+            <w:pPr>
+              <w:spacing w:before="60" w:after="60" w:line="252" w:lineRule="auto"/>
+              <w:jc w:val="left"/>
+            </w:pPr>
+            <w:r/>
+            <w:r>
+              <w:t>BEAR</w:t>
+            </w:r>
+          </w:p>
+        </w:tc>
+      </w:tr>
+      <w:tr>
+        <w:tc>
+          <w:tcPr>
+            <w:tcW w:type="dxa" w:w="1584"/>
+            <w:shd w:fill="FFFFFF"/>
+            <w:tcMar>
+              <w:top w:w="100" w:type="dxa"/>
+              <w:bottom w:w="100" w:type="dxa"/>
+              <w:left w:w="120" w:type="dxa"/>
+              <w:right w:w="120" w:type="dxa"/>
+            </w:tcMar>
+            <w:tcBorders>
+              <w:top w:val="single" w:sz="4" w:space="0" w:color="CCCCCC"/>
+              <w:bottom w:val="single" w:sz="4" w:space="0" w:color="CCCCCC"/>
+              <w:left w:val="single" w:sz="4" w:space="0" w:color="CCCCCC"/>
+              <w:right w:val="single" w:sz="4" w:space="0" w:color="CCCCCC"/>
+            </w:tcBorders>
+          </w:tcPr>
+          <w:p>
+            <w:pPr>
+              <w:spacing w:before="60" w:after="60" w:line="252" w:lineRule="auto"/>
+              <w:jc w:val="left"/>
+            </w:pPr>
+            <w:r/>
+            <w:r>
+              <w:rPr>
+                <w:b/>
+              </w:rPr>
+              <w:t>Wed 14/10</w:t>
+            </w:r>
+          </w:p>
+        </w:tc>
+        <w:tc>
+          <w:tcPr>
+            <w:tcW w:type="dxa" w:w="864"/>
+            <w:shd w:fill="FFFFFF"/>
+            <w:tcMar>
+              <w:top w:w="100" w:type="dxa"/>
+              <w:bottom w:w="100" w:type="dxa"/>
+              <w:left w:w="120" w:type="dxa"/>
+              <w:right w:w="120" w:type="dxa"/>
+            </w:tcMar>
+            <w:tcBorders>
+              <w:top w:val="single" w:sz="4" w:space="0" w:color="CCCCCC"/>
+              <w:bottom w:val="single" w:sz="4" w:space="0" w:color="CCCCCC"/>
+              <w:left w:val="single" w:sz="4" w:space="0" w:color="CCCCCC"/>
+              <w:right w:val="single" w:sz="4" w:space="0" w:color="CCCCCC"/>
+            </w:tcBorders>
+          </w:tcPr>
+          <w:p>
+            <w:pPr>
+              <w:spacing w:before="60" w:after="60" w:line="252" w:lineRule="auto"/>
+              <w:jc w:val="left"/>
+            </w:pPr>
+            <w:r/>
+            <w:r>
+              <w:t>NY Close 23-01</w:t>
+            </w:r>
+          </w:p>
+        </w:tc>
+        <w:tc>
+          <w:tcPr>
+            <w:tcW w:type="dxa" w:w="1440"/>
+            <w:shd w:fill="FFFFFF"/>
+            <w:tcMar>
+              <w:top w:w="100" w:type="dxa"/>
+              <w:bottom w:w="100" w:type="dxa"/>
+              <w:left w:w="120" w:type="dxa"/>
+              <w:right w:w="120" w:type="dxa"/>
+            </w:tcMar>
+            <w:tcBorders>
+              <w:top w:val="single" w:sz="4" w:space="0" w:color="CCCCCC"/>
+              <w:bottom w:val="single" w:sz="4" w:space="0" w:color="CCCCCC"/>
+              <w:left w:val="single" w:sz="4" w:space="0" w:color="CCCCCC"/>
+              <w:right w:val="single" w:sz="4" w:space="0" w:color="CCCCCC"/>
+            </w:tcBorders>
+          </w:tcPr>
+          <w:p>
+            <w:pPr>
+              <w:spacing w:before="60" w:after="60" w:line="252" w:lineRule="auto"/>
+              <w:jc w:val="left"/>
+            </w:pPr>
+            <w:r/>
+            <w:r>
+              <w:t>680.75</w:t>
+            </w:r>
+          </w:p>
+        </w:tc>
+        <w:tc>
+          <w:tcPr>
+            <w:tcW w:type="dxa" w:w="2016"/>
+            <w:shd w:fill="FFFFFF"/>
+            <w:tcMar>
+              <w:top w:w="100" w:type="dxa"/>
+              <w:bottom w:w="100" w:type="dxa"/>
+              <w:left w:w="120" w:type="dxa"/>
+              <w:right w:w="120" w:type="dxa"/>
+            </w:tcMar>
+            <w:tcBorders>
+              <w:top w:val="single" w:sz="4" w:space="0" w:color="CCCCCC"/>
+              <w:bottom w:val="single" w:sz="4" w:space="0" w:color="CCCCCC"/>
+              <w:left w:val="single" w:sz="4" w:space="0" w:color="CCCCCC"/>
+              <w:right w:val="single" w:sz="4" w:space="0" w:color="CCCCCC"/>
+            </w:tcBorders>
+          </w:tcPr>
+          <w:p>
+            <w:pPr>
+              <w:spacing w:before="60" w:after="60" w:line="252" w:lineRule="auto"/>
+              <w:jc w:val="left"/>
+            </w:pPr>
+            <w:r/>
+            <w:r>
+              <w:t>687.75</w:t>
+            </w:r>
+          </w:p>
+        </w:tc>
+        <w:tc>
+          <w:tcPr>
+            <w:tcW w:type="dxa" w:w="1152"/>
+            <w:shd w:fill="FFFFFF"/>
+            <w:tcMar>
+              <w:top w:w="100" w:type="dxa"/>
+              <w:bottom w:w="100" w:type="dxa"/>
+              <w:left w:w="120" w:type="dxa"/>
+              <w:right w:w="120" w:type="dxa"/>
+            </w:tcMar>
+            <w:tcBorders>
+              <w:top w:val="single" w:sz="4" w:space="0" w:color="CCCCCC"/>
+              <w:bottom w:val="single" w:sz="4" w:space="0" w:color="CCCCCC"/>
+              <w:left w:val="single" w:sz="4" w:space="0" w:color="CCCCCC"/>
+              <w:right w:val="single" w:sz="4" w:space="0" w:color="CCCCCC"/>
+            </w:tcBorders>
+          </w:tcPr>
+          <w:p>
+            <w:pPr>
+              <w:spacing w:before="60" w:after="60" w:line="252" w:lineRule="auto"/>
+              <w:jc w:val="left"/>
+            </w:pPr>
+            <w:r/>
+            <w:r>
+              <w:t>671.25</w:t>
+            </w:r>
+          </w:p>
+        </w:tc>
+        <w:tc>
+          <w:tcPr>
+            <w:tcW w:type="dxa" w:w="1728"/>
+            <w:shd w:fill="FFFFFF"/>
+            <w:tcMar>
+              <w:top w:w="100" w:type="dxa"/>
+              <w:bottom w:w="100" w:type="dxa"/>
+              <w:left w:w="120" w:type="dxa"/>
+              <w:right w:w="120" w:type="dxa"/>
+            </w:tcMar>
+            <w:tcBorders>
+              <w:top w:val="single" w:sz="4" w:space="0" w:color="CCCCCC"/>
+              <w:bottom w:val="single" w:sz="4" w:space="0" w:color="CCCCCC"/>
+              <w:left w:val="single" w:sz="4" w:space="0" w:color="CCCCCC"/>
+              <w:right w:val="single" w:sz="4" w:space="0" w:color="CCCCCC"/>
+            </w:tcBorders>
+          </w:tcPr>
+          <w:p>
+            <w:pPr>
+              <w:spacing w:before="60" w:after="60" w:line="252" w:lineRule="auto"/>
+              <w:jc w:val="left"/>
+            </w:pPr>
+            <w:r/>
+            <w:r>
+              <w:rPr>
+                <w:b/>
+              </w:rPr>
+              <w:t>681.25</w:t>
+            </w:r>
+          </w:p>
+        </w:tc>
+        <w:tc>
+          <w:tcPr>
+            <w:tcW w:type="dxa" w:w="3456"/>
+            <w:shd w:fill="FFFFFF"/>
+            <w:tcMar>
+              <w:top w:w="100" w:type="dxa"/>
+              <w:bottom w:w="100" w:type="dxa"/>
+              <w:left w:w="120" w:type="dxa"/>
+              <w:right w:w="120" w:type="dxa"/>
+            </w:tcMar>
+            <w:tcBorders>
+              <w:top w:val="single" w:sz="4" w:space="0" w:color="CCCCCC"/>
+              <w:bottom w:val="single" w:sz="4" w:space="0" w:color="CCCCCC"/>
+              <w:left w:val="single" w:sz="4" w:space="0" w:color="CCCCCC"/>
+              <w:right w:val="single" w:sz="4" w:space="0" w:color="CCCCCC"/>
+            </w:tcBorders>
+          </w:tcPr>
+          <w:p>
+            <w:pPr>
+              <w:spacing w:before="60" w:after="60" w:line="252" w:lineRule="auto"/>
+              <w:jc w:val="left"/>
+            </w:pPr>
+            <w:r/>
+            <w:r>
+              <w:rPr>
+                <w:b/>
+              </w:rPr>
+              <w:t>+0.50</w:t>
+            </w:r>
+          </w:p>
+        </w:tc>
+        <w:tc>
+          <w:tcPr>
+            <w:tcW w:type="dxa" w:w="1440"/>
+            <w:shd w:fill="FFFFFF"/>
+            <w:tcMar>
+              <w:top w:w="100" w:type="dxa"/>
+              <w:bottom w:w="100" w:type="dxa"/>
+              <w:left w:w="120" w:type="dxa"/>
+              <w:right w:w="120" w:type="dxa"/>
+            </w:tcMar>
+            <w:tcBorders>
+              <w:top w:val="single" w:sz="4" w:space="0" w:color="CCCCCC"/>
+              <w:bottom w:val="single" w:sz="4" w:space="0" w:color="CCCCCC"/>
+              <w:left w:val="single" w:sz="4" w:space="0" w:color="CCCCCC"/>
+              <w:right w:val="single" w:sz="4" w:space="0" w:color="CCCCCC"/>
+            </w:tcBorders>
+          </w:tcPr>
+          <w:p>
+            <w:pPr>
+              <w:spacing w:before="60" w:after="60" w:line="252" w:lineRule="auto"/>
+              <w:jc w:val="left"/>
+            </w:pPr>
+            <w:r/>
+            <w:r>
+              <w:t>BULL</w:t>
+            </w:r>
+          </w:p>
+        </w:tc>
+      </w:tr>
+      <w:tr>
+        <w:tc>
+          <w:tcPr>
+            <w:tcW w:type="dxa" w:w="1584"/>
+            <w:shd w:fill="F8FAFC"/>
+            <w:tcMar>
+              <w:top w:w="100" w:type="dxa"/>
+              <w:bottom w:w="100" w:type="dxa"/>
+              <w:left w:w="120" w:type="dxa"/>
+              <w:right w:w="120" w:type="dxa"/>
+            </w:tcMar>
+            <w:tcBorders>
+              <w:top w:val="single" w:sz="4" w:space="0" w:color="CCCCCC"/>
+              <w:bottom w:val="single" w:sz="4" w:space="0" w:color="CCCCCC"/>
+              <w:left w:val="single" w:sz="4" w:space="0" w:color="CCCCCC"/>
+              <w:right w:val="single" w:sz="4" w:space="0" w:color="CCCCCC"/>
+            </w:tcBorders>
+          </w:tcPr>
+          <w:p>
+            <w:pPr>
+              <w:spacing w:before="60" w:after="60" w:line="252" w:lineRule="auto"/>
+              <w:jc w:val="left"/>
+            </w:pPr>
+            <w:r/>
+            <w:r>
+              <w:rPr>
+                <w:b/>
+              </w:rPr>
+              <w:t>Thu 15/10</w:t>
+            </w:r>
+          </w:p>
+        </w:tc>
+        <w:tc>
+          <w:tcPr>
+            <w:tcW w:type="dxa" w:w="864"/>
+            <w:shd w:fill="F8FAFC"/>
+            <w:tcMar>
+              <w:top w:w="100" w:type="dxa"/>
+              <w:bottom w:w="100" w:type="dxa"/>
+              <w:left w:w="120" w:type="dxa"/>
+              <w:right w:w="120" w:type="dxa"/>
+            </w:tcMar>
+            <w:tcBorders>
+              <w:top w:val="single" w:sz="4" w:space="0" w:color="CCCCCC"/>
+              <w:bottom w:val="single" w:sz="4" w:space="0" w:color="CCCCCC"/>
+              <w:left w:val="single" w:sz="4" w:space="0" w:color="CCCCCC"/>
+              <w:right w:val="single" w:sz="4" w:space="0" w:color="CCCCCC"/>
+            </w:tcBorders>
+          </w:tcPr>
+          <w:p>
+            <w:pPr>
+              <w:spacing w:before="60" w:after="60" w:line="252" w:lineRule="auto"/>
+              <w:jc w:val="left"/>
+            </w:pPr>
+            <w:r/>
+            <w:r>
+              <w:t>Asia 07-11</w:t>
+            </w:r>
+          </w:p>
+        </w:tc>
+        <w:tc>
+          <w:tcPr>
+            <w:tcW w:type="dxa" w:w="1440"/>
+            <w:shd w:fill="F8FAFC"/>
+            <w:tcMar>
+              <w:top w:w="100" w:type="dxa"/>
+              <w:bottom w:w="100" w:type="dxa"/>
+              <w:left w:w="120" w:type="dxa"/>
+              <w:right w:w="120" w:type="dxa"/>
+            </w:tcMar>
+            <w:tcBorders>
+              <w:top w:val="single" w:sz="4" w:space="0" w:color="CCCCCC"/>
+              <w:bottom w:val="single" w:sz="4" w:space="0" w:color="CCCCCC"/>
+              <w:left w:val="single" w:sz="4" w:space="0" w:color="CCCCCC"/>
+              <w:right w:val="single" w:sz="4" w:space="0" w:color="CCCCCC"/>
+            </w:tcBorders>
+          </w:tcPr>
+          <w:p>
+            <w:pPr>
+              <w:spacing w:before="60" w:after="60" w:line="252" w:lineRule="auto"/>
+              <w:jc w:val="left"/>
+            </w:pPr>
+            <w:r/>
+            <w:r>
+              <w:t>681.25</w:t>
+            </w:r>
+          </w:p>
+        </w:tc>
+        <w:tc>
+          <w:tcPr>
+            <w:tcW w:type="dxa" w:w="2016"/>
+            <w:shd w:fill="F8FAFC"/>
+            <w:tcMar>
+              <w:top w:w="100" w:type="dxa"/>
+              <w:bottom w:w="100" w:type="dxa"/>
+              <w:left w:w="120" w:type="dxa"/>
+              <w:right w:w="120" w:type="dxa"/>
+            </w:tcMar>
+            <w:tcBorders>
+              <w:top w:val="single" w:sz="4" w:space="0" w:color="CCCCCC"/>
+              <w:bottom w:val="single" w:sz="4" w:space="0" w:color="CCCCCC"/>
+              <w:left w:val="single" w:sz="4" w:space="0" w:color="CCCCCC"/>
+              <w:right w:val="single" w:sz="4" w:space="0" w:color="CCCCCC"/>
+            </w:tcBorders>
+          </w:tcPr>
+          <w:p>
+            <w:pPr>
+              <w:spacing w:before="60" w:after="60" w:line="252" w:lineRule="auto"/>
+              <w:jc w:val="left"/>
+            </w:pPr>
+            <w:r/>
+            <w:r>
+              <w:t>691.75</w:t>
+            </w:r>
+          </w:p>
+        </w:tc>
+        <w:tc>
+          <w:tcPr>
+            <w:tcW w:type="dxa" w:w="1152"/>
+            <w:shd w:fill="F8FAFC"/>
+            <w:tcMar>
+              <w:top w:w="100" w:type="dxa"/>
+              <w:bottom w:w="100" w:type="dxa"/>
+              <w:left w:w="120" w:type="dxa"/>
+              <w:right w:w="120" w:type="dxa"/>
+            </w:tcMar>
+            <w:tcBorders>
+              <w:top w:val="single" w:sz="4" w:space="0" w:color="CCCCCC"/>
+              <w:bottom w:val="single" w:sz="4" w:space="0" w:color="CCCCCC"/>
+              <w:left w:val="single" w:sz="4" w:space="0" w:color="CCCCCC"/>
+              <w:right w:val="single" w:sz="4" w:space="0" w:color="CCCCCC"/>
+            </w:tcBorders>
+          </w:tcPr>
+          <w:p>
+            <w:pPr>
+              <w:spacing w:before="60" w:after="60" w:line="252" w:lineRule="auto"/>
+              <w:jc w:val="left"/>
+            </w:pPr>
+            <w:r/>
+            <w:r>
+              <w:t>674.00</w:t>
             </w:r>
           </w:p>
         </w:tc>
@@ -27276,7 +28686,7 @@
               <w:rPr>
                 <w:b/>
               </w:rPr>
-              <w:t>+0.50</w:t>
+              <w:t>-0.25</w:t>
             </w:r>
           </w:p>
         </w:tc>
@@ -27304,7 +28714,7 @@
             </w:pPr>
             <w:r/>
             <w:r>
-              <w:t>BULL</w:t>
+              <w:t>BEAR</w:t>
             </w:r>
           </w:p>
         </w:tc>
@@ -27337,7 +28747,7 @@
               <w:rPr>
                 <w:b/>
               </w:rPr>
-              <w:t>Wed 14/10</w:t>
+              <w:t>Thu 15/10</w:t>
             </w:r>
           </w:p>
         </w:tc>
@@ -27421,7 +28831,7 @@
             </w:pPr>
             <w:r/>
             <w:r>
-              <w:t>688.00</w:t>
+              <w:t>690.75</w:t>
             </w:r>
           </w:p>
         </w:tc>
@@ -27449,7 +28859,7 @@
             </w:pPr>
             <w:r/>
             <w:r>
-              <w:t>675.00</w:t>
+              <w:t>671.25</w:t>
             </w:r>
           </w:p>
         </w:tc>
@@ -27480,7 +28890,7 @@
               <w:rPr>
                 <w:b/>
               </w:rPr>
-              <w:t>680.25</w:t>
+              <w:t>681.50</w:t>
             </w:r>
           </w:p>
         </w:tc>
@@ -27488,6 +28898,1181 @@
           <w:tcPr>
             <w:tcW w:type="dxa" w:w="3456"/>
             <w:shd w:fill="FFFFFF"/>
+            <w:tcMar>
+              <w:top w:w="100" w:type="dxa"/>
+              <w:bottom w:w="100" w:type="dxa"/>
+              <w:left w:w="120" w:type="dxa"/>
+              <w:right w:w="120" w:type="dxa"/>
+            </w:tcMar>
+            <w:tcBorders>
+              <w:top w:val="single" w:sz="4" w:space="0" w:color="CCCCCC"/>
+              <w:bottom w:val="single" w:sz="4" w:space="0" w:color="CCCCCC"/>
+              <w:left w:val="single" w:sz="4" w:space="0" w:color="CCCCCC"/>
+              <w:right w:val="single" w:sz="4" w:space="0" w:color="CCCCCC"/>
+            </w:tcBorders>
+          </w:tcPr>
+          <w:p>
+            <w:pPr>
+              <w:spacing w:before="60" w:after="60" w:line="252" w:lineRule="auto"/>
+              <w:jc w:val="left"/>
+            </w:pPr>
+            <w:r/>
+            <w:r>
+              <w:rPr>
+                <w:b/>
+              </w:rPr>
+              <w:t>+0.50</w:t>
+            </w:r>
+          </w:p>
+        </w:tc>
+        <w:tc>
+          <w:tcPr>
+            <w:tcW w:type="dxa" w:w="1440"/>
+            <w:shd w:fill="FFFFFF"/>
+            <w:tcMar>
+              <w:top w:w="100" w:type="dxa"/>
+              <w:bottom w:w="100" w:type="dxa"/>
+              <w:left w:w="120" w:type="dxa"/>
+              <w:right w:w="120" w:type="dxa"/>
+            </w:tcMar>
+            <w:tcBorders>
+              <w:top w:val="single" w:sz="4" w:space="0" w:color="CCCCCC"/>
+              <w:bottom w:val="single" w:sz="4" w:space="0" w:color="CCCCCC"/>
+              <w:left w:val="single" w:sz="4" w:space="0" w:color="CCCCCC"/>
+              <w:right w:val="single" w:sz="4" w:space="0" w:color="CCCCCC"/>
+            </w:tcBorders>
+          </w:tcPr>
+          <w:p>
+            <w:pPr>
+              <w:spacing w:before="60" w:after="60" w:line="252" w:lineRule="auto"/>
+              <w:jc w:val="left"/>
+            </w:pPr>
+            <w:r/>
+            <w:r>
+              <w:t>BULL</w:t>
+            </w:r>
+          </w:p>
+        </w:tc>
+      </w:tr>
+      <w:tr>
+        <w:tc>
+          <w:tcPr>
+            <w:tcW w:type="dxa" w:w="1584"/>
+            <w:shd w:fill="F8FAFC"/>
+            <w:tcMar>
+              <w:top w:w="100" w:type="dxa"/>
+              <w:bottom w:w="100" w:type="dxa"/>
+              <w:left w:w="120" w:type="dxa"/>
+              <w:right w:w="120" w:type="dxa"/>
+            </w:tcMar>
+            <w:tcBorders>
+              <w:top w:val="single" w:sz="4" w:space="0" w:color="CCCCCC"/>
+              <w:bottom w:val="single" w:sz="4" w:space="0" w:color="CCCCCC"/>
+              <w:left w:val="single" w:sz="4" w:space="0" w:color="CCCCCC"/>
+              <w:right w:val="single" w:sz="4" w:space="0" w:color="CCCCCC"/>
+            </w:tcBorders>
+          </w:tcPr>
+          <w:p>
+            <w:pPr>
+              <w:spacing w:before="60" w:after="60" w:line="252" w:lineRule="auto"/>
+              <w:jc w:val="left"/>
+            </w:pPr>
+            <w:r/>
+            <w:r>
+              <w:rPr>
+                <w:b/>
+              </w:rPr>
+              <w:t>Thu 15/10</w:t>
+            </w:r>
+          </w:p>
+        </w:tc>
+        <w:tc>
+          <w:tcPr>
+            <w:tcW w:type="dxa" w:w="864"/>
+            <w:shd w:fill="F8FAFC"/>
+            <w:tcMar>
+              <w:top w:w="100" w:type="dxa"/>
+              <w:bottom w:w="100" w:type="dxa"/>
+              <w:left w:w="120" w:type="dxa"/>
+              <w:right w:w="120" w:type="dxa"/>
+            </w:tcMar>
+            <w:tcBorders>
+              <w:top w:val="single" w:sz="4" w:space="0" w:color="CCCCCC"/>
+              <w:bottom w:val="single" w:sz="4" w:space="0" w:color="CCCCCC"/>
+              <w:left w:val="single" w:sz="4" w:space="0" w:color="CCCCCC"/>
+              <w:right w:val="single" w:sz="4" w:space="0" w:color="CCCCCC"/>
+            </w:tcBorders>
+          </w:tcPr>
+          <w:p>
+            <w:pPr>
+              <w:spacing w:before="60" w:after="60" w:line="252" w:lineRule="auto"/>
+              <w:jc w:val="left"/>
+            </w:pPr>
+            <w:r/>
+            <w:r>
+              <w:t>London 15-19</w:t>
+            </w:r>
+          </w:p>
+        </w:tc>
+        <w:tc>
+          <w:tcPr>
+            <w:tcW w:type="dxa" w:w="1440"/>
+            <w:shd w:fill="F8FAFC"/>
+            <w:tcMar>
+              <w:top w:w="100" w:type="dxa"/>
+              <w:bottom w:w="100" w:type="dxa"/>
+              <w:left w:w="120" w:type="dxa"/>
+              <w:right w:w="120" w:type="dxa"/>
+            </w:tcMar>
+            <w:tcBorders>
+              <w:top w:val="single" w:sz="4" w:space="0" w:color="CCCCCC"/>
+              <w:bottom w:val="single" w:sz="4" w:space="0" w:color="CCCCCC"/>
+              <w:left w:val="single" w:sz="4" w:space="0" w:color="CCCCCC"/>
+              <w:right w:val="single" w:sz="4" w:space="0" w:color="CCCCCC"/>
+            </w:tcBorders>
+          </w:tcPr>
+          <w:p>
+            <w:pPr>
+              <w:spacing w:before="60" w:after="60" w:line="252" w:lineRule="auto"/>
+              <w:jc w:val="left"/>
+            </w:pPr>
+            <w:r/>
+            <w:r>
+              <w:t>681.50</w:t>
+            </w:r>
+          </w:p>
+        </w:tc>
+        <w:tc>
+          <w:tcPr>
+            <w:tcW w:type="dxa" w:w="2016"/>
+            <w:shd w:fill="F8FAFC"/>
+            <w:tcMar>
+              <w:top w:w="100" w:type="dxa"/>
+              <w:bottom w:w="100" w:type="dxa"/>
+              <w:left w:w="120" w:type="dxa"/>
+              <w:right w:w="120" w:type="dxa"/>
+            </w:tcMar>
+            <w:tcBorders>
+              <w:top w:val="single" w:sz="4" w:space="0" w:color="CCCCCC"/>
+              <w:bottom w:val="single" w:sz="4" w:space="0" w:color="CCCCCC"/>
+              <w:left w:val="single" w:sz="4" w:space="0" w:color="CCCCCC"/>
+              <w:right w:val="single" w:sz="4" w:space="0" w:color="CCCCCC"/>
+            </w:tcBorders>
+          </w:tcPr>
+          <w:p>
+            <w:pPr>
+              <w:spacing w:before="60" w:after="60" w:line="252" w:lineRule="auto"/>
+              <w:jc w:val="left"/>
+            </w:pPr>
+            <w:r/>
+            <w:r>
+              <w:t>692.25</w:t>
+            </w:r>
+          </w:p>
+        </w:tc>
+        <w:tc>
+          <w:tcPr>
+            <w:tcW w:type="dxa" w:w="1152"/>
+            <w:shd w:fill="F8FAFC"/>
+            <w:tcMar>
+              <w:top w:w="100" w:type="dxa"/>
+              <w:bottom w:w="100" w:type="dxa"/>
+              <w:left w:w="120" w:type="dxa"/>
+              <w:right w:w="120" w:type="dxa"/>
+            </w:tcMar>
+            <w:tcBorders>
+              <w:top w:val="single" w:sz="4" w:space="0" w:color="CCCCCC"/>
+              <w:bottom w:val="single" w:sz="4" w:space="0" w:color="CCCCCC"/>
+              <w:left w:val="single" w:sz="4" w:space="0" w:color="CCCCCC"/>
+              <w:right w:val="single" w:sz="4" w:space="0" w:color="CCCCCC"/>
+            </w:tcBorders>
+          </w:tcPr>
+          <w:p>
+            <w:pPr>
+              <w:spacing w:before="60" w:after="60" w:line="252" w:lineRule="auto"/>
+              <w:jc w:val="left"/>
+            </w:pPr>
+            <w:r/>
+            <w:r>
+              <w:t>674.25</w:t>
+            </w:r>
+          </w:p>
+        </w:tc>
+        <w:tc>
+          <w:tcPr>
+            <w:tcW w:type="dxa" w:w="1728"/>
+            <w:shd w:fill="F8FAFC"/>
+            <w:tcMar>
+              <w:top w:w="100" w:type="dxa"/>
+              <w:bottom w:w="100" w:type="dxa"/>
+              <w:left w:w="120" w:type="dxa"/>
+              <w:right w:w="120" w:type="dxa"/>
+            </w:tcMar>
+            <w:tcBorders>
+              <w:top w:val="single" w:sz="4" w:space="0" w:color="CCCCCC"/>
+              <w:bottom w:val="single" w:sz="4" w:space="0" w:color="CCCCCC"/>
+              <w:left w:val="single" w:sz="4" w:space="0" w:color="CCCCCC"/>
+              <w:right w:val="single" w:sz="4" w:space="0" w:color="CCCCCC"/>
+            </w:tcBorders>
+          </w:tcPr>
+          <w:p>
+            <w:pPr>
+              <w:spacing w:before="60" w:after="60" w:line="252" w:lineRule="auto"/>
+              <w:jc w:val="left"/>
+            </w:pPr>
+            <w:r/>
+            <w:r>
+              <w:rPr>
+                <w:b/>
+              </w:rPr>
+              <w:t>682.25</w:t>
+            </w:r>
+          </w:p>
+        </w:tc>
+        <w:tc>
+          <w:tcPr>
+            <w:tcW w:type="dxa" w:w="3456"/>
+            <w:shd w:fill="F8FAFC"/>
+            <w:tcMar>
+              <w:top w:w="100" w:type="dxa"/>
+              <w:bottom w:w="100" w:type="dxa"/>
+              <w:left w:w="120" w:type="dxa"/>
+              <w:right w:w="120" w:type="dxa"/>
+            </w:tcMar>
+            <w:tcBorders>
+              <w:top w:val="single" w:sz="4" w:space="0" w:color="CCCCCC"/>
+              <w:bottom w:val="single" w:sz="4" w:space="0" w:color="CCCCCC"/>
+              <w:left w:val="single" w:sz="4" w:space="0" w:color="CCCCCC"/>
+              <w:right w:val="single" w:sz="4" w:space="0" w:color="CCCCCC"/>
+            </w:tcBorders>
+          </w:tcPr>
+          <w:p>
+            <w:pPr>
+              <w:spacing w:before="60" w:after="60" w:line="252" w:lineRule="auto"/>
+              <w:jc w:val="left"/>
+            </w:pPr>
+            <w:r/>
+            <w:r>
+              <w:rPr>
+                <w:b/>
+              </w:rPr>
+              <w:t>+0.75</w:t>
+            </w:r>
+          </w:p>
+        </w:tc>
+        <w:tc>
+          <w:tcPr>
+            <w:tcW w:type="dxa" w:w="1440"/>
+            <w:shd w:fill="F8FAFC"/>
+            <w:tcMar>
+              <w:top w:w="100" w:type="dxa"/>
+              <w:bottom w:w="100" w:type="dxa"/>
+              <w:left w:w="120" w:type="dxa"/>
+              <w:right w:w="120" w:type="dxa"/>
+            </w:tcMar>
+            <w:tcBorders>
+              <w:top w:val="single" w:sz="4" w:space="0" w:color="CCCCCC"/>
+              <w:bottom w:val="single" w:sz="4" w:space="0" w:color="CCCCCC"/>
+              <w:left w:val="single" w:sz="4" w:space="0" w:color="CCCCCC"/>
+              <w:right w:val="single" w:sz="4" w:space="0" w:color="CCCCCC"/>
+            </w:tcBorders>
+          </w:tcPr>
+          <w:p>
+            <w:pPr>
+              <w:spacing w:before="60" w:after="60" w:line="252" w:lineRule="auto"/>
+              <w:jc w:val="left"/>
+            </w:pPr>
+            <w:r/>
+            <w:r>
+              <w:t>BULL</w:t>
+            </w:r>
+          </w:p>
+        </w:tc>
+      </w:tr>
+      <w:tr>
+        <w:tc>
+          <w:tcPr>
+            <w:tcW w:type="dxa" w:w="1584"/>
+            <w:shd w:fill="FFFFFF"/>
+            <w:tcMar>
+              <w:top w:w="100" w:type="dxa"/>
+              <w:bottom w:w="100" w:type="dxa"/>
+              <w:left w:w="120" w:type="dxa"/>
+              <w:right w:w="120" w:type="dxa"/>
+            </w:tcMar>
+            <w:tcBorders>
+              <w:top w:val="single" w:sz="4" w:space="0" w:color="CCCCCC"/>
+              <w:bottom w:val="single" w:sz="4" w:space="0" w:color="CCCCCC"/>
+              <w:left w:val="single" w:sz="4" w:space="0" w:color="CCCCCC"/>
+              <w:right w:val="single" w:sz="4" w:space="0" w:color="CCCCCC"/>
+            </w:tcBorders>
+          </w:tcPr>
+          <w:p>
+            <w:pPr>
+              <w:spacing w:before="60" w:after="60" w:line="252" w:lineRule="auto"/>
+              <w:jc w:val="left"/>
+            </w:pPr>
+            <w:r/>
+            <w:r>
+              <w:rPr>
+                <w:b/>
+              </w:rPr>
+              <w:t>Thu 15/10</w:t>
+            </w:r>
+          </w:p>
+        </w:tc>
+        <w:tc>
+          <w:tcPr>
+            <w:tcW w:type="dxa" w:w="864"/>
+            <w:shd w:fill="FFFFFF"/>
+            <w:tcMar>
+              <w:top w:w="100" w:type="dxa"/>
+              <w:bottom w:w="100" w:type="dxa"/>
+              <w:left w:w="120" w:type="dxa"/>
+              <w:right w:w="120" w:type="dxa"/>
+            </w:tcMar>
+            <w:tcBorders>
+              <w:top w:val="single" w:sz="4" w:space="0" w:color="CCCCCC"/>
+              <w:bottom w:val="single" w:sz="4" w:space="0" w:color="CCCCCC"/>
+              <w:left w:val="single" w:sz="4" w:space="0" w:color="CCCCCC"/>
+              <w:right w:val="single" w:sz="4" w:space="0" w:color="CCCCCC"/>
+            </w:tcBorders>
+          </w:tcPr>
+          <w:p>
+            <w:pPr>
+              <w:spacing w:before="60" w:after="60" w:line="252" w:lineRule="auto"/>
+              <w:jc w:val="left"/>
+            </w:pPr>
+            <w:r/>
+            <w:r>
+              <w:t>Pre-NY 19-21</w:t>
+            </w:r>
+          </w:p>
+        </w:tc>
+        <w:tc>
+          <w:tcPr>
+            <w:tcW w:type="dxa" w:w="1440"/>
+            <w:shd w:fill="FFFFFF"/>
+            <w:tcMar>
+              <w:top w:w="100" w:type="dxa"/>
+              <w:bottom w:w="100" w:type="dxa"/>
+              <w:left w:w="120" w:type="dxa"/>
+              <w:right w:w="120" w:type="dxa"/>
+            </w:tcMar>
+            <w:tcBorders>
+              <w:top w:val="single" w:sz="4" w:space="0" w:color="CCCCCC"/>
+              <w:bottom w:val="single" w:sz="4" w:space="0" w:color="CCCCCC"/>
+              <w:left w:val="single" w:sz="4" w:space="0" w:color="CCCCCC"/>
+              <w:right w:val="single" w:sz="4" w:space="0" w:color="CCCCCC"/>
+            </w:tcBorders>
+          </w:tcPr>
+          <w:p>
+            <w:pPr>
+              <w:spacing w:before="60" w:after="60" w:line="252" w:lineRule="auto"/>
+              <w:jc w:val="left"/>
+            </w:pPr>
+            <w:r/>
+            <w:r>
+              <w:t>682.25</w:t>
+            </w:r>
+          </w:p>
+        </w:tc>
+        <w:tc>
+          <w:tcPr>
+            <w:tcW w:type="dxa" w:w="2016"/>
+            <w:shd w:fill="FFFFFF"/>
+            <w:tcMar>
+              <w:top w:w="100" w:type="dxa"/>
+              <w:bottom w:w="100" w:type="dxa"/>
+              <w:left w:w="120" w:type="dxa"/>
+              <w:right w:w="120" w:type="dxa"/>
+            </w:tcMar>
+            <w:tcBorders>
+              <w:top w:val="single" w:sz="4" w:space="0" w:color="CCCCCC"/>
+              <w:bottom w:val="single" w:sz="4" w:space="0" w:color="CCCCCC"/>
+              <w:left w:val="single" w:sz="4" w:space="0" w:color="CCCCCC"/>
+              <w:right w:val="single" w:sz="4" w:space="0" w:color="CCCCCC"/>
+            </w:tcBorders>
+          </w:tcPr>
+          <w:p>
+            <w:pPr>
+              <w:spacing w:before="60" w:after="60" w:line="252" w:lineRule="auto"/>
+              <w:jc w:val="left"/>
+            </w:pPr>
+            <w:r/>
+            <w:r>
+              <w:t>688.75</w:t>
+            </w:r>
+          </w:p>
+        </w:tc>
+        <w:tc>
+          <w:tcPr>
+            <w:tcW w:type="dxa" w:w="1152"/>
+            <w:shd w:fill="FFFFFF"/>
+            <w:tcMar>
+              <w:top w:w="100" w:type="dxa"/>
+              <w:bottom w:w="100" w:type="dxa"/>
+              <w:left w:w="120" w:type="dxa"/>
+              <w:right w:w="120" w:type="dxa"/>
+            </w:tcMar>
+            <w:tcBorders>
+              <w:top w:val="single" w:sz="4" w:space="0" w:color="CCCCCC"/>
+              <w:bottom w:val="single" w:sz="4" w:space="0" w:color="CCCCCC"/>
+              <w:left w:val="single" w:sz="4" w:space="0" w:color="CCCCCC"/>
+              <w:right w:val="single" w:sz="4" w:space="0" w:color="CCCCCC"/>
+            </w:tcBorders>
+          </w:tcPr>
+          <w:p>
+            <w:pPr>
+              <w:spacing w:before="60" w:after="60" w:line="252" w:lineRule="auto"/>
+              <w:jc w:val="left"/>
+            </w:pPr>
+            <w:r/>
+            <w:r>
+              <w:t>673.75</w:t>
+            </w:r>
+          </w:p>
+        </w:tc>
+        <w:tc>
+          <w:tcPr>
+            <w:tcW w:type="dxa" w:w="1728"/>
+            <w:shd w:fill="FFFFFF"/>
+            <w:tcMar>
+              <w:top w:w="100" w:type="dxa"/>
+              <w:bottom w:w="100" w:type="dxa"/>
+              <w:left w:w="120" w:type="dxa"/>
+              <w:right w:w="120" w:type="dxa"/>
+            </w:tcMar>
+            <w:tcBorders>
+              <w:top w:val="single" w:sz="4" w:space="0" w:color="CCCCCC"/>
+              <w:bottom w:val="single" w:sz="4" w:space="0" w:color="CCCCCC"/>
+              <w:left w:val="single" w:sz="4" w:space="0" w:color="CCCCCC"/>
+              <w:right w:val="single" w:sz="4" w:space="0" w:color="CCCCCC"/>
+            </w:tcBorders>
+          </w:tcPr>
+          <w:p>
+            <w:pPr>
+              <w:spacing w:before="60" w:after="60" w:line="252" w:lineRule="auto"/>
+              <w:jc w:val="left"/>
+            </w:pPr>
+            <w:r/>
+            <w:r>
+              <w:rPr>
+                <w:b/>
+              </w:rPr>
+              <w:t>682.75</w:t>
+            </w:r>
+          </w:p>
+        </w:tc>
+        <w:tc>
+          <w:tcPr>
+            <w:tcW w:type="dxa" w:w="3456"/>
+            <w:shd w:fill="FFFFFF"/>
+            <w:tcMar>
+              <w:top w:w="100" w:type="dxa"/>
+              <w:bottom w:w="100" w:type="dxa"/>
+              <w:left w:w="120" w:type="dxa"/>
+              <w:right w:w="120" w:type="dxa"/>
+            </w:tcMar>
+            <w:tcBorders>
+              <w:top w:val="single" w:sz="4" w:space="0" w:color="CCCCCC"/>
+              <w:bottom w:val="single" w:sz="4" w:space="0" w:color="CCCCCC"/>
+              <w:left w:val="single" w:sz="4" w:space="0" w:color="CCCCCC"/>
+              <w:right w:val="single" w:sz="4" w:space="0" w:color="CCCCCC"/>
+            </w:tcBorders>
+          </w:tcPr>
+          <w:p>
+            <w:pPr>
+              <w:spacing w:before="60" w:after="60" w:line="252" w:lineRule="auto"/>
+              <w:jc w:val="left"/>
+            </w:pPr>
+            <w:r/>
+            <w:r>
+              <w:rPr>
+                <w:b/>
+              </w:rPr>
+              <w:t>+0.50</w:t>
+            </w:r>
+          </w:p>
+        </w:tc>
+        <w:tc>
+          <w:tcPr>
+            <w:tcW w:type="dxa" w:w="1440"/>
+            <w:shd w:fill="FFFFFF"/>
+            <w:tcMar>
+              <w:top w:w="100" w:type="dxa"/>
+              <w:bottom w:w="100" w:type="dxa"/>
+              <w:left w:w="120" w:type="dxa"/>
+              <w:right w:w="120" w:type="dxa"/>
+            </w:tcMar>
+            <w:tcBorders>
+              <w:top w:val="single" w:sz="4" w:space="0" w:color="CCCCCC"/>
+              <w:bottom w:val="single" w:sz="4" w:space="0" w:color="CCCCCC"/>
+              <w:left w:val="single" w:sz="4" w:space="0" w:color="CCCCCC"/>
+              <w:right w:val="single" w:sz="4" w:space="0" w:color="CCCCCC"/>
+            </w:tcBorders>
+          </w:tcPr>
+          <w:p>
+            <w:pPr>
+              <w:spacing w:before="60" w:after="60" w:line="252" w:lineRule="auto"/>
+              <w:jc w:val="left"/>
+            </w:pPr>
+            <w:r/>
+            <w:r>
+              <w:t>BULL</w:t>
+            </w:r>
+          </w:p>
+        </w:tc>
+      </w:tr>
+      <w:tr>
+        <w:tc>
+          <w:tcPr>
+            <w:tcW w:type="dxa" w:w="1584"/>
+            <w:shd w:fill="F8FAFC"/>
+            <w:tcMar>
+              <w:top w:w="100" w:type="dxa"/>
+              <w:bottom w:w="100" w:type="dxa"/>
+              <w:left w:w="120" w:type="dxa"/>
+              <w:right w:w="120" w:type="dxa"/>
+            </w:tcMar>
+            <w:tcBorders>
+              <w:top w:val="single" w:sz="4" w:space="0" w:color="CCCCCC"/>
+              <w:bottom w:val="single" w:sz="4" w:space="0" w:color="CCCCCC"/>
+              <w:left w:val="single" w:sz="4" w:space="0" w:color="CCCCCC"/>
+              <w:right w:val="single" w:sz="4" w:space="0" w:color="CCCCCC"/>
+            </w:tcBorders>
+          </w:tcPr>
+          <w:p>
+            <w:pPr>
+              <w:spacing w:before="60" w:after="60" w:line="252" w:lineRule="auto"/>
+              <w:jc w:val="left"/>
+            </w:pPr>
+            <w:r/>
+            <w:r>
+              <w:rPr>
+                <w:b/>
+              </w:rPr>
+              <w:t>Thu 15/10</w:t>
+            </w:r>
+          </w:p>
+        </w:tc>
+        <w:tc>
+          <w:tcPr>
+            <w:tcW w:type="dxa" w:w="864"/>
+            <w:shd w:fill="F8FAFC"/>
+            <w:tcMar>
+              <w:top w:w="100" w:type="dxa"/>
+              <w:bottom w:w="100" w:type="dxa"/>
+              <w:left w:w="120" w:type="dxa"/>
+              <w:right w:w="120" w:type="dxa"/>
+            </w:tcMar>
+            <w:tcBorders>
+              <w:top w:val="single" w:sz="4" w:space="0" w:color="CCCCCC"/>
+              <w:bottom w:val="single" w:sz="4" w:space="0" w:color="CCCCCC"/>
+              <w:left w:val="single" w:sz="4" w:space="0" w:color="CCCCCC"/>
+              <w:right w:val="single" w:sz="4" w:space="0" w:color="CCCCCC"/>
+            </w:tcBorders>
+          </w:tcPr>
+          <w:p>
+            <w:pPr>
+              <w:spacing w:before="60" w:after="60" w:line="252" w:lineRule="auto"/>
+              <w:jc w:val="left"/>
+            </w:pPr>
+            <w:r/>
+            <w:r>
+              <w:t>NY Open 21-23</w:t>
+            </w:r>
+          </w:p>
+        </w:tc>
+        <w:tc>
+          <w:tcPr>
+            <w:tcW w:type="dxa" w:w="1440"/>
+            <w:shd w:fill="F8FAFC"/>
+            <w:tcMar>
+              <w:top w:w="100" w:type="dxa"/>
+              <w:bottom w:w="100" w:type="dxa"/>
+              <w:left w:w="120" w:type="dxa"/>
+              <w:right w:w="120" w:type="dxa"/>
+            </w:tcMar>
+            <w:tcBorders>
+              <w:top w:val="single" w:sz="4" w:space="0" w:color="CCCCCC"/>
+              <w:bottom w:val="single" w:sz="4" w:space="0" w:color="CCCCCC"/>
+              <w:left w:val="single" w:sz="4" w:space="0" w:color="CCCCCC"/>
+              <w:right w:val="single" w:sz="4" w:space="0" w:color="CCCCCC"/>
+            </w:tcBorders>
+          </w:tcPr>
+          <w:p>
+            <w:pPr>
+              <w:spacing w:before="60" w:after="60" w:line="252" w:lineRule="auto"/>
+              <w:jc w:val="left"/>
+            </w:pPr>
+            <w:r/>
+            <w:r>
+              <w:t>682.75</w:t>
+            </w:r>
+          </w:p>
+        </w:tc>
+        <w:tc>
+          <w:tcPr>
+            <w:tcW w:type="dxa" w:w="2016"/>
+            <w:shd w:fill="F8FAFC"/>
+            <w:tcMar>
+              <w:top w:w="100" w:type="dxa"/>
+              <w:bottom w:w="100" w:type="dxa"/>
+              <w:left w:w="120" w:type="dxa"/>
+              <w:right w:w="120" w:type="dxa"/>
+            </w:tcMar>
+            <w:tcBorders>
+              <w:top w:val="single" w:sz="4" w:space="0" w:color="CCCCCC"/>
+              <w:bottom w:val="single" w:sz="4" w:space="0" w:color="CCCCCC"/>
+              <w:left w:val="single" w:sz="4" w:space="0" w:color="CCCCCC"/>
+              <w:right w:val="single" w:sz="4" w:space="0" w:color="CCCCCC"/>
+            </w:tcBorders>
+          </w:tcPr>
+          <w:p>
+            <w:pPr>
+              <w:spacing w:before="60" w:after="60" w:line="252" w:lineRule="auto"/>
+              <w:jc w:val="left"/>
+            </w:pPr>
+            <w:r/>
+            <w:r>
+              <w:t>693.75</w:t>
+            </w:r>
+          </w:p>
+        </w:tc>
+        <w:tc>
+          <w:tcPr>
+            <w:tcW w:type="dxa" w:w="1152"/>
+            <w:shd w:fill="F8FAFC"/>
+            <w:tcMar>
+              <w:top w:w="100" w:type="dxa"/>
+              <w:bottom w:w="100" w:type="dxa"/>
+              <w:left w:w="120" w:type="dxa"/>
+              <w:right w:w="120" w:type="dxa"/>
+            </w:tcMar>
+            <w:tcBorders>
+              <w:top w:val="single" w:sz="4" w:space="0" w:color="CCCCCC"/>
+              <w:bottom w:val="single" w:sz="4" w:space="0" w:color="CCCCCC"/>
+              <w:left w:val="single" w:sz="4" w:space="0" w:color="CCCCCC"/>
+              <w:right w:val="single" w:sz="4" w:space="0" w:color="CCCCCC"/>
+            </w:tcBorders>
+          </w:tcPr>
+          <w:p>
+            <w:pPr>
+              <w:spacing w:before="60" w:after="60" w:line="252" w:lineRule="auto"/>
+              <w:jc w:val="left"/>
+            </w:pPr>
+            <w:r/>
+            <w:r>
+              <w:t>671.00</w:t>
+            </w:r>
+          </w:p>
+        </w:tc>
+        <w:tc>
+          <w:tcPr>
+            <w:tcW w:type="dxa" w:w="1728"/>
+            <w:shd w:fill="F8FAFC"/>
+            <w:tcMar>
+              <w:top w:w="100" w:type="dxa"/>
+              <w:bottom w:w="100" w:type="dxa"/>
+              <w:left w:w="120" w:type="dxa"/>
+              <w:right w:w="120" w:type="dxa"/>
+            </w:tcMar>
+            <w:tcBorders>
+              <w:top w:val="single" w:sz="4" w:space="0" w:color="CCCCCC"/>
+              <w:bottom w:val="single" w:sz="4" w:space="0" w:color="CCCCCC"/>
+              <w:left w:val="single" w:sz="4" w:space="0" w:color="CCCCCC"/>
+              <w:right w:val="single" w:sz="4" w:space="0" w:color="CCCCCC"/>
+            </w:tcBorders>
+          </w:tcPr>
+          <w:p>
+            <w:pPr>
+              <w:spacing w:before="60" w:after="60" w:line="252" w:lineRule="auto"/>
+              <w:jc w:val="left"/>
+            </w:pPr>
+            <w:r/>
+            <w:r>
+              <w:rPr>
+                <w:b/>
+              </w:rPr>
+              <w:t>686.25</w:t>
+            </w:r>
+          </w:p>
+        </w:tc>
+        <w:tc>
+          <w:tcPr>
+            <w:tcW w:type="dxa" w:w="3456"/>
+            <w:shd w:fill="F8FAFC"/>
+            <w:tcMar>
+              <w:top w:w="100" w:type="dxa"/>
+              <w:bottom w:w="100" w:type="dxa"/>
+              <w:left w:w="120" w:type="dxa"/>
+              <w:right w:w="120" w:type="dxa"/>
+            </w:tcMar>
+            <w:tcBorders>
+              <w:top w:val="single" w:sz="4" w:space="0" w:color="CCCCCC"/>
+              <w:bottom w:val="single" w:sz="4" w:space="0" w:color="CCCCCC"/>
+              <w:left w:val="single" w:sz="4" w:space="0" w:color="CCCCCC"/>
+              <w:right w:val="single" w:sz="4" w:space="0" w:color="CCCCCC"/>
+            </w:tcBorders>
+          </w:tcPr>
+          <w:p>
+            <w:pPr>
+              <w:spacing w:before="60" w:after="60" w:line="252" w:lineRule="auto"/>
+              <w:jc w:val="left"/>
+            </w:pPr>
+            <w:r/>
+            <w:r>
+              <w:rPr>
+                <w:b/>
+              </w:rPr>
+              <w:t>+3.50</w:t>
+            </w:r>
+          </w:p>
+        </w:tc>
+        <w:tc>
+          <w:tcPr>
+            <w:tcW w:type="dxa" w:w="1440"/>
+            <w:shd w:fill="F8FAFC"/>
+            <w:tcMar>
+              <w:top w:w="100" w:type="dxa"/>
+              <w:bottom w:w="100" w:type="dxa"/>
+              <w:left w:w="120" w:type="dxa"/>
+              <w:right w:w="120" w:type="dxa"/>
+            </w:tcMar>
+            <w:tcBorders>
+              <w:top w:val="single" w:sz="4" w:space="0" w:color="CCCCCC"/>
+              <w:bottom w:val="single" w:sz="4" w:space="0" w:color="CCCCCC"/>
+              <w:left w:val="single" w:sz="4" w:space="0" w:color="CCCCCC"/>
+              <w:right w:val="single" w:sz="4" w:space="0" w:color="CCCCCC"/>
+            </w:tcBorders>
+          </w:tcPr>
+          <w:p>
+            <w:pPr>
+              <w:spacing w:before="60" w:after="60" w:line="252" w:lineRule="auto"/>
+              <w:jc w:val="left"/>
+            </w:pPr>
+            <w:r/>
+            <w:r>
+              <w:t>BULL</w:t>
+            </w:r>
+          </w:p>
+        </w:tc>
+      </w:tr>
+      <w:tr>
+        <w:tc>
+          <w:tcPr>
+            <w:tcW w:type="dxa" w:w="1584"/>
+            <w:shd w:fill="FFFFFF"/>
+            <w:tcMar>
+              <w:top w:w="100" w:type="dxa"/>
+              <w:bottom w:w="100" w:type="dxa"/>
+              <w:left w:w="120" w:type="dxa"/>
+              <w:right w:w="120" w:type="dxa"/>
+            </w:tcMar>
+            <w:tcBorders>
+              <w:top w:val="single" w:sz="4" w:space="0" w:color="CCCCCC"/>
+              <w:bottom w:val="single" w:sz="4" w:space="0" w:color="CCCCCC"/>
+              <w:left w:val="single" w:sz="4" w:space="0" w:color="CCCCCC"/>
+              <w:right w:val="single" w:sz="4" w:space="0" w:color="CCCCCC"/>
+            </w:tcBorders>
+          </w:tcPr>
+          <w:p>
+            <w:pPr>
+              <w:spacing w:before="60" w:after="60" w:line="252" w:lineRule="auto"/>
+              <w:jc w:val="left"/>
+            </w:pPr>
+            <w:r/>
+            <w:r>
+              <w:rPr>
+                <w:b/>
+              </w:rPr>
+              <w:t>Thu 15/10</w:t>
+            </w:r>
+          </w:p>
+        </w:tc>
+        <w:tc>
+          <w:tcPr>
+            <w:tcW w:type="dxa" w:w="864"/>
+            <w:shd w:fill="FFFFFF"/>
+            <w:tcMar>
+              <w:top w:w="100" w:type="dxa"/>
+              <w:bottom w:w="100" w:type="dxa"/>
+              <w:left w:w="120" w:type="dxa"/>
+              <w:right w:w="120" w:type="dxa"/>
+            </w:tcMar>
+            <w:tcBorders>
+              <w:top w:val="single" w:sz="4" w:space="0" w:color="CCCCCC"/>
+              <w:bottom w:val="single" w:sz="4" w:space="0" w:color="CCCCCC"/>
+              <w:left w:val="single" w:sz="4" w:space="0" w:color="CCCCCC"/>
+              <w:right w:val="single" w:sz="4" w:space="0" w:color="CCCCCC"/>
+            </w:tcBorders>
+          </w:tcPr>
+          <w:p>
+            <w:pPr>
+              <w:spacing w:before="60" w:after="60" w:line="252" w:lineRule="auto"/>
+              <w:jc w:val="left"/>
+            </w:pPr>
+            <w:r/>
+            <w:r>
+              <w:t>NY Close 23-01</w:t>
+            </w:r>
+          </w:p>
+        </w:tc>
+        <w:tc>
+          <w:tcPr>
+            <w:tcW w:type="dxa" w:w="1440"/>
+            <w:shd w:fill="FFFFFF"/>
+            <w:tcMar>
+              <w:top w:w="100" w:type="dxa"/>
+              <w:bottom w:w="100" w:type="dxa"/>
+              <w:left w:w="120" w:type="dxa"/>
+              <w:right w:w="120" w:type="dxa"/>
+            </w:tcMar>
+            <w:tcBorders>
+              <w:top w:val="single" w:sz="4" w:space="0" w:color="CCCCCC"/>
+              <w:bottom w:val="single" w:sz="4" w:space="0" w:color="CCCCCC"/>
+              <w:left w:val="single" w:sz="4" w:space="0" w:color="CCCCCC"/>
+              <w:right w:val="single" w:sz="4" w:space="0" w:color="CCCCCC"/>
+            </w:tcBorders>
+          </w:tcPr>
+          <w:p>
+            <w:pPr>
+              <w:spacing w:before="60" w:after="60" w:line="252" w:lineRule="auto"/>
+              <w:jc w:val="left"/>
+            </w:pPr>
+            <w:r/>
+            <w:r>
+              <w:t>686.25</w:t>
+            </w:r>
+          </w:p>
+        </w:tc>
+        <w:tc>
+          <w:tcPr>
+            <w:tcW w:type="dxa" w:w="2016"/>
+            <w:shd w:fill="FFFFFF"/>
+            <w:tcMar>
+              <w:top w:w="100" w:type="dxa"/>
+              <w:bottom w:w="100" w:type="dxa"/>
+              <w:left w:w="120" w:type="dxa"/>
+              <w:right w:w="120" w:type="dxa"/>
+            </w:tcMar>
+            <w:tcBorders>
+              <w:top w:val="single" w:sz="4" w:space="0" w:color="CCCCCC"/>
+              <w:bottom w:val="single" w:sz="4" w:space="0" w:color="CCCCCC"/>
+              <w:left w:val="single" w:sz="4" w:space="0" w:color="CCCCCC"/>
+              <w:right w:val="single" w:sz="4" w:space="0" w:color="CCCCCC"/>
+            </w:tcBorders>
+          </w:tcPr>
+          <w:p>
+            <w:pPr>
+              <w:spacing w:before="60" w:after="60" w:line="252" w:lineRule="auto"/>
+              <w:jc w:val="left"/>
+            </w:pPr>
+            <w:r/>
+            <w:r>
+              <w:t>691.75</w:t>
+            </w:r>
+          </w:p>
+        </w:tc>
+        <w:tc>
+          <w:tcPr>
+            <w:tcW w:type="dxa" w:w="1152"/>
+            <w:shd w:fill="FFFFFF"/>
+            <w:tcMar>
+              <w:top w:w="100" w:type="dxa"/>
+              <w:bottom w:w="100" w:type="dxa"/>
+              <w:left w:w="120" w:type="dxa"/>
+              <w:right w:w="120" w:type="dxa"/>
+            </w:tcMar>
+            <w:tcBorders>
+              <w:top w:val="single" w:sz="4" w:space="0" w:color="CCCCCC"/>
+              <w:bottom w:val="single" w:sz="4" w:space="0" w:color="CCCCCC"/>
+              <w:left w:val="single" w:sz="4" w:space="0" w:color="CCCCCC"/>
+              <w:right w:val="single" w:sz="4" w:space="0" w:color="CCCCCC"/>
+            </w:tcBorders>
+          </w:tcPr>
+          <w:p>
+            <w:pPr>
+              <w:spacing w:before="60" w:after="60" w:line="252" w:lineRule="auto"/>
+              <w:jc w:val="left"/>
+            </w:pPr>
+            <w:r/>
+            <w:r>
+              <w:t>678.50</w:t>
+            </w:r>
+          </w:p>
+        </w:tc>
+        <w:tc>
+          <w:tcPr>
+            <w:tcW w:type="dxa" w:w="1728"/>
+            <w:shd w:fill="FFFFFF"/>
+            <w:tcMar>
+              <w:top w:w="100" w:type="dxa"/>
+              <w:bottom w:w="100" w:type="dxa"/>
+              <w:left w:w="120" w:type="dxa"/>
+              <w:right w:w="120" w:type="dxa"/>
+            </w:tcMar>
+            <w:tcBorders>
+              <w:top w:val="single" w:sz="4" w:space="0" w:color="CCCCCC"/>
+              <w:bottom w:val="single" w:sz="4" w:space="0" w:color="CCCCCC"/>
+              <w:left w:val="single" w:sz="4" w:space="0" w:color="CCCCCC"/>
+              <w:right w:val="single" w:sz="4" w:space="0" w:color="CCCCCC"/>
+            </w:tcBorders>
+          </w:tcPr>
+          <w:p>
+            <w:pPr>
+              <w:spacing w:before="60" w:after="60" w:line="252" w:lineRule="auto"/>
+              <w:jc w:val="left"/>
+            </w:pPr>
+            <w:r/>
+            <w:r>
+              <w:rPr>
+                <w:b/>
+              </w:rPr>
+              <w:t>687.00</w:t>
+            </w:r>
+          </w:p>
+        </w:tc>
+        <w:tc>
+          <w:tcPr>
+            <w:tcW w:type="dxa" w:w="3456"/>
+            <w:shd w:fill="FFFFFF"/>
+            <w:tcMar>
+              <w:top w:w="100" w:type="dxa"/>
+              <w:bottom w:w="100" w:type="dxa"/>
+              <w:left w:w="120" w:type="dxa"/>
+              <w:right w:w="120" w:type="dxa"/>
+            </w:tcMar>
+            <w:tcBorders>
+              <w:top w:val="single" w:sz="4" w:space="0" w:color="CCCCCC"/>
+              <w:bottom w:val="single" w:sz="4" w:space="0" w:color="CCCCCC"/>
+              <w:left w:val="single" w:sz="4" w:space="0" w:color="CCCCCC"/>
+              <w:right w:val="single" w:sz="4" w:space="0" w:color="CCCCCC"/>
+            </w:tcBorders>
+          </w:tcPr>
+          <w:p>
+            <w:pPr>
+              <w:spacing w:before="60" w:after="60" w:line="252" w:lineRule="auto"/>
+              <w:jc w:val="left"/>
+            </w:pPr>
+            <w:r/>
+            <w:r>
+              <w:rPr>
+                <w:b/>
+              </w:rPr>
+              <w:t>+0.75</w:t>
+            </w:r>
+          </w:p>
+        </w:tc>
+        <w:tc>
+          <w:tcPr>
+            <w:tcW w:type="dxa" w:w="1440"/>
+            <w:shd w:fill="FFFFFF"/>
+            <w:tcMar>
+              <w:top w:w="100" w:type="dxa"/>
+              <w:bottom w:w="100" w:type="dxa"/>
+              <w:left w:w="120" w:type="dxa"/>
+              <w:right w:w="120" w:type="dxa"/>
+            </w:tcMar>
+            <w:tcBorders>
+              <w:top w:val="single" w:sz="4" w:space="0" w:color="CCCCCC"/>
+              <w:bottom w:val="single" w:sz="4" w:space="0" w:color="CCCCCC"/>
+              <w:left w:val="single" w:sz="4" w:space="0" w:color="CCCCCC"/>
+              <w:right w:val="single" w:sz="4" w:space="0" w:color="CCCCCC"/>
+            </w:tcBorders>
+          </w:tcPr>
+          <w:p>
+            <w:pPr>
+              <w:spacing w:before="60" w:after="60" w:line="252" w:lineRule="auto"/>
+              <w:jc w:val="left"/>
+            </w:pPr>
+            <w:r/>
+            <w:r>
+              <w:t>BULL</w:t>
+            </w:r>
+          </w:p>
+        </w:tc>
+      </w:tr>
+      <w:tr>
+        <w:tc>
+          <w:tcPr>
+            <w:tcW w:type="dxa" w:w="1584"/>
+            <w:shd w:fill="F8FAFC"/>
+            <w:tcMar>
+              <w:top w:w="100" w:type="dxa"/>
+              <w:bottom w:w="100" w:type="dxa"/>
+              <w:left w:w="120" w:type="dxa"/>
+              <w:right w:w="120" w:type="dxa"/>
+            </w:tcMar>
+            <w:tcBorders>
+              <w:top w:val="single" w:sz="4" w:space="0" w:color="CCCCCC"/>
+              <w:bottom w:val="single" w:sz="4" w:space="0" w:color="CCCCCC"/>
+              <w:left w:val="single" w:sz="4" w:space="0" w:color="CCCCCC"/>
+              <w:right w:val="single" w:sz="4" w:space="0" w:color="CCCCCC"/>
+            </w:tcBorders>
+          </w:tcPr>
+          <w:p>
+            <w:pPr>
+              <w:spacing w:before="60" w:after="60" w:line="252" w:lineRule="auto"/>
+              <w:jc w:val="left"/>
+            </w:pPr>
+            <w:r/>
+            <w:r>
+              <w:rPr>
+                <w:b/>
+              </w:rPr>
+              <w:t>Fri 16/10</w:t>
+            </w:r>
+          </w:p>
+        </w:tc>
+        <w:tc>
+          <w:tcPr>
+            <w:tcW w:type="dxa" w:w="864"/>
+            <w:shd w:fill="F8FAFC"/>
+            <w:tcMar>
+              <w:top w:w="100" w:type="dxa"/>
+              <w:bottom w:w="100" w:type="dxa"/>
+              <w:left w:w="120" w:type="dxa"/>
+              <w:right w:w="120" w:type="dxa"/>
+            </w:tcMar>
+            <w:tcBorders>
+              <w:top w:val="single" w:sz="4" w:space="0" w:color="CCCCCC"/>
+              <w:bottom w:val="single" w:sz="4" w:space="0" w:color="CCCCCC"/>
+              <w:left w:val="single" w:sz="4" w:space="0" w:color="CCCCCC"/>
+              <w:right w:val="single" w:sz="4" w:space="0" w:color="CCCCCC"/>
+            </w:tcBorders>
+          </w:tcPr>
+          <w:p>
+            <w:pPr>
+              <w:spacing w:before="60" w:after="60" w:line="252" w:lineRule="auto"/>
+              <w:jc w:val="left"/>
+            </w:pPr>
+            <w:r/>
+            <w:r>
+              <w:t>Asia 07-11</w:t>
+            </w:r>
+          </w:p>
+        </w:tc>
+        <w:tc>
+          <w:tcPr>
+            <w:tcW w:type="dxa" w:w="1440"/>
+            <w:shd w:fill="F8FAFC"/>
+            <w:tcMar>
+              <w:top w:w="100" w:type="dxa"/>
+              <w:bottom w:w="100" w:type="dxa"/>
+              <w:left w:w="120" w:type="dxa"/>
+              <w:right w:w="120" w:type="dxa"/>
+            </w:tcMar>
+            <w:tcBorders>
+              <w:top w:val="single" w:sz="4" w:space="0" w:color="CCCCCC"/>
+              <w:bottom w:val="single" w:sz="4" w:space="0" w:color="CCCCCC"/>
+              <w:left w:val="single" w:sz="4" w:space="0" w:color="CCCCCC"/>
+              <w:right w:val="single" w:sz="4" w:space="0" w:color="CCCCCC"/>
+            </w:tcBorders>
+          </w:tcPr>
+          <w:p>
+            <w:pPr>
+              <w:spacing w:before="60" w:after="60" w:line="252" w:lineRule="auto"/>
+              <w:jc w:val="left"/>
+            </w:pPr>
+            <w:r/>
+            <w:r>
+              <w:t>687.00</w:t>
+            </w:r>
+          </w:p>
+        </w:tc>
+        <w:tc>
+          <w:tcPr>
+            <w:tcW w:type="dxa" w:w="2016"/>
+            <w:shd w:fill="F8FAFC"/>
+            <w:tcMar>
+              <w:top w:w="100" w:type="dxa"/>
+              <w:bottom w:w="100" w:type="dxa"/>
+              <w:left w:w="120" w:type="dxa"/>
+              <w:right w:w="120" w:type="dxa"/>
+            </w:tcMar>
+            <w:tcBorders>
+              <w:top w:val="single" w:sz="4" w:space="0" w:color="CCCCCC"/>
+              <w:bottom w:val="single" w:sz="4" w:space="0" w:color="CCCCCC"/>
+              <w:left w:val="single" w:sz="4" w:space="0" w:color="CCCCCC"/>
+              <w:right w:val="single" w:sz="4" w:space="0" w:color="CCCCCC"/>
+            </w:tcBorders>
+          </w:tcPr>
+          <w:p>
+            <w:pPr>
+              <w:spacing w:before="60" w:after="60" w:line="252" w:lineRule="auto"/>
+              <w:jc w:val="left"/>
+            </w:pPr>
+            <w:r/>
+            <w:r>
+              <w:t>696.25</w:t>
+            </w:r>
+          </w:p>
+        </w:tc>
+        <w:tc>
+          <w:tcPr>
+            <w:tcW w:type="dxa" w:w="1152"/>
+            <w:shd w:fill="F8FAFC"/>
+            <w:tcMar>
+              <w:top w:w="100" w:type="dxa"/>
+              <w:bottom w:w="100" w:type="dxa"/>
+              <w:left w:w="120" w:type="dxa"/>
+              <w:right w:w="120" w:type="dxa"/>
+            </w:tcMar>
+            <w:tcBorders>
+              <w:top w:val="single" w:sz="4" w:space="0" w:color="CCCCCC"/>
+              <w:bottom w:val="single" w:sz="4" w:space="0" w:color="CCCCCC"/>
+              <w:left w:val="single" w:sz="4" w:space="0" w:color="CCCCCC"/>
+              <w:right w:val="single" w:sz="4" w:space="0" w:color="CCCCCC"/>
+            </w:tcBorders>
+          </w:tcPr>
+          <w:p>
+            <w:pPr>
+              <w:spacing w:before="60" w:after="60" w:line="252" w:lineRule="auto"/>
+              <w:jc w:val="left"/>
+            </w:pPr>
+            <w:r/>
+            <w:r>
+              <w:t>680.50</w:t>
+            </w:r>
+          </w:p>
+        </w:tc>
+        <w:tc>
+          <w:tcPr>
+            <w:tcW w:type="dxa" w:w="1728"/>
+            <w:shd w:fill="F8FAFC"/>
+            <w:tcMar>
+              <w:top w:w="100" w:type="dxa"/>
+              <w:bottom w:w="100" w:type="dxa"/>
+              <w:left w:w="120" w:type="dxa"/>
+              <w:right w:w="120" w:type="dxa"/>
+            </w:tcMar>
+            <w:tcBorders>
+              <w:top w:val="single" w:sz="4" w:space="0" w:color="CCCCCC"/>
+              <w:bottom w:val="single" w:sz="4" w:space="0" w:color="CCCCCC"/>
+              <w:left w:val="single" w:sz="4" w:space="0" w:color="CCCCCC"/>
+              <w:right w:val="single" w:sz="4" w:space="0" w:color="CCCCCC"/>
+            </w:tcBorders>
+          </w:tcPr>
+          <w:p>
+            <w:pPr>
+              <w:spacing w:before="60" w:after="60" w:line="252" w:lineRule="auto"/>
+              <w:jc w:val="left"/>
+            </w:pPr>
+            <w:r/>
+            <w:r>
+              <w:rPr>
+                <w:b/>
+              </w:rPr>
+              <w:t>686.25</w:t>
+            </w:r>
+          </w:p>
+        </w:tc>
+        <w:tc>
+          <w:tcPr>
+            <w:tcW w:type="dxa" w:w="3456"/>
+            <w:shd w:fill="F8FAFC"/>
             <w:tcMar>
               <w:top w:w="100" w:type="dxa"/>
               <w:bottom w:w="100" w:type="dxa"/>
@@ -27518,7 +30103,7 @@
         <w:tc>
           <w:tcPr>
             <w:tcW w:type="dxa" w:w="1440"/>
-            <w:shd w:fill="FFFFFF"/>
+            <w:shd w:fill="F8FAFC"/>
             <w:tcMar>
               <w:top w:w="100" w:type="dxa"/>
               <w:bottom w:w="100" w:type="dxa"/>
@@ -27548,7 +30133,7 @@
         <w:tc>
           <w:tcPr>
             <w:tcW w:type="dxa" w:w="1584"/>
-            <w:shd w:fill="F8FAFC"/>
+            <w:shd w:fill="FFFFFF"/>
             <w:tcMar>
               <w:top w:w="100" w:type="dxa"/>
               <w:bottom w:w="100" w:type="dxa"/>
@@ -27572,42 +30157,98 @@
               <w:rPr>
                 <w:b/>
               </w:rPr>
-              <w:t>Wed 14/10</w:t>
+              <w:t>Fri 16/10</w:t>
             </w:r>
           </w:p>
         </w:tc>
         <w:tc>
           <w:tcPr>
             <w:tcW w:type="dxa" w:w="864"/>
-            <w:shd w:fill="F8FAFC"/>
-            <w:tcMar>
-              <w:top w:w="100" w:type="dxa"/>
-              <w:bottom w:w="100" w:type="dxa"/>
-              <w:left w:w="120" w:type="dxa"/>
-              <w:right w:w="120" w:type="dxa"/>
-            </w:tcMar>
-            <w:tcBorders>
-              <w:top w:val="single" w:sz="4" w:space="0" w:color="CCCCCC"/>
-              <w:bottom w:val="single" w:sz="4" w:space="0" w:color="CCCCCC"/>
-              <w:left w:val="single" w:sz="4" w:space="0" w:color="CCCCCC"/>
-              <w:right w:val="single" w:sz="4" w:space="0" w:color="CCCCCC"/>
-            </w:tcBorders>
-          </w:tcPr>
-          <w:p>
-            <w:pPr>
-              <w:spacing w:before="60" w:after="60" w:line="252" w:lineRule="auto"/>
-              <w:jc w:val="left"/>
-            </w:pPr>
-            <w:r/>
-            <w:r>
-              <w:t>London 15-19</w:t>
+            <w:shd w:fill="FFFFFF"/>
+            <w:tcMar>
+              <w:top w:w="100" w:type="dxa"/>
+              <w:bottom w:w="100" w:type="dxa"/>
+              <w:left w:w="120" w:type="dxa"/>
+              <w:right w:w="120" w:type="dxa"/>
+            </w:tcMar>
+            <w:tcBorders>
+              <w:top w:val="single" w:sz="4" w:space="0" w:color="CCCCCC"/>
+              <w:bottom w:val="single" w:sz="4" w:space="0" w:color="CCCCCC"/>
+              <w:left w:val="single" w:sz="4" w:space="0" w:color="CCCCCC"/>
+              <w:right w:val="single" w:sz="4" w:space="0" w:color="CCCCCC"/>
+            </w:tcBorders>
+          </w:tcPr>
+          <w:p>
+            <w:pPr>
+              <w:spacing w:before="60" w:after="60" w:line="252" w:lineRule="auto"/>
+              <w:jc w:val="left"/>
+            </w:pPr>
+            <w:r/>
+            <w:r>
+              <w:t>Asia 11-15</w:t>
             </w:r>
           </w:p>
         </w:tc>
         <w:tc>
           <w:tcPr>
             <w:tcW w:type="dxa" w:w="1440"/>
-            <w:shd w:fill="F8FAFC"/>
+            <w:shd w:fill="FFFFFF"/>
+            <w:tcMar>
+              <w:top w:w="100" w:type="dxa"/>
+              <w:bottom w:w="100" w:type="dxa"/>
+              <w:left w:w="120" w:type="dxa"/>
+              <w:right w:w="120" w:type="dxa"/>
+            </w:tcMar>
+            <w:tcBorders>
+              <w:top w:val="single" w:sz="4" w:space="0" w:color="CCCCCC"/>
+              <w:bottom w:val="single" w:sz="4" w:space="0" w:color="CCCCCC"/>
+              <w:left w:val="single" w:sz="4" w:space="0" w:color="CCCCCC"/>
+              <w:right w:val="single" w:sz="4" w:space="0" w:color="CCCCCC"/>
+            </w:tcBorders>
+          </w:tcPr>
+          <w:p>
+            <w:pPr>
+              <w:spacing w:before="60" w:after="60" w:line="252" w:lineRule="auto"/>
+              <w:jc w:val="left"/>
+            </w:pPr>
+            <w:r/>
+            <w:r>
+              <w:t>686.25</w:t>
+            </w:r>
+          </w:p>
+        </w:tc>
+        <w:tc>
+          <w:tcPr>
+            <w:tcW w:type="dxa" w:w="2016"/>
+            <w:shd w:fill="FFFFFF"/>
+            <w:tcMar>
+              <w:top w:w="100" w:type="dxa"/>
+              <w:bottom w:w="100" w:type="dxa"/>
+              <w:left w:w="120" w:type="dxa"/>
+              <w:right w:w="120" w:type="dxa"/>
+            </w:tcMar>
+            <w:tcBorders>
+              <w:top w:val="single" w:sz="4" w:space="0" w:color="CCCCCC"/>
+              <w:bottom w:val="single" w:sz="4" w:space="0" w:color="CCCCCC"/>
+              <w:left w:val="single" w:sz="4" w:space="0" w:color="CCCCCC"/>
+              <w:right w:val="single" w:sz="4" w:space="0" w:color="CCCCCC"/>
+            </w:tcBorders>
+          </w:tcPr>
+          <w:p>
+            <w:pPr>
+              <w:spacing w:before="60" w:after="60" w:line="252" w:lineRule="auto"/>
+              <w:jc w:val="left"/>
+            </w:pPr>
+            <w:r/>
+            <w:r>
+              <w:t>693.75</w:t>
+            </w:r>
+          </w:p>
+        </w:tc>
+        <w:tc>
+          <w:tcPr>
+            <w:tcW w:type="dxa" w:w="1152"/>
+            <w:shd w:fill="FFFFFF"/>
             <w:tcMar>
               <w:top w:w="100" w:type="dxa"/>
               <w:bottom w:w="100" w:type="dxa"/>
@@ -27634,64 +30275,8 @@
         </w:tc>
         <w:tc>
           <w:tcPr>
-            <w:tcW w:type="dxa" w:w="2016"/>
-            <w:shd w:fill="F8FAFC"/>
-            <w:tcMar>
-              <w:top w:w="100" w:type="dxa"/>
-              <w:bottom w:w="100" w:type="dxa"/>
-              <w:left w:w="120" w:type="dxa"/>
-              <w:right w:w="120" w:type="dxa"/>
-            </w:tcMar>
-            <w:tcBorders>
-              <w:top w:val="single" w:sz="4" w:space="0" w:color="CCCCCC"/>
-              <w:bottom w:val="single" w:sz="4" w:space="0" w:color="CCCCCC"/>
-              <w:left w:val="single" w:sz="4" w:space="0" w:color="CCCCCC"/>
-              <w:right w:val="single" w:sz="4" w:space="0" w:color="CCCCCC"/>
-            </w:tcBorders>
-          </w:tcPr>
-          <w:p>
-            <w:pPr>
-              <w:spacing w:before="60" w:after="60" w:line="252" w:lineRule="auto"/>
-              <w:jc w:val="left"/>
-            </w:pPr>
-            <w:r/>
-            <w:r>
-              <w:t>693.75</w:t>
-            </w:r>
-          </w:p>
-        </w:tc>
-        <w:tc>
-          <w:tcPr>
-            <w:tcW w:type="dxa" w:w="1152"/>
-            <w:shd w:fill="F8FAFC"/>
-            <w:tcMar>
-              <w:top w:w="100" w:type="dxa"/>
-              <w:bottom w:w="100" w:type="dxa"/>
-              <w:left w:w="120" w:type="dxa"/>
-              <w:right w:w="120" w:type="dxa"/>
-            </w:tcMar>
-            <w:tcBorders>
-              <w:top w:val="single" w:sz="4" w:space="0" w:color="CCCCCC"/>
-              <w:bottom w:val="single" w:sz="4" w:space="0" w:color="CCCCCC"/>
-              <w:left w:val="single" w:sz="4" w:space="0" w:color="CCCCCC"/>
-              <w:right w:val="single" w:sz="4" w:space="0" w:color="CCCCCC"/>
-            </w:tcBorders>
-          </w:tcPr>
-          <w:p>
-            <w:pPr>
-              <w:spacing w:before="60" w:after="60" w:line="252" w:lineRule="auto"/>
-              <w:jc w:val="left"/>
-            </w:pPr>
-            <w:r/>
-            <w:r>
-              <w:t>667.25</w:t>
-            </w:r>
-          </w:p>
-        </w:tc>
-        <w:tc>
-          <w:tcPr>
             <w:tcW w:type="dxa" w:w="1728"/>
-            <w:shd w:fill="F8FAFC"/>
+            <w:shd w:fill="FFFFFF"/>
             <w:tcMar>
               <w:top w:w="100" w:type="dxa"/>
               <w:bottom w:w="100" w:type="dxa"/>
@@ -27715,7 +30300,712 @@
               <w:rPr>
                 <w:b/>
               </w:rPr>
-              <w:t>682.00</w:t>
+              <w:t>685.25</w:t>
+            </w:r>
+          </w:p>
+        </w:tc>
+        <w:tc>
+          <w:tcPr>
+            <w:tcW w:type="dxa" w:w="3456"/>
+            <w:shd w:fill="FFFFFF"/>
+            <w:tcMar>
+              <w:top w:w="100" w:type="dxa"/>
+              <w:bottom w:w="100" w:type="dxa"/>
+              <w:left w:w="120" w:type="dxa"/>
+              <w:right w:w="120" w:type="dxa"/>
+            </w:tcMar>
+            <w:tcBorders>
+              <w:top w:val="single" w:sz="4" w:space="0" w:color="CCCCCC"/>
+              <w:bottom w:val="single" w:sz="4" w:space="0" w:color="CCCCCC"/>
+              <w:left w:val="single" w:sz="4" w:space="0" w:color="CCCCCC"/>
+              <w:right w:val="single" w:sz="4" w:space="0" w:color="CCCCCC"/>
+            </w:tcBorders>
+          </w:tcPr>
+          <w:p>
+            <w:pPr>
+              <w:spacing w:before="60" w:after="60" w:line="252" w:lineRule="auto"/>
+              <w:jc w:val="left"/>
+            </w:pPr>
+            <w:r/>
+            <w:r>
+              <w:rPr>
+                <w:b/>
+              </w:rPr>
+              <w:t>-1.00</w:t>
+            </w:r>
+          </w:p>
+        </w:tc>
+        <w:tc>
+          <w:tcPr>
+            <w:tcW w:type="dxa" w:w="1440"/>
+            <w:shd w:fill="FFFFFF"/>
+            <w:tcMar>
+              <w:top w:w="100" w:type="dxa"/>
+              <w:bottom w:w="100" w:type="dxa"/>
+              <w:left w:w="120" w:type="dxa"/>
+              <w:right w:w="120" w:type="dxa"/>
+            </w:tcMar>
+            <w:tcBorders>
+              <w:top w:val="single" w:sz="4" w:space="0" w:color="CCCCCC"/>
+              <w:bottom w:val="single" w:sz="4" w:space="0" w:color="CCCCCC"/>
+              <w:left w:val="single" w:sz="4" w:space="0" w:color="CCCCCC"/>
+              <w:right w:val="single" w:sz="4" w:space="0" w:color="CCCCCC"/>
+            </w:tcBorders>
+          </w:tcPr>
+          <w:p>
+            <w:pPr>
+              <w:spacing w:before="60" w:after="60" w:line="252" w:lineRule="auto"/>
+              <w:jc w:val="left"/>
+            </w:pPr>
+            <w:r/>
+            <w:r>
+              <w:t>BEAR</w:t>
+            </w:r>
+          </w:p>
+        </w:tc>
+      </w:tr>
+      <w:tr>
+        <w:tc>
+          <w:tcPr>
+            <w:tcW w:type="dxa" w:w="1584"/>
+            <w:shd w:fill="F8FAFC"/>
+            <w:tcMar>
+              <w:top w:w="100" w:type="dxa"/>
+              <w:bottom w:w="100" w:type="dxa"/>
+              <w:left w:w="120" w:type="dxa"/>
+              <w:right w:w="120" w:type="dxa"/>
+            </w:tcMar>
+            <w:tcBorders>
+              <w:top w:val="single" w:sz="4" w:space="0" w:color="CCCCCC"/>
+              <w:bottom w:val="single" w:sz="4" w:space="0" w:color="CCCCCC"/>
+              <w:left w:val="single" w:sz="4" w:space="0" w:color="CCCCCC"/>
+              <w:right w:val="single" w:sz="4" w:space="0" w:color="CCCCCC"/>
+            </w:tcBorders>
+          </w:tcPr>
+          <w:p>
+            <w:pPr>
+              <w:spacing w:before="60" w:after="60" w:line="252" w:lineRule="auto"/>
+              <w:jc w:val="left"/>
+            </w:pPr>
+            <w:r/>
+            <w:r>
+              <w:rPr>
+                <w:b/>
+              </w:rPr>
+              <w:t>Fri 16/10</w:t>
+            </w:r>
+          </w:p>
+        </w:tc>
+        <w:tc>
+          <w:tcPr>
+            <w:tcW w:type="dxa" w:w="864"/>
+            <w:shd w:fill="F8FAFC"/>
+            <w:tcMar>
+              <w:top w:w="100" w:type="dxa"/>
+              <w:bottom w:w="100" w:type="dxa"/>
+              <w:left w:w="120" w:type="dxa"/>
+              <w:right w:w="120" w:type="dxa"/>
+            </w:tcMar>
+            <w:tcBorders>
+              <w:top w:val="single" w:sz="4" w:space="0" w:color="CCCCCC"/>
+              <w:bottom w:val="single" w:sz="4" w:space="0" w:color="CCCCCC"/>
+              <w:left w:val="single" w:sz="4" w:space="0" w:color="CCCCCC"/>
+              <w:right w:val="single" w:sz="4" w:space="0" w:color="CCCCCC"/>
+            </w:tcBorders>
+          </w:tcPr>
+          <w:p>
+            <w:pPr>
+              <w:spacing w:before="60" w:after="60" w:line="252" w:lineRule="auto"/>
+              <w:jc w:val="left"/>
+            </w:pPr>
+            <w:r/>
+            <w:r>
+              <w:t>London 15-19</w:t>
+            </w:r>
+          </w:p>
+        </w:tc>
+        <w:tc>
+          <w:tcPr>
+            <w:tcW w:type="dxa" w:w="1440"/>
+            <w:shd w:fill="F8FAFC"/>
+            <w:tcMar>
+              <w:top w:w="100" w:type="dxa"/>
+              <w:bottom w:w="100" w:type="dxa"/>
+              <w:left w:w="120" w:type="dxa"/>
+              <w:right w:w="120" w:type="dxa"/>
+            </w:tcMar>
+            <w:tcBorders>
+              <w:top w:val="single" w:sz="4" w:space="0" w:color="CCCCCC"/>
+              <w:bottom w:val="single" w:sz="4" w:space="0" w:color="CCCCCC"/>
+              <w:left w:val="single" w:sz="4" w:space="0" w:color="CCCCCC"/>
+              <w:right w:val="single" w:sz="4" w:space="0" w:color="CCCCCC"/>
+            </w:tcBorders>
+          </w:tcPr>
+          <w:p>
+            <w:pPr>
+              <w:spacing w:before="60" w:after="60" w:line="252" w:lineRule="auto"/>
+              <w:jc w:val="left"/>
+            </w:pPr>
+            <w:r/>
+            <w:r>
+              <w:t>685.25</w:t>
+            </w:r>
+          </w:p>
+        </w:tc>
+        <w:tc>
+          <w:tcPr>
+            <w:tcW w:type="dxa" w:w="2016"/>
+            <w:shd w:fill="F8FAFC"/>
+            <w:tcMar>
+              <w:top w:w="100" w:type="dxa"/>
+              <w:bottom w:w="100" w:type="dxa"/>
+              <w:left w:w="120" w:type="dxa"/>
+              <w:right w:w="120" w:type="dxa"/>
+            </w:tcMar>
+            <w:tcBorders>
+              <w:top w:val="single" w:sz="4" w:space="0" w:color="CCCCCC"/>
+              <w:bottom w:val="single" w:sz="4" w:space="0" w:color="CCCCCC"/>
+              <w:left w:val="single" w:sz="4" w:space="0" w:color="CCCCCC"/>
+              <w:right w:val="single" w:sz="4" w:space="0" w:color="CCCCCC"/>
+            </w:tcBorders>
+          </w:tcPr>
+          <w:p>
+            <w:pPr>
+              <w:spacing w:before="60" w:after="60" w:line="252" w:lineRule="auto"/>
+              <w:jc w:val="left"/>
+            </w:pPr>
+            <w:r/>
+            <w:r>
+              <w:t>692.25</w:t>
+            </w:r>
+          </w:p>
+        </w:tc>
+        <w:tc>
+          <w:tcPr>
+            <w:tcW w:type="dxa" w:w="1152"/>
+            <w:shd w:fill="F8FAFC"/>
+            <w:tcMar>
+              <w:top w:w="100" w:type="dxa"/>
+              <w:bottom w:w="100" w:type="dxa"/>
+              <w:left w:w="120" w:type="dxa"/>
+              <w:right w:w="120" w:type="dxa"/>
+            </w:tcMar>
+            <w:tcBorders>
+              <w:top w:val="single" w:sz="4" w:space="0" w:color="CCCCCC"/>
+              <w:bottom w:val="single" w:sz="4" w:space="0" w:color="CCCCCC"/>
+              <w:left w:val="single" w:sz="4" w:space="0" w:color="CCCCCC"/>
+              <w:right w:val="single" w:sz="4" w:space="0" w:color="CCCCCC"/>
+            </w:tcBorders>
+          </w:tcPr>
+          <w:p>
+            <w:pPr>
+              <w:spacing w:before="60" w:after="60" w:line="252" w:lineRule="auto"/>
+              <w:jc w:val="left"/>
+            </w:pPr>
+            <w:r/>
+            <w:r>
+              <w:t>671.75</w:t>
+            </w:r>
+          </w:p>
+        </w:tc>
+        <w:tc>
+          <w:tcPr>
+            <w:tcW w:type="dxa" w:w="1728"/>
+            <w:shd w:fill="F8FAFC"/>
+            <w:tcMar>
+              <w:top w:w="100" w:type="dxa"/>
+              <w:bottom w:w="100" w:type="dxa"/>
+              <w:left w:w="120" w:type="dxa"/>
+              <w:right w:w="120" w:type="dxa"/>
+            </w:tcMar>
+            <w:tcBorders>
+              <w:top w:val="single" w:sz="4" w:space="0" w:color="CCCCCC"/>
+              <w:bottom w:val="single" w:sz="4" w:space="0" w:color="CCCCCC"/>
+              <w:left w:val="single" w:sz="4" w:space="0" w:color="CCCCCC"/>
+              <w:right w:val="single" w:sz="4" w:space="0" w:color="CCCCCC"/>
+            </w:tcBorders>
+          </w:tcPr>
+          <w:p>
+            <w:pPr>
+              <w:spacing w:before="60" w:after="60" w:line="252" w:lineRule="auto"/>
+              <w:jc w:val="left"/>
+            </w:pPr>
+            <w:r/>
+            <w:r>
+              <w:rPr>
+                <w:b/>
+              </w:rPr>
+              <w:t>686.00</w:t>
+            </w:r>
+          </w:p>
+        </w:tc>
+        <w:tc>
+          <w:tcPr>
+            <w:tcW w:type="dxa" w:w="3456"/>
+            <w:shd w:fill="F8FAFC"/>
+            <w:tcMar>
+              <w:top w:w="100" w:type="dxa"/>
+              <w:bottom w:w="100" w:type="dxa"/>
+              <w:left w:w="120" w:type="dxa"/>
+              <w:right w:w="120" w:type="dxa"/>
+            </w:tcMar>
+            <w:tcBorders>
+              <w:top w:val="single" w:sz="4" w:space="0" w:color="CCCCCC"/>
+              <w:bottom w:val="single" w:sz="4" w:space="0" w:color="CCCCCC"/>
+              <w:left w:val="single" w:sz="4" w:space="0" w:color="CCCCCC"/>
+              <w:right w:val="single" w:sz="4" w:space="0" w:color="CCCCCC"/>
+            </w:tcBorders>
+          </w:tcPr>
+          <w:p>
+            <w:pPr>
+              <w:spacing w:before="60" w:after="60" w:line="252" w:lineRule="auto"/>
+              <w:jc w:val="left"/>
+            </w:pPr>
+            <w:r/>
+            <w:r>
+              <w:rPr>
+                <w:b/>
+              </w:rPr>
+              <w:t>+0.75</w:t>
+            </w:r>
+          </w:p>
+        </w:tc>
+        <w:tc>
+          <w:tcPr>
+            <w:tcW w:type="dxa" w:w="1440"/>
+            <w:shd w:fill="F8FAFC"/>
+            <w:tcMar>
+              <w:top w:w="100" w:type="dxa"/>
+              <w:bottom w:w="100" w:type="dxa"/>
+              <w:left w:w="120" w:type="dxa"/>
+              <w:right w:w="120" w:type="dxa"/>
+            </w:tcMar>
+            <w:tcBorders>
+              <w:top w:val="single" w:sz="4" w:space="0" w:color="CCCCCC"/>
+              <w:bottom w:val="single" w:sz="4" w:space="0" w:color="CCCCCC"/>
+              <w:left w:val="single" w:sz="4" w:space="0" w:color="CCCCCC"/>
+              <w:right w:val="single" w:sz="4" w:space="0" w:color="CCCCCC"/>
+            </w:tcBorders>
+          </w:tcPr>
+          <w:p>
+            <w:pPr>
+              <w:spacing w:before="60" w:after="60" w:line="252" w:lineRule="auto"/>
+              <w:jc w:val="left"/>
+            </w:pPr>
+            <w:r/>
+            <w:r>
+              <w:t>BULL</w:t>
+            </w:r>
+          </w:p>
+        </w:tc>
+      </w:tr>
+      <w:tr>
+        <w:tc>
+          <w:tcPr>
+            <w:tcW w:type="dxa" w:w="1584"/>
+            <w:shd w:fill="FFFFFF"/>
+            <w:tcMar>
+              <w:top w:w="100" w:type="dxa"/>
+              <w:bottom w:w="100" w:type="dxa"/>
+              <w:left w:w="120" w:type="dxa"/>
+              <w:right w:w="120" w:type="dxa"/>
+            </w:tcMar>
+            <w:tcBorders>
+              <w:top w:val="single" w:sz="4" w:space="0" w:color="CCCCCC"/>
+              <w:bottom w:val="single" w:sz="4" w:space="0" w:color="CCCCCC"/>
+              <w:left w:val="single" w:sz="4" w:space="0" w:color="CCCCCC"/>
+              <w:right w:val="single" w:sz="4" w:space="0" w:color="CCCCCC"/>
+            </w:tcBorders>
+          </w:tcPr>
+          <w:p>
+            <w:pPr>
+              <w:spacing w:before="60" w:after="60" w:line="252" w:lineRule="auto"/>
+              <w:jc w:val="left"/>
+            </w:pPr>
+            <w:r/>
+            <w:r>
+              <w:rPr>
+                <w:b/>
+              </w:rPr>
+              <w:t>Fri 16/10</w:t>
+            </w:r>
+          </w:p>
+        </w:tc>
+        <w:tc>
+          <w:tcPr>
+            <w:tcW w:type="dxa" w:w="864"/>
+            <w:shd w:fill="FFFFFF"/>
+            <w:tcMar>
+              <w:top w:w="100" w:type="dxa"/>
+              <w:bottom w:w="100" w:type="dxa"/>
+              <w:left w:w="120" w:type="dxa"/>
+              <w:right w:w="120" w:type="dxa"/>
+            </w:tcMar>
+            <w:tcBorders>
+              <w:top w:val="single" w:sz="4" w:space="0" w:color="CCCCCC"/>
+              <w:bottom w:val="single" w:sz="4" w:space="0" w:color="CCCCCC"/>
+              <w:left w:val="single" w:sz="4" w:space="0" w:color="CCCCCC"/>
+              <w:right w:val="single" w:sz="4" w:space="0" w:color="CCCCCC"/>
+            </w:tcBorders>
+          </w:tcPr>
+          <w:p>
+            <w:pPr>
+              <w:spacing w:before="60" w:after="60" w:line="252" w:lineRule="auto"/>
+              <w:jc w:val="left"/>
+            </w:pPr>
+            <w:r/>
+            <w:r>
+              <w:t>Pre-NY 19-21</w:t>
+            </w:r>
+          </w:p>
+        </w:tc>
+        <w:tc>
+          <w:tcPr>
+            <w:tcW w:type="dxa" w:w="1440"/>
+            <w:shd w:fill="FFFFFF"/>
+            <w:tcMar>
+              <w:top w:w="100" w:type="dxa"/>
+              <w:bottom w:w="100" w:type="dxa"/>
+              <w:left w:w="120" w:type="dxa"/>
+              <w:right w:w="120" w:type="dxa"/>
+            </w:tcMar>
+            <w:tcBorders>
+              <w:top w:val="single" w:sz="4" w:space="0" w:color="CCCCCC"/>
+              <w:bottom w:val="single" w:sz="4" w:space="0" w:color="CCCCCC"/>
+              <w:left w:val="single" w:sz="4" w:space="0" w:color="CCCCCC"/>
+              <w:right w:val="single" w:sz="4" w:space="0" w:color="CCCCCC"/>
+            </w:tcBorders>
+          </w:tcPr>
+          <w:p>
+            <w:pPr>
+              <w:spacing w:before="60" w:after="60" w:line="252" w:lineRule="auto"/>
+              <w:jc w:val="left"/>
+            </w:pPr>
+            <w:r/>
+            <w:r>
+              <w:t>686.00</w:t>
+            </w:r>
+          </w:p>
+        </w:tc>
+        <w:tc>
+          <w:tcPr>
+            <w:tcW w:type="dxa" w:w="2016"/>
+            <w:shd w:fill="FFFFFF"/>
+            <w:tcMar>
+              <w:top w:w="100" w:type="dxa"/>
+              <w:bottom w:w="100" w:type="dxa"/>
+              <w:left w:w="120" w:type="dxa"/>
+              <w:right w:w="120" w:type="dxa"/>
+            </w:tcMar>
+            <w:tcBorders>
+              <w:top w:val="single" w:sz="4" w:space="0" w:color="CCCCCC"/>
+              <w:bottom w:val="single" w:sz="4" w:space="0" w:color="CCCCCC"/>
+              <w:left w:val="single" w:sz="4" w:space="0" w:color="CCCCCC"/>
+              <w:right w:val="single" w:sz="4" w:space="0" w:color="CCCCCC"/>
+            </w:tcBorders>
+          </w:tcPr>
+          <w:p>
+            <w:pPr>
+              <w:spacing w:before="60" w:after="60" w:line="252" w:lineRule="auto"/>
+              <w:jc w:val="left"/>
+            </w:pPr>
+            <w:r/>
+            <w:r>
+              <w:t>695.25</w:t>
+            </w:r>
+          </w:p>
+        </w:tc>
+        <w:tc>
+          <w:tcPr>
+            <w:tcW w:type="dxa" w:w="1152"/>
+            <w:shd w:fill="FFFFFF"/>
+            <w:tcMar>
+              <w:top w:w="100" w:type="dxa"/>
+              <w:bottom w:w="100" w:type="dxa"/>
+              <w:left w:w="120" w:type="dxa"/>
+              <w:right w:w="120" w:type="dxa"/>
+            </w:tcMar>
+            <w:tcBorders>
+              <w:top w:val="single" w:sz="4" w:space="0" w:color="CCCCCC"/>
+              <w:bottom w:val="single" w:sz="4" w:space="0" w:color="CCCCCC"/>
+              <w:left w:val="single" w:sz="4" w:space="0" w:color="CCCCCC"/>
+              <w:right w:val="single" w:sz="4" w:space="0" w:color="CCCCCC"/>
+            </w:tcBorders>
+          </w:tcPr>
+          <w:p>
+            <w:pPr>
+              <w:spacing w:before="60" w:after="60" w:line="252" w:lineRule="auto"/>
+              <w:jc w:val="left"/>
+            </w:pPr>
+            <w:r/>
+            <w:r>
+              <w:t>678.75</w:t>
+            </w:r>
+          </w:p>
+        </w:tc>
+        <w:tc>
+          <w:tcPr>
+            <w:tcW w:type="dxa" w:w="1728"/>
+            <w:shd w:fill="FFFFFF"/>
+            <w:tcMar>
+              <w:top w:w="100" w:type="dxa"/>
+              <w:bottom w:w="100" w:type="dxa"/>
+              <w:left w:w="120" w:type="dxa"/>
+              <w:right w:w="120" w:type="dxa"/>
+            </w:tcMar>
+            <w:tcBorders>
+              <w:top w:val="single" w:sz="4" w:space="0" w:color="CCCCCC"/>
+              <w:bottom w:val="single" w:sz="4" w:space="0" w:color="CCCCCC"/>
+              <w:left w:val="single" w:sz="4" w:space="0" w:color="CCCCCC"/>
+              <w:right w:val="single" w:sz="4" w:space="0" w:color="CCCCCC"/>
+            </w:tcBorders>
+          </w:tcPr>
+          <w:p>
+            <w:pPr>
+              <w:spacing w:before="60" w:after="60" w:line="252" w:lineRule="auto"/>
+              <w:jc w:val="left"/>
+            </w:pPr>
+            <w:r/>
+            <w:r>
+              <w:rPr>
+                <w:b/>
+              </w:rPr>
+              <w:t>685.75</w:t>
+            </w:r>
+          </w:p>
+        </w:tc>
+        <w:tc>
+          <w:tcPr>
+            <w:tcW w:type="dxa" w:w="3456"/>
+            <w:shd w:fill="FFFFFF"/>
+            <w:tcMar>
+              <w:top w:w="100" w:type="dxa"/>
+              <w:bottom w:w="100" w:type="dxa"/>
+              <w:left w:w="120" w:type="dxa"/>
+              <w:right w:w="120" w:type="dxa"/>
+            </w:tcMar>
+            <w:tcBorders>
+              <w:top w:val="single" w:sz="4" w:space="0" w:color="CCCCCC"/>
+              <w:bottom w:val="single" w:sz="4" w:space="0" w:color="CCCCCC"/>
+              <w:left w:val="single" w:sz="4" w:space="0" w:color="CCCCCC"/>
+              <w:right w:val="single" w:sz="4" w:space="0" w:color="CCCCCC"/>
+            </w:tcBorders>
+          </w:tcPr>
+          <w:p>
+            <w:pPr>
+              <w:spacing w:before="60" w:after="60" w:line="252" w:lineRule="auto"/>
+              <w:jc w:val="left"/>
+            </w:pPr>
+            <w:r/>
+            <w:r>
+              <w:rPr>
+                <w:b/>
+              </w:rPr>
+              <w:t>-0.25</w:t>
+            </w:r>
+          </w:p>
+        </w:tc>
+        <w:tc>
+          <w:tcPr>
+            <w:tcW w:type="dxa" w:w="1440"/>
+            <w:shd w:fill="FFFFFF"/>
+            <w:tcMar>
+              <w:top w:w="100" w:type="dxa"/>
+              <w:bottom w:w="100" w:type="dxa"/>
+              <w:left w:w="120" w:type="dxa"/>
+              <w:right w:w="120" w:type="dxa"/>
+            </w:tcMar>
+            <w:tcBorders>
+              <w:top w:val="single" w:sz="4" w:space="0" w:color="CCCCCC"/>
+              <w:bottom w:val="single" w:sz="4" w:space="0" w:color="CCCCCC"/>
+              <w:left w:val="single" w:sz="4" w:space="0" w:color="CCCCCC"/>
+              <w:right w:val="single" w:sz="4" w:space="0" w:color="CCCCCC"/>
+            </w:tcBorders>
+          </w:tcPr>
+          <w:p>
+            <w:pPr>
+              <w:spacing w:before="60" w:after="60" w:line="252" w:lineRule="auto"/>
+              <w:jc w:val="left"/>
+            </w:pPr>
+            <w:r/>
+            <w:r>
+              <w:t>BEAR</w:t>
+            </w:r>
+          </w:p>
+        </w:tc>
+      </w:tr>
+      <w:tr>
+        <w:tc>
+          <w:tcPr>
+            <w:tcW w:type="dxa" w:w="1584"/>
+            <w:shd w:fill="F8FAFC"/>
+            <w:tcMar>
+              <w:top w:w="100" w:type="dxa"/>
+              <w:bottom w:w="100" w:type="dxa"/>
+              <w:left w:w="120" w:type="dxa"/>
+              <w:right w:w="120" w:type="dxa"/>
+            </w:tcMar>
+            <w:tcBorders>
+              <w:top w:val="single" w:sz="4" w:space="0" w:color="CCCCCC"/>
+              <w:bottom w:val="single" w:sz="4" w:space="0" w:color="CCCCCC"/>
+              <w:left w:val="single" w:sz="4" w:space="0" w:color="CCCCCC"/>
+              <w:right w:val="single" w:sz="4" w:space="0" w:color="CCCCCC"/>
+            </w:tcBorders>
+          </w:tcPr>
+          <w:p>
+            <w:pPr>
+              <w:spacing w:before="60" w:after="60" w:line="252" w:lineRule="auto"/>
+              <w:jc w:val="left"/>
+            </w:pPr>
+            <w:r/>
+            <w:r>
+              <w:rPr>
+                <w:b/>
+              </w:rPr>
+              <w:t>Fri 16/10</w:t>
+            </w:r>
+          </w:p>
+        </w:tc>
+        <w:tc>
+          <w:tcPr>
+            <w:tcW w:type="dxa" w:w="864"/>
+            <w:shd w:fill="F8FAFC"/>
+            <w:tcMar>
+              <w:top w:w="100" w:type="dxa"/>
+              <w:bottom w:w="100" w:type="dxa"/>
+              <w:left w:w="120" w:type="dxa"/>
+              <w:right w:w="120" w:type="dxa"/>
+            </w:tcMar>
+            <w:tcBorders>
+              <w:top w:val="single" w:sz="4" w:space="0" w:color="CCCCCC"/>
+              <w:bottom w:val="single" w:sz="4" w:space="0" w:color="CCCCCC"/>
+              <w:left w:val="single" w:sz="4" w:space="0" w:color="CCCCCC"/>
+              <w:right w:val="single" w:sz="4" w:space="0" w:color="CCCCCC"/>
+            </w:tcBorders>
+          </w:tcPr>
+          <w:p>
+            <w:pPr>
+              <w:spacing w:before="60" w:after="60" w:line="252" w:lineRule="auto"/>
+              <w:jc w:val="left"/>
+            </w:pPr>
+            <w:r/>
+            <w:r>
+              <w:t>NY Open 21-23</w:t>
+            </w:r>
+          </w:p>
+        </w:tc>
+        <w:tc>
+          <w:tcPr>
+            <w:tcW w:type="dxa" w:w="1440"/>
+            <w:shd w:fill="F8FAFC"/>
+            <w:tcMar>
+              <w:top w:w="100" w:type="dxa"/>
+              <w:bottom w:w="100" w:type="dxa"/>
+              <w:left w:w="120" w:type="dxa"/>
+              <w:right w:w="120" w:type="dxa"/>
+            </w:tcMar>
+            <w:tcBorders>
+              <w:top w:val="single" w:sz="4" w:space="0" w:color="CCCCCC"/>
+              <w:bottom w:val="single" w:sz="4" w:space="0" w:color="CCCCCC"/>
+              <w:left w:val="single" w:sz="4" w:space="0" w:color="CCCCCC"/>
+              <w:right w:val="single" w:sz="4" w:space="0" w:color="CCCCCC"/>
+            </w:tcBorders>
+          </w:tcPr>
+          <w:p>
+            <w:pPr>
+              <w:spacing w:before="60" w:after="60" w:line="252" w:lineRule="auto"/>
+              <w:jc w:val="left"/>
+            </w:pPr>
+            <w:r/>
+            <w:r>
+              <w:t>685.75</w:t>
+            </w:r>
+          </w:p>
+        </w:tc>
+        <w:tc>
+          <w:tcPr>
+            <w:tcW w:type="dxa" w:w="2016"/>
+            <w:shd w:fill="F8FAFC"/>
+            <w:tcMar>
+              <w:top w:w="100" w:type="dxa"/>
+              <w:bottom w:w="100" w:type="dxa"/>
+              <w:left w:w="120" w:type="dxa"/>
+              <w:right w:w="120" w:type="dxa"/>
+            </w:tcMar>
+            <w:tcBorders>
+              <w:top w:val="single" w:sz="4" w:space="0" w:color="CCCCCC"/>
+              <w:bottom w:val="single" w:sz="4" w:space="0" w:color="CCCCCC"/>
+              <w:left w:val="single" w:sz="4" w:space="0" w:color="CCCCCC"/>
+              <w:right w:val="single" w:sz="4" w:space="0" w:color="CCCCCC"/>
+            </w:tcBorders>
+          </w:tcPr>
+          <w:p>
+            <w:pPr>
+              <w:spacing w:before="60" w:after="60" w:line="252" w:lineRule="auto"/>
+              <w:jc w:val="left"/>
+            </w:pPr>
+            <w:r/>
+            <w:r>
+              <w:t>694.25</w:t>
+            </w:r>
+          </w:p>
+        </w:tc>
+        <w:tc>
+          <w:tcPr>
+            <w:tcW w:type="dxa" w:w="1152"/>
+            <w:shd w:fill="F8FAFC"/>
+            <w:tcMar>
+              <w:top w:w="100" w:type="dxa"/>
+              <w:bottom w:w="100" w:type="dxa"/>
+              <w:left w:w="120" w:type="dxa"/>
+              <w:right w:w="120" w:type="dxa"/>
+            </w:tcMar>
+            <w:tcBorders>
+              <w:top w:val="single" w:sz="4" w:space="0" w:color="CCCCCC"/>
+              <w:bottom w:val="single" w:sz="4" w:space="0" w:color="CCCCCC"/>
+              <w:left w:val="single" w:sz="4" w:space="0" w:color="CCCCCC"/>
+              <w:right w:val="single" w:sz="4" w:space="0" w:color="CCCCCC"/>
+            </w:tcBorders>
+          </w:tcPr>
+          <w:p>
+            <w:pPr>
+              <w:spacing w:before="60" w:after="60" w:line="252" w:lineRule="auto"/>
+              <w:jc w:val="left"/>
+            </w:pPr>
+            <w:r/>
+            <w:r>
+              <w:t>671.75</w:t>
+            </w:r>
+          </w:p>
+        </w:tc>
+        <w:tc>
+          <w:tcPr>
+            <w:tcW w:type="dxa" w:w="1728"/>
+            <w:shd w:fill="F8FAFC"/>
+            <w:tcMar>
+              <w:top w:w="100" w:type="dxa"/>
+              <w:bottom w:w="100" w:type="dxa"/>
+              <w:left w:w="120" w:type="dxa"/>
+              <w:right w:w="120" w:type="dxa"/>
+            </w:tcMar>
+            <w:tcBorders>
+              <w:top w:val="single" w:sz="4" w:space="0" w:color="CCCCCC"/>
+              <w:bottom w:val="single" w:sz="4" w:space="0" w:color="CCCCCC"/>
+              <w:left w:val="single" w:sz="4" w:space="0" w:color="CCCCCC"/>
+              <w:right w:val="single" w:sz="4" w:space="0" w:color="CCCCCC"/>
+            </w:tcBorders>
+          </w:tcPr>
+          <w:p>
+            <w:pPr>
+              <w:spacing w:before="60" w:after="60" w:line="252" w:lineRule="auto"/>
+              <w:jc w:val="left"/>
+            </w:pPr>
+            <w:r/>
+            <w:r>
+              <w:rPr>
+                <w:b/>
+              </w:rPr>
+              <w:t>687.50</w:t>
             </w:r>
           </w:p>
         </w:tc>
@@ -27807,7 +31097,7 @@
               <w:rPr>
                 <w:b/>
               </w:rPr>
-              <w:t>Wed 14/10</w:t>
+              <w:t>Fri 16/10</w:t>
             </w:r>
           </w:p>
         </w:tc>
@@ -27835,7 +31125,7 @@
             </w:pPr>
             <w:r/>
             <w:r>
-              <w:t>Pre-NY 19-21</w:t>
+              <w:t>NY Close 23-01</w:t>
             </w:r>
           </w:p>
         </w:tc>
@@ -27863,7 +31153,7 @@
             </w:pPr>
             <w:r/>
             <w:r>
-              <w:t>682.00</w:t>
+              <w:t>687.50</w:t>
             </w:r>
           </w:p>
         </w:tc>
@@ -27891,7 +31181,7 @@
             </w:pPr>
             <w:r/>
             <w:r>
-              <w:t>691.25</w:t>
+              <w:t>693.75</w:t>
             </w:r>
           </w:p>
         </w:tc>
@@ -27919,7 +31209,7 @@
             </w:pPr>
             <w:r/>
             <w:r>
-              <w:t>671.25</w:t>
+              <w:t>681.00</w:t>
             </w:r>
           </w:p>
         </w:tc>
@@ -27950,3297 +31240,7 @@
               <w:rPr>
                 <w:b/>
               </w:rPr>
-              <w:t>682.50</w:t>
-            </w:r>
-          </w:p>
-        </w:tc>
-        <w:tc>
-          <w:tcPr>
-            <w:tcW w:type="dxa" w:w="3456"/>
-            <w:shd w:fill="FFFFFF"/>
-            <w:tcMar>
-              <w:top w:w="100" w:type="dxa"/>
-              <w:bottom w:w="100" w:type="dxa"/>
-              <w:left w:w="120" w:type="dxa"/>
-              <w:right w:w="120" w:type="dxa"/>
-            </w:tcMar>
-            <w:tcBorders>
-              <w:top w:val="single" w:sz="4" w:space="0" w:color="CCCCCC"/>
-              <w:bottom w:val="single" w:sz="4" w:space="0" w:color="CCCCCC"/>
-              <w:left w:val="single" w:sz="4" w:space="0" w:color="CCCCCC"/>
-              <w:right w:val="single" w:sz="4" w:space="0" w:color="CCCCCC"/>
-            </w:tcBorders>
-          </w:tcPr>
-          <w:p>
-            <w:pPr>
-              <w:spacing w:before="60" w:after="60" w:line="252" w:lineRule="auto"/>
-              <w:jc w:val="left"/>
-            </w:pPr>
-            <w:r/>
-            <w:r>
-              <w:rPr>
-                <w:b/>
-              </w:rPr>
-              <w:t>+0.50</w:t>
-            </w:r>
-          </w:p>
-        </w:tc>
-        <w:tc>
-          <w:tcPr>
-            <w:tcW w:type="dxa" w:w="1440"/>
-            <w:shd w:fill="FFFFFF"/>
-            <w:tcMar>
-              <w:top w:w="100" w:type="dxa"/>
-              <w:bottom w:w="100" w:type="dxa"/>
-              <w:left w:w="120" w:type="dxa"/>
-              <w:right w:w="120" w:type="dxa"/>
-            </w:tcMar>
-            <w:tcBorders>
-              <w:top w:val="single" w:sz="4" w:space="0" w:color="CCCCCC"/>
-              <w:bottom w:val="single" w:sz="4" w:space="0" w:color="CCCCCC"/>
-              <w:left w:val="single" w:sz="4" w:space="0" w:color="CCCCCC"/>
-              <w:right w:val="single" w:sz="4" w:space="0" w:color="CCCCCC"/>
-            </w:tcBorders>
-          </w:tcPr>
-          <w:p>
-            <w:pPr>
-              <w:spacing w:before="60" w:after="60" w:line="252" w:lineRule="auto"/>
-              <w:jc w:val="left"/>
-            </w:pPr>
-            <w:r/>
-            <w:r>
-              <w:t>BULL</w:t>
-            </w:r>
-          </w:p>
-        </w:tc>
-      </w:tr>
-      <w:tr>
-        <w:tc>
-          <w:tcPr>
-            <w:tcW w:type="dxa" w:w="1584"/>
-            <w:shd w:fill="F8FAFC"/>
-            <w:tcMar>
-              <w:top w:w="100" w:type="dxa"/>
-              <w:bottom w:w="100" w:type="dxa"/>
-              <w:left w:w="120" w:type="dxa"/>
-              <w:right w:w="120" w:type="dxa"/>
-            </w:tcMar>
-            <w:tcBorders>
-              <w:top w:val="single" w:sz="4" w:space="0" w:color="CCCCCC"/>
-              <w:bottom w:val="single" w:sz="4" w:space="0" w:color="CCCCCC"/>
-              <w:left w:val="single" w:sz="4" w:space="0" w:color="CCCCCC"/>
-              <w:right w:val="single" w:sz="4" w:space="0" w:color="CCCCCC"/>
-            </w:tcBorders>
-          </w:tcPr>
-          <w:p>
-            <w:pPr>
-              <w:spacing w:before="60" w:after="60" w:line="252" w:lineRule="auto"/>
-              <w:jc w:val="left"/>
-            </w:pPr>
-            <w:r/>
-            <w:r>
-              <w:rPr>
-                <w:b/>
-              </w:rPr>
-              <w:t>Wed 14/10</w:t>
-            </w:r>
-          </w:p>
-        </w:tc>
-        <w:tc>
-          <w:tcPr>
-            <w:tcW w:type="dxa" w:w="864"/>
-            <w:shd w:fill="F8FAFC"/>
-            <w:tcMar>
-              <w:top w:w="100" w:type="dxa"/>
-              <w:bottom w:w="100" w:type="dxa"/>
-              <w:left w:w="120" w:type="dxa"/>
-              <w:right w:w="120" w:type="dxa"/>
-            </w:tcMar>
-            <w:tcBorders>
-              <w:top w:val="single" w:sz="4" w:space="0" w:color="CCCCCC"/>
-              <w:bottom w:val="single" w:sz="4" w:space="0" w:color="CCCCCC"/>
-              <w:left w:val="single" w:sz="4" w:space="0" w:color="CCCCCC"/>
-              <w:right w:val="single" w:sz="4" w:space="0" w:color="CCCCCC"/>
-            </w:tcBorders>
-          </w:tcPr>
-          <w:p>
-            <w:pPr>
-              <w:spacing w:before="60" w:after="60" w:line="252" w:lineRule="auto"/>
-              <w:jc w:val="left"/>
-            </w:pPr>
-            <w:r/>
-            <w:r>
-              <w:t>NY Open 21-23</w:t>
-            </w:r>
-          </w:p>
-        </w:tc>
-        <w:tc>
-          <w:tcPr>
-            <w:tcW w:type="dxa" w:w="1440"/>
-            <w:shd w:fill="F8FAFC"/>
-            <w:tcMar>
-              <w:top w:w="100" w:type="dxa"/>
-              <w:bottom w:w="100" w:type="dxa"/>
-              <w:left w:w="120" w:type="dxa"/>
-              <w:right w:w="120" w:type="dxa"/>
-            </w:tcMar>
-            <w:tcBorders>
-              <w:top w:val="single" w:sz="4" w:space="0" w:color="CCCCCC"/>
-              <w:bottom w:val="single" w:sz="4" w:space="0" w:color="CCCCCC"/>
-              <w:left w:val="single" w:sz="4" w:space="0" w:color="CCCCCC"/>
-              <w:right w:val="single" w:sz="4" w:space="0" w:color="CCCCCC"/>
-            </w:tcBorders>
-          </w:tcPr>
-          <w:p>
-            <w:pPr>
-              <w:spacing w:before="60" w:after="60" w:line="252" w:lineRule="auto"/>
-              <w:jc w:val="left"/>
-            </w:pPr>
-            <w:r/>
-            <w:r>
-              <w:t>682.50</w:t>
-            </w:r>
-          </w:p>
-        </w:tc>
-        <w:tc>
-          <w:tcPr>
-            <w:tcW w:type="dxa" w:w="2016"/>
-            <w:shd w:fill="F8FAFC"/>
-            <w:tcMar>
-              <w:top w:w="100" w:type="dxa"/>
-              <w:bottom w:w="100" w:type="dxa"/>
-              <w:left w:w="120" w:type="dxa"/>
-              <w:right w:w="120" w:type="dxa"/>
-            </w:tcMar>
-            <w:tcBorders>
-              <w:top w:val="single" w:sz="4" w:space="0" w:color="CCCCCC"/>
-              <w:bottom w:val="single" w:sz="4" w:space="0" w:color="CCCCCC"/>
-              <w:left w:val="single" w:sz="4" w:space="0" w:color="CCCCCC"/>
-              <w:right w:val="single" w:sz="4" w:space="0" w:color="CCCCCC"/>
-            </w:tcBorders>
-          </w:tcPr>
-          <w:p>
-            <w:pPr>
-              <w:spacing w:before="60" w:after="60" w:line="252" w:lineRule="auto"/>
-              <w:jc w:val="left"/>
-            </w:pPr>
-            <w:r/>
-            <w:r>
-              <w:t>694.75</w:t>
-            </w:r>
-          </w:p>
-        </w:tc>
-        <w:tc>
-          <w:tcPr>
-            <w:tcW w:type="dxa" w:w="1152"/>
-            <w:shd w:fill="F8FAFC"/>
-            <w:tcMar>
-              <w:top w:w="100" w:type="dxa"/>
-              <w:bottom w:w="100" w:type="dxa"/>
-              <w:left w:w="120" w:type="dxa"/>
-              <w:right w:w="120" w:type="dxa"/>
-            </w:tcMar>
-            <w:tcBorders>
-              <w:top w:val="single" w:sz="4" w:space="0" w:color="CCCCCC"/>
-              <w:bottom w:val="single" w:sz="4" w:space="0" w:color="CCCCCC"/>
-              <w:left w:val="single" w:sz="4" w:space="0" w:color="CCCCCC"/>
-              <w:right w:val="single" w:sz="4" w:space="0" w:color="CCCCCC"/>
-            </w:tcBorders>
-          </w:tcPr>
-          <w:p>
-            <w:pPr>
-              <w:spacing w:before="60" w:after="60" w:line="252" w:lineRule="auto"/>
-              <w:jc w:val="left"/>
-            </w:pPr>
-            <w:r/>
-            <w:r>
-              <w:t>668.25</w:t>
-            </w:r>
-          </w:p>
-        </w:tc>
-        <w:tc>
-          <w:tcPr>
-            <w:tcW w:type="dxa" w:w="1728"/>
-            <w:shd w:fill="F8FAFC"/>
-            <w:tcMar>
-              <w:top w:w="100" w:type="dxa"/>
-              <w:bottom w:w="100" w:type="dxa"/>
-              <w:left w:w="120" w:type="dxa"/>
-              <w:right w:w="120" w:type="dxa"/>
-            </w:tcMar>
-            <w:tcBorders>
-              <w:top w:val="single" w:sz="4" w:space="0" w:color="CCCCCC"/>
-              <w:bottom w:val="single" w:sz="4" w:space="0" w:color="CCCCCC"/>
-              <w:left w:val="single" w:sz="4" w:space="0" w:color="CCCCCC"/>
-              <w:right w:val="single" w:sz="4" w:space="0" w:color="CCCCCC"/>
-            </w:tcBorders>
-          </w:tcPr>
-          <w:p>
-            <w:pPr>
-              <w:spacing w:before="60" w:after="60" w:line="252" w:lineRule="auto"/>
-              <w:jc w:val="left"/>
-            </w:pPr>
-            <w:r/>
-            <w:r>
-              <w:rPr>
-                <w:b/>
-              </w:rPr>
-              <w:t>681.00</w:t>
-            </w:r>
-          </w:p>
-        </w:tc>
-        <w:tc>
-          <w:tcPr>
-            <w:tcW w:type="dxa" w:w="3456"/>
-            <w:shd w:fill="F8FAFC"/>
-            <w:tcMar>
-              <w:top w:w="100" w:type="dxa"/>
-              <w:bottom w:w="100" w:type="dxa"/>
-              <w:left w:w="120" w:type="dxa"/>
-              <w:right w:w="120" w:type="dxa"/>
-            </w:tcMar>
-            <w:tcBorders>
-              <w:top w:val="single" w:sz="4" w:space="0" w:color="CCCCCC"/>
-              <w:bottom w:val="single" w:sz="4" w:space="0" w:color="CCCCCC"/>
-              <w:left w:val="single" w:sz="4" w:space="0" w:color="CCCCCC"/>
-              <w:right w:val="single" w:sz="4" w:space="0" w:color="CCCCCC"/>
-            </w:tcBorders>
-          </w:tcPr>
-          <w:p>
-            <w:pPr>
-              <w:spacing w:before="60" w:after="60" w:line="252" w:lineRule="auto"/>
-              <w:jc w:val="left"/>
-            </w:pPr>
-            <w:r/>
-            <w:r>
-              <w:rPr>
-                <w:b/>
-              </w:rPr>
-              <w:t>-1.50</w:t>
-            </w:r>
-          </w:p>
-        </w:tc>
-        <w:tc>
-          <w:tcPr>
-            <w:tcW w:type="dxa" w:w="1440"/>
-            <w:shd w:fill="F8FAFC"/>
-            <w:tcMar>
-              <w:top w:w="100" w:type="dxa"/>
-              <w:bottom w:w="100" w:type="dxa"/>
-              <w:left w:w="120" w:type="dxa"/>
-              <w:right w:w="120" w:type="dxa"/>
-            </w:tcMar>
-            <w:tcBorders>
-              <w:top w:val="single" w:sz="4" w:space="0" w:color="CCCCCC"/>
-              <w:bottom w:val="single" w:sz="4" w:space="0" w:color="CCCCCC"/>
-              <w:left w:val="single" w:sz="4" w:space="0" w:color="CCCCCC"/>
-              <w:right w:val="single" w:sz="4" w:space="0" w:color="CCCCCC"/>
-            </w:tcBorders>
-          </w:tcPr>
-          <w:p>
-            <w:pPr>
-              <w:spacing w:before="60" w:after="60" w:line="252" w:lineRule="auto"/>
-              <w:jc w:val="left"/>
-            </w:pPr>
-            <w:r/>
-            <w:r>
-              <w:t>BEAR</w:t>
-            </w:r>
-          </w:p>
-        </w:tc>
-      </w:tr>
-      <w:tr>
-        <w:tc>
-          <w:tcPr>
-            <w:tcW w:type="dxa" w:w="1584"/>
-            <w:shd w:fill="FFFFFF"/>
-            <w:tcMar>
-              <w:top w:w="100" w:type="dxa"/>
-              <w:bottom w:w="100" w:type="dxa"/>
-              <w:left w:w="120" w:type="dxa"/>
-              <w:right w:w="120" w:type="dxa"/>
-            </w:tcMar>
-            <w:tcBorders>
-              <w:top w:val="single" w:sz="4" w:space="0" w:color="CCCCCC"/>
-              <w:bottom w:val="single" w:sz="4" w:space="0" w:color="CCCCCC"/>
-              <w:left w:val="single" w:sz="4" w:space="0" w:color="CCCCCC"/>
-              <w:right w:val="single" w:sz="4" w:space="0" w:color="CCCCCC"/>
-            </w:tcBorders>
-          </w:tcPr>
-          <w:p>
-            <w:pPr>
-              <w:spacing w:before="60" w:after="60" w:line="252" w:lineRule="auto"/>
-              <w:jc w:val="left"/>
-            </w:pPr>
-            <w:r/>
-            <w:r>
-              <w:rPr>
-                <w:b/>
-              </w:rPr>
-              <w:t>Wed 14/10</w:t>
-            </w:r>
-          </w:p>
-        </w:tc>
-        <w:tc>
-          <w:tcPr>
-            <w:tcW w:type="dxa" w:w="864"/>
-            <w:shd w:fill="FFFFFF"/>
-            <w:tcMar>
-              <w:top w:w="100" w:type="dxa"/>
-              <w:bottom w:w="100" w:type="dxa"/>
-              <w:left w:w="120" w:type="dxa"/>
-              <w:right w:w="120" w:type="dxa"/>
-            </w:tcMar>
-            <w:tcBorders>
-              <w:top w:val="single" w:sz="4" w:space="0" w:color="CCCCCC"/>
-              <w:bottom w:val="single" w:sz="4" w:space="0" w:color="CCCCCC"/>
-              <w:left w:val="single" w:sz="4" w:space="0" w:color="CCCCCC"/>
-              <w:right w:val="single" w:sz="4" w:space="0" w:color="CCCCCC"/>
-            </w:tcBorders>
-          </w:tcPr>
-          <w:p>
-            <w:pPr>
-              <w:spacing w:before="60" w:after="60" w:line="252" w:lineRule="auto"/>
-              <w:jc w:val="left"/>
-            </w:pPr>
-            <w:r/>
-            <w:r>
-              <w:t>NY Close 23-01</w:t>
-            </w:r>
-          </w:p>
-        </w:tc>
-        <w:tc>
-          <w:tcPr>
-            <w:tcW w:type="dxa" w:w="1440"/>
-            <w:shd w:fill="FFFFFF"/>
-            <w:tcMar>
-              <w:top w:w="100" w:type="dxa"/>
-              <w:bottom w:w="100" w:type="dxa"/>
-              <w:left w:w="120" w:type="dxa"/>
-              <w:right w:w="120" w:type="dxa"/>
-            </w:tcMar>
-            <w:tcBorders>
-              <w:top w:val="single" w:sz="4" w:space="0" w:color="CCCCCC"/>
-              <w:bottom w:val="single" w:sz="4" w:space="0" w:color="CCCCCC"/>
-              <w:left w:val="single" w:sz="4" w:space="0" w:color="CCCCCC"/>
-              <w:right w:val="single" w:sz="4" w:space="0" w:color="CCCCCC"/>
-            </w:tcBorders>
-          </w:tcPr>
-          <w:p>
-            <w:pPr>
-              <w:spacing w:before="60" w:after="60" w:line="252" w:lineRule="auto"/>
-              <w:jc w:val="left"/>
-            </w:pPr>
-            <w:r/>
-            <w:r>
-              <w:t>681.00</w:t>
-            </w:r>
-          </w:p>
-        </w:tc>
-        <w:tc>
-          <w:tcPr>
-            <w:tcW w:type="dxa" w:w="2016"/>
-            <w:shd w:fill="FFFFFF"/>
-            <w:tcMar>
-              <w:top w:w="100" w:type="dxa"/>
-              <w:bottom w:w="100" w:type="dxa"/>
-              <w:left w:w="120" w:type="dxa"/>
-              <w:right w:w="120" w:type="dxa"/>
-            </w:tcMar>
-            <w:tcBorders>
-              <w:top w:val="single" w:sz="4" w:space="0" w:color="CCCCCC"/>
-              <w:bottom w:val="single" w:sz="4" w:space="0" w:color="CCCCCC"/>
-              <w:left w:val="single" w:sz="4" w:space="0" w:color="CCCCCC"/>
-              <w:right w:val="single" w:sz="4" w:space="0" w:color="CCCCCC"/>
-            </w:tcBorders>
-          </w:tcPr>
-          <w:p>
-            <w:pPr>
-              <w:spacing w:before="60" w:after="60" w:line="252" w:lineRule="auto"/>
-              <w:jc w:val="left"/>
-            </w:pPr>
-            <w:r/>
-            <w:r>
-              <w:t>688.00</w:t>
-            </w:r>
-          </w:p>
-        </w:tc>
-        <w:tc>
-          <w:tcPr>
-            <w:tcW w:type="dxa" w:w="1152"/>
-            <w:shd w:fill="FFFFFF"/>
-            <w:tcMar>
-              <w:top w:w="100" w:type="dxa"/>
-              <w:bottom w:w="100" w:type="dxa"/>
-              <w:left w:w="120" w:type="dxa"/>
-              <w:right w:w="120" w:type="dxa"/>
-            </w:tcMar>
-            <w:tcBorders>
-              <w:top w:val="single" w:sz="4" w:space="0" w:color="CCCCCC"/>
-              <w:bottom w:val="single" w:sz="4" w:space="0" w:color="CCCCCC"/>
-              <w:left w:val="single" w:sz="4" w:space="0" w:color="CCCCCC"/>
-              <w:right w:val="single" w:sz="4" w:space="0" w:color="CCCCCC"/>
-            </w:tcBorders>
-          </w:tcPr>
-          <w:p>
-            <w:pPr>
-              <w:spacing w:before="60" w:after="60" w:line="252" w:lineRule="auto"/>
-              <w:jc w:val="left"/>
-            </w:pPr>
-            <w:r/>
-            <w:r>
-              <w:t>671.50</w:t>
-            </w:r>
-          </w:p>
-        </w:tc>
-        <w:tc>
-          <w:tcPr>
-            <w:tcW w:type="dxa" w:w="1728"/>
-            <w:shd w:fill="FFFFFF"/>
-            <w:tcMar>
-              <w:top w:w="100" w:type="dxa"/>
-              <w:bottom w:w="100" w:type="dxa"/>
-              <w:left w:w="120" w:type="dxa"/>
-              <w:right w:w="120" w:type="dxa"/>
-            </w:tcMar>
-            <w:tcBorders>
-              <w:top w:val="single" w:sz="4" w:space="0" w:color="CCCCCC"/>
-              <w:bottom w:val="single" w:sz="4" w:space="0" w:color="CCCCCC"/>
-              <w:left w:val="single" w:sz="4" w:space="0" w:color="CCCCCC"/>
-              <w:right w:val="single" w:sz="4" w:space="0" w:color="CCCCCC"/>
-            </w:tcBorders>
-          </w:tcPr>
-          <w:p>
-            <w:pPr>
-              <w:spacing w:before="60" w:after="60" w:line="252" w:lineRule="auto"/>
-              <w:jc w:val="left"/>
-            </w:pPr>
-            <w:r/>
-            <w:r>
-              <w:rPr>
-                <w:b/>
-              </w:rPr>
-              <w:t>681.50</w:t>
-            </w:r>
-          </w:p>
-        </w:tc>
-        <w:tc>
-          <w:tcPr>
-            <w:tcW w:type="dxa" w:w="3456"/>
-            <w:shd w:fill="FFFFFF"/>
-            <w:tcMar>
-              <w:top w:w="100" w:type="dxa"/>
-              <w:bottom w:w="100" w:type="dxa"/>
-              <w:left w:w="120" w:type="dxa"/>
-              <w:right w:w="120" w:type="dxa"/>
-            </w:tcMar>
-            <w:tcBorders>
-              <w:top w:val="single" w:sz="4" w:space="0" w:color="CCCCCC"/>
-              <w:bottom w:val="single" w:sz="4" w:space="0" w:color="CCCCCC"/>
-              <w:left w:val="single" w:sz="4" w:space="0" w:color="CCCCCC"/>
-              <w:right w:val="single" w:sz="4" w:space="0" w:color="CCCCCC"/>
-            </w:tcBorders>
-          </w:tcPr>
-          <w:p>
-            <w:pPr>
-              <w:spacing w:before="60" w:after="60" w:line="252" w:lineRule="auto"/>
-              <w:jc w:val="left"/>
-            </w:pPr>
-            <w:r/>
-            <w:r>
-              <w:rPr>
-                <w:b/>
-              </w:rPr>
-              <w:t>+0.50</w:t>
-            </w:r>
-          </w:p>
-        </w:tc>
-        <w:tc>
-          <w:tcPr>
-            <w:tcW w:type="dxa" w:w="1440"/>
-            <w:shd w:fill="FFFFFF"/>
-            <w:tcMar>
-              <w:top w:w="100" w:type="dxa"/>
-              <w:bottom w:w="100" w:type="dxa"/>
-              <w:left w:w="120" w:type="dxa"/>
-              <w:right w:w="120" w:type="dxa"/>
-            </w:tcMar>
-            <w:tcBorders>
-              <w:top w:val="single" w:sz="4" w:space="0" w:color="CCCCCC"/>
-              <w:bottom w:val="single" w:sz="4" w:space="0" w:color="CCCCCC"/>
-              <w:left w:val="single" w:sz="4" w:space="0" w:color="CCCCCC"/>
-              <w:right w:val="single" w:sz="4" w:space="0" w:color="CCCCCC"/>
-            </w:tcBorders>
-          </w:tcPr>
-          <w:p>
-            <w:pPr>
-              <w:spacing w:before="60" w:after="60" w:line="252" w:lineRule="auto"/>
-              <w:jc w:val="left"/>
-            </w:pPr>
-            <w:r/>
-            <w:r>
-              <w:t>BULL</w:t>
-            </w:r>
-          </w:p>
-        </w:tc>
-      </w:tr>
-      <w:tr>
-        <w:tc>
-          <w:tcPr>
-            <w:tcW w:type="dxa" w:w="1584"/>
-            <w:shd w:fill="F8FAFC"/>
-            <w:tcMar>
-              <w:top w:w="100" w:type="dxa"/>
-              <w:bottom w:w="100" w:type="dxa"/>
-              <w:left w:w="120" w:type="dxa"/>
-              <w:right w:w="120" w:type="dxa"/>
-            </w:tcMar>
-            <w:tcBorders>
-              <w:top w:val="single" w:sz="4" w:space="0" w:color="CCCCCC"/>
-              <w:bottom w:val="single" w:sz="4" w:space="0" w:color="CCCCCC"/>
-              <w:left w:val="single" w:sz="4" w:space="0" w:color="CCCCCC"/>
-              <w:right w:val="single" w:sz="4" w:space="0" w:color="CCCCCC"/>
-            </w:tcBorders>
-          </w:tcPr>
-          <w:p>
-            <w:pPr>
-              <w:spacing w:before="60" w:after="60" w:line="252" w:lineRule="auto"/>
-              <w:jc w:val="left"/>
-            </w:pPr>
-            <w:r/>
-            <w:r>
-              <w:rPr>
-                <w:b/>
-              </w:rPr>
-              <w:t>Thu 15/10</w:t>
-            </w:r>
-          </w:p>
-        </w:tc>
-        <w:tc>
-          <w:tcPr>
-            <w:tcW w:type="dxa" w:w="864"/>
-            <w:shd w:fill="F8FAFC"/>
-            <w:tcMar>
-              <w:top w:w="100" w:type="dxa"/>
-              <w:bottom w:w="100" w:type="dxa"/>
-              <w:left w:w="120" w:type="dxa"/>
-              <w:right w:w="120" w:type="dxa"/>
-            </w:tcMar>
-            <w:tcBorders>
-              <w:top w:val="single" w:sz="4" w:space="0" w:color="CCCCCC"/>
-              <w:bottom w:val="single" w:sz="4" w:space="0" w:color="CCCCCC"/>
-              <w:left w:val="single" w:sz="4" w:space="0" w:color="CCCCCC"/>
-              <w:right w:val="single" w:sz="4" w:space="0" w:color="CCCCCC"/>
-            </w:tcBorders>
-          </w:tcPr>
-          <w:p>
-            <w:pPr>
-              <w:spacing w:before="60" w:after="60" w:line="252" w:lineRule="auto"/>
-              <w:jc w:val="left"/>
-            </w:pPr>
-            <w:r/>
-            <w:r>
-              <w:t>Asia 07-11</w:t>
-            </w:r>
-          </w:p>
-        </w:tc>
-        <w:tc>
-          <w:tcPr>
-            <w:tcW w:type="dxa" w:w="1440"/>
-            <w:shd w:fill="F8FAFC"/>
-            <w:tcMar>
-              <w:top w:w="100" w:type="dxa"/>
-              <w:bottom w:w="100" w:type="dxa"/>
-              <w:left w:w="120" w:type="dxa"/>
-              <w:right w:w="120" w:type="dxa"/>
-            </w:tcMar>
-            <w:tcBorders>
-              <w:top w:val="single" w:sz="4" w:space="0" w:color="CCCCCC"/>
-              <w:bottom w:val="single" w:sz="4" w:space="0" w:color="CCCCCC"/>
-              <w:left w:val="single" w:sz="4" w:space="0" w:color="CCCCCC"/>
-              <w:right w:val="single" w:sz="4" w:space="0" w:color="CCCCCC"/>
-            </w:tcBorders>
-          </w:tcPr>
-          <w:p>
-            <w:pPr>
-              <w:spacing w:before="60" w:after="60" w:line="252" w:lineRule="auto"/>
-              <w:jc w:val="left"/>
-            </w:pPr>
-            <w:r/>
-            <w:r>
-              <w:t>681.50</w:t>
-            </w:r>
-          </w:p>
-        </w:tc>
-        <w:tc>
-          <w:tcPr>
-            <w:tcW w:type="dxa" w:w="2016"/>
-            <w:shd w:fill="F8FAFC"/>
-            <w:tcMar>
-              <w:top w:w="100" w:type="dxa"/>
-              <w:bottom w:w="100" w:type="dxa"/>
-              <w:left w:w="120" w:type="dxa"/>
-              <w:right w:w="120" w:type="dxa"/>
-            </w:tcMar>
-            <w:tcBorders>
-              <w:top w:val="single" w:sz="4" w:space="0" w:color="CCCCCC"/>
-              <w:bottom w:val="single" w:sz="4" w:space="0" w:color="CCCCCC"/>
-              <w:left w:val="single" w:sz="4" w:space="0" w:color="CCCCCC"/>
-              <w:right w:val="single" w:sz="4" w:space="0" w:color="CCCCCC"/>
-            </w:tcBorders>
-          </w:tcPr>
-          <w:p>
-            <w:pPr>
-              <w:spacing w:before="60" w:after="60" w:line="252" w:lineRule="auto"/>
-              <w:jc w:val="left"/>
-            </w:pPr>
-            <w:r/>
-            <w:r>
-              <w:t>692.00</w:t>
-            </w:r>
-          </w:p>
-        </w:tc>
-        <w:tc>
-          <w:tcPr>
-            <w:tcW w:type="dxa" w:w="1152"/>
-            <w:shd w:fill="F8FAFC"/>
-            <w:tcMar>
-              <w:top w:w="100" w:type="dxa"/>
-              <w:bottom w:w="100" w:type="dxa"/>
-              <w:left w:w="120" w:type="dxa"/>
-              <w:right w:w="120" w:type="dxa"/>
-            </w:tcMar>
-            <w:tcBorders>
-              <w:top w:val="single" w:sz="4" w:space="0" w:color="CCCCCC"/>
-              <w:bottom w:val="single" w:sz="4" w:space="0" w:color="CCCCCC"/>
-              <w:left w:val="single" w:sz="4" w:space="0" w:color="CCCCCC"/>
-              <w:right w:val="single" w:sz="4" w:space="0" w:color="CCCCCC"/>
-            </w:tcBorders>
-          </w:tcPr>
-          <w:p>
-            <w:pPr>
-              <w:spacing w:before="60" w:after="60" w:line="252" w:lineRule="auto"/>
-              <w:jc w:val="left"/>
-            </w:pPr>
-            <w:r/>
-            <w:r>
-              <w:t>674.25</w:t>
-            </w:r>
-          </w:p>
-        </w:tc>
-        <w:tc>
-          <w:tcPr>
-            <w:tcW w:type="dxa" w:w="1728"/>
-            <w:shd w:fill="F8FAFC"/>
-            <w:tcMar>
-              <w:top w:w="100" w:type="dxa"/>
-              <w:bottom w:w="100" w:type="dxa"/>
-              <w:left w:w="120" w:type="dxa"/>
-              <w:right w:w="120" w:type="dxa"/>
-            </w:tcMar>
-            <w:tcBorders>
-              <w:top w:val="single" w:sz="4" w:space="0" w:color="CCCCCC"/>
-              <w:bottom w:val="single" w:sz="4" w:space="0" w:color="CCCCCC"/>
-              <w:left w:val="single" w:sz="4" w:space="0" w:color="CCCCCC"/>
-              <w:right w:val="single" w:sz="4" w:space="0" w:color="CCCCCC"/>
-            </w:tcBorders>
-          </w:tcPr>
-          <w:p>
-            <w:pPr>
-              <w:spacing w:before="60" w:after="60" w:line="252" w:lineRule="auto"/>
-              <w:jc w:val="left"/>
-            </w:pPr>
-            <w:r/>
-            <w:r>
-              <w:rPr>
-                <w:b/>
-              </w:rPr>
-              <w:t>681.25</w:t>
-            </w:r>
-          </w:p>
-        </w:tc>
-        <w:tc>
-          <w:tcPr>
-            <w:tcW w:type="dxa" w:w="3456"/>
-            <w:shd w:fill="F8FAFC"/>
-            <w:tcMar>
-              <w:top w:w="100" w:type="dxa"/>
-              <w:bottom w:w="100" w:type="dxa"/>
-              <w:left w:w="120" w:type="dxa"/>
-              <w:right w:w="120" w:type="dxa"/>
-            </w:tcMar>
-            <w:tcBorders>
-              <w:top w:val="single" w:sz="4" w:space="0" w:color="CCCCCC"/>
-              <w:bottom w:val="single" w:sz="4" w:space="0" w:color="CCCCCC"/>
-              <w:left w:val="single" w:sz="4" w:space="0" w:color="CCCCCC"/>
-              <w:right w:val="single" w:sz="4" w:space="0" w:color="CCCCCC"/>
-            </w:tcBorders>
-          </w:tcPr>
-          <w:p>
-            <w:pPr>
-              <w:spacing w:before="60" w:after="60" w:line="252" w:lineRule="auto"/>
-              <w:jc w:val="left"/>
-            </w:pPr>
-            <w:r/>
-            <w:r>
-              <w:rPr>
-                <w:b/>
-              </w:rPr>
-              <w:t>-0.25</w:t>
-            </w:r>
-          </w:p>
-        </w:tc>
-        <w:tc>
-          <w:tcPr>
-            <w:tcW w:type="dxa" w:w="1440"/>
-            <w:shd w:fill="F8FAFC"/>
-            <w:tcMar>
-              <w:top w:w="100" w:type="dxa"/>
-              <w:bottom w:w="100" w:type="dxa"/>
-              <w:left w:w="120" w:type="dxa"/>
-              <w:right w:w="120" w:type="dxa"/>
-            </w:tcMar>
-            <w:tcBorders>
-              <w:top w:val="single" w:sz="4" w:space="0" w:color="CCCCCC"/>
-              <w:bottom w:val="single" w:sz="4" w:space="0" w:color="CCCCCC"/>
-              <w:left w:val="single" w:sz="4" w:space="0" w:color="CCCCCC"/>
-              <w:right w:val="single" w:sz="4" w:space="0" w:color="CCCCCC"/>
-            </w:tcBorders>
-          </w:tcPr>
-          <w:p>
-            <w:pPr>
-              <w:spacing w:before="60" w:after="60" w:line="252" w:lineRule="auto"/>
-              <w:jc w:val="left"/>
-            </w:pPr>
-            <w:r/>
-            <w:r>
-              <w:t>BEAR</w:t>
-            </w:r>
-          </w:p>
-        </w:tc>
-      </w:tr>
-      <w:tr>
-        <w:tc>
-          <w:tcPr>
-            <w:tcW w:type="dxa" w:w="1584"/>
-            <w:shd w:fill="FFFFFF"/>
-            <w:tcMar>
-              <w:top w:w="100" w:type="dxa"/>
-              <w:bottom w:w="100" w:type="dxa"/>
-              <w:left w:w="120" w:type="dxa"/>
-              <w:right w:w="120" w:type="dxa"/>
-            </w:tcMar>
-            <w:tcBorders>
-              <w:top w:val="single" w:sz="4" w:space="0" w:color="CCCCCC"/>
-              <w:bottom w:val="single" w:sz="4" w:space="0" w:color="CCCCCC"/>
-              <w:left w:val="single" w:sz="4" w:space="0" w:color="CCCCCC"/>
-              <w:right w:val="single" w:sz="4" w:space="0" w:color="CCCCCC"/>
-            </w:tcBorders>
-          </w:tcPr>
-          <w:p>
-            <w:pPr>
-              <w:spacing w:before="60" w:after="60" w:line="252" w:lineRule="auto"/>
-              <w:jc w:val="left"/>
-            </w:pPr>
-            <w:r/>
-            <w:r>
-              <w:rPr>
-                <w:b/>
-              </w:rPr>
-              <w:t>Thu 15/10</w:t>
-            </w:r>
-          </w:p>
-        </w:tc>
-        <w:tc>
-          <w:tcPr>
-            <w:tcW w:type="dxa" w:w="864"/>
-            <w:shd w:fill="FFFFFF"/>
-            <w:tcMar>
-              <w:top w:w="100" w:type="dxa"/>
-              <w:bottom w:w="100" w:type="dxa"/>
-              <w:left w:w="120" w:type="dxa"/>
-              <w:right w:w="120" w:type="dxa"/>
-            </w:tcMar>
-            <w:tcBorders>
-              <w:top w:val="single" w:sz="4" w:space="0" w:color="CCCCCC"/>
-              <w:bottom w:val="single" w:sz="4" w:space="0" w:color="CCCCCC"/>
-              <w:left w:val="single" w:sz="4" w:space="0" w:color="CCCCCC"/>
-              <w:right w:val="single" w:sz="4" w:space="0" w:color="CCCCCC"/>
-            </w:tcBorders>
-          </w:tcPr>
-          <w:p>
-            <w:pPr>
-              <w:spacing w:before="60" w:after="60" w:line="252" w:lineRule="auto"/>
-              <w:jc w:val="left"/>
-            </w:pPr>
-            <w:r/>
-            <w:r>
-              <w:t>Asia 11-15</w:t>
-            </w:r>
-          </w:p>
-        </w:tc>
-        <w:tc>
-          <w:tcPr>
-            <w:tcW w:type="dxa" w:w="1440"/>
-            <w:shd w:fill="FFFFFF"/>
-            <w:tcMar>
-              <w:top w:w="100" w:type="dxa"/>
-              <w:bottom w:w="100" w:type="dxa"/>
-              <w:left w:w="120" w:type="dxa"/>
-              <w:right w:w="120" w:type="dxa"/>
-            </w:tcMar>
-            <w:tcBorders>
-              <w:top w:val="single" w:sz="4" w:space="0" w:color="CCCCCC"/>
-              <w:bottom w:val="single" w:sz="4" w:space="0" w:color="CCCCCC"/>
-              <w:left w:val="single" w:sz="4" w:space="0" w:color="CCCCCC"/>
-              <w:right w:val="single" w:sz="4" w:space="0" w:color="CCCCCC"/>
-            </w:tcBorders>
-          </w:tcPr>
-          <w:p>
-            <w:pPr>
-              <w:spacing w:before="60" w:after="60" w:line="252" w:lineRule="auto"/>
-              <w:jc w:val="left"/>
-            </w:pPr>
-            <w:r/>
-            <w:r>
-              <w:t>681.25</w:t>
-            </w:r>
-          </w:p>
-        </w:tc>
-        <w:tc>
-          <w:tcPr>
-            <w:tcW w:type="dxa" w:w="2016"/>
-            <w:shd w:fill="FFFFFF"/>
-            <w:tcMar>
-              <w:top w:w="100" w:type="dxa"/>
-              <w:bottom w:w="100" w:type="dxa"/>
-              <w:left w:w="120" w:type="dxa"/>
-              <w:right w:w="120" w:type="dxa"/>
-            </w:tcMar>
-            <w:tcBorders>
-              <w:top w:val="single" w:sz="4" w:space="0" w:color="CCCCCC"/>
-              <w:bottom w:val="single" w:sz="4" w:space="0" w:color="CCCCCC"/>
-              <w:left w:val="single" w:sz="4" w:space="0" w:color="CCCCCC"/>
-              <w:right w:val="single" w:sz="4" w:space="0" w:color="CCCCCC"/>
-            </w:tcBorders>
-          </w:tcPr>
-          <w:p>
-            <w:pPr>
-              <w:spacing w:before="60" w:after="60" w:line="252" w:lineRule="auto"/>
-              <w:jc w:val="left"/>
-            </w:pPr>
-            <w:r/>
-            <w:r>
-              <w:t>691.00</w:t>
-            </w:r>
-          </w:p>
-        </w:tc>
-        <w:tc>
-          <w:tcPr>
-            <w:tcW w:type="dxa" w:w="1152"/>
-            <w:shd w:fill="FFFFFF"/>
-            <w:tcMar>
-              <w:top w:w="100" w:type="dxa"/>
-              <w:bottom w:w="100" w:type="dxa"/>
-              <w:left w:w="120" w:type="dxa"/>
-              <w:right w:w="120" w:type="dxa"/>
-            </w:tcMar>
-            <w:tcBorders>
-              <w:top w:val="single" w:sz="4" w:space="0" w:color="CCCCCC"/>
-              <w:bottom w:val="single" w:sz="4" w:space="0" w:color="CCCCCC"/>
-              <w:left w:val="single" w:sz="4" w:space="0" w:color="CCCCCC"/>
-              <w:right w:val="single" w:sz="4" w:space="0" w:color="CCCCCC"/>
-            </w:tcBorders>
-          </w:tcPr>
-          <w:p>
-            <w:pPr>
-              <w:spacing w:before="60" w:after="60" w:line="252" w:lineRule="auto"/>
-              <w:jc w:val="left"/>
-            </w:pPr>
-            <w:r/>
-            <w:r>
-              <w:t>671.50</w:t>
-            </w:r>
-          </w:p>
-        </w:tc>
-        <w:tc>
-          <w:tcPr>
-            <w:tcW w:type="dxa" w:w="1728"/>
-            <w:shd w:fill="FFFFFF"/>
-            <w:tcMar>
-              <w:top w:w="100" w:type="dxa"/>
-              <w:bottom w:w="100" w:type="dxa"/>
-              <w:left w:w="120" w:type="dxa"/>
-              <w:right w:w="120" w:type="dxa"/>
-            </w:tcMar>
-            <w:tcBorders>
-              <w:top w:val="single" w:sz="4" w:space="0" w:color="CCCCCC"/>
-              <w:bottom w:val="single" w:sz="4" w:space="0" w:color="CCCCCC"/>
-              <w:left w:val="single" w:sz="4" w:space="0" w:color="CCCCCC"/>
-              <w:right w:val="single" w:sz="4" w:space="0" w:color="CCCCCC"/>
-            </w:tcBorders>
-          </w:tcPr>
-          <w:p>
-            <w:pPr>
-              <w:spacing w:before="60" w:after="60" w:line="252" w:lineRule="auto"/>
-              <w:jc w:val="left"/>
-            </w:pPr>
-            <w:r/>
-            <w:r>
-              <w:rPr>
-                <w:b/>
-              </w:rPr>
-              <w:t>681.75</w:t>
-            </w:r>
-          </w:p>
-        </w:tc>
-        <w:tc>
-          <w:tcPr>
-            <w:tcW w:type="dxa" w:w="3456"/>
-            <w:shd w:fill="FFFFFF"/>
-            <w:tcMar>
-              <w:top w:w="100" w:type="dxa"/>
-              <w:bottom w:w="100" w:type="dxa"/>
-              <w:left w:w="120" w:type="dxa"/>
-              <w:right w:w="120" w:type="dxa"/>
-            </w:tcMar>
-            <w:tcBorders>
-              <w:top w:val="single" w:sz="4" w:space="0" w:color="CCCCCC"/>
-              <w:bottom w:val="single" w:sz="4" w:space="0" w:color="CCCCCC"/>
-              <w:left w:val="single" w:sz="4" w:space="0" w:color="CCCCCC"/>
-              <w:right w:val="single" w:sz="4" w:space="0" w:color="CCCCCC"/>
-            </w:tcBorders>
-          </w:tcPr>
-          <w:p>
-            <w:pPr>
-              <w:spacing w:before="60" w:after="60" w:line="252" w:lineRule="auto"/>
-              <w:jc w:val="left"/>
-            </w:pPr>
-            <w:r/>
-            <w:r>
-              <w:rPr>
-                <w:b/>
-              </w:rPr>
-              <w:t>+0.50</w:t>
-            </w:r>
-          </w:p>
-        </w:tc>
-        <w:tc>
-          <w:tcPr>
-            <w:tcW w:type="dxa" w:w="1440"/>
-            <w:shd w:fill="FFFFFF"/>
-            <w:tcMar>
-              <w:top w:w="100" w:type="dxa"/>
-              <w:bottom w:w="100" w:type="dxa"/>
-              <w:left w:w="120" w:type="dxa"/>
-              <w:right w:w="120" w:type="dxa"/>
-            </w:tcMar>
-            <w:tcBorders>
-              <w:top w:val="single" w:sz="4" w:space="0" w:color="CCCCCC"/>
-              <w:bottom w:val="single" w:sz="4" w:space="0" w:color="CCCCCC"/>
-              <w:left w:val="single" w:sz="4" w:space="0" w:color="CCCCCC"/>
-              <w:right w:val="single" w:sz="4" w:space="0" w:color="CCCCCC"/>
-            </w:tcBorders>
-          </w:tcPr>
-          <w:p>
-            <w:pPr>
-              <w:spacing w:before="60" w:after="60" w:line="252" w:lineRule="auto"/>
-              <w:jc w:val="left"/>
-            </w:pPr>
-            <w:r/>
-            <w:r>
-              <w:t>BULL</w:t>
-            </w:r>
-          </w:p>
-        </w:tc>
-      </w:tr>
-      <w:tr>
-        <w:tc>
-          <w:tcPr>
-            <w:tcW w:type="dxa" w:w="1584"/>
-            <w:shd w:fill="F8FAFC"/>
-            <w:tcMar>
-              <w:top w:w="100" w:type="dxa"/>
-              <w:bottom w:w="100" w:type="dxa"/>
-              <w:left w:w="120" w:type="dxa"/>
-              <w:right w:w="120" w:type="dxa"/>
-            </w:tcMar>
-            <w:tcBorders>
-              <w:top w:val="single" w:sz="4" w:space="0" w:color="CCCCCC"/>
-              <w:bottom w:val="single" w:sz="4" w:space="0" w:color="CCCCCC"/>
-              <w:left w:val="single" w:sz="4" w:space="0" w:color="CCCCCC"/>
-              <w:right w:val="single" w:sz="4" w:space="0" w:color="CCCCCC"/>
-            </w:tcBorders>
-          </w:tcPr>
-          <w:p>
-            <w:pPr>
-              <w:spacing w:before="60" w:after="60" w:line="252" w:lineRule="auto"/>
-              <w:jc w:val="left"/>
-            </w:pPr>
-            <w:r/>
-            <w:r>
-              <w:rPr>
-                <w:b/>
-              </w:rPr>
-              <w:t>Thu 15/10</w:t>
-            </w:r>
-          </w:p>
-        </w:tc>
-        <w:tc>
-          <w:tcPr>
-            <w:tcW w:type="dxa" w:w="864"/>
-            <w:shd w:fill="F8FAFC"/>
-            <w:tcMar>
-              <w:top w:w="100" w:type="dxa"/>
-              <w:bottom w:w="100" w:type="dxa"/>
-              <w:left w:w="120" w:type="dxa"/>
-              <w:right w:w="120" w:type="dxa"/>
-            </w:tcMar>
-            <w:tcBorders>
-              <w:top w:val="single" w:sz="4" w:space="0" w:color="CCCCCC"/>
-              <w:bottom w:val="single" w:sz="4" w:space="0" w:color="CCCCCC"/>
-              <w:left w:val="single" w:sz="4" w:space="0" w:color="CCCCCC"/>
-              <w:right w:val="single" w:sz="4" w:space="0" w:color="CCCCCC"/>
-            </w:tcBorders>
-          </w:tcPr>
-          <w:p>
-            <w:pPr>
-              <w:spacing w:before="60" w:after="60" w:line="252" w:lineRule="auto"/>
-              <w:jc w:val="left"/>
-            </w:pPr>
-            <w:r/>
-            <w:r>
-              <w:t>London 15-19</w:t>
-            </w:r>
-          </w:p>
-        </w:tc>
-        <w:tc>
-          <w:tcPr>
-            <w:tcW w:type="dxa" w:w="1440"/>
-            <w:shd w:fill="F8FAFC"/>
-            <w:tcMar>
-              <w:top w:w="100" w:type="dxa"/>
-              <w:bottom w:w="100" w:type="dxa"/>
-              <w:left w:w="120" w:type="dxa"/>
-              <w:right w:w="120" w:type="dxa"/>
-            </w:tcMar>
-            <w:tcBorders>
-              <w:top w:val="single" w:sz="4" w:space="0" w:color="CCCCCC"/>
-              <w:bottom w:val="single" w:sz="4" w:space="0" w:color="CCCCCC"/>
-              <w:left w:val="single" w:sz="4" w:space="0" w:color="CCCCCC"/>
-              <w:right w:val="single" w:sz="4" w:space="0" w:color="CCCCCC"/>
-            </w:tcBorders>
-          </w:tcPr>
-          <w:p>
-            <w:pPr>
-              <w:spacing w:before="60" w:after="60" w:line="252" w:lineRule="auto"/>
-              <w:jc w:val="left"/>
-            </w:pPr>
-            <w:r/>
-            <w:r>
-              <w:t>681.75</w:t>
-            </w:r>
-          </w:p>
-        </w:tc>
-        <w:tc>
-          <w:tcPr>
-            <w:tcW w:type="dxa" w:w="2016"/>
-            <w:shd w:fill="F8FAFC"/>
-            <w:tcMar>
-              <w:top w:w="100" w:type="dxa"/>
-              <w:bottom w:w="100" w:type="dxa"/>
-              <w:left w:w="120" w:type="dxa"/>
-              <w:right w:w="120" w:type="dxa"/>
-            </w:tcMar>
-            <w:tcBorders>
-              <w:top w:val="single" w:sz="4" w:space="0" w:color="CCCCCC"/>
-              <w:bottom w:val="single" w:sz="4" w:space="0" w:color="CCCCCC"/>
-              <w:left w:val="single" w:sz="4" w:space="0" w:color="CCCCCC"/>
-              <w:right w:val="single" w:sz="4" w:space="0" w:color="CCCCCC"/>
-            </w:tcBorders>
-          </w:tcPr>
-          <w:p>
-            <w:pPr>
-              <w:spacing w:before="60" w:after="60" w:line="252" w:lineRule="auto"/>
-              <w:jc w:val="left"/>
-            </w:pPr>
-            <w:r/>
-            <w:r>
-              <w:t>692.50</w:t>
-            </w:r>
-          </w:p>
-        </w:tc>
-        <w:tc>
-          <w:tcPr>
-            <w:tcW w:type="dxa" w:w="1152"/>
-            <w:shd w:fill="F8FAFC"/>
-            <w:tcMar>
-              <w:top w:w="100" w:type="dxa"/>
-              <w:bottom w:w="100" w:type="dxa"/>
-              <w:left w:w="120" w:type="dxa"/>
-              <w:right w:w="120" w:type="dxa"/>
-            </w:tcMar>
-            <w:tcBorders>
-              <w:top w:val="single" w:sz="4" w:space="0" w:color="CCCCCC"/>
-              <w:bottom w:val="single" w:sz="4" w:space="0" w:color="CCCCCC"/>
-              <w:left w:val="single" w:sz="4" w:space="0" w:color="CCCCCC"/>
-              <w:right w:val="single" w:sz="4" w:space="0" w:color="CCCCCC"/>
-            </w:tcBorders>
-          </w:tcPr>
-          <w:p>
-            <w:pPr>
-              <w:spacing w:before="60" w:after="60" w:line="252" w:lineRule="auto"/>
-              <w:jc w:val="left"/>
-            </w:pPr>
-            <w:r/>
-            <w:r>
-              <w:t>674.50</w:t>
-            </w:r>
-          </w:p>
-        </w:tc>
-        <w:tc>
-          <w:tcPr>
-            <w:tcW w:type="dxa" w:w="1728"/>
-            <w:shd w:fill="F8FAFC"/>
-            <w:tcMar>
-              <w:top w:w="100" w:type="dxa"/>
-              <w:bottom w:w="100" w:type="dxa"/>
-              <w:left w:w="120" w:type="dxa"/>
-              <w:right w:w="120" w:type="dxa"/>
-            </w:tcMar>
-            <w:tcBorders>
-              <w:top w:val="single" w:sz="4" w:space="0" w:color="CCCCCC"/>
-              <w:bottom w:val="single" w:sz="4" w:space="0" w:color="CCCCCC"/>
-              <w:left w:val="single" w:sz="4" w:space="0" w:color="CCCCCC"/>
-              <w:right w:val="single" w:sz="4" w:space="0" w:color="CCCCCC"/>
-            </w:tcBorders>
-          </w:tcPr>
-          <w:p>
-            <w:pPr>
-              <w:spacing w:before="60" w:after="60" w:line="252" w:lineRule="auto"/>
-              <w:jc w:val="left"/>
-            </w:pPr>
-            <w:r/>
-            <w:r>
-              <w:rPr>
-                <w:b/>
-              </w:rPr>
-              <w:t>682.50</w:t>
-            </w:r>
-          </w:p>
-        </w:tc>
-        <w:tc>
-          <w:tcPr>
-            <w:tcW w:type="dxa" w:w="3456"/>
-            <w:shd w:fill="F8FAFC"/>
-            <w:tcMar>
-              <w:top w:w="100" w:type="dxa"/>
-              <w:bottom w:w="100" w:type="dxa"/>
-              <w:left w:w="120" w:type="dxa"/>
-              <w:right w:w="120" w:type="dxa"/>
-            </w:tcMar>
-            <w:tcBorders>
-              <w:top w:val="single" w:sz="4" w:space="0" w:color="CCCCCC"/>
-              <w:bottom w:val="single" w:sz="4" w:space="0" w:color="CCCCCC"/>
-              <w:left w:val="single" w:sz="4" w:space="0" w:color="CCCCCC"/>
-              <w:right w:val="single" w:sz="4" w:space="0" w:color="CCCCCC"/>
-            </w:tcBorders>
-          </w:tcPr>
-          <w:p>
-            <w:pPr>
-              <w:spacing w:before="60" w:after="60" w:line="252" w:lineRule="auto"/>
-              <w:jc w:val="left"/>
-            </w:pPr>
-            <w:r/>
-            <w:r>
-              <w:rPr>
-                <w:b/>
-              </w:rPr>
-              <w:t>+0.75</w:t>
-            </w:r>
-          </w:p>
-        </w:tc>
-        <w:tc>
-          <w:tcPr>
-            <w:tcW w:type="dxa" w:w="1440"/>
-            <w:shd w:fill="F8FAFC"/>
-            <w:tcMar>
-              <w:top w:w="100" w:type="dxa"/>
-              <w:bottom w:w="100" w:type="dxa"/>
-              <w:left w:w="120" w:type="dxa"/>
-              <w:right w:w="120" w:type="dxa"/>
-            </w:tcMar>
-            <w:tcBorders>
-              <w:top w:val="single" w:sz="4" w:space="0" w:color="CCCCCC"/>
-              <w:bottom w:val="single" w:sz="4" w:space="0" w:color="CCCCCC"/>
-              <w:left w:val="single" w:sz="4" w:space="0" w:color="CCCCCC"/>
-              <w:right w:val="single" w:sz="4" w:space="0" w:color="CCCCCC"/>
-            </w:tcBorders>
-          </w:tcPr>
-          <w:p>
-            <w:pPr>
-              <w:spacing w:before="60" w:after="60" w:line="252" w:lineRule="auto"/>
-              <w:jc w:val="left"/>
-            </w:pPr>
-            <w:r/>
-            <w:r>
-              <w:t>BULL</w:t>
-            </w:r>
-          </w:p>
-        </w:tc>
-      </w:tr>
-      <w:tr>
-        <w:tc>
-          <w:tcPr>
-            <w:tcW w:type="dxa" w:w="1584"/>
-            <w:shd w:fill="FFFFFF"/>
-            <w:tcMar>
-              <w:top w:w="100" w:type="dxa"/>
-              <w:bottom w:w="100" w:type="dxa"/>
-              <w:left w:w="120" w:type="dxa"/>
-              <w:right w:w="120" w:type="dxa"/>
-            </w:tcMar>
-            <w:tcBorders>
-              <w:top w:val="single" w:sz="4" w:space="0" w:color="CCCCCC"/>
-              <w:bottom w:val="single" w:sz="4" w:space="0" w:color="CCCCCC"/>
-              <w:left w:val="single" w:sz="4" w:space="0" w:color="CCCCCC"/>
-              <w:right w:val="single" w:sz="4" w:space="0" w:color="CCCCCC"/>
-            </w:tcBorders>
-          </w:tcPr>
-          <w:p>
-            <w:pPr>
-              <w:spacing w:before="60" w:after="60" w:line="252" w:lineRule="auto"/>
-              <w:jc w:val="left"/>
-            </w:pPr>
-            <w:r/>
-            <w:r>
-              <w:rPr>
-                <w:b/>
-              </w:rPr>
-              <w:t>Thu 15/10</w:t>
-            </w:r>
-          </w:p>
-        </w:tc>
-        <w:tc>
-          <w:tcPr>
-            <w:tcW w:type="dxa" w:w="864"/>
-            <w:shd w:fill="FFFFFF"/>
-            <w:tcMar>
-              <w:top w:w="100" w:type="dxa"/>
-              <w:bottom w:w="100" w:type="dxa"/>
-              <w:left w:w="120" w:type="dxa"/>
-              <w:right w:w="120" w:type="dxa"/>
-            </w:tcMar>
-            <w:tcBorders>
-              <w:top w:val="single" w:sz="4" w:space="0" w:color="CCCCCC"/>
-              <w:bottom w:val="single" w:sz="4" w:space="0" w:color="CCCCCC"/>
-              <w:left w:val="single" w:sz="4" w:space="0" w:color="CCCCCC"/>
-              <w:right w:val="single" w:sz="4" w:space="0" w:color="CCCCCC"/>
-            </w:tcBorders>
-          </w:tcPr>
-          <w:p>
-            <w:pPr>
-              <w:spacing w:before="60" w:after="60" w:line="252" w:lineRule="auto"/>
-              <w:jc w:val="left"/>
-            </w:pPr>
-            <w:r/>
-            <w:r>
-              <w:t>Pre-NY 19-21</w:t>
-            </w:r>
-          </w:p>
-        </w:tc>
-        <w:tc>
-          <w:tcPr>
-            <w:tcW w:type="dxa" w:w="1440"/>
-            <w:shd w:fill="FFFFFF"/>
-            <w:tcMar>
-              <w:top w:w="100" w:type="dxa"/>
-              <w:bottom w:w="100" w:type="dxa"/>
-              <w:left w:w="120" w:type="dxa"/>
-              <w:right w:w="120" w:type="dxa"/>
-            </w:tcMar>
-            <w:tcBorders>
-              <w:top w:val="single" w:sz="4" w:space="0" w:color="CCCCCC"/>
-              <w:bottom w:val="single" w:sz="4" w:space="0" w:color="CCCCCC"/>
-              <w:left w:val="single" w:sz="4" w:space="0" w:color="CCCCCC"/>
-              <w:right w:val="single" w:sz="4" w:space="0" w:color="CCCCCC"/>
-            </w:tcBorders>
-          </w:tcPr>
-          <w:p>
-            <w:pPr>
-              <w:spacing w:before="60" w:after="60" w:line="252" w:lineRule="auto"/>
-              <w:jc w:val="left"/>
-            </w:pPr>
-            <w:r/>
-            <w:r>
-              <w:t>682.50</w:t>
-            </w:r>
-          </w:p>
-        </w:tc>
-        <w:tc>
-          <w:tcPr>
-            <w:tcW w:type="dxa" w:w="2016"/>
-            <w:shd w:fill="FFFFFF"/>
-            <w:tcMar>
-              <w:top w:w="100" w:type="dxa"/>
-              <w:bottom w:w="100" w:type="dxa"/>
-              <w:left w:w="120" w:type="dxa"/>
-              <w:right w:w="120" w:type="dxa"/>
-            </w:tcMar>
-            <w:tcBorders>
-              <w:top w:val="single" w:sz="4" w:space="0" w:color="CCCCCC"/>
-              <w:bottom w:val="single" w:sz="4" w:space="0" w:color="CCCCCC"/>
-              <w:left w:val="single" w:sz="4" w:space="0" w:color="CCCCCC"/>
-              <w:right w:val="single" w:sz="4" w:space="0" w:color="CCCCCC"/>
-            </w:tcBorders>
-          </w:tcPr>
-          <w:p>
-            <w:pPr>
-              <w:spacing w:before="60" w:after="60" w:line="252" w:lineRule="auto"/>
-              <w:jc w:val="left"/>
-            </w:pPr>
-            <w:r/>
-            <w:r>
-              <w:t>689.00</w:t>
-            </w:r>
-          </w:p>
-        </w:tc>
-        <w:tc>
-          <w:tcPr>
-            <w:tcW w:type="dxa" w:w="1152"/>
-            <w:shd w:fill="FFFFFF"/>
-            <w:tcMar>
-              <w:top w:w="100" w:type="dxa"/>
-              <w:bottom w:w="100" w:type="dxa"/>
-              <w:left w:w="120" w:type="dxa"/>
-              <w:right w:w="120" w:type="dxa"/>
-            </w:tcMar>
-            <w:tcBorders>
-              <w:top w:val="single" w:sz="4" w:space="0" w:color="CCCCCC"/>
-              <w:bottom w:val="single" w:sz="4" w:space="0" w:color="CCCCCC"/>
-              <w:left w:val="single" w:sz="4" w:space="0" w:color="CCCCCC"/>
-              <w:right w:val="single" w:sz="4" w:space="0" w:color="CCCCCC"/>
-            </w:tcBorders>
-          </w:tcPr>
-          <w:p>
-            <w:pPr>
-              <w:spacing w:before="60" w:after="60" w:line="252" w:lineRule="auto"/>
-              <w:jc w:val="left"/>
-            </w:pPr>
-            <w:r/>
-            <w:r>
-              <w:t>674.00</w:t>
-            </w:r>
-          </w:p>
-        </w:tc>
-        <w:tc>
-          <w:tcPr>
-            <w:tcW w:type="dxa" w:w="1728"/>
-            <w:shd w:fill="FFFFFF"/>
-            <w:tcMar>
-              <w:top w:w="100" w:type="dxa"/>
-              <w:bottom w:w="100" w:type="dxa"/>
-              <w:left w:w="120" w:type="dxa"/>
-              <w:right w:w="120" w:type="dxa"/>
-            </w:tcMar>
-            <w:tcBorders>
-              <w:top w:val="single" w:sz="4" w:space="0" w:color="CCCCCC"/>
-              <w:bottom w:val="single" w:sz="4" w:space="0" w:color="CCCCCC"/>
-              <w:left w:val="single" w:sz="4" w:space="0" w:color="CCCCCC"/>
-              <w:right w:val="single" w:sz="4" w:space="0" w:color="CCCCCC"/>
-            </w:tcBorders>
-          </w:tcPr>
-          <w:p>
-            <w:pPr>
-              <w:spacing w:before="60" w:after="60" w:line="252" w:lineRule="auto"/>
-              <w:jc w:val="left"/>
-            </w:pPr>
-            <w:r/>
-            <w:r>
-              <w:rPr>
-                <w:b/>
-              </w:rPr>
-              <w:t>683.00</w:t>
-            </w:r>
-          </w:p>
-        </w:tc>
-        <w:tc>
-          <w:tcPr>
-            <w:tcW w:type="dxa" w:w="3456"/>
-            <w:shd w:fill="FFFFFF"/>
-            <w:tcMar>
-              <w:top w:w="100" w:type="dxa"/>
-              <w:bottom w:w="100" w:type="dxa"/>
-              <w:left w:w="120" w:type="dxa"/>
-              <w:right w:w="120" w:type="dxa"/>
-            </w:tcMar>
-            <w:tcBorders>
-              <w:top w:val="single" w:sz="4" w:space="0" w:color="CCCCCC"/>
-              <w:bottom w:val="single" w:sz="4" w:space="0" w:color="CCCCCC"/>
-              <w:left w:val="single" w:sz="4" w:space="0" w:color="CCCCCC"/>
-              <w:right w:val="single" w:sz="4" w:space="0" w:color="CCCCCC"/>
-            </w:tcBorders>
-          </w:tcPr>
-          <w:p>
-            <w:pPr>
-              <w:spacing w:before="60" w:after="60" w:line="252" w:lineRule="auto"/>
-              <w:jc w:val="left"/>
-            </w:pPr>
-            <w:r/>
-            <w:r>
-              <w:rPr>
-                <w:b/>
-              </w:rPr>
-              <w:t>+0.50</w:t>
-            </w:r>
-          </w:p>
-        </w:tc>
-        <w:tc>
-          <w:tcPr>
-            <w:tcW w:type="dxa" w:w="1440"/>
-            <w:shd w:fill="FFFFFF"/>
-            <w:tcMar>
-              <w:top w:w="100" w:type="dxa"/>
-              <w:bottom w:w="100" w:type="dxa"/>
-              <w:left w:w="120" w:type="dxa"/>
-              <w:right w:w="120" w:type="dxa"/>
-            </w:tcMar>
-            <w:tcBorders>
-              <w:top w:val="single" w:sz="4" w:space="0" w:color="CCCCCC"/>
-              <w:bottom w:val="single" w:sz="4" w:space="0" w:color="CCCCCC"/>
-              <w:left w:val="single" w:sz="4" w:space="0" w:color="CCCCCC"/>
-              <w:right w:val="single" w:sz="4" w:space="0" w:color="CCCCCC"/>
-            </w:tcBorders>
-          </w:tcPr>
-          <w:p>
-            <w:pPr>
-              <w:spacing w:before="60" w:after="60" w:line="252" w:lineRule="auto"/>
-              <w:jc w:val="left"/>
-            </w:pPr>
-            <w:r/>
-            <w:r>
-              <w:t>BULL</w:t>
-            </w:r>
-          </w:p>
-        </w:tc>
-      </w:tr>
-      <w:tr>
-        <w:tc>
-          <w:tcPr>
-            <w:tcW w:type="dxa" w:w="1584"/>
-            <w:shd w:fill="F8FAFC"/>
-            <w:tcMar>
-              <w:top w:w="100" w:type="dxa"/>
-              <w:bottom w:w="100" w:type="dxa"/>
-              <w:left w:w="120" w:type="dxa"/>
-              <w:right w:w="120" w:type="dxa"/>
-            </w:tcMar>
-            <w:tcBorders>
-              <w:top w:val="single" w:sz="4" w:space="0" w:color="CCCCCC"/>
-              <w:bottom w:val="single" w:sz="4" w:space="0" w:color="CCCCCC"/>
-              <w:left w:val="single" w:sz="4" w:space="0" w:color="CCCCCC"/>
-              <w:right w:val="single" w:sz="4" w:space="0" w:color="CCCCCC"/>
-            </w:tcBorders>
-          </w:tcPr>
-          <w:p>
-            <w:pPr>
-              <w:spacing w:before="60" w:after="60" w:line="252" w:lineRule="auto"/>
-              <w:jc w:val="left"/>
-            </w:pPr>
-            <w:r/>
-            <w:r>
-              <w:rPr>
-                <w:b/>
-              </w:rPr>
-              <w:t>Thu 15/10</w:t>
-            </w:r>
-          </w:p>
-        </w:tc>
-        <w:tc>
-          <w:tcPr>
-            <w:tcW w:type="dxa" w:w="864"/>
-            <w:shd w:fill="F8FAFC"/>
-            <w:tcMar>
-              <w:top w:w="100" w:type="dxa"/>
-              <w:bottom w:w="100" w:type="dxa"/>
-              <w:left w:w="120" w:type="dxa"/>
-              <w:right w:w="120" w:type="dxa"/>
-            </w:tcMar>
-            <w:tcBorders>
-              <w:top w:val="single" w:sz="4" w:space="0" w:color="CCCCCC"/>
-              <w:bottom w:val="single" w:sz="4" w:space="0" w:color="CCCCCC"/>
-              <w:left w:val="single" w:sz="4" w:space="0" w:color="CCCCCC"/>
-              <w:right w:val="single" w:sz="4" w:space="0" w:color="CCCCCC"/>
-            </w:tcBorders>
-          </w:tcPr>
-          <w:p>
-            <w:pPr>
-              <w:spacing w:before="60" w:after="60" w:line="252" w:lineRule="auto"/>
-              <w:jc w:val="left"/>
-            </w:pPr>
-            <w:r/>
-            <w:r>
-              <w:t>NY Open 21-23</w:t>
-            </w:r>
-          </w:p>
-        </w:tc>
-        <w:tc>
-          <w:tcPr>
-            <w:tcW w:type="dxa" w:w="1440"/>
-            <w:shd w:fill="F8FAFC"/>
-            <w:tcMar>
-              <w:top w:w="100" w:type="dxa"/>
-              <w:bottom w:w="100" w:type="dxa"/>
-              <w:left w:w="120" w:type="dxa"/>
-              <w:right w:w="120" w:type="dxa"/>
-            </w:tcMar>
-            <w:tcBorders>
-              <w:top w:val="single" w:sz="4" w:space="0" w:color="CCCCCC"/>
-              <w:bottom w:val="single" w:sz="4" w:space="0" w:color="CCCCCC"/>
-              <w:left w:val="single" w:sz="4" w:space="0" w:color="CCCCCC"/>
-              <w:right w:val="single" w:sz="4" w:space="0" w:color="CCCCCC"/>
-            </w:tcBorders>
-          </w:tcPr>
-          <w:p>
-            <w:pPr>
-              <w:spacing w:before="60" w:after="60" w:line="252" w:lineRule="auto"/>
-              <w:jc w:val="left"/>
-            </w:pPr>
-            <w:r/>
-            <w:r>
-              <w:t>683.00</w:t>
-            </w:r>
-          </w:p>
-        </w:tc>
-        <w:tc>
-          <w:tcPr>
-            <w:tcW w:type="dxa" w:w="2016"/>
-            <w:shd w:fill="F8FAFC"/>
-            <w:tcMar>
-              <w:top w:w="100" w:type="dxa"/>
-              <w:bottom w:w="100" w:type="dxa"/>
-              <w:left w:w="120" w:type="dxa"/>
-              <w:right w:w="120" w:type="dxa"/>
-            </w:tcMar>
-            <w:tcBorders>
-              <w:top w:val="single" w:sz="4" w:space="0" w:color="CCCCCC"/>
-              <w:bottom w:val="single" w:sz="4" w:space="0" w:color="CCCCCC"/>
-              <w:left w:val="single" w:sz="4" w:space="0" w:color="CCCCCC"/>
-              <w:right w:val="single" w:sz="4" w:space="0" w:color="CCCCCC"/>
-            </w:tcBorders>
-          </w:tcPr>
-          <w:p>
-            <w:pPr>
-              <w:spacing w:before="60" w:after="60" w:line="252" w:lineRule="auto"/>
-              <w:jc w:val="left"/>
-            </w:pPr>
-            <w:r/>
-            <w:r>
-              <w:t>694.00</w:t>
-            </w:r>
-          </w:p>
-        </w:tc>
-        <w:tc>
-          <w:tcPr>
-            <w:tcW w:type="dxa" w:w="1152"/>
-            <w:shd w:fill="F8FAFC"/>
-            <w:tcMar>
-              <w:top w:w="100" w:type="dxa"/>
-              <w:bottom w:w="100" w:type="dxa"/>
-              <w:left w:w="120" w:type="dxa"/>
-              <w:right w:w="120" w:type="dxa"/>
-            </w:tcMar>
-            <w:tcBorders>
-              <w:top w:val="single" w:sz="4" w:space="0" w:color="CCCCCC"/>
-              <w:bottom w:val="single" w:sz="4" w:space="0" w:color="CCCCCC"/>
-              <w:left w:val="single" w:sz="4" w:space="0" w:color="CCCCCC"/>
-              <w:right w:val="single" w:sz="4" w:space="0" w:color="CCCCCC"/>
-            </w:tcBorders>
-          </w:tcPr>
-          <w:p>
-            <w:pPr>
-              <w:spacing w:before="60" w:after="60" w:line="252" w:lineRule="auto"/>
-              <w:jc w:val="left"/>
-            </w:pPr>
-            <w:r/>
-            <w:r>
-              <w:t>671.25</w:t>
-            </w:r>
-          </w:p>
-        </w:tc>
-        <w:tc>
-          <w:tcPr>
-            <w:tcW w:type="dxa" w:w="1728"/>
-            <w:shd w:fill="F8FAFC"/>
-            <w:tcMar>
-              <w:top w:w="100" w:type="dxa"/>
-              <w:bottom w:w="100" w:type="dxa"/>
-              <w:left w:w="120" w:type="dxa"/>
-              <w:right w:w="120" w:type="dxa"/>
-            </w:tcMar>
-            <w:tcBorders>
-              <w:top w:val="single" w:sz="4" w:space="0" w:color="CCCCCC"/>
-              <w:bottom w:val="single" w:sz="4" w:space="0" w:color="CCCCCC"/>
-              <w:left w:val="single" w:sz="4" w:space="0" w:color="CCCCCC"/>
-              <w:right w:val="single" w:sz="4" w:space="0" w:color="CCCCCC"/>
-            </w:tcBorders>
-          </w:tcPr>
-          <w:p>
-            <w:pPr>
-              <w:spacing w:before="60" w:after="60" w:line="252" w:lineRule="auto"/>
-              <w:jc w:val="left"/>
-            </w:pPr>
-            <w:r/>
-            <w:r>
-              <w:rPr>
-                <w:b/>
-              </w:rPr>
-              <w:t>686.50</w:t>
-            </w:r>
-          </w:p>
-        </w:tc>
-        <w:tc>
-          <w:tcPr>
-            <w:tcW w:type="dxa" w:w="3456"/>
-            <w:shd w:fill="F8FAFC"/>
-            <w:tcMar>
-              <w:top w:w="100" w:type="dxa"/>
-              <w:bottom w:w="100" w:type="dxa"/>
-              <w:left w:w="120" w:type="dxa"/>
-              <w:right w:w="120" w:type="dxa"/>
-            </w:tcMar>
-            <w:tcBorders>
-              <w:top w:val="single" w:sz="4" w:space="0" w:color="CCCCCC"/>
-              <w:bottom w:val="single" w:sz="4" w:space="0" w:color="CCCCCC"/>
-              <w:left w:val="single" w:sz="4" w:space="0" w:color="CCCCCC"/>
-              <w:right w:val="single" w:sz="4" w:space="0" w:color="CCCCCC"/>
-            </w:tcBorders>
-          </w:tcPr>
-          <w:p>
-            <w:pPr>
-              <w:spacing w:before="60" w:after="60" w:line="252" w:lineRule="auto"/>
-              <w:jc w:val="left"/>
-            </w:pPr>
-            <w:r/>
-            <w:r>
-              <w:rPr>
-                <w:b/>
-              </w:rPr>
-              <w:t>+3.50</w:t>
-            </w:r>
-          </w:p>
-        </w:tc>
-        <w:tc>
-          <w:tcPr>
-            <w:tcW w:type="dxa" w:w="1440"/>
-            <w:shd w:fill="F8FAFC"/>
-            <w:tcMar>
-              <w:top w:w="100" w:type="dxa"/>
-              <w:bottom w:w="100" w:type="dxa"/>
-              <w:left w:w="120" w:type="dxa"/>
-              <w:right w:w="120" w:type="dxa"/>
-            </w:tcMar>
-            <w:tcBorders>
-              <w:top w:val="single" w:sz="4" w:space="0" w:color="CCCCCC"/>
-              <w:bottom w:val="single" w:sz="4" w:space="0" w:color="CCCCCC"/>
-              <w:left w:val="single" w:sz="4" w:space="0" w:color="CCCCCC"/>
-              <w:right w:val="single" w:sz="4" w:space="0" w:color="CCCCCC"/>
-            </w:tcBorders>
-          </w:tcPr>
-          <w:p>
-            <w:pPr>
-              <w:spacing w:before="60" w:after="60" w:line="252" w:lineRule="auto"/>
-              <w:jc w:val="left"/>
-            </w:pPr>
-            <w:r/>
-            <w:r>
-              <w:t>BULL</w:t>
-            </w:r>
-          </w:p>
-        </w:tc>
-      </w:tr>
-      <w:tr>
-        <w:tc>
-          <w:tcPr>
-            <w:tcW w:type="dxa" w:w="1584"/>
-            <w:shd w:fill="FFFFFF"/>
-            <w:tcMar>
-              <w:top w:w="100" w:type="dxa"/>
-              <w:bottom w:w="100" w:type="dxa"/>
-              <w:left w:w="120" w:type="dxa"/>
-              <w:right w:w="120" w:type="dxa"/>
-            </w:tcMar>
-            <w:tcBorders>
-              <w:top w:val="single" w:sz="4" w:space="0" w:color="CCCCCC"/>
-              <w:bottom w:val="single" w:sz="4" w:space="0" w:color="CCCCCC"/>
-              <w:left w:val="single" w:sz="4" w:space="0" w:color="CCCCCC"/>
-              <w:right w:val="single" w:sz="4" w:space="0" w:color="CCCCCC"/>
-            </w:tcBorders>
-          </w:tcPr>
-          <w:p>
-            <w:pPr>
-              <w:spacing w:before="60" w:after="60" w:line="252" w:lineRule="auto"/>
-              <w:jc w:val="left"/>
-            </w:pPr>
-            <w:r/>
-            <w:r>
-              <w:rPr>
-                <w:b/>
-              </w:rPr>
-              <w:t>Thu 15/10</w:t>
-            </w:r>
-          </w:p>
-        </w:tc>
-        <w:tc>
-          <w:tcPr>
-            <w:tcW w:type="dxa" w:w="864"/>
-            <w:shd w:fill="FFFFFF"/>
-            <w:tcMar>
-              <w:top w:w="100" w:type="dxa"/>
-              <w:bottom w:w="100" w:type="dxa"/>
-              <w:left w:w="120" w:type="dxa"/>
-              <w:right w:w="120" w:type="dxa"/>
-            </w:tcMar>
-            <w:tcBorders>
-              <w:top w:val="single" w:sz="4" w:space="0" w:color="CCCCCC"/>
-              <w:bottom w:val="single" w:sz="4" w:space="0" w:color="CCCCCC"/>
-              <w:left w:val="single" w:sz="4" w:space="0" w:color="CCCCCC"/>
-              <w:right w:val="single" w:sz="4" w:space="0" w:color="CCCCCC"/>
-            </w:tcBorders>
-          </w:tcPr>
-          <w:p>
-            <w:pPr>
-              <w:spacing w:before="60" w:after="60" w:line="252" w:lineRule="auto"/>
-              <w:jc w:val="left"/>
-            </w:pPr>
-            <w:r/>
-            <w:r>
-              <w:t>NY Close 23-01</w:t>
-            </w:r>
-          </w:p>
-        </w:tc>
-        <w:tc>
-          <w:tcPr>
-            <w:tcW w:type="dxa" w:w="1440"/>
-            <w:shd w:fill="FFFFFF"/>
-            <w:tcMar>
-              <w:top w:w="100" w:type="dxa"/>
-              <w:bottom w:w="100" w:type="dxa"/>
-              <w:left w:w="120" w:type="dxa"/>
-              <w:right w:w="120" w:type="dxa"/>
-            </w:tcMar>
-            <w:tcBorders>
-              <w:top w:val="single" w:sz="4" w:space="0" w:color="CCCCCC"/>
-              <w:bottom w:val="single" w:sz="4" w:space="0" w:color="CCCCCC"/>
-              <w:left w:val="single" w:sz="4" w:space="0" w:color="CCCCCC"/>
-              <w:right w:val="single" w:sz="4" w:space="0" w:color="CCCCCC"/>
-            </w:tcBorders>
-          </w:tcPr>
-          <w:p>
-            <w:pPr>
-              <w:spacing w:before="60" w:after="60" w:line="252" w:lineRule="auto"/>
-              <w:jc w:val="left"/>
-            </w:pPr>
-            <w:r/>
-            <w:r>
-              <w:t>686.50</w:t>
-            </w:r>
-          </w:p>
-        </w:tc>
-        <w:tc>
-          <w:tcPr>
-            <w:tcW w:type="dxa" w:w="2016"/>
-            <w:shd w:fill="FFFFFF"/>
-            <w:tcMar>
-              <w:top w:w="100" w:type="dxa"/>
-              <w:bottom w:w="100" w:type="dxa"/>
-              <w:left w:w="120" w:type="dxa"/>
-              <w:right w:w="120" w:type="dxa"/>
-            </w:tcMar>
-            <w:tcBorders>
-              <w:top w:val="single" w:sz="4" w:space="0" w:color="CCCCCC"/>
-              <w:bottom w:val="single" w:sz="4" w:space="0" w:color="CCCCCC"/>
-              <w:left w:val="single" w:sz="4" w:space="0" w:color="CCCCCC"/>
-              <w:right w:val="single" w:sz="4" w:space="0" w:color="CCCCCC"/>
-            </w:tcBorders>
-          </w:tcPr>
-          <w:p>
-            <w:pPr>
-              <w:spacing w:before="60" w:after="60" w:line="252" w:lineRule="auto"/>
-              <w:jc w:val="left"/>
-            </w:pPr>
-            <w:r/>
-            <w:r>
-              <w:t>692.00</w:t>
-            </w:r>
-          </w:p>
-        </w:tc>
-        <w:tc>
-          <w:tcPr>
-            <w:tcW w:type="dxa" w:w="1152"/>
-            <w:shd w:fill="FFFFFF"/>
-            <w:tcMar>
-              <w:top w:w="100" w:type="dxa"/>
-              <w:bottom w:w="100" w:type="dxa"/>
-              <w:left w:w="120" w:type="dxa"/>
-              <w:right w:w="120" w:type="dxa"/>
-            </w:tcMar>
-            <w:tcBorders>
-              <w:top w:val="single" w:sz="4" w:space="0" w:color="CCCCCC"/>
-              <w:bottom w:val="single" w:sz="4" w:space="0" w:color="CCCCCC"/>
-              <w:left w:val="single" w:sz="4" w:space="0" w:color="CCCCCC"/>
-              <w:right w:val="single" w:sz="4" w:space="0" w:color="CCCCCC"/>
-            </w:tcBorders>
-          </w:tcPr>
-          <w:p>
-            <w:pPr>
-              <w:spacing w:before="60" w:after="60" w:line="252" w:lineRule="auto"/>
-              <w:jc w:val="left"/>
-            </w:pPr>
-            <w:r/>
-            <w:r>
-              <w:t>678.75</w:t>
-            </w:r>
-          </w:p>
-        </w:tc>
-        <w:tc>
-          <w:tcPr>
-            <w:tcW w:type="dxa" w:w="1728"/>
-            <w:shd w:fill="FFFFFF"/>
-            <w:tcMar>
-              <w:top w:w="100" w:type="dxa"/>
-              <w:bottom w:w="100" w:type="dxa"/>
-              <w:left w:w="120" w:type="dxa"/>
-              <w:right w:w="120" w:type="dxa"/>
-            </w:tcMar>
-            <w:tcBorders>
-              <w:top w:val="single" w:sz="4" w:space="0" w:color="CCCCCC"/>
-              <w:bottom w:val="single" w:sz="4" w:space="0" w:color="CCCCCC"/>
-              <w:left w:val="single" w:sz="4" w:space="0" w:color="CCCCCC"/>
-              <w:right w:val="single" w:sz="4" w:space="0" w:color="CCCCCC"/>
-            </w:tcBorders>
-          </w:tcPr>
-          <w:p>
-            <w:pPr>
-              <w:spacing w:before="60" w:after="60" w:line="252" w:lineRule="auto"/>
-              <w:jc w:val="left"/>
-            </w:pPr>
-            <w:r/>
-            <w:r>
-              <w:rPr>
-                <w:b/>
-              </w:rPr>
-              <w:t>687.25</w:t>
-            </w:r>
-          </w:p>
-        </w:tc>
-        <w:tc>
-          <w:tcPr>
-            <w:tcW w:type="dxa" w:w="3456"/>
-            <w:shd w:fill="FFFFFF"/>
-            <w:tcMar>
-              <w:top w:w="100" w:type="dxa"/>
-              <w:bottom w:w="100" w:type="dxa"/>
-              <w:left w:w="120" w:type="dxa"/>
-              <w:right w:w="120" w:type="dxa"/>
-            </w:tcMar>
-            <w:tcBorders>
-              <w:top w:val="single" w:sz="4" w:space="0" w:color="CCCCCC"/>
-              <w:bottom w:val="single" w:sz="4" w:space="0" w:color="CCCCCC"/>
-              <w:left w:val="single" w:sz="4" w:space="0" w:color="CCCCCC"/>
-              <w:right w:val="single" w:sz="4" w:space="0" w:color="CCCCCC"/>
-            </w:tcBorders>
-          </w:tcPr>
-          <w:p>
-            <w:pPr>
-              <w:spacing w:before="60" w:after="60" w:line="252" w:lineRule="auto"/>
-              <w:jc w:val="left"/>
-            </w:pPr>
-            <w:r/>
-            <w:r>
-              <w:rPr>
-                <w:b/>
-              </w:rPr>
-              <w:t>+0.75</w:t>
-            </w:r>
-          </w:p>
-        </w:tc>
-        <w:tc>
-          <w:tcPr>
-            <w:tcW w:type="dxa" w:w="1440"/>
-            <w:shd w:fill="FFFFFF"/>
-            <w:tcMar>
-              <w:top w:w="100" w:type="dxa"/>
-              <w:bottom w:w="100" w:type="dxa"/>
-              <w:left w:w="120" w:type="dxa"/>
-              <w:right w:w="120" w:type="dxa"/>
-            </w:tcMar>
-            <w:tcBorders>
-              <w:top w:val="single" w:sz="4" w:space="0" w:color="CCCCCC"/>
-              <w:bottom w:val="single" w:sz="4" w:space="0" w:color="CCCCCC"/>
-              <w:left w:val="single" w:sz="4" w:space="0" w:color="CCCCCC"/>
-              <w:right w:val="single" w:sz="4" w:space="0" w:color="CCCCCC"/>
-            </w:tcBorders>
-          </w:tcPr>
-          <w:p>
-            <w:pPr>
-              <w:spacing w:before="60" w:after="60" w:line="252" w:lineRule="auto"/>
-              <w:jc w:val="left"/>
-            </w:pPr>
-            <w:r/>
-            <w:r>
-              <w:t>BULL</w:t>
-            </w:r>
-          </w:p>
-        </w:tc>
-      </w:tr>
-      <w:tr>
-        <w:tc>
-          <w:tcPr>
-            <w:tcW w:type="dxa" w:w="1584"/>
-            <w:shd w:fill="F8FAFC"/>
-            <w:tcMar>
-              <w:top w:w="100" w:type="dxa"/>
-              <w:bottom w:w="100" w:type="dxa"/>
-              <w:left w:w="120" w:type="dxa"/>
-              <w:right w:w="120" w:type="dxa"/>
-            </w:tcMar>
-            <w:tcBorders>
-              <w:top w:val="single" w:sz="4" w:space="0" w:color="CCCCCC"/>
-              <w:bottom w:val="single" w:sz="4" w:space="0" w:color="CCCCCC"/>
-              <w:left w:val="single" w:sz="4" w:space="0" w:color="CCCCCC"/>
-              <w:right w:val="single" w:sz="4" w:space="0" w:color="CCCCCC"/>
-            </w:tcBorders>
-          </w:tcPr>
-          <w:p>
-            <w:pPr>
-              <w:spacing w:before="60" w:after="60" w:line="252" w:lineRule="auto"/>
-              <w:jc w:val="left"/>
-            </w:pPr>
-            <w:r/>
-            <w:r>
-              <w:rPr>
-                <w:b/>
-              </w:rPr>
-              <w:t>Fri 16/10</w:t>
-            </w:r>
-          </w:p>
-        </w:tc>
-        <w:tc>
-          <w:tcPr>
-            <w:tcW w:type="dxa" w:w="864"/>
-            <w:shd w:fill="F8FAFC"/>
-            <w:tcMar>
-              <w:top w:w="100" w:type="dxa"/>
-              <w:bottom w:w="100" w:type="dxa"/>
-              <w:left w:w="120" w:type="dxa"/>
-              <w:right w:w="120" w:type="dxa"/>
-            </w:tcMar>
-            <w:tcBorders>
-              <w:top w:val="single" w:sz="4" w:space="0" w:color="CCCCCC"/>
-              <w:bottom w:val="single" w:sz="4" w:space="0" w:color="CCCCCC"/>
-              <w:left w:val="single" w:sz="4" w:space="0" w:color="CCCCCC"/>
-              <w:right w:val="single" w:sz="4" w:space="0" w:color="CCCCCC"/>
-            </w:tcBorders>
-          </w:tcPr>
-          <w:p>
-            <w:pPr>
-              <w:spacing w:before="60" w:after="60" w:line="252" w:lineRule="auto"/>
-              <w:jc w:val="left"/>
-            </w:pPr>
-            <w:r/>
-            <w:r>
-              <w:t>Asia 07-11</w:t>
-            </w:r>
-          </w:p>
-        </w:tc>
-        <w:tc>
-          <w:tcPr>
-            <w:tcW w:type="dxa" w:w="1440"/>
-            <w:shd w:fill="F8FAFC"/>
-            <w:tcMar>
-              <w:top w:w="100" w:type="dxa"/>
-              <w:bottom w:w="100" w:type="dxa"/>
-              <w:left w:w="120" w:type="dxa"/>
-              <w:right w:w="120" w:type="dxa"/>
-            </w:tcMar>
-            <w:tcBorders>
-              <w:top w:val="single" w:sz="4" w:space="0" w:color="CCCCCC"/>
-              <w:bottom w:val="single" w:sz="4" w:space="0" w:color="CCCCCC"/>
-              <w:left w:val="single" w:sz="4" w:space="0" w:color="CCCCCC"/>
-              <w:right w:val="single" w:sz="4" w:space="0" w:color="CCCCCC"/>
-            </w:tcBorders>
-          </w:tcPr>
-          <w:p>
-            <w:pPr>
-              <w:spacing w:before="60" w:after="60" w:line="252" w:lineRule="auto"/>
-              <w:jc w:val="left"/>
-            </w:pPr>
-            <w:r/>
-            <w:r>
-              <w:t>687.25</w:t>
-            </w:r>
-          </w:p>
-        </w:tc>
-        <w:tc>
-          <w:tcPr>
-            <w:tcW w:type="dxa" w:w="2016"/>
-            <w:shd w:fill="F8FAFC"/>
-            <w:tcMar>
-              <w:top w:w="100" w:type="dxa"/>
-              <w:bottom w:w="100" w:type="dxa"/>
-              <w:left w:w="120" w:type="dxa"/>
-              <w:right w:w="120" w:type="dxa"/>
-            </w:tcMar>
-            <w:tcBorders>
-              <w:top w:val="single" w:sz="4" w:space="0" w:color="CCCCCC"/>
-              <w:bottom w:val="single" w:sz="4" w:space="0" w:color="CCCCCC"/>
-              <w:left w:val="single" w:sz="4" w:space="0" w:color="CCCCCC"/>
-              <w:right w:val="single" w:sz="4" w:space="0" w:color="CCCCCC"/>
-            </w:tcBorders>
-          </w:tcPr>
-          <w:p>
-            <w:pPr>
-              <w:spacing w:before="60" w:after="60" w:line="252" w:lineRule="auto"/>
-              <w:jc w:val="left"/>
-            </w:pPr>
-            <w:r/>
-            <w:r>
-              <w:t>696.50</w:t>
-            </w:r>
-          </w:p>
-        </w:tc>
-        <w:tc>
-          <w:tcPr>
-            <w:tcW w:type="dxa" w:w="1152"/>
-            <w:shd w:fill="F8FAFC"/>
-            <w:tcMar>
-              <w:top w:w="100" w:type="dxa"/>
-              <w:bottom w:w="100" w:type="dxa"/>
-              <w:left w:w="120" w:type="dxa"/>
-              <w:right w:w="120" w:type="dxa"/>
-            </w:tcMar>
-            <w:tcBorders>
-              <w:top w:val="single" w:sz="4" w:space="0" w:color="CCCCCC"/>
-              <w:bottom w:val="single" w:sz="4" w:space="0" w:color="CCCCCC"/>
-              <w:left w:val="single" w:sz="4" w:space="0" w:color="CCCCCC"/>
-              <w:right w:val="single" w:sz="4" w:space="0" w:color="CCCCCC"/>
-            </w:tcBorders>
-          </w:tcPr>
-          <w:p>
-            <w:pPr>
-              <w:spacing w:before="60" w:after="60" w:line="252" w:lineRule="auto"/>
-              <w:jc w:val="left"/>
-            </w:pPr>
-            <w:r/>
-            <w:r>
-              <w:t>680.75</w:t>
-            </w:r>
-          </w:p>
-        </w:tc>
-        <w:tc>
-          <w:tcPr>
-            <w:tcW w:type="dxa" w:w="1728"/>
-            <w:shd w:fill="F8FAFC"/>
-            <w:tcMar>
-              <w:top w:w="100" w:type="dxa"/>
-              <w:bottom w:w="100" w:type="dxa"/>
-              <w:left w:w="120" w:type="dxa"/>
-              <w:right w:w="120" w:type="dxa"/>
-            </w:tcMar>
-            <w:tcBorders>
-              <w:top w:val="single" w:sz="4" w:space="0" w:color="CCCCCC"/>
-              <w:bottom w:val="single" w:sz="4" w:space="0" w:color="CCCCCC"/>
-              <w:left w:val="single" w:sz="4" w:space="0" w:color="CCCCCC"/>
-              <w:right w:val="single" w:sz="4" w:space="0" w:color="CCCCCC"/>
-            </w:tcBorders>
-          </w:tcPr>
-          <w:p>
-            <w:pPr>
-              <w:spacing w:before="60" w:after="60" w:line="252" w:lineRule="auto"/>
-              <w:jc w:val="left"/>
-            </w:pPr>
-            <w:r/>
-            <w:r>
-              <w:rPr>
-                <w:b/>
-              </w:rPr>
-              <w:t>686.50</w:t>
-            </w:r>
-          </w:p>
-        </w:tc>
-        <w:tc>
-          <w:tcPr>
-            <w:tcW w:type="dxa" w:w="3456"/>
-            <w:shd w:fill="F8FAFC"/>
-            <w:tcMar>
-              <w:top w:w="100" w:type="dxa"/>
-              <w:bottom w:w="100" w:type="dxa"/>
-              <w:left w:w="120" w:type="dxa"/>
-              <w:right w:w="120" w:type="dxa"/>
-            </w:tcMar>
-            <w:tcBorders>
-              <w:top w:val="single" w:sz="4" w:space="0" w:color="CCCCCC"/>
-              <w:bottom w:val="single" w:sz="4" w:space="0" w:color="CCCCCC"/>
-              <w:left w:val="single" w:sz="4" w:space="0" w:color="CCCCCC"/>
-              <w:right w:val="single" w:sz="4" w:space="0" w:color="CCCCCC"/>
-            </w:tcBorders>
-          </w:tcPr>
-          <w:p>
-            <w:pPr>
-              <w:spacing w:before="60" w:after="60" w:line="252" w:lineRule="auto"/>
-              <w:jc w:val="left"/>
-            </w:pPr>
-            <w:r/>
-            <w:r>
-              <w:rPr>
-                <w:b/>
-              </w:rPr>
-              <w:t>-0.75</w:t>
-            </w:r>
-          </w:p>
-        </w:tc>
-        <w:tc>
-          <w:tcPr>
-            <w:tcW w:type="dxa" w:w="1440"/>
-            <w:shd w:fill="F8FAFC"/>
-            <w:tcMar>
-              <w:top w:w="100" w:type="dxa"/>
-              <w:bottom w:w="100" w:type="dxa"/>
-              <w:left w:w="120" w:type="dxa"/>
-              <w:right w:w="120" w:type="dxa"/>
-            </w:tcMar>
-            <w:tcBorders>
-              <w:top w:val="single" w:sz="4" w:space="0" w:color="CCCCCC"/>
-              <w:bottom w:val="single" w:sz="4" w:space="0" w:color="CCCCCC"/>
-              <w:left w:val="single" w:sz="4" w:space="0" w:color="CCCCCC"/>
-              <w:right w:val="single" w:sz="4" w:space="0" w:color="CCCCCC"/>
-            </w:tcBorders>
-          </w:tcPr>
-          <w:p>
-            <w:pPr>
-              <w:spacing w:before="60" w:after="60" w:line="252" w:lineRule="auto"/>
-              <w:jc w:val="left"/>
-            </w:pPr>
-            <w:r/>
-            <w:r>
-              <w:t>BEAR</w:t>
-            </w:r>
-          </w:p>
-        </w:tc>
-      </w:tr>
-      <w:tr>
-        <w:tc>
-          <w:tcPr>
-            <w:tcW w:type="dxa" w:w="1584"/>
-            <w:shd w:fill="FFFFFF"/>
-            <w:tcMar>
-              <w:top w:w="100" w:type="dxa"/>
-              <w:bottom w:w="100" w:type="dxa"/>
-              <w:left w:w="120" w:type="dxa"/>
-              <w:right w:w="120" w:type="dxa"/>
-            </w:tcMar>
-            <w:tcBorders>
-              <w:top w:val="single" w:sz="4" w:space="0" w:color="CCCCCC"/>
-              <w:bottom w:val="single" w:sz="4" w:space="0" w:color="CCCCCC"/>
-              <w:left w:val="single" w:sz="4" w:space="0" w:color="CCCCCC"/>
-              <w:right w:val="single" w:sz="4" w:space="0" w:color="CCCCCC"/>
-            </w:tcBorders>
-          </w:tcPr>
-          <w:p>
-            <w:pPr>
-              <w:spacing w:before="60" w:after="60" w:line="252" w:lineRule="auto"/>
-              <w:jc w:val="left"/>
-            </w:pPr>
-            <w:r/>
-            <w:r>
-              <w:rPr>
-                <w:b/>
-              </w:rPr>
-              <w:t>Fri 16/10</w:t>
-            </w:r>
-          </w:p>
-        </w:tc>
-        <w:tc>
-          <w:tcPr>
-            <w:tcW w:type="dxa" w:w="864"/>
-            <w:shd w:fill="FFFFFF"/>
-            <w:tcMar>
-              <w:top w:w="100" w:type="dxa"/>
-              <w:bottom w:w="100" w:type="dxa"/>
-              <w:left w:w="120" w:type="dxa"/>
-              <w:right w:w="120" w:type="dxa"/>
-            </w:tcMar>
-            <w:tcBorders>
-              <w:top w:val="single" w:sz="4" w:space="0" w:color="CCCCCC"/>
-              <w:bottom w:val="single" w:sz="4" w:space="0" w:color="CCCCCC"/>
-              <w:left w:val="single" w:sz="4" w:space="0" w:color="CCCCCC"/>
-              <w:right w:val="single" w:sz="4" w:space="0" w:color="CCCCCC"/>
-            </w:tcBorders>
-          </w:tcPr>
-          <w:p>
-            <w:pPr>
-              <w:spacing w:before="60" w:after="60" w:line="252" w:lineRule="auto"/>
-              <w:jc w:val="left"/>
-            </w:pPr>
-            <w:r/>
-            <w:r>
-              <w:t>Asia 11-15</w:t>
-            </w:r>
-          </w:p>
-        </w:tc>
-        <w:tc>
-          <w:tcPr>
-            <w:tcW w:type="dxa" w:w="1440"/>
-            <w:shd w:fill="FFFFFF"/>
-            <w:tcMar>
-              <w:top w:w="100" w:type="dxa"/>
-              <w:bottom w:w="100" w:type="dxa"/>
-              <w:left w:w="120" w:type="dxa"/>
-              <w:right w:w="120" w:type="dxa"/>
-            </w:tcMar>
-            <w:tcBorders>
-              <w:top w:val="single" w:sz="4" w:space="0" w:color="CCCCCC"/>
-              <w:bottom w:val="single" w:sz="4" w:space="0" w:color="CCCCCC"/>
-              <w:left w:val="single" w:sz="4" w:space="0" w:color="CCCCCC"/>
-              <w:right w:val="single" w:sz="4" w:space="0" w:color="CCCCCC"/>
-            </w:tcBorders>
-          </w:tcPr>
-          <w:p>
-            <w:pPr>
-              <w:spacing w:before="60" w:after="60" w:line="252" w:lineRule="auto"/>
-              <w:jc w:val="left"/>
-            </w:pPr>
-            <w:r/>
-            <w:r>
-              <w:t>686.50</w:t>
-            </w:r>
-          </w:p>
-        </w:tc>
-        <w:tc>
-          <w:tcPr>
-            <w:tcW w:type="dxa" w:w="2016"/>
-            <w:shd w:fill="FFFFFF"/>
-            <w:tcMar>
-              <w:top w:w="100" w:type="dxa"/>
-              <w:bottom w:w="100" w:type="dxa"/>
-              <w:left w:w="120" w:type="dxa"/>
-              <w:right w:w="120" w:type="dxa"/>
-            </w:tcMar>
-            <w:tcBorders>
-              <w:top w:val="single" w:sz="4" w:space="0" w:color="CCCCCC"/>
-              <w:bottom w:val="single" w:sz="4" w:space="0" w:color="CCCCCC"/>
-              <w:left w:val="single" w:sz="4" w:space="0" w:color="CCCCCC"/>
-              <w:right w:val="single" w:sz="4" w:space="0" w:color="CCCCCC"/>
-            </w:tcBorders>
-          </w:tcPr>
-          <w:p>
-            <w:pPr>
-              <w:spacing w:before="60" w:after="60" w:line="252" w:lineRule="auto"/>
-              <w:jc w:val="left"/>
-            </w:pPr>
-            <w:r/>
-            <w:r>
-              <w:t>694.00</w:t>
-            </w:r>
-          </w:p>
-        </w:tc>
-        <w:tc>
-          <w:tcPr>
-            <w:tcW w:type="dxa" w:w="1152"/>
-            <w:shd w:fill="FFFFFF"/>
-            <w:tcMar>
-              <w:top w:w="100" w:type="dxa"/>
-              <w:bottom w:w="100" w:type="dxa"/>
-              <w:left w:w="120" w:type="dxa"/>
-              <w:right w:w="120" w:type="dxa"/>
-            </w:tcMar>
-            <w:tcBorders>
-              <w:top w:val="single" w:sz="4" w:space="0" w:color="CCCCCC"/>
-              <w:bottom w:val="single" w:sz="4" w:space="0" w:color="CCCCCC"/>
-              <w:left w:val="single" w:sz="4" w:space="0" w:color="CCCCCC"/>
-              <w:right w:val="single" w:sz="4" w:space="0" w:color="CCCCCC"/>
-            </w:tcBorders>
-          </w:tcPr>
-          <w:p>
-            <w:pPr>
-              <w:spacing w:before="60" w:after="60" w:line="252" w:lineRule="auto"/>
-              <w:jc w:val="left"/>
-            </w:pPr>
-            <w:r/>
-            <w:r>
-              <w:t>680.50</w:t>
-            </w:r>
-          </w:p>
-        </w:tc>
-        <w:tc>
-          <w:tcPr>
-            <w:tcW w:type="dxa" w:w="1728"/>
-            <w:shd w:fill="FFFFFF"/>
-            <w:tcMar>
-              <w:top w:w="100" w:type="dxa"/>
-              <w:bottom w:w="100" w:type="dxa"/>
-              <w:left w:w="120" w:type="dxa"/>
-              <w:right w:w="120" w:type="dxa"/>
-            </w:tcMar>
-            <w:tcBorders>
-              <w:top w:val="single" w:sz="4" w:space="0" w:color="CCCCCC"/>
-              <w:bottom w:val="single" w:sz="4" w:space="0" w:color="CCCCCC"/>
-              <w:left w:val="single" w:sz="4" w:space="0" w:color="CCCCCC"/>
-              <w:right w:val="single" w:sz="4" w:space="0" w:color="CCCCCC"/>
-            </w:tcBorders>
-          </w:tcPr>
-          <w:p>
-            <w:pPr>
-              <w:spacing w:before="60" w:after="60" w:line="252" w:lineRule="auto"/>
-              <w:jc w:val="left"/>
-            </w:pPr>
-            <w:r/>
-            <w:r>
-              <w:rPr>
-                <w:b/>
-              </w:rPr>
-              <w:t>685.50</w:t>
-            </w:r>
-          </w:p>
-        </w:tc>
-        <w:tc>
-          <w:tcPr>
-            <w:tcW w:type="dxa" w:w="3456"/>
-            <w:shd w:fill="FFFFFF"/>
-            <w:tcMar>
-              <w:top w:w="100" w:type="dxa"/>
-              <w:bottom w:w="100" w:type="dxa"/>
-              <w:left w:w="120" w:type="dxa"/>
-              <w:right w:w="120" w:type="dxa"/>
-            </w:tcMar>
-            <w:tcBorders>
-              <w:top w:val="single" w:sz="4" w:space="0" w:color="CCCCCC"/>
-              <w:bottom w:val="single" w:sz="4" w:space="0" w:color="CCCCCC"/>
-              <w:left w:val="single" w:sz="4" w:space="0" w:color="CCCCCC"/>
-              <w:right w:val="single" w:sz="4" w:space="0" w:color="CCCCCC"/>
-            </w:tcBorders>
-          </w:tcPr>
-          <w:p>
-            <w:pPr>
-              <w:spacing w:before="60" w:after="60" w:line="252" w:lineRule="auto"/>
-              <w:jc w:val="left"/>
-            </w:pPr>
-            <w:r/>
-            <w:r>
-              <w:rPr>
-                <w:b/>
-              </w:rPr>
-              <w:t>-1.00</w:t>
-            </w:r>
-          </w:p>
-        </w:tc>
-        <w:tc>
-          <w:tcPr>
-            <w:tcW w:type="dxa" w:w="1440"/>
-            <w:shd w:fill="FFFFFF"/>
-            <w:tcMar>
-              <w:top w:w="100" w:type="dxa"/>
-              <w:bottom w:w="100" w:type="dxa"/>
-              <w:left w:w="120" w:type="dxa"/>
-              <w:right w:w="120" w:type="dxa"/>
-            </w:tcMar>
-            <w:tcBorders>
-              <w:top w:val="single" w:sz="4" w:space="0" w:color="CCCCCC"/>
-              <w:bottom w:val="single" w:sz="4" w:space="0" w:color="CCCCCC"/>
-              <w:left w:val="single" w:sz="4" w:space="0" w:color="CCCCCC"/>
-              <w:right w:val="single" w:sz="4" w:space="0" w:color="CCCCCC"/>
-            </w:tcBorders>
-          </w:tcPr>
-          <w:p>
-            <w:pPr>
-              <w:spacing w:before="60" w:after="60" w:line="252" w:lineRule="auto"/>
-              <w:jc w:val="left"/>
-            </w:pPr>
-            <w:r/>
-            <w:r>
-              <w:t>BEAR</w:t>
-            </w:r>
-          </w:p>
-        </w:tc>
-      </w:tr>
-      <w:tr>
-        <w:tc>
-          <w:tcPr>
-            <w:tcW w:type="dxa" w:w="1584"/>
-            <w:shd w:fill="F8FAFC"/>
-            <w:tcMar>
-              <w:top w:w="100" w:type="dxa"/>
-              <w:bottom w:w="100" w:type="dxa"/>
-              <w:left w:w="120" w:type="dxa"/>
-              <w:right w:w="120" w:type="dxa"/>
-            </w:tcMar>
-            <w:tcBorders>
-              <w:top w:val="single" w:sz="4" w:space="0" w:color="CCCCCC"/>
-              <w:bottom w:val="single" w:sz="4" w:space="0" w:color="CCCCCC"/>
-              <w:left w:val="single" w:sz="4" w:space="0" w:color="CCCCCC"/>
-              <w:right w:val="single" w:sz="4" w:space="0" w:color="CCCCCC"/>
-            </w:tcBorders>
-          </w:tcPr>
-          <w:p>
-            <w:pPr>
-              <w:spacing w:before="60" w:after="60" w:line="252" w:lineRule="auto"/>
-              <w:jc w:val="left"/>
-            </w:pPr>
-            <w:r/>
-            <w:r>
-              <w:rPr>
-                <w:b/>
-              </w:rPr>
-              <w:t>Fri 16/10</w:t>
-            </w:r>
-          </w:p>
-        </w:tc>
-        <w:tc>
-          <w:tcPr>
-            <w:tcW w:type="dxa" w:w="864"/>
-            <w:shd w:fill="F8FAFC"/>
-            <w:tcMar>
-              <w:top w:w="100" w:type="dxa"/>
-              <w:bottom w:w="100" w:type="dxa"/>
-              <w:left w:w="120" w:type="dxa"/>
-              <w:right w:w="120" w:type="dxa"/>
-            </w:tcMar>
-            <w:tcBorders>
-              <w:top w:val="single" w:sz="4" w:space="0" w:color="CCCCCC"/>
-              <w:bottom w:val="single" w:sz="4" w:space="0" w:color="CCCCCC"/>
-              <w:left w:val="single" w:sz="4" w:space="0" w:color="CCCCCC"/>
-              <w:right w:val="single" w:sz="4" w:space="0" w:color="CCCCCC"/>
-            </w:tcBorders>
-          </w:tcPr>
-          <w:p>
-            <w:pPr>
-              <w:spacing w:before="60" w:after="60" w:line="252" w:lineRule="auto"/>
-              <w:jc w:val="left"/>
-            </w:pPr>
-            <w:r/>
-            <w:r>
-              <w:t>London 15-19</w:t>
-            </w:r>
-          </w:p>
-        </w:tc>
-        <w:tc>
-          <w:tcPr>
-            <w:tcW w:type="dxa" w:w="1440"/>
-            <w:shd w:fill="F8FAFC"/>
-            <w:tcMar>
-              <w:top w:w="100" w:type="dxa"/>
-              <w:bottom w:w="100" w:type="dxa"/>
-              <w:left w:w="120" w:type="dxa"/>
-              <w:right w:w="120" w:type="dxa"/>
-            </w:tcMar>
-            <w:tcBorders>
-              <w:top w:val="single" w:sz="4" w:space="0" w:color="CCCCCC"/>
-              <w:bottom w:val="single" w:sz="4" w:space="0" w:color="CCCCCC"/>
-              <w:left w:val="single" w:sz="4" w:space="0" w:color="CCCCCC"/>
-              <w:right w:val="single" w:sz="4" w:space="0" w:color="CCCCCC"/>
-            </w:tcBorders>
-          </w:tcPr>
-          <w:p>
-            <w:pPr>
-              <w:spacing w:before="60" w:after="60" w:line="252" w:lineRule="auto"/>
-              <w:jc w:val="left"/>
-            </w:pPr>
-            <w:r/>
-            <w:r>
-              <w:t>685.50</w:t>
-            </w:r>
-          </w:p>
-        </w:tc>
-        <w:tc>
-          <w:tcPr>
-            <w:tcW w:type="dxa" w:w="2016"/>
-            <w:shd w:fill="F8FAFC"/>
-            <w:tcMar>
-              <w:top w:w="100" w:type="dxa"/>
-              <w:bottom w:w="100" w:type="dxa"/>
-              <w:left w:w="120" w:type="dxa"/>
-              <w:right w:w="120" w:type="dxa"/>
-            </w:tcMar>
-            <w:tcBorders>
-              <w:top w:val="single" w:sz="4" w:space="0" w:color="CCCCCC"/>
-              <w:bottom w:val="single" w:sz="4" w:space="0" w:color="CCCCCC"/>
-              <w:left w:val="single" w:sz="4" w:space="0" w:color="CCCCCC"/>
-              <w:right w:val="single" w:sz="4" w:space="0" w:color="CCCCCC"/>
-            </w:tcBorders>
-          </w:tcPr>
-          <w:p>
-            <w:pPr>
-              <w:spacing w:before="60" w:after="60" w:line="252" w:lineRule="auto"/>
-              <w:jc w:val="left"/>
-            </w:pPr>
-            <w:r/>
-            <w:r>
-              <w:t>692.50</w:t>
-            </w:r>
-          </w:p>
-        </w:tc>
-        <w:tc>
-          <w:tcPr>
-            <w:tcW w:type="dxa" w:w="1152"/>
-            <w:shd w:fill="F8FAFC"/>
-            <w:tcMar>
-              <w:top w:w="100" w:type="dxa"/>
-              <w:bottom w:w="100" w:type="dxa"/>
-              <w:left w:w="120" w:type="dxa"/>
-              <w:right w:w="120" w:type="dxa"/>
-            </w:tcMar>
-            <w:tcBorders>
-              <w:top w:val="single" w:sz="4" w:space="0" w:color="CCCCCC"/>
-              <w:bottom w:val="single" w:sz="4" w:space="0" w:color="CCCCCC"/>
-              <w:left w:val="single" w:sz="4" w:space="0" w:color="CCCCCC"/>
-              <w:right w:val="single" w:sz="4" w:space="0" w:color="CCCCCC"/>
-            </w:tcBorders>
-          </w:tcPr>
-          <w:p>
-            <w:pPr>
-              <w:spacing w:before="60" w:after="60" w:line="252" w:lineRule="auto"/>
-              <w:jc w:val="left"/>
-            </w:pPr>
-            <w:r/>
-            <w:r>
-              <w:t>672.00</w:t>
-            </w:r>
-          </w:p>
-        </w:tc>
-        <w:tc>
-          <w:tcPr>
-            <w:tcW w:type="dxa" w:w="1728"/>
-            <w:shd w:fill="F8FAFC"/>
-            <w:tcMar>
-              <w:top w:w="100" w:type="dxa"/>
-              <w:bottom w:w="100" w:type="dxa"/>
-              <w:left w:w="120" w:type="dxa"/>
-              <w:right w:w="120" w:type="dxa"/>
-            </w:tcMar>
-            <w:tcBorders>
-              <w:top w:val="single" w:sz="4" w:space="0" w:color="CCCCCC"/>
-              <w:bottom w:val="single" w:sz="4" w:space="0" w:color="CCCCCC"/>
-              <w:left w:val="single" w:sz="4" w:space="0" w:color="CCCCCC"/>
-              <w:right w:val="single" w:sz="4" w:space="0" w:color="CCCCCC"/>
-            </w:tcBorders>
-          </w:tcPr>
-          <w:p>
-            <w:pPr>
-              <w:spacing w:before="60" w:after="60" w:line="252" w:lineRule="auto"/>
-              <w:jc w:val="left"/>
-            </w:pPr>
-            <w:r/>
-            <w:r>
-              <w:rPr>
-                <w:b/>
-              </w:rPr>
-              <w:t>686.25</w:t>
-            </w:r>
-          </w:p>
-        </w:tc>
-        <w:tc>
-          <w:tcPr>
-            <w:tcW w:type="dxa" w:w="3456"/>
-            <w:shd w:fill="F8FAFC"/>
-            <w:tcMar>
-              <w:top w:w="100" w:type="dxa"/>
-              <w:bottom w:w="100" w:type="dxa"/>
-              <w:left w:w="120" w:type="dxa"/>
-              <w:right w:w="120" w:type="dxa"/>
-            </w:tcMar>
-            <w:tcBorders>
-              <w:top w:val="single" w:sz="4" w:space="0" w:color="CCCCCC"/>
-              <w:bottom w:val="single" w:sz="4" w:space="0" w:color="CCCCCC"/>
-              <w:left w:val="single" w:sz="4" w:space="0" w:color="CCCCCC"/>
-              <w:right w:val="single" w:sz="4" w:space="0" w:color="CCCCCC"/>
-            </w:tcBorders>
-          </w:tcPr>
-          <w:p>
-            <w:pPr>
-              <w:spacing w:before="60" w:after="60" w:line="252" w:lineRule="auto"/>
-              <w:jc w:val="left"/>
-            </w:pPr>
-            <w:r/>
-            <w:r>
-              <w:rPr>
-                <w:b/>
-              </w:rPr>
-              <w:t>+0.75</w:t>
-            </w:r>
-          </w:p>
-        </w:tc>
-        <w:tc>
-          <w:tcPr>
-            <w:tcW w:type="dxa" w:w="1440"/>
-            <w:shd w:fill="F8FAFC"/>
-            <w:tcMar>
-              <w:top w:w="100" w:type="dxa"/>
-              <w:bottom w:w="100" w:type="dxa"/>
-              <w:left w:w="120" w:type="dxa"/>
-              <w:right w:w="120" w:type="dxa"/>
-            </w:tcMar>
-            <w:tcBorders>
-              <w:top w:val="single" w:sz="4" w:space="0" w:color="CCCCCC"/>
-              <w:bottom w:val="single" w:sz="4" w:space="0" w:color="CCCCCC"/>
-              <w:left w:val="single" w:sz="4" w:space="0" w:color="CCCCCC"/>
-              <w:right w:val="single" w:sz="4" w:space="0" w:color="CCCCCC"/>
-            </w:tcBorders>
-          </w:tcPr>
-          <w:p>
-            <w:pPr>
-              <w:spacing w:before="60" w:after="60" w:line="252" w:lineRule="auto"/>
-              <w:jc w:val="left"/>
-            </w:pPr>
-            <w:r/>
-            <w:r>
-              <w:t>BULL</w:t>
-            </w:r>
-          </w:p>
-        </w:tc>
-      </w:tr>
-      <w:tr>
-        <w:tc>
-          <w:tcPr>
-            <w:tcW w:type="dxa" w:w="1584"/>
-            <w:shd w:fill="FFFFFF"/>
-            <w:tcMar>
-              <w:top w:w="100" w:type="dxa"/>
-              <w:bottom w:w="100" w:type="dxa"/>
-              <w:left w:w="120" w:type="dxa"/>
-              <w:right w:w="120" w:type="dxa"/>
-            </w:tcMar>
-            <w:tcBorders>
-              <w:top w:val="single" w:sz="4" w:space="0" w:color="CCCCCC"/>
-              <w:bottom w:val="single" w:sz="4" w:space="0" w:color="CCCCCC"/>
-              <w:left w:val="single" w:sz="4" w:space="0" w:color="CCCCCC"/>
-              <w:right w:val="single" w:sz="4" w:space="0" w:color="CCCCCC"/>
-            </w:tcBorders>
-          </w:tcPr>
-          <w:p>
-            <w:pPr>
-              <w:spacing w:before="60" w:after="60" w:line="252" w:lineRule="auto"/>
-              <w:jc w:val="left"/>
-            </w:pPr>
-            <w:r/>
-            <w:r>
-              <w:rPr>
-                <w:b/>
-              </w:rPr>
-              <w:t>Fri 16/10</w:t>
-            </w:r>
-          </w:p>
-        </w:tc>
-        <w:tc>
-          <w:tcPr>
-            <w:tcW w:type="dxa" w:w="864"/>
-            <w:shd w:fill="FFFFFF"/>
-            <w:tcMar>
-              <w:top w:w="100" w:type="dxa"/>
-              <w:bottom w:w="100" w:type="dxa"/>
-              <w:left w:w="120" w:type="dxa"/>
-              <w:right w:w="120" w:type="dxa"/>
-            </w:tcMar>
-            <w:tcBorders>
-              <w:top w:val="single" w:sz="4" w:space="0" w:color="CCCCCC"/>
-              <w:bottom w:val="single" w:sz="4" w:space="0" w:color="CCCCCC"/>
-              <w:left w:val="single" w:sz="4" w:space="0" w:color="CCCCCC"/>
-              <w:right w:val="single" w:sz="4" w:space="0" w:color="CCCCCC"/>
-            </w:tcBorders>
-          </w:tcPr>
-          <w:p>
-            <w:pPr>
-              <w:spacing w:before="60" w:after="60" w:line="252" w:lineRule="auto"/>
-              <w:jc w:val="left"/>
-            </w:pPr>
-            <w:r/>
-            <w:r>
-              <w:t>Pre-NY 19-21</w:t>
-            </w:r>
-          </w:p>
-        </w:tc>
-        <w:tc>
-          <w:tcPr>
-            <w:tcW w:type="dxa" w:w="1440"/>
-            <w:shd w:fill="FFFFFF"/>
-            <w:tcMar>
-              <w:top w:w="100" w:type="dxa"/>
-              <w:bottom w:w="100" w:type="dxa"/>
-              <w:left w:w="120" w:type="dxa"/>
-              <w:right w:w="120" w:type="dxa"/>
-            </w:tcMar>
-            <w:tcBorders>
-              <w:top w:val="single" w:sz="4" w:space="0" w:color="CCCCCC"/>
-              <w:bottom w:val="single" w:sz="4" w:space="0" w:color="CCCCCC"/>
-              <w:left w:val="single" w:sz="4" w:space="0" w:color="CCCCCC"/>
-              <w:right w:val="single" w:sz="4" w:space="0" w:color="CCCCCC"/>
-            </w:tcBorders>
-          </w:tcPr>
-          <w:p>
-            <w:pPr>
-              <w:spacing w:before="60" w:after="60" w:line="252" w:lineRule="auto"/>
-              <w:jc w:val="left"/>
-            </w:pPr>
-            <w:r/>
-            <w:r>
-              <w:t>686.25</w:t>
-            </w:r>
-          </w:p>
-        </w:tc>
-        <w:tc>
-          <w:tcPr>
-            <w:tcW w:type="dxa" w:w="2016"/>
-            <w:shd w:fill="FFFFFF"/>
-            <w:tcMar>
-              <w:top w:w="100" w:type="dxa"/>
-              <w:bottom w:w="100" w:type="dxa"/>
-              <w:left w:w="120" w:type="dxa"/>
-              <w:right w:w="120" w:type="dxa"/>
-            </w:tcMar>
-            <w:tcBorders>
-              <w:top w:val="single" w:sz="4" w:space="0" w:color="CCCCCC"/>
-              <w:bottom w:val="single" w:sz="4" w:space="0" w:color="CCCCCC"/>
-              <w:left w:val="single" w:sz="4" w:space="0" w:color="CCCCCC"/>
-              <w:right w:val="single" w:sz="4" w:space="0" w:color="CCCCCC"/>
-            </w:tcBorders>
-          </w:tcPr>
-          <w:p>
-            <w:pPr>
-              <w:spacing w:before="60" w:after="60" w:line="252" w:lineRule="auto"/>
-              <w:jc w:val="left"/>
-            </w:pPr>
-            <w:r/>
-            <w:r>
-              <w:t>695.50</w:t>
-            </w:r>
-          </w:p>
-        </w:tc>
-        <w:tc>
-          <w:tcPr>
-            <w:tcW w:type="dxa" w:w="1152"/>
-            <w:shd w:fill="FFFFFF"/>
-            <w:tcMar>
-              <w:top w:w="100" w:type="dxa"/>
-              <w:bottom w:w="100" w:type="dxa"/>
-              <w:left w:w="120" w:type="dxa"/>
-              <w:right w:w="120" w:type="dxa"/>
-            </w:tcMar>
-            <w:tcBorders>
-              <w:top w:val="single" w:sz="4" w:space="0" w:color="CCCCCC"/>
-              <w:bottom w:val="single" w:sz="4" w:space="0" w:color="CCCCCC"/>
-              <w:left w:val="single" w:sz="4" w:space="0" w:color="CCCCCC"/>
-              <w:right w:val="single" w:sz="4" w:space="0" w:color="CCCCCC"/>
-            </w:tcBorders>
-          </w:tcPr>
-          <w:p>
-            <w:pPr>
-              <w:spacing w:before="60" w:after="60" w:line="252" w:lineRule="auto"/>
-              <w:jc w:val="left"/>
-            </w:pPr>
-            <w:r/>
-            <w:r>
-              <w:t>679.00</w:t>
-            </w:r>
-          </w:p>
-        </w:tc>
-        <w:tc>
-          <w:tcPr>
-            <w:tcW w:type="dxa" w:w="1728"/>
-            <w:shd w:fill="FFFFFF"/>
-            <w:tcMar>
-              <w:top w:w="100" w:type="dxa"/>
-              <w:bottom w:w="100" w:type="dxa"/>
-              <w:left w:w="120" w:type="dxa"/>
-              <w:right w:w="120" w:type="dxa"/>
-            </w:tcMar>
-            <w:tcBorders>
-              <w:top w:val="single" w:sz="4" w:space="0" w:color="CCCCCC"/>
-              <w:bottom w:val="single" w:sz="4" w:space="0" w:color="CCCCCC"/>
-              <w:left w:val="single" w:sz="4" w:space="0" w:color="CCCCCC"/>
-              <w:right w:val="single" w:sz="4" w:space="0" w:color="CCCCCC"/>
-            </w:tcBorders>
-          </w:tcPr>
-          <w:p>
-            <w:pPr>
-              <w:spacing w:before="60" w:after="60" w:line="252" w:lineRule="auto"/>
-              <w:jc w:val="left"/>
-            </w:pPr>
-            <w:r/>
-            <w:r>
-              <w:rPr>
-                <w:b/>
-              </w:rPr>
-              <w:t>686.00</w:t>
-            </w:r>
-          </w:p>
-        </w:tc>
-        <w:tc>
-          <w:tcPr>
-            <w:tcW w:type="dxa" w:w="3456"/>
-            <w:shd w:fill="FFFFFF"/>
-            <w:tcMar>
-              <w:top w:w="100" w:type="dxa"/>
-              <w:bottom w:w="100" w:type="dxa"/>
-              <w:left w:w="120" w:type="dxa"/>
-              <w:right w:w="120" w:type="dxa"/>
-            </w:tcMar>
-            <w:tcBorders>
-              <w:top w:val="single" w:sz="4" w:space="0" w:color="CCCCCC"/>
-              <w:bottom w:val="single" w:sz="4" w:space="0" w:color="CCCCCC"/>
-              <w:left w:val="single" w:sz="4" w:space="0" w:color="CCCCCC"/>
-              <w:right w:val="single" w:sz="4" w:space="0" w:color="CCCCCC"/>
-            </w:tcBorders>
-          </w:tcPr>
-          <w:p>
-            <w:pPr>
-              <w:spacing w:before="60" w:after="60" w:line="252" w:lineRule="auto"/>
-              <w:jc w:val="left"/>
-            </w:pPr>
-            <w:r/>
-            <w:r>
-              <w:rPr>
-                <w:b/>
-              </w:rPr>
-              <w:t>-0.25</w:t>
-            </w:r>
-          </w:p>
-        </w:tc>
-        <w:tc>
-          <w:tcPr>
-            <w:tcW w:type="dxa" w:w="1440"/>
-            <w:shd w:fill="FFFFFF"/>
-            <w:tcMar>
-              <w:top w:w="100" w:type="dxa"/>
-              <w:bottom w:w="100" w:type="dxa"/>
-              <w:left w:w="120" w:type="dxa"/>
-              <w:right w:w="120" w:type="dxa"/>
-            </w:tcMar>
-            <w:tcBorders>
-              <w:top w:val="single" w:sz="4" w:space="0" w:color="CCCCCC"/>
-              <w:bottom w:val="single" w:sz="4" w:space="0" w:color="CCCCCC"/>
-              <w:left w:val="single" w:sz="4" w:space="0" w:color="CCCCCC"/>
-              <w:right w:val="single" w:sz="4" w:space="0" w:color="CCCCCC"/>
-            </w:tcBorders>
-          </w:tcPr>
-          <w:p>
-            <w:pPr>
-              <w:spacing w:before="60" w:after="60" w:line="252" w:lineRule="auto"/>
-              <w:jc w:val="left"/>
-            </w:pPr>
-            <w:r/>
-            <w:r>
-              <w:t>BEAR</w:t>
-            </w:r>
-          </w:p>
-        </w:tc>
-      </w:tr>
-      <w:tr>
-        <w:tc>
-          <w:tcPr>
-            <w:tcW w:type="dxa" w:w="1584"/>
-            <w:shd w:fill="F8FAFC"/>
-            <w:tcMar>
-              <w:top w:w="100" w:type="dxa"/>
-              <w:bottom w:w="100" w:type="dxa"/>
-              <w:left w:w="120" w:type="dxa"/>
-              <w:right w:w="120" w:type="dxa"/>
-            </w:tcMar>
-            <w:tcBorders>
-              <w:top w:val="single" w:sz="4" w:space="0" w:color="CCCCCC"/>
-              <w:bottom w:val="single" w:sz="4" w:space="0" w:color="CCCCCC"/>
-              <w:left w:val="single" w:sz="4" w:space="0" w:color="CCCCCC"/>
-              <w:right w:val="single" w:sz="4" w:space="0" w:color="CCCCCC"/>
-            </w:tcBorders>
-          </w:tcPr>
-          <w:p>
-            <w:pPr>
-              <w:spacing w:before="60" w:after="60" w:line="252" w:lineRule="auto"/>
-              <w:jc w:val="left"/>
-            </w:pPr>
-            <w:r/>
-            <w:r>
-              <w:rPr>
-                <w:b/>
-              </w:rPr>
-              <w:t>Fri 16/10</w:t>
-            </w:r>
-          </w:p>
-        </w:tc>
-        <w:tc>
-          <w:tcPr>
-            <w:tcW w:type="dxa" w:w="864"/>
-            <w:shd w:fill="F8FAFC"/>
-            <w:tcMar>
-              <w:top w:w="100" w:type="dxa"/>
-              <w:bottom w:w="100" w:type="dxa"/>
-              <w:left w:w="120" w:type="dxa"/>
-              <w:right w:w="120" w:type="dxa"/>
-            </w:tcMar>
-            <w:tcBorders>
-              <w:top w:val="single" w:sz="4" w:space="0" w:color="CCCCCC"/>
-              <w:bottom w:val="single" w:sz="4" w:space="0" w:color="CCCCCC"/>
-              <w:left w:val="single" w:sz="4" w:space="0" w:color="CCCCCC"/>
-              <w:right w:val="single" w:sz="4" w:space="0" w:color="CCCCCC"/>
-            </w:tcBorders>
-          </w:tcPr>
-          <w:p>
-            <w:pPr>
-              <w:spacing w:before="60" w:after="60" w:line="252" w:lineRule="auto"/>
-              <w:jc w:val="left"/>
-            </w:pPr>
-            <w:r/>
-            <w:r>
-              <w:t>NY Open 21-23</w:t>
-            </w:r>
-          </w:p>
-        </w:tc>
-        <w:tc>
-          <w:tcPr>
-            <w:tcW w:type="dxa" w:w="1440"/>
-            <w:shd w:fill="F8FAFC"/>
-            <w:tcMar>
-              <w:top w:w="100" w:type="dxa"/>
-              <w:bottom w:w="100" w:type="dxa"/>
-              <w:left w:w="120" w:type="dxa"/>
-              <w:right w:w="120" w:type="dxa"/>
-            </w:tcMar>
-            <w:tcBorders>
-              <w:top w:val="single" w:sz="4" w:space="0" w:color="CCCCCC"/>
-              <w:bottom w:val="single" w:sz="4" w:space="0" w:color="CCCCCC"/>
-              <w:left w:val="single" w:sz="4" w:space="0" w:color="CCCCCC"/>
-              <w:right w:val="single" w:sz="4" w:space="0" w:color="CCCCCC"/>
-            </w:tcBorders>
-          </w:tcPr>
-          <w:p>
-            <w:pPr>
-              <w:spacing w:before="60" w:after="60" w:line="252" w:lineRule="auto"/>
-              <w:jc w:val="left"/>
-            </w:pPr>
-            <w:r/>
-            <w:r>
-              <w:t>686.00</w:t>
-            </w:r>
-          </w:p>
-        </w:tc>
-        <w:tc>
-          <w:tcPr>
-            <w:tcW w:type="dxa" w:w="2016"/>
-            <w:shd w:fill="F8FAFC"/>
-            <w:tcMar>
-              <w:top w:w="100" w:type="dxa"/>
-              <w:bottom w:w="100" w:type="dxa"/>
-              <w:left w:w="120" w:type="dxa"/>
-              <w:right w:w="120" w:type="dxa"/>
-            </w:tcMar>
-            <w:tcBorders>
-              <w:top w:val="single" w:sz="4" w:space="0" w:color="CCCCCC"/>
-              <w:bottom w:val="single" w:sz="4" w:space="0" w:color="CCCCCC"/>
-              <w:left w:val="single" w:sz="4" w:space="0" w:color="CCCCCC"/>
-              <w:right w:val="single" w:sz="4" w:space="0" w:color="CCCCCC"/>
-            </w:tcBorders>
-          </w:tcPr>
-          <w:p>
-            <w:pPr>
-              <w:spacing w:before="60" w:after="60" w:line="252" w:lineRule="auto"/>
-              <w:jc w:val="left"/>
-            </w:pPr>
-            <w:r/>
-            <w:r>
-              <w:t>694.50</w:t>
-            </w:r>
-          </w:p>
-        </w:tc>
-        <w:tc>
-          <w:tcPr>
-            <w:tcW w:type="dxa" w:w="1152"/>
-            <w:shd w:fill="F8FAFC"/>
-            <w:tcMar>
-              <w:top w:w="100" w:type="dxa"/>
-              <w:bottom w:w="100" w:type="dxa"/>
-              <w:left w:w="120" w:type="dxa"/>
-              <w:right w:w="120" w:type="dxa"/>
-            </w:tcMar>
-            <w:tcBorders>
-              <w:top w:val="single" w:sz="4" w:space="0" w:color="CCCCCC"/>
-              <w:bottom w:val="single" w:sz="4" w:space="0" w:color="CCCCCC"/>
-              <w:left w:val="single" w:sz="4" w:space="0" w:color="CCCCCC"/>
-              <w:right w:val="single" w:sz="4" w:space="0" w:color="CCCCCC"/>
-            </w:tcBorders>
-          </w:tcPr>
-          <w:p>
-            <w:pPr>
-              <w:spacing w:before="60" w:after="60" w:line="252" w:lineRule="auto"/>
-              <w:jc w:val="left"/>
-            </w:pPr>
-            <w:r/>
-            <w:r>
-              <w:t>672.00</w:t>
-            </w:r>
-          </w:p>
-        </w:tc>
-        <w:tc>
-          <w:tcPr>
-            <w:tcW w:type="dxa" w:w="1728"/>
-            <w:shd w:fill="F8FAFC"/>
-            <w:tcMar>
-              <w:top w:w="100" w:type="dxa"/>
-              <w:bottom w:w="100" w:type="dxa"/>
-              <w:left w:w="120" w:type="dxa"/>
-              <w:right w:w="120" w:type="dxa"/>
-            </w:tcMar>
-            <w:tcBorders>
-              <w:top w:val="single" w:sz="4" w:space="0" w:color="CCCCCC"/>
-              <w:bottom w:val="single" w:sz="4" w:space="0" w:color="CCCCCC"/>
-              <w:left w:val="single" w:sz="4" w:space="0" w:color="CCCCCC"/>
-              <w:right w:val="single" w:sz="4" w:space="0" w:color="CCCCCC"/>
-            </w:tcBorders>
-          </w:tcPr>
-          <w:p>
-            <w:pPr>
-              <w:spacing w:before="60" w:after="60" w:line="252" w:lineRule="auto"/>
-              <w:jc w:val="left"/>
-            </w:pPr>
-            <w:r/>
-            <w:r>
-              <w:rPr>
-                <w:b/>
-              </w:rPr>
-              <w:t>687.75</w:t>
-            </w:r>
-          </w:p>
-        </w:tc>
-        <w:tc>
-          <w:tcPr>
-            <w:tcW w:type="dxa" w:w="3456"/>
-            <w:shd w:fill="F8FAFC"/>
-            <w:tcMar>
-              <w:top w:w="100" w:type="dxa"/>
-              <w:bottom w:w="100" w:type="dxa"/>
-              <w:left w:w="120" w:type="dxa"/>
-              <w:right w:w="120" w:type="dxa"/>
-            </w:tcMar>
-            <w:tcBorders>
-              <w:top w:val="single" w:sz="4" w:space="0" w:color="CCCCCC"/>
-              <w:bottom w:val="single" w:sz="4" w:space="0" w:color="CCCCCC"/>
-              <w:left w:val="single" w:sz="4" w:space="0" w:color="CCCCCC"/>
-              <w:right w:val="single" w:sz="4" w:space="0" w:color="CCCCCC"/>
-            </w:tcBorders>
-          </w:tcPr>
-          <w:p>
-            <w:pPr>
-              <w:spacing w:before="60" w:after="60" w:line="252" w:lineRule="auto"/>
-              <w:jc w:val="left"/>
-            </w:pPr>
-            <w:r/>
-            <w:r>
-              <w:rPr>
-                <w:b/>
-              </w:rPr>
-              <w:t>+1.75</w:t>
-            </w:r>
-          </w:p>
-        </w:tc>
-        <w:tc>
-          <w:tcPr>
-            <w:tcW w:type="dxa" w:w="1440"/>
-            <w:shd w:fill="F8FAFC"/>
-            <w:tcMar>
-              <w:top w:w="100" w:type="dxa"/>
-              <w:bottom w:w="100" w:type="dxa"/>
-              <w:left w:w="120" w:type="dxa"/>
-              <w:right w:w="120" w:type="dxa"/>
-            </w:tcMar>
-            <w:tcBorders>
-              <w:top w:val="single" w:sz="4" w:space="0" w:color="CCCCCC"/>
-              <w:bottom w:val="single" w:sz="4" w:space="0" w:color="CCCCCC"/>
-              <w:left w:val="single" w:sz="4" w:space="0" w:color="CCCCCC"/>
-              <w:right w:val="single" w:sz="4" w:space="0" w:color="CCCCCC"/>
-            </w:tcBorders>
-          </w:tcPr>
-          <w:p>
-            <w:pPr>
-              <w:spacing w:before="60" w:after="60" w:line="252" w:lineRule="auto"/>
-              <w:jc w:val="left"/>
-            </w:pPr>
-            <w:r/>
-            <w:r>
-              <w:t>BULL</w:t>
-            </w:r>
-          </w:p>
-        </w:tc>
-      </w:tr>
-      <w:tr>
-        <w:tc>
-          <w:tcPr>
-            <w:tcW w:type="dxa" w:w="1584"/>
-            <w:shd w:fill="FFFFFF"/>
-            <w:tcMar>
-              <w:top w:w="100" w:type="dxa"/>
-              <w:bottom w:w="100" w:type="dxa"/>
-              <w:left w:w="120" w:type="dxa"/>
-              <w:right w:w="120" w:type="dxa"/>
-            </w:tcMar>
-            <w:tcBorders>
-              <w:top w:val="single" w:sz="4" w:space="0" w:color="CCCCCC"/>
-              <w:bottom w:val="single" w:sz="4" w:space="0" w:color="CCCCCC"/>
-              <w:left w:val="single" w:sz="4" w:space="0" w:color="CCCCCC"/>
-              <w:right w:val="single" w:sz="4" w:space="0" w:color="CCCCCC"/>
-            </w:tcBorders>
-          </w:tcPr>
-          <w:p>
-            <w:pPr>
-              <w:spacing w:before="60" w:after="60" w:line="252" w:lineRule="auto"/>
-              <w:jc w:val="left"/>
-            </w:pPr>
-            <w:r/>
-            <w:r>
-              <w:rPr>
-                <w:b/>
-              </w:rPr>
-              <w:t>Fri 16/10</w:t>
-            </w:r>
-          </w:p>
-        </w:tc>
-        <w:tc>
-          <w:tcPr>
-            <w:tcW w:type="dxa" w:w="864"/>
-            <w:shd w:fill="FFFFFF"/>
-            <w:tcMar>
-              <w:top w:w="100" w:type="dxa"/>
-              <w:bottom w:w="100" w:type="dxa"/>
-              <w:left w:w="120" w:type="dxa"/>
-              <w:right w:w="120" w:type="dxa"/>
-            </w:tcMar>
-            <w:tcBorders>
-              <w:top w:val="single" w:sz="4" w:space="0" w:color="CCCCCC"/>
-              <w:bottom w:val="single" w:sz="4" w:space="0" w:color="CCCCCC"/>
-              <w:left w:val="single" w:sz="4" w:space="0" w:color="CCCCCC"/>
-              <w:right w:val="single" w:sz="4" w:space="0" w:color="CCCCCC"/>
-            </w:tcBorders>
-          </w:tcPr>
-          <w:p>
-            <w:pPr>
-              <w:spacing w:before="60" w:after="60" w:line="252" w:lineRule="auto"/>
-              <w:jc w:val="left"/>
-            </w:pPr>
-            <w:r/>
-            <w:r>
-              <w:t>NY Close 23-01</w:t>
-            </w:r>
-          </w:p>
-        </w:tc>
-        <w:tc>
-          <w:tcPr>
-            <w:tcW w:type="dxa" w:w="1440"/>
-            <w:shd w:fill="FFFFFF"/>
-            <w:tcMar>
-              <w:top w:w="100" w:type="dxa"/>
-              <w:bottom w:w="100" w:type="dxa"/>
-              <w:left w:w="120" w:type="dxa"/>
-              <w:right w:w="120" w:type="dxa"/>
-            </w:tcMar>
-            <w:tcBorders>
-              <w:top w:val="single" w:sz="4" w:space="0" w:color="CCCCCC"/>
-              <w:bottom w:val="single" w:sz="4" w:space="0" w:color="CCCCCC"/>
-              <w:left w:val="single" w:sz="4" w:space="0" w:color="CCCCCC"/>
-              <w:right w:val="single" w:sz="4" w:space="0" w:color="CCCCCC"/>
-            </w:tcBorders>
-          </w:tcPr>
-          <w:p>
-            <w:pPr>
-              <w:spacing w:before="60" w:after="60" w:line="252" w:lineRule="auto"/>
-              <w:jc w:val="left"/>
-            </w:pPr>
-            <w:r/>
-            <w:r>
-              <w:t>687.75</w:t>
-            </w:r>
-          </w:p>
-        </w:tc>
-        <w:tc>
-          <w:tcPr>
-            <w:tcW w:type="dxa" w:w="2016"/>
-            <w:shd w:fill="FFFFFF"/>
-            <w:tcMar>
-              <w:top w:w="100" w:type="dxa"/>
-              <w:bottom w:w="100" w:type="dxa"/>
-              <w:left w:w="120" w:type="dxa"/>
-              <w:right w:w="120" w:type="dxa"/>
-            </w:tcMar>
-            <w:tcBorders>
-              <w:top w:val="single" w:sz="4" w:space="0" w:color="CCCCCC"/>
-              <w:bottom w:val="single" w:sz="4" w:space="0" w:color="CCCCCC"/>
-              <w:left w:val="single" w:sz="4" w:space="0" w:color="CCCCCC"/>
-              <w:right w:val="single" w:sz="4" w:space="0" w:color="CCCCCC"/>
-            </w:tcBorders>
-          </w:tcPr>
-          <w:p>
-            <w:pPr>
-              <w:spacing w:before="60" w:after="60" w:line="252" w:lineRule="auto"/>
-              <w:jc w:val="left"/>
-            </w:pPr>
-            <w:r/>
-            <w:r>
-              <w:t>694.00</w:t>
-            </w:r>
-          </w:p>
-        </w:tc>
-        <w:tc>
-          <w:tcPr>
-            <w:tcW w:type="dxa" w:w="1152"/>
-            <w:shd w:fill="FFFFFF"/>
-            <w:tcMar>
-              <w:top w:w="100" w:type="dxa"/>
-              <w:bottom w:w="100" w:type="dxa"/>
-              <w:left w:w="120" w:type="dxa"/>
-              <w:right w:w="120" w:type="dxa"/>
-            </w:tcMar>
-            <w:tcBorders>
-              <w:top w:val="single" w:sz="4" w:space="0" w:color="CCCCCC"/>
-              <w:bottom w:val="single" w:sz="4" w:space="0" w:color="CCCCCC"/>
-              <w:left w:val="single" w:sz="4" w:space="0" w:color="CCCCCC"/>
-              <w:right w:val="single" w:sz="4" w:space="0" w:color="CCCCCC"/>
-            </w:tcBorders>
-          </w:tcPr>
-          <w:p>
-            <w:pPr>
-              <w:spacing w:before="60" w:after="60" w:line="252" w:lineRule="auto"/>
-              <w:jc w:val="left"/>
-            </w:pPr>
-            <w:r/>
-            <w:r>
-              <w:t>681.25</w:t>
-            </w:r>
-          </w:p>
-        </w:tc>
-        <w:tc>
-          <w:tcPr>
-            <w:tcW w:type="dxa" w:w="1728"/>
-            <w:shd w:fill="FFFFFF"/>
-            <w:tcMar>
-              <w:top w:w="100" w:type="dxa"/>
-              <w:bottom w:w="100" w:type="dxa"/>
-              <w:left w:w="120" w:type="dxa"/>
-              <w:right w:w="120" w:type="dxa"/>
-            </w:tcMar>
-            <w:tcBorders>
-              <w:top w:val="single" w:sz="4" w:space="0" w:color="CCCCCC"/>
-              <w:bottom w:val="single" w:sz="4" w:space="0" w:color="CCCCCC"/>
-              <w:left w:val="single" w:sz="4" w:space="0" w:color="CCCCCC"/>
-              <w:right w:val="single" w:sz="4" w:space="0" w:color="CCCCCC"/>
-            </w:tcBorders>
-          </w:tcPr>
-          <w:p>
-            <w:pPr>
-              <w:spacing w:before="60" w:after="60" w:line="252" w:lineRule="auto"/>
-              <w:jc w:val="left"/>
-            </w:pPr>
-            <w:r/>
-            <w:r>
-              <w:rPr>
-                <w:b/>
-              </w:rPr>
-              <w:t>687.00</w:t>
+              <w:t>686.75</w:t>
             </w:r>
           </w:p>
         </w:tc>

--- a/Daily Reports/14_10_2026-CBOT Reports.docx
+++ b/Daily Reports/14_10_2026-CBOT Reports.docx
@@ -104,7 +104,7 @@
           <w:color w:val="5C768D"/>
           <w:sz w:val="19"/>
         </w:rPr>
-        <w:t>Cập nhật tự động qua `macro_tracker.py` vào lúc 16:05 ICT ngày 14/10/2026</w:t>
+        <w:t>Cập nhật tự động qua `macro_tracker.py` vào lúc 18:33 ICT ngày 14/10/2026</w:t>
       </w:r>
     </w:p>
     <w:tbl>
@@ -313,7 +313,7 @@
               <w:rPr>
                 <w:b/>
               </w:rPr>
-              <w:t>105.76 / thùng</w:t>
+              <w:t>106.32 / thùng</w:t>
             </w:r>
           </w:p>
         </w:tc>
@@ -344,7 +344,7 @@
               <w:rPr>
                 <w:b/>
               </w:rPr>
-              <w:t>+0.07%</w:t>
+              <w:t>+0.60%</w:t>
             </w:r>
           </w:p>
         </w:tc>
@@ -442,7 +442,7 @@
               <w:rPr>
                 <w:b/>
               </w:rPr>
-              <w:t>102.22</w:t>
+              <w:t>102.24</w:t>
             </w:r>
           </w:p>
         </w:tc>
@@ -473,7 +473,7 @@
               <w:rPr>
                 <w:b/>
               </w:rPr>
-              <w:t>+0.04%</w:t>
+              <w:t>+0.06%</w:t>
             </w:r>
           </w:p>
         </w:tc>
@@ -1218,7 +1218,7 @@
         <w:rPr>
           <w:b/>
         </w:rPr>
-        <w:t>`105.76` (+0.07%)</w:t>
+        <w:t>`106.32` (+0.60%)</w:t>
       </w:r>
       <w:r>
         <w:t xml:space="preserve"> | DXY: </w:t>
@@ -1227,7 +1227,7 @@
         <w:rPr>
           <w:b/>
         </w:rPr>
-        <w:t>`102.22` (+0.04%)</w:t>
+        <w:t>`102.24` (+0.06%)</w:t>
       </w:r>
       <w:r>
         <w:t xml:space="preserve"> | Lúa mì CBOT: </w:t>
@@ -1236,7 +1236,7 @@
         <w:rPr>
           <w:b/>
         </w:rPr>
-        <w:t>`665.00` (-0.60%)</w:t>
+        <w:t>`667.00` (-0.34%)</w:t>
       </w:r>
       <w:r>
         <w:t>.</w:t>
@@ -1306,7 +1306,7 @@
           <w:color w:val="5C768D"/>
           <w:sz w:val="19"/>
         </w:rPr>
-        <w:t>Cập nhật tự động lúc 16:05 ICT ngày 14/10/2026 — Nguồn: NOAA, USDA, BOM Australia</w:t>
+        <w:t>Cập nhật tự động lúc 18:33 ICT ngày 14/10/2026 — Nguồn: NOAA, USDA, BOM Australia</w:t>
       </w:r>
     </w:p>
     <w:p>
@@ -3574,7 +3574,7 @@
               <w:rPr>
                 <w:b/>
               </w:rPr>
-              <w:t>480.75</w:t>
+              <w:t>482.25</w:t>
             </w:r>
           </w:p>
         </w:tc>
@@ -3605,7 +3605,7 @@
               <w:rPr>
                 <w:b/>
               </w:rPr>
-              <w:t>480.84 (+0.09)</w:t>
+              <w:t>482.37 (+0.12)</w:t>
             </w:r>
           </w:p>
         </w:tc>
@@ -3633,7 +3633,7 @@
             </w:pPr>
             <w:r/>
             <w:r>
-              <w:t>Bearish (481.84 &lt; 484.25)</w:t>
+              <w:t>Bearish (481.84 &lt; 483.98)</w:t>
             </w:r>
           </w:p>
         </w:tc>
@@ -3661,7 +3661,7 @@
             </w:pPr>
             <w:r/>
             <w:r>
-              <w:t>2.00 cents</w:t>
+              <w:t>1.00 cents</w:t>
             </w:r>
           </w:p>
         </w:tc>
@@ -3822,7 +3822,7 @@
               <w:rPr>
                 <w:b/>
               </w:rPr>
-              <w:t>665.00</w:t>
+              <w:t>667.00</w:t>
             </w:r>
           </w:p>
         </w:tc>
@@ -3853,7 +3853,7 @@
               <w:rPr>
                 <w:b/>
               </w:rPr>
-              <w:t>665.35 (+0.35)</w:t>
+              <w:t>667.31 (+0.31)</w:t>
             </w:r>
           </w:p>
         </w:tc>
@@ -3881,7 +3881,7 @@
             </w:pPr>
             <w:r/>
             <w:r>
-              <w:t>Bearish (667.82 &lt; 671.11)</w:t>
+              <w:t>Bearish (667.48 &lt; 670.58)</w:t>
             </w:r>
           </w:p>
         </w:tc>
@@ -3909,7 +3909,7 @@
             </w:pPr>
             <w:r/>
             <w:r>
-              <w:t>4.00 cents</w:t>
+              <w:t>2.00 cents</w:t>
             </w:r>
           </w:p>
         </w:tc>
@@ -4347,7 +4347,7 @@
                 <w:b/>
                 <w:color w:val="15803D"/>
               </w:rPr>
-              <w:t>479.25 - 481.84 cents (Canh mua vùng hỗ trợ)</w:t>
+              <w:t>480.50 - 481.84 cents (Canh mua vùng hỗ trợ)</w:t>
             </w:r>
           </w:p>
         </w:tc>
@@ -4378,7 +4378,7 @@
               <w:rPr>
                 <w:b/>
               </w:rPr>
-              <w:t>467.53 cents (Dưới cản S2 + 1.5x ATR)</w:t>
+              <w:t>467.84 cents (Dưới cản S2 + 1.5x ATR)</w:t>
             </w:r>
           </w:p>
         </w:tc>
@@ -4414,7 +4414,7 @@
                 <w:color w:val="D97706"/>
                 <w:sz w:val="19"/>
               </w:rPr>
-              <w:t xml:space="preserve"> 482.50 cents </w:t>
+              <w:t xml:space="preserve"> 484.00 cents </w:t>
             </w:r>
             <w:r>
               <w:t xml:space="preserve"> / TP2: </w:t>
@@ -4559,7 +4559,7 @@
               <w:rPr>
                 <w:b/>
               </w:rPr>
-              <w:t>477.75 - 479.25 cents</w:t>
+              <w:t>479.00 - 480.50 cents</w:t>
             </w:r>
           </w:p>
         </w:tc>
@@ -4590,7 +4590,7 @@
               <w:rPr>
                 <w:b/>
               </w:rPr>
-              <w:t>468.43 cents (Chống quét SL tuyệt đối)</w:t>
+              <w:t>468.64 cents (Chống quét SL tuyệt đối)</w:t>
             </w:r>
           </w:p>
         </w:tc>
@@ -4752,7 +4752,7 @@
               <w:rPr>
                 <w:b/>
               </w:rPr>
-              <w:t>482.50 - 484.00 cents</w:t>
+              <w:t>484.00 - 485.50 cents</w:t>
             </w:r>
           </w:p>
         </w:tc>
@@ -4783,7 +4783,7 @@
               <w:rPr>
                 <w:b/>
               </w:rPr>
-              <w:t>484.32 cents</w:t>
+              <w:t>485.61 cents</w:t>
             </w:r>
           </w:p>
         </w:tc>
@@ -4945,7 +4945,7 @@
               <w:rPr>
                 <w:b/>
               </w:rPr>
-              <w:t>462.98 - 470.25 cents</w:t>
+              <w:t>463.82 - 470.25 cents</w:t>
             </w:r>
           </w:p>
         </w:tc>
@@ -5126,7 +5126,7 @@
                 <w:b/>
                 <w:color w:val="B91C1C"/>
               </w:rPr>
-              <w:t>667.82 - 671.11 cents (Canh bán hồi kỹ thuật H1)</w:t>
+              <w:t>667.48 - 670.58 cents (Canh bán hồi kỹ thuật H1)</w:t>
             </w:r>
           </w:p>
         </w:tc>
@@ -5157,7 +5157,7 @@
               <w:rPr>
                 <w:b/>
               </w:rPr>
-              <w:t>747.34 cents (Trên kháng cự R2 + 1.5x ATR)</w:t>
+              <w:t>747.06 cents (Trên kháng cự R2 + 1.5x ATR)</w:t>
             </w:r>
           </w:p>
         </w:tc>
@@ -5193,7 +5193,7 @@
                 <w:color w:val="D97706"/>
                 <w:sz w:val="19"/>
               </w:rPr>
-              <w:t xml:space="preserve"> 662.78 cents </w:t>
+              <w:t xml:space="preserve"> 665.75 cents </w:t>
             </w:r>
             <w:r>
               <w:t xml:space="preserve"> / TP2: </w:t>
@@ -5304,7 +5304,7 @@
                 <w:b/>
                 <w:color w:val="15803D"/>
               </w:rPr>
-              <w:t>Long trung hạn (Swing) (ZWH27)</w:t>
+              <w:t>Long trung hạn (Swing) (ZWZ26)</w:t>
             </w:r>
           </w:p>
         </w:tc>
@@ -5335,7 +5335,7 @@
               <w:rPr>
                 <w:b/>
               </w:rPr>
-              <w:t>674.96 - 676.96 cents</w:t>
+              <w:t>663.75 - 665.75 cents</w:t>
             </w:r>
           </w:p>
         </w:tc>
@@ -5366,7 +5366,7 @@
               <w:rPr>
                 <w:b/>
               </w:rPr>
-              <w:t>673.34 cents</w:t>
+              <w:t>659.12 cents</w:t>
             </w:r>
           </w:p>
         </w:tc>
@@ -5397,7 +5397,7 @@
               <w:rPr>
                 <w:b/>
               </w:rPr>
-              <w:t>687.25 cents (Đón sóng hồi trung hạn ~14.5 giá)</w:t>
+              <w:t>670.00 cents (Đón sóng hồi trung hạn ~14.5 giá)</w:t>
             </w:r>
           </w:p>
         </w:tc>
@@ -5497,7 +5497,7 @@
                 <w:b/>
                 <w:color w:val="B91C1C"/>
               </w:rPr>
-              <w:t>Short trung hạn (Swing) (ZWH27)</w:t>
+              <w:t>Short trung hạn (Swing) (ZWZ26)</w:t>
             </w:r>
           </w:p>
         </w:tc>
@@ -5528,7 +5528,7 @@
               <w:rPr>
                 <w:b/>
               </w:rPr>
-              <w:t>687.25 - 689.25 cents</w:t>
+              <w:t>670.00 - 672.00 cents</w:t>
             </w:r>
           </w:p>
         </w:tc>
@@ -5559,7 +5559,7 @@
               <w:rPr>
                 <w:b/>
               </w:rPr>
-              <w:t>689.66 cents</w:t>
+              <w:t>672.38 cents</w:t>
             </w:r>
           </w:p>
         </w:tc>
@@ -5590,7 +5590,7 @@
               <w:rPr>
                 <w:b/>
               </w:rPr>
-              <w:t>675.75 cents (Thuận xu hướng giảm ngắn hạn)</w:t>
+              <w:t>661.50 cents (Thuận xu hướng giảm ngắn hạn)</w:t>
             </w:r>
           </w:p>
         </w:tc>
@@ -5721,7 +5721,7 @@
               <w:rPr>
                 <w:b/>
               </w:rPr>
-              <w:t>651.25 - 661.50 cents</w:t>
+              <w:t>651.99 - 661.50 cents</w:t>
             </w:r>
           </w:p>
         </w:tc>
@@ -11609,7 +11609,7 @@
         <w:t>Giá Chốt Phiên (Close):</w:t>
       </w:r>
       <w:r>
-        <w:t xml:space="preserve"> 480.75 cents | </w:t>
+        <w:t xml:space="preserve"> 482.25 cents | </w:t>
       </w:r>
       <w:r>
         <w:rPr>
@@ -11624,10 +11624,10 @@
         <w:rPr>
           <w:b/>
         </w:rPr>
-        <w:t>`480.84 cents`</w:t>
+        <w:t>`482.37 cents`</w:t>
       </w:r>
       <w:r>
-        <w:t xml:space="preserve"> (+0.09).</w:t>
+        <w:t xml:space="preserve"> (+0.12).</w:t>
       </w:r>
     </w:p>
     <w:p>
@@ -11648,7 +11648,7 @@
         <w:rPr>
           <w:b/>
         </w:rPr>
-        <w:t>`12,980`</w:t>
+        <w:t>`16,954`</w:t>
       </w:r>
       <w:r>
         <w:t xml:space="preserve"> (Chênh lệch: </w:t>
@@ -11657,7 +11657,7 @@
         <w:rPr>
           <w:b/>
         </w:rPr>
-        <w:t>`-209,436`</w:t>
+        <w:t>`-205,462`</w:t>
       </w:r>
       <w:r>
         <w:t xml:space="preserve">) | OI: </w:t>
@@ -11991,7 +11991,7 @@
               <w:rPr>
                 <w:b/>
               </w:rPr>
-              <w:t>105.76</w:t>
+              <w:t>106.32</w:t>
             </w:r>
           </w:p>
         </w:tc>
@@ -12022,7 +12022,7 @@
               <w:rPr>
                 <w:b/>
               </w:rPr>
-              <w:t>+0.07%</w:t>
+              <w:t>+0.60%</w:t>
             </w:r>
           </w:p>
         </w:tc>
@@ -12114,7 +12114,7 @@
               <w:rPr>
                 <w:b/>
               </w:rPr>
-              <w:t>102.22</w:t>
+              <w:t>102.24</w:t>
             </w:r>
           </w:p>
         </w:tc>
@@ -12145,7 +12145,7 @@
               <w:rPr>
                 <w:b/>
               </w:rPr>
-              <w:t>+0.04%</w:t>
+              <w:t>+0.06%</w:t>
             </w:r>
           </w:p>
         </w:tc>
@@ -12760,7 +12760,7 @@
         <w:t xml:space="preserve"> EMA_50 </w:t>
       </w:r>
       <w:r>
-        <w:t xml:space="preserve"> (484.25).</w:t>
+        <w:t xml:space="preserve"> (483.98).</w:t>
       </w:r>
     </w:p>
     <w:p>
@@ -12781,7 +12781,7 @@
         <w:rPr>
           <w:b/>
         </w:rPr>
-        <w:t>`44.30`</w:t>
+        <w:t>`50.78`</w:t>
       </w:r>
       <w:r>
         <w:t xml:space="preserve"> | ATR (14) = </w:t>
@@ -12790,7 +12790,7 @@
         <w:rPr>
           <w:b/>
         </w:rPr>
-        <w:t>`1.82`</w:t>
+        <w:t>`1.61`</w:t>
       </w:r>
       <w:r>
         <w:t xml:space="preserve"> cents | Volatility = </w:t>
@@ -12799,7 +12799,7 @@
         <w:rPr>
           <w:b/>
         </w:rPr>
-        <w:t>`2.00 cents`</w:t>
+        <w:t>`1.00 cents`</w:t>
       </w:r>
       <w:r>
         <w:t>.</w:t>
@@ -12823,7 +12823,7 @@
         <w:rPr>
           <w:b/>
         </w:rPr>
-        <w:t>`479.25`</w:t>
+        <w:t>`480.50`</w:t>
       </w:r>
       <w:r>
         <w:t xml:space="preserve"> | S2: </w:t>
@@ -12841,7 +12841,7 @@
         <w:rPr>
           <w:b/>
         </w:rPr>
-        <w:t>`482.50`</w:t>
+        <w:t>`484.00`</w:t>
       </w:r>
       <w:r>
         <w:t xml:space="preserve"> | R2: </w:t>
@@ -13584,7 +13584,7 @@
           <w:b/>
           <w:color w:val="15803D"/>
         </w:rPr>
-        <w:t>`479.25 - 481.84 cents (Canh mua vùng hỗ trợ)`</w:t>
+        <w:t>`480.50 - 481.84 cents (Canh mua vùng hỗ trợ)`</w:t>
       </w:r>
       <w:r>
         <w:t xml:space="preserve"> | SL: </w:t>
@@ -13593,7 +13593,7 @@
         <w:rPr>
           <w:b/>
         </w:rPr>
-        <w:t>`467.53 cents (Dưới cản S2 + 1.5x ATR)`</w:t>
+        <w:t>`467.84 cents (Dưới cản S2 + 1.5x ATR)`</w:t>
       </w:r>
       <w:r>
         <w:t xml:space="preserve"> | TP: </w:t>
@@ -13604,7 +13604,7 @@
           <w:color w:val="D97706"/>
           <w:sz w:val="19"/>
         </w:rPr>
-        <w:t xml:space="preserve"> 482.50 cents </w:t>
+        <w:t xml:space="preserve"> 484.00 cents </w:t>
       </w:r>
       <w:r>
         <w:t xml:space="preserve"> / </w:t>
@@ -13655,7 +13655,7 @@
         <w:rPr>
           <w:b/>
         </w:rPr>
-        <w:t>`477.75 - 479.25 cents`</w:t>
+        <w:t>`479.00 - 480.50 cents`</w:t>
       </w:r>
       <w:r>
         <w:t xml:space="preserve"> | SL: </w:t>
@@ -13664,7 +13664,7 @@
         <w:rPr>
           <w:b/>
         </w:rPr>
-        <w:t>`468.43 cents (Chống quét SL tuyệt đối)`</w:t>
+        <w:t>`468.64 cents (Chống quét SL tuyệt đối)`</w:t>
       </w:r>
       <w:r>
         <w:t xml:space="preserve"> | TP: </w:t>
@@ -13701,7 +13701,7 @@
         <w:rPr>
           <w:b/>
         </w:rPr>
-        <w:t>`482.50 - 484.00 cents`</w:t>
+        <w:t>`484.00 - 485.50 cents`</w:t>
       </w:r>
       <w:r>
         <w:t xml:space="preserve"> | SL: </w:t>
@@ -13710,7 +13710,7 @@
         <w:rPr>
           <w:b/>
         </w:rPr>
-        <w:t>`484.32 cents`</w:t>
+        <w:t>`485.61 cents`</w:t>
       </w:r>
       <w:r>
         <w:t xml:space="preserve"> | TP: </w:t>
@@ -13759,7 +13759,7 @@
         <w:rPr>
           <w:b/>
         </w:rPr>
-        <w:t>`462.98 - 470.25 cents`</w:t>
+        <w:t>`463.82 - 470.25 cents`</w:t>
       </w:r>
     </w:p>
     <w:p>
@@ -14166,7 +14166,7 @@
             </w:pPr>
             <w:r/>
             <w:r>
-              <w:t>480.75</w:t>
+              <w:t>482.25</w:t>
             </w:r>
           </w:p>
         </w:tc>
@@ -14194,7 +14194,7 @@
             </w:pPr>
             <w:r/>
             <w:r>
-              <w:t>484.50</w:t>
+              <w:t>486.00</w:t>
             </w:r>
           </w:p>
         </w:tc>
@@ -14222,7 +14222,7 @@
             </w:pPr>
             <w:r/>
             <w:r>
-              <w:t>477.50</w:t>
+              <w:t>479.00</w:t>
             </w:r>
           </w:p>
         </w:tc>
@@ -14253,7 +14253,7 @@
               <w:rPr>
                 <w:b/>
               </w:rPr>
-              <w:t>481.00</w:t>
+              <w:t>482.50</w:t>
             </w:r>
           </w:p>
         </w:tc>
@@ -14401,7 +14401,7 @@
             </w:pPr>
             <w:r/>
             <w:r>
-              <w:t>481.00</w:t>
+              <w:t>482.50</w:t>
             </w:r>
           </w:p>
         </w:tc>
@@ -14429,7 +14429,7 @@
             </w:pPr>
             <w:r/>
             <w:r>
-              <w:t>483.75</w:t>
+              <w:t>485.25</w:t>
             </w:r>
           </w:p>
         </w:tc>
@@ -14457,7 +14457,7 @@
             </w:pPr>
             <w:r/>
             <w:r>
-              <w:t>477.25</w:t>
+              <w:t>478.75</w:t>
             </w:r>
           </w:p>
         </w:tc>
@@ -14488,7 +14488,7 @@
               <w:rPr>
                 <w:b/>
               </w:rPr>
-              <w:t>480.50</w:t>
+              <w:t>482.00</w:t>
             </w:r>
           </w:p>
         </w:tc>
@@ -14636,7 +14636,7 @@
             </w:pPr>
             <w:r/>
             <w:r>
-              <w:t>480.50</w:t>
+              <w:t>482.00</w:t>
             </w:r>
           </w:p>
         </w:tc>
@@ -14664,7 +14664,7 @@
             </w:pPr>
             <w:r/>
             <w:r>
-              <w:t>483.50</w:t>
+              <w:t>485.00</w:t>
             </w:r>
           </w:p>
         </w:tc>
@@ -14692,7 +14692,7 @@
             </w:pPr>
             <w:r/>
             <w:r>
-              <w:t>476.50</w:t>
+              <w:t>478.00</w:t>
             </w:r>
           </w:p>
         </w:tc>
@@ -14723,7 +14723,7 @@
               <w:rPr>
                 <w:b/>
               </w:rPr>
-              <w:t>481.25</w:t>
+              <w:t>482.75</w:t>
             </w:r>
           </w:p>
         </w:tc>
@@ -14871,7 +14871,7 @@
             </w:pPr>
             <w:r/>
             <w:r>
-              <w:t>481.25</w:t>
+              <w:t>482.75</w:t>
             </w:r>
           </w:p>
         </w:tc>
@@ -14899,7 +14899,7 @@
             </w:pPr>
             <w:r/>
             <w:r>
-              <w:t>485.75</w:t>
+              <w:t>487.25</w:t>
             </w:r>
           </w:p>
         </w:tc>
@@ -14927,7 +14927,7 @@
             </w:pPr>
             <w:r/>
             <w:r>
-              <w:t>476.25</w:t>
+              <w:t>477.75</w:t>
             </w:r>
           </w:p>
         </w:tc>
@@ -14958,7 +14958,7 @@
               <w:rPr>
                 <w:b/>
               </w:rPr>
-              <w:t>482.00</w:t>
+              <w:t>483.50</w:t>
             </w:r>
           </w:p>
         </w:tc>
@@ -15106,7 +15106,7 @@
             </w:pPr>
             <w:r/>
             <w:r>
-              <w:t>482.00</w:t>
+              <w:t>483.50</w:t>
             </w:r>
           </w:p>
         </w:tc>
@@ -15134,7 +15134,7 @@
             </w:pPr>
             <w:r/>
             <w:r>
-              <w:t>487.50</w:t>
+              <w:t>489.00</w:t>
             </w:r>
           </w:p>
         </w:tc>
@@ -15162,7 +15162,7 @@
             </w:pPr>
             <w:r/>
             <w:r>
-              <w:t>475.75</w:t>
+              <w:t>477.25</w:t>
             </w:r>
           </w:p>
         </w:tc>
@@ -15193,7 +15193,7 @@
               <w:rPr>
                 <w:b/>
               </w:rPr>
-              <w:t>484.25</w:t>
+              <w:t>485.75</w:t>
             </w:r>
           </w:p>
         </w:tc>
@@ -15341,7 +15341,7 @@
             </w:pPr>
             <w:r/>
             <w:r>
-              <w:t>484.25</w:t>
+              <w:t>485.75</w:t>
             </w:r>
           </w:p>
         </w:tc>
@@ -15369,7 +15369,7 @@
             </w:pPr>
             <w:r/>
             <w:r>
-              <w:t>487.25</w:t>
+              <w:t>488.75</w:t>
             </w:r>
           </w:p>
         </w:tc>
@@ -15397,7 +15397,7 @@
             </w:pPr>
             <w:r/>
             <w:r>
-              <w:t>480.00</w:t>
+              <w:t>481.50</w:t>
             </w:r>
           </w:p>
         </w:tc>
@@ -15428,7 +15428,7 @@
               <w:rPr>
                 <w:b/>
               </w:rPr>
-              <w:t>484.50</w:t>
+              <w:t>486.00</w:t>
             </w:r>
           </w:p>
         </w:tc>
@@ -15576,7 +15576,7 @@
             </w:pPr>
             <w:r/>
             <w:r>
-              <w:t>484.50</w:t>
+              <w:t>486.00</w:t>
             </w:r>
           </w:p>
         </w:tc>
@@ -15604,7 +15604,7 @@
             </w:pPr>
             <w:r/>
             <w:r>
-              <w:t>487.75</w:t>
+              <w:t>489.25</w:t>
             </w:r>
           </w:p>
         </w:tc>
@@ -15632,7 +15632,7 @@
             </w:pPr>
             <w:r/>
             <w:r>
-              <w:t>478.00</w:t>
+              <w:t>479.50</w:t>
             </w:r>
           </w:p>
         </w:tc>
@@ -15663,7 +15663,7 @@
               <w:rPr>
                 <w:b/>
               </w:rPr>
-              <w:t>485.25</w:t>
+              <w:t>486.75</w:t>
             </w:r>
           </w:p>
         </w:tc>
@@ -15811,7 +15811,7 @@
             </w:pPr>
             <w:r/>
             <w:r>
-              <w:t>485.25</w:t>
+              <w:t>486.75</w:t>
             </w:r>
           </w:p>
         </w:tc>
@@ -15839,7 +15839,7 @@
             </w:pPr>
             <w:r/>
             <w:r>
-              <w:t>488.25</w:t>
+              <w:t>489.75</w:t>
             </w:r>
           </w:p>
         </w:tc>
@@ -15867,7 +15867,7 @@
             </w:pPr>
             <w:r/>
             <w:r>
-              <w:t>480.75</w:t>
+              <w:t>482.25</w:t>
             </w:r>
           </w:p>
         </w:tc>
@@ -15898,7 +15898,7 @@
               <w:rPr>
                 <w:b/>
               </w:rPr>
-              <w:t>484.75</w:t>
+              <w:t>486.25</w:t>
             </w:r>
           </w:p>
         </w:tc>
@@ -16046,7 +16046,7 @@
             </w:pPr>
             <w:r/>
             <w:r>
-              <w:t>484.75</w:t>
+              <w:t>486.25</w:t>
             </w:r>
           </w:p>
         </w:tc>
@@ -16074,7 +16074,7 @@
             </w:pPr>
             <w:r/>
             <w:r>
-              <w:t>488.75</w:t>
+              <w:t>490.25</w:t>
             </w:r>
           </w:p>
         </w:tc>
@@ -16102,7 +16102,7 @@
             </w:pPr>
             <w:r/>
             <w:r>
-              <w:t>479.00</w:t>
+              <w:t>480.50</w:t>
             </w:r>
           </w:p>
         </w:tc>
@@ -16133,7 +16133,7 @@
               <w:rPr>
                 <w:b/>
               </w:rPr>
-              <w:t>485.25</w:t>
+              <w:t>486.75</w:t>
             </w:r>
           </w:p>
         </w:tc>
@@ -16281,7 +16281,7 @@
             </w:pPr>
             <w:r/>
             <w:r>
-              <w:t>485.25</w:t>
+              <w:t>486.75</w:t>
             </w:r>
           </w:p>
         </w:tc>
@@ -16309,7 +16309,7 @@
             </w:pPr>
             <w:r/>
             <w:r>
-              <w:t>487.75</w:t>
+              <w:t>489.25</w:t>
             </w:r>
           </w:p>
         </w:tc>
@@ -16337,7 +16337,7 @@
             </w:pPr>
             <w:r/>
             <w:r>
-              <w:t>482.00</w:t>
+              <w:t>483.50</w:t>
             </w:r>
           </w:p>
         </w:tc>
@@ -16368,7 +16368,7 @@
               <w:rPr>
                 <w:b/>
               </w:rPr>
-              <w:t>485.75</w:t>
+              <w:t>487.25</w:t>
             </w:r>
           </w:p>
         </w:tc>
@@ -16516,7 +16516,7 @@
             </w:pPr>
             <w:r/>
             <w:r>
-              <w:t>485.75</w:t>
+              <w:t>487.25</w:t>
             </w:r>
           </w:p>
         </w:tc>
@@ -16544,7 +16544,7 @@
             </w:pPr>
             <w:r/>
             <w:r>
-              <w:t>489.25</w:t>
+              <w:t>490.75</w:t>
             </w:r>
           </w:p>
         </w:tc>
@@ -16572,7 +16572,7 @@
             </w:pPr>
             <w:r/>
             <w:r>
-              <w:t>479.75</w:t>
+              <w:t>481.25</w:t>
             </w:r>
           </w:p>
         </w:tc>
@@ -16603,7 +16603,7 @@
               <w:rPr>
                 <w:b/>
               </w:rPr>
-              <w:t>486.75</w:t>
+              <w:t>488.25</w:t>
             </w:r>
           </w:p>
         </w:tc>
@@ -16751,7 +16751,7 @@
             </w:pPr>
             <w:r/>
             <w:r>
-              <w:t>486.75</w:t>
+              <w:t>488.25</w:t>
             </w:r>
           </w:p>
         </w:tc>
@@ -16779,7 +16779,7 @@
             </w:pPr>
             <w:r/>
             <w:r>
-              <w:t>489.50</w:t>
+              <w:t>491.00</w:t>
             </w:r>
           </w:p>
         </w:tc>
@@ -16807,7 +16807,7 @@
             </w:pPr>
             <w:r/>
             <w:r>
-              <w:t>484.25</w:t>
+              <w:t>485.75</w:t>
             </w:r>
           </w:p>
         </w:tc>
@@ -16838,7 +16838,7 @@
               <w:rPr>
                 <w:b/>
               </w:rPr>
-              <w:t>486.75</w:t>
+              <w:t>488.25</w:t>
             </w:r>
           </w:p>
         </w:tc>
@@ -16986,7 +16986,7 @@
             </w:pPr>
             <w:r/>
             <w:r>
-              <w:t>486.75</w:t>
+              <w:t>488.25</w:t>
             </w:r>
           </w:p>
         </w:tc>
@@ -17014,7 +17014,7 @@
             </w:pPr>
             <w:r/>
             <w:r>
-              <w:t>489.50</w:t>
+              <w:t>491.00</w:t>
             </w:r>
           </w:p>
         </w:tc>
@@ -17042,7 +17042,7 @@
             </w:pPr>
             <w:r/>
             <w:r>
-              <w:t>484.25</w:t>
+              <w:t>485.75</w:t>
             </w:r>
           </w:p>
         </w:tc>
@@ -17073,7 +17073,7 @@
               <w:rPr>
                 <w:b/>
               </w:rPr>
-              <w:t>486.25</w:t>
+              <w:t>487.75</w:t>
             </w:r>
           </w:p>
         </w:tc>
@@ -17221,7 +17221,7 @@
             </w:pPr>
             <w:r/>
             <w:r>
-              <w:t>486.25</w:t>
+              <w:t>487.75</w:t>
             </w:r>
           </w:p>
         </w:tc>
@@ -17249,7 +17249,7 @@
             </w:pPr>
             <w:r/>
             <w:r>
-              <w:t>489.25</w:t>
+              <w:t>490.75</w:t>
             </w:r>
           </w:p>
         </w:tc>
@@ -17277,7 +17277,7 @@
             </w:pPr>
             <w:r/>
             <w:r>
-              <w:t>483.00</w:t>
+              <w:t>484.50</w:t>
             </w:r>
           </w:p>
         </w:tc>
@@ -17308,7 +17308,7 @@
               <w:rPr>
                 <w:b/>
               </w:rPr>
-              <w:t>486.00</w:t>
+              <w:t>487.50</w:t>
             </w:r>
           </w:p>
         </w:tc>
@@ -17456,7 +17456,7 @@
             </w:pPr>
             <w:r/>
             <w:r>
-              <w:t>486.00</w:t>
+              <w:t>487.50</w:t>
             </w:r>
           </w:p>
         </w:tc>
@@ -17484,7 +17484,7 @@
             </w:pPr>
             <w:r/>
             <w:r>
-              <w:t>490.00</w:t>
+              <w:t>491.50</w:t>
             </w:r>
           </w:p>
         </w:tc>
@@ -17512,7 +17512,7 @@
             </w:pPr>
             <w:r/>
             <w:r>
-              <w:t>480.75</w:t>
+              <w:t>482.25</w:t>
             </w:r>
           </w:p>
         </w:tc>
@@ -17543,7 +17543,7 @@
               <w:rPr>
                 <w:b/>
               </w:rPr>
-              <w:t>486.50</w:t>
+              <w:t>488.00</w:t>
             </w:r>
           </w:p>
         </w:tc>
@@ -17691,7 +17691,7 @@
             </w:pPr>
             <w:r/>
             <w:r>
-              <w:t>486.50</w:t>
+              <w:t>488.00</w:t>
             </w:r>
           </w:p>
         </w:tc>
@@ -17719,7 +17719,7 @@
             </w:pPr>
             <w:r/>
             <w:r>
-              <w:t>491.25</w:t>
+              <w:t>492.75</w:t>
             </w:r>
           </w:p>
         </w:tc>
@@ -17747,7 +17747,7 @@
             </w:pPr>
             <w:r/>
             <w:r>
-              <w:t>479.50</w:t>
+              <w:t>481.00</w:t>
             </w:r>
           </w:p>
         </w:tc>
@@ -17778,7 +17778,7 @@
               <w:rPr>
                 <w:b/>
               </w:rPr>
-              <w:t>488.50</w:t>
+              <w:t>490.00</w:t>
             </w:r>
           </w:p>
         </w:tc>
@@ -17926,7 +17926,7 @@
             </w:pPr>
             <w:r/>
             <w:r>
-              <w:t>488.50</w:t>
+              <w:t>490.00</w:t>
             </w:r>
           </w:p>
         </w:tc>
@@ -17954,7 +17954,7 @@
             </w:pPr>
             <w:r/>
             <w:r>
-              <w:t>496.50</w:t>
+              <w:t>498.00</w:t>
             </w:r>
           </w:p>
         </w:tc>
@@ -17982,7 +17982,7 @@
             </w:pPr>
             <w:r/>
             <w:r>
-              <w:t>481.50</w:t>
+              <w:t>483.00</w:t>
             </w:r>
           </w:p>
         </w:tc>
@@ -18013,7 +18013,7 @@
               <w:rPr>
                 <w:b/>
               </w:rPr>
-              <w:t>490.00</w:t>
+              <w:t>491.50</w:t>
             </w:r>
           </w:p>
         </w:tc>
@@ -18161,7 +18161,7 @@
             </w:pPr>
             <w:r/>
             <w:r>
-              <w:t>490.00</w:t>
+              <w:t>491.50</w:t>
             </w:r>
           </w:p>
         </w:tc>
@@ -18189,7 +18189,7 @@
             </w:pPr>
             <w:r/>
             <w:r>
-              <w:t>494.50</w:t>
+              <w:t>496.00</w:t>
             </w:r>
           </w:p>
         </w:tc>
@@ -18217,7 +18217,7 @@
             </w:pPr>
             <w:r/>
             <w:r>
-              <w:t>485.75</w:t>
+              <w:t>487.25</w:t>
             </w:r>
           </w:p>
         </w:tc>
@@ -18248,7 +18248,7 @@
               <w:rPr>
                 <w:b/>
               </w:rPr>
-              <w:t>489.50</w:t>
+              <w:t>491.00</w:t>
             </w:r>
           </w:p>
         </w:tc>
@@ -18396,7 +18396,7 @@
             </w:pPr>
             <w:r/>
             <w:r>
-              <w:t>489.50</w:t>
+              <w:t>491.00</w:t>
             </w:r>
           </w:p>
         </w:tc>
@@ -18424,7 +18424,7 @@
             </w:pPr>
             <w:r/>
             <w:r>
-              <w:t>491.75</w:t>
+              <w:t>493.25</w:t>
             </w:r>
           </w:p>
         </w:tc>
@@ -18452,7 +18452,7 @@
             </w:pPr>
             <w:r/>
             <w:r>
-              <w:t>486.75</w:t>
+              <w:t>488.25</w:t>
             </w:r>
           </w:p>
         </w:tc>
@@ -18483,7 +18483,7 @@
               <w:rPr>
                 <w:b/>
               </w:rPr>
-              <w:t>489.25</w:t>
+              <w:t>490.75</w:t>
             </w:r>
           </w:p>
         </w:tc>
@@ -18631,7 +18631,7 @@
             </w:pPr>
             <w:r/>
             <w:r>
-              <w:t>489.25</w:t>
+              <w:t>490.75</w:t>
             </w:r>
           </w:p>
         </w:tc>
@@ -18659,7 +18659,7 @@
             </w:pPr>
             <w:r/>
             <w:r>
-              <w:t>491.25</w:t>
+              <w:t>492.75</w:t>
             </w:r>
           </w:p>
         </w:tc>
@@ -18687,7 +18687,7 @@
             </w:pPr>
             <w:r/>
             <w:r>
-              <w:t>484.75</w:t>
+              <w:t>486.25</w:t>
             </w:r>
           </w:p>
         </w:tc>
@@ -18718,7 +18718,7 @@
               <w:rPr>
                 <w:b/>
               </w:rPr>
-              <w:t>489.50</w:t>
+              <w:t>491.00</w:t>
             </w:r>
           </w:p>
         </w:tc>
@@ -18866,7 +18866,7 @@
             </w:pPr>
             <w:r/>
             <w:r>
-              <w:t>489.50</w:t>
+              <w:t>491.00</w:t>
             </w:r>
           </w:p>
         </w:tc>
@@ -18894,7 +18894,7 @@
             </w:pPr>
             <w:r/>
             <w:r>
-              <w:t>493.25</w:t>
+              <w:t>494.75</w:t>
             </w:r>
           </w:p>
         </w:tc>
@@ -18922,7 +18922,7 @@
             </w:pPr>
             <w:r/>
             <w:r>
-              <w:t>486.75</w:t>
+              <w:t>488.25</w:t>
             </w:r>
           </w:p>
         </w:tc>
@@ -18953,7 +18953,7 @@
               <w:rPr>
                 <w:b/>
               </w:rPr>
-              <w:t>490.00</w:t>
+              <w:t>491.50</w:t>
             </w:r>
           </w:p>
         </w:tc>
@@ -19101,7 +19101,7 @@
             </w:pPr>
             <w:r/>
             <w:r>
-              <w:t>490.00</w:t>
+              <w:t>491.50</w:t>
             </w:r>
           </w:p>
         </w:tc>
@@ -19129,7 +19129,7 @@
             </w:pPr>
             <w:r/>
             <w:r>
-              <w:t>493.00</w:t>
+              <w:t>494.50</w:t>
             </w:r>
           </w:p>
         </w:tc>
@@ -19157,7 +19157,7 @@
             </w:pPr>
             <w:r/>
             <w:r>
-              <w:t>485.50</w:t>
+              <w:t>487.00</w:t>
             </w:r>
           </w:p>
         </w:tc>
@@ -19188,7 +19188,7 @@
               <w:rPr>
                 <w:b/>
               </w:rPr>
-              <w:t>490.25</w:t>
+              <w:t>491.75</w:t>
             </w:r>
           </w:p>
         </w:tc>
@@ -19336,7 +19336,7 @@
             </w:pPr>
             <w:r/>
             <w:r>
-              <w:t>490.25</w:t>
+              <w:t>491.75</w:t>
             </w:r>
           </w:p>
         </w:tc>
@@ -19364,7 +19364,7 @@
             </w:pPr>
             <w:r/>
             <w:r>
-              <w:t>494.50</w:t>
+              <w:t>496.00</w:t>
             </w:r>
           </w:p>
         </w:tc>
@@ -19392,7 +19392,7 @@
             </w:pPr>
             <w:r/>
             <w:r>
-              <w:t>487.00</w:t>
+              <w:t>488.50</w:t>
             </w:r>
           </w:p>
         </w:tc>
@@ -19423,7 +19423,7 @@
               <w:rPr>
                 <w:b/>
               </w:rPr>
-              <w:t>491.00</w:t>
+              <w:t>492.50</w:t>
             </w:r>
           </w:p>
         </w:tc>
@@ -19571,7 +19571,7 @@
             </w:pPr>
             <w:r/>
             <w:r>
-              <w:t>491.00</w:t>
+              <w:t>492.50</w:t>
             </w:r>
           </w:p>
         </w:tc>
@@ -19599,7 +19599,7 @@
             </w:pPr>
             <w:r/>
             <w:r>
-              <w:t>494.50</w:t>
+              <w:t>496.00</w:t>
             </w:r>
           </w:p>
         </w:tc>
@@ -19627,7 +19627,7 @@
             </w:pPr>
             <w:r/>
             <w:r>
-              <w:t>488.75</w:t>
+              <w:t>490.25</w:t>
             </w:r>
           </w:p>
         </w:tc>
@@ -19658,7 +19658,7 @@
               <w:rPr>
                 <w:b/>
               </w:rPr>
-              <w:t>491.00</w:t>
+              <w:t>492.50</w:t>
             </w:r>
           </w:p>
         </w:tc>
@@ -19806,7 +19806,7 @@
             </w:pPr>
             <w:r/>
             <w:r>
-              <w:t>491.00</w:t>
+              <w:t>492.50</w:t>
             </w:r>
           </w:p>
         </w:tc>
@@ -19834,7 +19834,7 @@
             </w:pPr>
             <w:r/>
             <w:r>
-              <w:t>494.75</w:t>
+              <w:t>496.25</w:t>
             </w:r>
           </w:p>
         </w:tc>
@@ -19862,7 +19862,7 @@
             </w:pPr>
             <w:r/>
             <w:r>
-              <w:t>487.50</w:t>
+              <w:t>489.00</w:t>
             </w:r>
           </w:p>
         </w:tc>
@@ -19893,7 +19893,7 @@
               <w:rPr>
                 <w:b/>
               </w:rPr>
-              <w:t>490.75</w:t>
+              <w:t>492.25</w:t>
             </w:r>
           </w:p>
         </w:tc>
@@ -20041,7 +20041,7 @@
             </w:pPr>
             <w:r/>
             <w:r>
-              <w:t>490.75</w:t>
+              <w:t>492.25</w:t>
             </w:r>
           </w:p>
         </w:tc>
@@ -20069,7 +20069,7 @@
             </w:pPr>
             <w:r/>
             <w:r>
-              <w:t>494.25</w:t>
+              <w:t>495.75</w:t>
             </w:r>
           </w:p>
         </w:tc>
@@ -20097,7 +20097,7 @@
             </w:pPr>
             <w:r/>
             <w:r>
-              <w:t>487.50</w:t>
+              <w:t>489.00</w:t>
             </w:r>
           </w:p>
         </w:tc>
@@ -20128,7 +20128,7 @@
               <w:rPr>
                 <w:b/>
               </w:rPr>
-              <w:t>490.50</w:t>
+              <w:t>492.00</w:t>
             </w:r>
           </w:p>
         </w:tc>
@@ -20276,7 +20276,7 @@
             </w:pPr>
             <w:r/>
             <w:r>
-              <w:t>490.50</w:t>
+              <w:t>492.00</w:t>
             </w:r>
           </w:p>
         </w:tc>
@@ -20304,7 +20304,7 @@
             </w:pPr>
             <w:r/>
             <w:r>
-              <w:t>493.50</w:t>
+              <w:t>495.00</w:t>
             </w:r>
           </w:p>
         </w:tc>
@@ -20332,7 +20332,7 @@
             </w:pPr>
             <w:r/>
             <w:r>
-              <w:t>487.75</w:t>
+              <w:t>489.25</w:t>
             </w:r>
           </w:p>
         </w:tc>
@@ -20363,7 +20363,7 @@
               <w:rPr>
                 <w:b/>
               </w:rPr>
-              <w:t>490.75</w:t>
+              <w:t>492.25</w:t>
             </w:r>
           </w:p>
         </w:tc>
@@ -20511,7 +20511,7 @@
             </w:pPr>
             <w:r/>
             <w:r>
-              <w:t>490.75</w:t>
+              <w:t>492.25</w:t>
             </w:r>
           </w:p>
         </w:tc>
@@ -20539,7 +20539,7 @@
             </w:pPr>
             <w:r/>
             <w:r>
-              <w:t>493.75</w:t>
+              <w:t>495.25</w:t>
             </w:r>
           </w:p>
         </w:tc>
@@ -20567,7 +20567,7 @@
             </w:pPr>
             <w:r/>
             <w:r>
-              <w:t>488.00</w:t>
+              <w:t>489.50</w:t>
             </w:r>
           </w:p>
         </w:tc>
@@ -20598,7 +20598,7 @@
               <w:rPr>
                 <w:b/>
               </w:rPr>
-              <w:t>490.75</w:t>
+              <w:t>492.25</w:t>
             </w:r>
           </w:p>
         </w:tc>
@@ -20746,7 +20746,7 @@
             </w:pPr>
             <w:r/>
             <w:r>
-              <w:t>490.75</w:t>
+              <w:t>492.25</w:t>
             </w:r>
           </w:p>
         </w:tc>
@@ -20774,7 +20774,7 @@
             </w:pPr>
             <w:r/>
             <w:r>
-              <w:t>494.75</w:t>
+              <w:t>496.25</w:t>
             </w:r>
           </w:p>
         </w:tc>
@@ -20802,7 +20802,7 @@
             </w:pPr>
             <w:r/>
             <w:r>
-              <w:t>487.25</w:t>
+              <w:t>488.75</w:t>
             </w:r>
           </w:p>
         </w:tc>
@@ -20833,7 +20833,7 @@
               <w:rPr>
                 <w:b/>
               </w:rPr>
-              <w:t>491.25</w:t>
+              <w:t>492.75</w:t>
             </w:r>
           </w:p>
         </w:tc>
@@ -20981,7 +20981,7 @@
             </w:pPr>
             <w:r/>
             <w:r>
-              <w:t>491.25</w:t>
+              <w:t>492.75</w:t>
             </w:r>
           </w:p>
         </w:tc>
@@ -21009,7 +21009,7 @@
             </w:pPr>
             <w:r/>
             <w:r>
-              <w:t>495.25</w:t>
+              <w:t>496.75</w:t>
             </w:r>
           </w:p>
         </w:tc>
@@ -21037,7 +21037,7 @@
             </w:pPr>
             <w:r/>
             <w:r>
-              <w:t>489.50</w:t>
+              <w:t>491.00</w:t>
             </w:r>
           </w:p>
         </w:tc>
@@ -21068,7 +21068,7 @@
               <w:rPr>
                 <w:b/>
               </w:rPr>
-              <w:t>491.00</w:t>
+              <w:t>492.50</w:t>
             </w:r>
           </w:p>
         </w:tc>
@@ -21791,7 +21791,7 @@
         <w:t>Giá Chốt Phiên (Close):</w:t>
       </w:r>
       <w:r>
-        <w:t xml:space="preserve"> 665.00 cents | </w:t>
+        <w:t xml:space="preserve"> 667.00 cents | </w:t>
       </w:r>
       <w:r>
         <w:rPr>
@@ -21806,10 +21806,10 @@
         <w:rPr>
           <w:b/>
         </w:rPr>
-        <w:t>`665.35 cents`</w:t>
+        <w:t>`667.31 cents`</w:t>
       </w:r>
       <w:r>
-        <w:t xml:space="preserve"> (+0.35).</w:t>
+        <w:t xml:space="preserve"> (+0.31).</w:t>
       </w:r>
     </w:p>
     <w:p>
@@ -21830,7 +21830,7 @@
         <w:rPr>
           <w:b/>
         </w:rPr>
-        <w:t>`6,836`</w:t>
+        <w:t>`8,999`</w:t>
       </w:r>
       <w:r>
         <w:t xml:space="preserve"> (Chênh lệch: </w:t>
@@ -21839,7 +21839,7 @@
         <w:rPr>
           <w:b/>
         </w:rPr>
-        <w:t>`-65,690`</w:t>
+        <w:t>`-63,527`</w:t>
       </w:r>
       <w:r>
         <w:t xml:space="preserve">) | OI: </w:t>
@@ -21881,7 +21881,7 @@
         <w:rPr>
           <w:b/>
         </w:rPr>
-        <w:t>`Bullish Engulfing (Nhấn chìm tăng trưởng)`</w:t>
+        <w:t>`Không phát hiện mô hình nến đặc biệt`</w:t>
       </w:r>
     </w:p>
     <w:p>
@@ -21918,16 +21918,16 @@
         <w:t>Đánh giá xu hướng kết hợp:</w:t>
       </w:r>
       <w:r>
-        <w:t xml:space="preserve"> ️ </w:t>
+        <w:t xml:space="preserve"> </w:t>
       </w:r>
       <w:r>
         <w:rPr>
           <w:b/>
         </w:rPr>
-        <w:t>HỒI KỸ THUẬT YẾU (Weak Bullish Retest):</w:t>
+        <w:t>TÍCH LŨY TIÊU CỰC (Distribution):</w:t>
       </w:r>
       <w:r>
-        <w:t xml:space="preserve"> Xuất hiện nến tăng nhưng dòng tiền/thanh khoản yếu. Cần quan sát thêm lực cầu.</w:t>
+        <w:t xml:space="preserve"> Nến đi ngang nhưng dòng tiền rút dần (OI giảm), cảnh báo rủi ro suy sụt sắp tới.</w:t>
       </w:r>
     </w:p>
     <w:p>
@@ -22173,7 +22173,7 @@
               <w:rPr>
                 <w:b/>
               </w:rPr>
-              <w:t>105.76</w:t>
+              <w:t>106.32</w:t>
             </w:r>
           </w:p>
         </w:tc>
@@ -22204,7 +22204,7 @@
               <w:rPr>
                 <w:b/>
               </w:rPr>
-              <w:t>+0.07%</w:t>
+              <w:t>+0.60%</w:t>
             </w:r>
           </w:p>
         </w:tc>
@@ -22296,7 +22296,7 @@
               <w:rPr>
                 <w:b/>
               </w:rPr>
-              <w:t>102.22</w:t>
+              <w:t>102.24</w:t>
             </w:r>
           </w:p>
         </w:tc>
@@ -22327,7 +22327,7 @@
               <w:rPr>
                 <w:b/>
               </w:rPr>
-              <w:t>+0.04%</w:t>
+              <w:t>+0.06%</w:t>
             </w:r>
           </w:p>
         </w:tc>
@@ -22931,7 +22931,7 @@
         <w:t xml:space="preserve"> EMA_21 </w:t>
       </w:r>
       <w:r>
-        <w:t xml:space="preserve"> (667.82) &lt; </w:t>
+        <w:t xml:space="preserve"> (667.48) &lt; </w:t>
       </w:r>
       <w:r>
         <w:rPr>
@@ -22942,7 +22942,7 @@
         <w:t xml:space="preserve"> EMA_50 </w:t>
       </w:r>
       <w:r>
-        <w:t xml:space="preserve"> (671.11).</w:t>
+        <w:t xml:space="preserve"> (670.58).</w:t>
       </w:r>
     </w:p>
     <w:p>
@@ -22963,7 +22963,7 @@
         <w:rPr>
           <w:b/>
         </w:rPr>
-        <w:t>`40.63`</w:t>
+        <w:t>`46.95`</w:t>
       </w:r>
       <w:r>
         <w:t xml:space="preserve"> | ATR (14) = </w:t>
@@ -22972,7 +22972,7 @@
         <w:rPr>
           <w:b/>
         </w:rPr>
-        <w:t>`2.56`</w:t>
+        <w:t>`2.38`</w:t>
       </w:r>
       <w:r>
         <w:t xml:space="preserve"> cents | Volatility = </w:t>
@@ -22981,7 +22981,7 @@
         <w:rPr>
           <w:b/>
         </w:rPr>
-        <w:t>`4.00 cents`</w:t>
+        <w:t>`2.00 cents`</w:t>
       </w:r>
       <w:r>
         <w:t>.</w:t>
@@ -23005,7 +23005,7 @@
         <w:rPr>
           <w:b/>
         </w:rPr>
-        <w:t>`662.78`</w:t>
+        <w:t>`665.75`</w:t>
       </w:r>
       <w:r>
         <w:t xml:space="preserve"> | S2: </w:t>
@@ -23756,7 +23756,7 @@
           <w:b/>
           <w:color w:val="B91C1C"/>
         </w:rPr>
-        <w:t>`667.82 - 671.11 cents (Canh bán hồi kỹ thuật H1)`</w:t>
+        <w:t>`667.48 - 670.58 cents (Canh bán hồi kỹ thuật H1)`</w:t>
       </w:r>
       <w:r>
         <w:t xml:space="preserve"> | SL: </w:t>
@@ -23765,7 +23765,7 @@
         <w:rPr>
           <w:b/>
         </w:rPr>
-        <w:t>`747.34 cents (Trên kháng cự R2 + 1.5x ATR)`</w:t>
+        <w:t>`747.06 cents (Trên kháng cự R2 + 1.5x ATR)`</w:t>
       </w:r>
       <w:r>
         <w:t xml:space="preserve"> | TP: </w:t>
@@ -23776,7 +23776,7 @@
           <w:color w:val="D97706"/>
           <w:sz w:val="19"/>
         </w:rPr>
-        <w:t xml:space="preserve"> 662.78 cents </w:t>
+        <w:t xml:space="preserve"> 665.75 cents </w:t>
       </w:r>
       <w:r>
         <w:t xml:space="preserve"> / </w:t>
@@ -23802,7 +23802,7 @@
         <w:rPr>
           <w:b/>
         </w:rPr>
-        <w:t>Trung hạn (Swing Trades - HĐ ZWH27):</w:t>
+        <w:t>Trung hạn (Swing Trades - HĐ ZWZ26):</w:t>
       </w:r>
     </w:p>
     <w:p>
@@ -23827,7 +23827,7 @@
         <w:rPr>
           <w:b/>
         </w:rPr>
-        <w:t>`674.96 - 676.96 cents`</w:t>
+        <w:t>`663.75 - 665.75 cents`</w:t>
       </w:r>
       <w:r>
         <w:t xml:space="preserve"> | SL: </w:t>
@@ -23836,7 +23836,7 @@
         <w:rPr>
           <w:b/>
         </w:rPr>
-        <w:t>`673.34 cents`</w:t>
+        <w:t>`659.12 cents`</w:t>
       </w:r>
       <w:r>
         <w:t xml:space="preserve"> | TP: </w:t>
@@ -23845,7 +23845,7 @@
         <w:rPr>
           <w:b/>
         </w:rPr>
-        <w:t>`687.25 cents (Đón sóng hồi trung hạn ~14.5 giá)`</w:t>
+        <w:t>`670.00 cents (Đón sóng hồi trung hạn ~14.5 giá)`</w:t>
       </w:r>
       <w:r>
         <w:t>.</w:t>
@@ -23873,7 +23873,7 @@
         <w:rPr>
           <w:b/>
         </w:rPr>
-        <w:t>`687.25 - 689.25 cents`</w:t>
+        <w:t>`670.00 - 672.00 cents`</w:t>
       </w:r>
       <w:r>
         <w:t xml:space="preserve"> | SL: </w:t>
@@ -23882,7 +23882,7 @@
         <w:rPr>
           <w:b/>
         </w:rPr>
-        <w:t>`689.66 cents`</w:t>
+        <w:t>`672.38 cents`</w:t>
       </w:r>
       <w:r>
         <w:t xml:space="preserve"> | TP: </w:t>
@@ -23891,7 +23891,7 @@
         <w:rPr>
           <w:b/>
         </w:rPr>
-        <w:t>`675.75 cents (Thuận xu hướng giảm ngắn hạn)`</w:t>
+        <w:t>`661.50 cents (Thuận xu hướng giảm ngắn hạn)`</w:t>
       </w:r>
       <w:r>
         <w:t>.</w:t>
@@ -23931,7 +23931,7 @@
         <w:rPr>
           <w:b/>
         </w:rPr>
-        <w:t>`651.25 - 661.50 cents`</w:t>
+        <w:t>`651.99 - 661.50 cents`</w:t>
       </w:r>
     </w:p>
     <w:p>
@@ -24338,7 +24338,7 @@
             </w:pPr>
             <w:r/>
             <w:r>
-              <w:t>665.00</w:t>
+              <w:t>667.00</w:t>
             </w:r>
           </w:p>
         </w:tc>
@@ -24366,7 +24366,7 @@
             </w:pPr>
             <w:r/>
             <w:r>
-              <w:t>676.25</w:t>
+              <w:t>678.25</w:t>
             </w:r>
           </w:p>
         </w:tc>
@@ -24394,7 +24394,7 @@
             </w:pPr>
             <w:r/>
             <w:r>
-              <w:t>659.50</w:t>
+              <w:t>661.50</w:t>
             </w:r>
           </w:p>
         </w:tc>
@@ -24425,7 +24425,7 @@
               <w:rPr>
                 <w:b/>
               </w:rPr>
-              <w:t>664.25</w:t>
+              <w:t>666.25</w:t>
             </w:r>
           </w:p>
         </w:tc>
@@ -24573,7 +24573,7 @@
             </w:pPr>
             <w:r/>
             <w:r>
-              <w:t>664.25</w:t>
+              <w:t>666.25</w:t>
             </w:r>
           </w:p>
         </w:tc>
@@ -24601,7 +24601,7 @@
             </w:pPr>
             <w:r/>
             <w:r>
-              <w:t>671.75</w:t>
+              <w:t>673.75</w:t>
             </w:r>
           </w:p>
         </w:tc>
@@ -24629,7 +24629,7 @@
             </w:pPr>
             <w:r/>
             <w:r>
-              <w:t>658.25</w:t>
+              <w:t>660.25</w:t>
             </w:r>
           </w:p>
         </w:tc>
@@ -24660,7 +24660,7 @@
               <w:rPr>
                 <w:b/>
               </w:rPr>
-              <w:t>663.75</w:t>
+              <w:t>665.75</w:t>
             </w:r>
           </w:p>
         </w:tc>
@@ -24808,7 +24808,7 @@
             </w:pPr>
             <w:r/>
             <w:r>
-              <w:t>663.75</w:t>
+              <w:t>665.75</w:t>
             </w:r>
           </w:p>
         </w:tc>
@@ -24836,7 +24836,7 @@
             </w:pPr>
             <w:r/>
             <w:r>
-              <w:t>677.50</w:t>
+              <w:t>679.50</w:t>
             </w:r>
           </w:p>
         </w:tc>
@@ -24864,7 +24864,7 @@
             </w:pPr>
             <w:r/>
             <w:r>
-              <w:t>649.00</w:t>
+              <w:t>651.00</w:t>
             </w:r>
           </w:p>
         </w:tc>
@@ -24895,7 +24895,7 @@
               <w:rPr>
                 <w:b/>
               </w:rPr>
-              <w:t>665.75</w:t>
+              <w:t>667.75</w:t>
             </w:r>
           </w:p>
         </w:tc>
@@ -25043,7 +25043,7 @@
             </w:pPr>
             <w:r/>
             <w:r>
-              <w:t>665.75</w:t>
+              <w:t>667.75</w:t>
             </w:r>
           </w:p>
         </w:tc>
@@ -25071,7 +25071,7 @@
             </w:pPr>
             <w:r/>
             <w:r>
-              <w:t>679.00</w:t>
+              <w:t>681.00</w:t>
             </w:r>
           </w:p>
         </w:tc>
@@ -25099,7 +25099,7 @@
             </w:pPr>
             <w:r/>
             <w:r>
-              <w:t>657.50</w:t>
+              <w:t>659.50</w:t>
             </w:r>
           </w:p>
         </w:tc>
@@ -25130,7 +25130,7 @@
               <w:rPr>
                 <w:b/>
               </w:rPr>
-              <w:t>667.00</w:t>
+              <w:t>669.00</w:t>
             </w:r>
           </w:p>
         </w:tc>
@@ -25278,7 +25278,7 @@
             </w:pPr>
             <w:r/>
             <w:r>
-              <w:t>667.00</w:t>
+              <w:t>669.00</w:t>
             </w:r>
           </w:p>
         </w:tc>
@@ -25306,7 +25306,7 @@
             </w:pPr>
             <w:r/>
             <w:r>
-              <w:t>683.50</w:t>
+              <w:t>685.50</w:t>
             </w:r>
           </w:p>
         </w:tc>
@@ -25334,7 +25334,7 @@
             </w:pPr>
             <w:r/>
             <w:r>
-              <w:t>656.50</w:t>
+              <w:t>658.50</w:t>
             </w:r>
           </w:p>
         </w:tc>
@@ -25365,7 +25365,7 @@
               <w:rPr>
                 <w:b/>
               </w:rPr>
-              <w:t>671.50</w:t>
+              <w:t>673.50</w:t>
             </w:r>
           </w:p>
         </w:tc>
@@ -25513,7 +25513,7 @@
             </w:pPr>
             <w:r/>
             <w:r>
-              <w:t>671.50</w:t>
+              <w:t>673.50</w:t>
             </w:r>
           </w:p>
         </w:tc>
@@ -25541,7 +25541,7 @@
             </w:pPr>
             <w:r/>
             <w:r>
-              <w:t>679.25</w:t>
+              <w:t>681.25</w:t>
             </w:r>
           </w:p>
         </w:tc>
@@ -25569,7 +25569,7 @@
             </w:pPr>
             <w:r/>
             <w:r>
-              <w:t>660.50</w:t>
+              <w:t>662.50</w:t>
             </w:r>
           </w:p>
         </w:tc>
@@ -25600,7 +25600,7 @@
               <w:rPr>
                 <w:b/>
               </w:rPr>
-              <w:t>672.75</w:t>
+              <w:t>674.75</w:t>
             </w:r>
           </w:p>
         </w:tc>
@@ -25748,7 +25748,7 @@
             </w:pPr>
             <w:r/>
             <w:r>
-              <w:t>672.75</w:t>
+              <w:t>674.75</w:t>
             </w:r>
           </w:p>
         </w:tc>
@@ -25776,7 +25776,7 @@
             </w:pPr>
             <w:r/>
             <w:r>
-              <w:t>681.00</w:t>
+              <w:t>683.00</w:t>
             </w:r>
           </w:p>
         </w:tc>
@@ -25804,7 +25804,7 @@
             </w:pPr>
             <w:r/>
             <w:r>
-              <w:t>662.25</w:t>
+              <w:t>664.25</w:t>
             </w:r>
           </w:p>
         </w:tc>
@@ -25835,7 +25835,7 @@
               <w:rPr>
                 <w:b/>
               </w:rPr>
-              <w:t>674.50</w:t>
+              <w:t>676.50</w:t>
             </w:r>
           </w:p>
         </w:tc>
@@ -25983,7 +25983,7 @@
             </w:pPr>
             <w:r/>
             <w:r>
-              <w:t>674.50</w:t>
+              <w:t>676.50</w:t>
             </w:r>
           </w:p>
         </w:tc>
@@ -26011,7 +26011,7 @@
             </w:pPr>
             <w:r/>
             <w:r>
-              <w:t>686.75</w:t>
+              <w:t>688.75</w:t>
             </w:r>
           </w:p>
         </w:tc>
@@ -26039,7 +26039,7 @@
             </w:pPr>
             <w:r/>
             <w:r>
-              <w:t>664.75</w:t>
+              <w:t>666.75</w:t>
             </w:r>
           </w:p>
         </w:tc>
@@ -26070,7 +26070,7 @@
               <w:rPr>
                 <w:b/>
               </w:rPr>
-              <w:t>673.50</w:t>
+              <w:t>675.50</w:t>
             </w:r>
           </w:p>
         </w:tc>
@@ -26218,7 +26218,7 @@
             </w:pPr>
             <w:r/>
             <w:r>
-              <w:t>673.50</w:t>
+              <w:t>675.50</w:t>
             </w:r>
           </w:p>
         </w:tc>
@@ -26246,7 +26246,7 @@
             </w:pPr>
             <w:r/>
             <w:r>
-              <w:t>684.00</w:t>
+              <w:t>686.00</w:t>
             </w:r>
           </w:p>
         </w:tc>
@@ -26274,7 +26274,7 @@
             </w:pPr>
             <w:r/>
             <w:r>
-              <w:t>658.75</w:t>
+              <w:t>660.75</w:t>
             </w:r>
           </w:p>
         </w:tc>
@@ -26305,7 +26305,7 @@
               <w:rPr>
                 <w:b/>
               </w:rPr>
-              <w:t>675.75</w:t>
+              <w:t>677.75</w:t>
             </w:r>
           </w:p>
         </w:tc>
@@ -26453,7 +26453,7 @@
             </w:pPr>
             <w:r/>
             <w:r>
-              <w:t>675.75</w:t>
+              <w:t>677.75</w:t>
             </w:r>
           </w:p>
         </w:tc>
@@ -26481,7 +26481,7 @@
             </w:pPr>
             <w:r/>
             <w:r>
-              <w:t>686.25</w:t>
+              <w:t>688.25</w:t>
             </w:r>
           </w:p>
         </w:tc>
@@ -26509,7 +26509,7 @@
             </w:pPr>
             <w:r/>
             <w:r>
-              <w:t>669.50</w:t>
+              <w:t>671.50</w:t>
             </w:r>
           </w:p>
         </w:tc>
@@ -26540,7 +26540,7 @@
               <w:rPr>
                 <w:b/>
               </w:rPr>
-              <w:t>676.50</w:t>
+              <w:t>678.50</w:t>
             </w:r>
           </w:p>
         </w:tc>
@@ -26688,7 +26688,7 @@
             </w:pPr>
             <w:r/>
             <w:r>
-              <w:t>676.50</w:t>
+              <w:t>678.50</w:t>
             </w:r>
           </w:p>
         </w:tc>
@@ -26716,7 +26716,7 @@
             </w:pPr>
             <w:r/>
             <w:r>
-              <w:t>690.75</w:t>
+              <w:t>692.75</w:t>
             </w:r>
           </w:p>
         </w:tc>
@@ -26744,7 +26744,7 @@
             </w:pPr>
             <w:r/>
             <w:r>
-              <w:t>661.75</w:t>
+              <w:t>663.75</w:t>
             </w:r>
           </w:p>
         </w:tc>
@@ -26775,7 +26775,7 @@
               <w:rPr>
                 <w:b/>
               </w:rPr>
-              <w:t>678.50</w:t>
+              <w:t>680.50</w:t>
             </w:r>
           </w:p>
         </w:tc>
@@ -26923,7 +26923,7 @@
             </w:pPr>
             <w:r/>
             <w:r>
-              <w:t>678.50</w:t>
+              <w:t>680.50</w:t>
             </w:r>
           </w:p>
         </w:tc>
@@ -26951,7 +26951,7 @@
             </w:pPr>
             <w:r/>
             <w:r>
-              <w:t>685.00</w:t>
+              <w:t>687.00</w:t>
             </w:r>
           </w:p>
         </w:tc>
@@ -26979,7 +26979,7 @@
             </w:pPr>
             <w:r/>
             <w:r>
-              <w:t>671.75</w:t>
+              <w:t>673.75</w:t>
             </w:r>
           </w:p>
         </w:tc>
@@ -27010,7 +27010,7 @@
               <w:rPr>
                 <w:b/>
               </w:rPr>
-              <w:t>678.75</w:t>
+              <w:t>680.75</w:t>
             </w:r>
           </w:p>
         </w:tc>
@@ -27158,7 +27158,7 @@
             </w:pPr>
             <w:r/>
             <w:r>
-              <w:t>678.75</w:t>
+              <w:t>680.75</w:t>
             </w:r>
           </w:p>
         </w:tc>
@@ -27186,7 +27186,7 @@
             </w:pPr>
             <w:r/>
             <w:r>
-              <w:t>689.00</w:t>
+              <w:t>691.00</w:t>
             </w:r>
           </w:p>
         </w:tc>
@@ -27214,7 +27214,7 @@
             </w:pPr>
             <w:r/>
             <w:r>
-              <w:t>670.75</w:t>
+              <w:t>672.75</w:t>
             </w:r>
           </w:p>
         </w:tc>
@@ -27245,7 +27245,7 @@
               <w:rPr>
                 <w:b/>
               </w:rPr>
-              <w:t>679.25</w:t>
+              <w:t>681.25</w:t>
             </w:r>
           </w:p>
         </w:tc>
@@ -27393,7 +27393,7 @@
             </w:pPr>
             <w:r/>
             <w:r>
-              <w:t>679.25</w:t>
+              <w:t>681.25</w:t>
             </w:r>
           </w:p>
         </w:tc>
@@ -27421,7 +27421,7 @@
             </w:pPr>
             <w:r/>
             <w:r>
-              <w:t>686.25</w:t>
+              <w:t>688.25</w:t>
             </w:r>
           </w:p>
         </w:tc>
@@ -27449,7 +27449,7 @@
             </w:pPr>
             <w:r/>
             <w:r>
-              <w:t>673.25</w:t>
+              <w:t>675.25</w:t>
             </w:r>
           </w:p>
         </w:tc>
@@ -27480,7 +27480,7 @@
               <w:rPr>
                 <w:b/>
               </w:rPr>
-              <w:t>678.50</w:t>
+              <w:t>680.50</w:t>
             </w:r>
           </w:p>
         </w:tc>
@@ -27628,7 +27628,7 @@
             </w:pPr>
             <w:r/>
             <w:r>
-              <w:t>678.50</w:t>
+              <w:t>680.50</w:t>
             </w:r>
           </w:p>
         </w:tc>
@@ -27656,7 +27656,7 @@
             </w:pPr>
             <w:r/>
             <w:r>
-              <w:t>692.00</w:t>
+              <w:t>694.00</w:t>
             </w:r>
           </w:p>
         </w:tc>
@@ -27684,7 +27684,7 @@
             </w:pPr>
             <w:r/>
             <w:r>
-              <w:t>665.50</w:t>
+              <w:t>667.50</w:t>
             </w:r>
           </w:p>
         </w:tc>
@@ -27715,7 +27715,7 @@
               <w:rPr>
                 <w:b/>
               </w:rPr>
-              <w:t>680.25</w:t>
+              <w:t>682.25</w:t>
             </w:r>
           </w:p>
         </w:tc>
@@ -27863,7 +27863,7 @@
             </w:pPr>
             <w:r/>
             <w:r>
-              <w:t>680.25</w:t>
+              <w:t>682.25</w:t>
             </w:r>
           </w:p>
         </w:tc>
@@ -27891,7 +27891,7 @@
             </w:pPr>
             <w:r/>
             <w:r>
-              <w:t>689.50</w:t>
+              <w:t>691.50</w:t>
             </w:r>
           </w:p>
         </w:tc>
@@ -27919,7 +27919,7 @@
             </w:pPr>
             <w:r/>
             <w:r>
-              <w:t>669.50</w:t>
+              <w:t>671.50</w:t>
             </w:r>
           </w:p>
         </w:tc>
@@ -27950,7 +27950,7 @@
               <w:rPr>
                 <w:b/>
               </w:rPr>
-              <w:t>680.75</w:t>
+              <w:t>682.75</w:t>
             </w:r>
           </w:p>
         </w:tc>
@@ -28098,7 +28098,7 @@
             </w:pPr>
             <w:r/>
             <w:r>
-              <w:t>680.75</w:t>
+              <w:t>682.75</w:t>
             </w:r>
           </w:p>
         </w:tc>
@@ -28126,7 +28126,7 @@
             </w:pPr>
             <w:r/>
             <w:r>
-              <w:t>693.00</w:t>
+              <w:t>695.00</w:t>
             </w:r>
           </w:p>
         </w:tc>
@@ -28154,7 +28154,7 @@
             </w:pPr>
             <w:r/>
             <w:r>
-              <w:t>666.50</w:t>
+              <w:t>668.50</w:t>
             </w:r>
           </w:p>
         </w:tc>
@@ -28185,7 +28185,7 @@
               <w:rPr>
                 <w:b/>
               </w:rPr>
-              <w:t>679.25</w:t>
+              <w:t>681.25</w:t>
             </w:r>
           </w:p>
         </w:tc>
@@ -28333,7 +28333,7 @@
             </w:pPr>
             <w:r/>
             <w:r>
-              <w:t>679.25</w:t>
+              <w:t>681.25</w:t>
             </w:r>
           </w:p>
         </w:tc>
@@ -28361,7 +28361,7 @@
             </w:pPr>
             <w:r/>
             <w:r>
-              <w:t>686.25</w:t>
+              <w:t>688.25</w:t>
             </w:r>
           </w:p>
         </w:tc>
@@ -28389,7 +28389,7 @@
             </w:pPr>
             <w:r/>
             <w:r>
-              <w:t>669.75</w:t>
+              <w:t>671.75</w:t>
             </w:r>
           </w:p>
         </w:tc>
@@ -28420,7 +28420,7 @@
               <w:rPr>
                 <w:b/>
               </w:rPr>
-              <w:t>679.75</w:t>
+              <w:t>681.75</w:t>
             </w:r>
           </w:p>
         </w:tc>
@@ -28568,7 +28568,7 @@
             </w:pPr>
             <w:r/>
             <w:r>
-              <w:t>679.75</w:t>
+              <w:t>681.75</w:t>
             </w:r>
           </w:p>
         </w:tc>
@@ -28596,7 +28596,7 @@
             </w:pPr>
             <w:r/>
             <w:r>
-              <w:t>690.25</w:t>
+              <w:t>692.25</w:t>
             </w:r>
           </w:p>
         </w:tc>
@@ -28624,7 +28624,7 @@
             </w:pPr>
             <w:r/>
             <w:r>
-              <w:t>672.50</w:t>
+              <w:t>674.50</w:t>
             </w:r>
           </w:p>
         </w:tc>
@@ -28655,7 +28655,7 @@
               <w:rPr>
                 <w:b/>
               </w:rPr>
-              <w:t>679.50</w:t>
+              <w:t>681.50</w:t>
             </w:r>
           </w:p>
         </w:tc>
@@ -28803,7 +28803,7 @@
             </w:pPr>
             <w:r/>
             <w:r>
-              <w:t>679.50</w:t>
+              <w:t>681.50</w:t>
             </w:r>
           </w:p>
         </w:tc>
@@ -28831,7 +28831,7 @@
             </w:pPr>
             <w:r/>
             <w:r>
-              <w:t>689.25</w:t>
+              <w:t>691.25</w:t>
             </w:r>
           </w:p>
         </w:tc>
@@ -28859,7 +28859,7 @@
             </w:pPr>
             <w:r/>
             <w:r>
-              <w:t>669.75</w:t>
+              <w:t>671.75</w:t>
             </w:r>
           </w:p>
         </w:tc>
@@ -28890,7 +28890,7 @@
               <w:rPr>
                 <w:b/>
               </w:rPr>
-              <w:t>680.00</w:t>
+              <w:t>682.00</w:t>
             </w:r>
           </w:p>
         </w:tc>
@@ -29038,7 +29038,7 @@
             </w:pPr>
             <w:r/>
             <w:r>
-              <w:t>680.00</w:t>
+              <w:t>682.00</w:t>
             </w:r>
           </w:p>
         </w:tc>
@@ -29066,7 +29066,7 @@
             </w:pPr>
             <w:r/>
             <w:r>
-              <w:t>690.75</w:t>
+              <w:t>692.75</w:t>
             </w:r>
           </w:p>
         </w:tc>
@@ -29094,7 +29094,7 @@
             </w:pPr>
             <w:r/>
             <w:r>
-              <w:t>672.75</w:t>
+              <w:t>674.75</w:t>
             </w:r>
           </w:p>
         </w:tc>
@@ -29125,7 +29125,7 @@
               <w:rPr>
                 <w:b/>
               </w:rPr>
-              <w:t>680.75</w:t>
+              <w:t>682.75</w:t>
             </w:r>
           </w:p>
         </w:tc>
@@ -29273,7 +29273,7 @@
             </w:pPr>
             <w:r/>
             <w:r>
-              <w:t>680.75</w:t>
+              <w:t>682.75</w:t>
             </w:r>
           </w:p>
         </w:tc>
@@ -29301,7 +29301,7 @@
             </w:pPr>
             <w:r/>
             <w:r>
-              <w:t>687.25</w:t>
+              <w:t>689.25</w:t>
             </w:r>
           </w:p>
         </w:tc>
@@ -29329,7 +29329,7 @@
             </w:pPr>
             <w:r/>
             <w:r>
-              <w:t>672.25</w:t>
+              <w:t>674.25</w:t>
             </w:r>
           </w:p>
         </w:tc>
@@ -29360,7 +29360,7 @@
               <w:rPr>
                 <w:b/>
               </w:rPr>
-              <w:t>681.25</w:t>
+              <w:t>683.25</w:t>
             </w:r>
           </w:p>
         </w:tc>
@@ -29508,7 +29508,7 @@
             </w:pPr>
             <w:r/>
             <w:r>
-              <w:t>681.25</w:t>
+              <w:t>683.25</w:t>
             </w:r>
           </w:p>
         </w:tc>
@@ -29536,7 +29536,7 @@
             </w:pPr>
             <w:r/>
             <w:r>
-              <w:t>692.25</w:t>
+              <w:t>694.25</w:t>
             </w:r>
           </w:p>
         </w:tc>
@@ -29564,7 +29564,7 @@
             </w:pPr>
             <w:r/>
             <w:r>
-              <w:t>669.50</w:t>
+              <w:t>671.50</w:t>
             </w:r>
           </w:p>
         </w:tc>
@@ -29595,7 +29595,7 @@
               <w:rPr>
                 <w:b/>
               </w:rPr>
-              <w:t>684.75</w:t>
+              <w:t>686.75</w:t>
             </w:r>
           </w:p>
         </w:tc>
@@ -29743,7 +29743,7 @@
             </w:pPr>
             <w:r/>
             <w:r>
-              <w:t>684.75</w:t>
+              <w:t>686.75</w:t>
             </w:r>
           </w:p>
         </w:tc>
@@ -29771,7 +29771,7 @@
             </w:pPr>
             <w:r/>
             <w:r>
-              <w:t>690.25</w:t>
+              <w:t>692.25</w:t>
             </w:r>
           </w:p>
         </w:tc>
@@ -29799,7 +29799,7 @@
             </w:pPr>
             <w:r/>
             <w:r>
-              <w:t>677.00</w:t>
+              <w:t>679.00</w:t>
             </w:r>
           </w:p>
         </w:tc>
@@ -29830,7 +29830,7 @@
               <w:rPr>
                 <w:b/>
               </w:rPr>
-              <w:t>685.50</w:t>
+              <w:t>687.50</w:t>
             </w:r>
           </w:p>
         </w:tc>
@@ -29978,7 +29978,7 @@
             </w:pPr>
             <w:r/>
             <w:r>
-              <w:t>685.50</w:t>
+              <w:t>687.50</w:t>
             </w:r>
           </w:p>
         </w:tc>
@@ -30006,7 +30006,7 @@
             </w:pPr>
             <w:r/>
             <w:r>
-              <w:t>694.75</w:t>
+              <w:t>696.75</w:t>
             </w:r>
           </w:p>
         </w:tc>
@@ -30034,7 +30034,7 @@
             </w:pPr>
             <w:r/>
             <w:r>
-              <w:t>679.00</w:t>
+              <w:t>681.00</w:t>
             </w:r>
           </w:p>
         </w:tc>
@@ -30065,7 +30065,7 @@
               <w:rPr>
                 <w:b/>
               </w:rPr>
-              <w:t>684.75</w:t>
+              <w:t>686.75</w:t>
             </w:r>
           </w:p>
         </w:tc>
@@ -30213,7 +30213,7 @@
             </w:pPr>
             <w:r/>
             <w:r>
-              <w:t>684.75</w:t>
+              <w:t>686.75</w:t>
             </w:r>
           </w:p>
         </w:tc>
@@ -30241,7 +30241,7 @@
             </w:pPr>
             <w:r/>
             <w:r>
-              <w:t>692.25</w:t>
+              <w:t>694.25</w:t>
             </w:r>
           </w:p>
         </w:tc>
@@ -30269,7 +30269,7 @@
             </w:pPr>
             <w:r/>
             <w:r>
-              <w:t>678.75</w:t>
+              <w:t>680.75</w:t>
             </w:r>
           </w:p>
         </w:tc>
@@ -30300,7 +30300,7 @@
               <w:rPr>
                 <w:b/>
               </w:rPr>
-              <w:t>683.75</w:t>
+              <w:t>685.75</w:t>
             </w:r>
           </w:p>
         </w:tc>
@@ -30448,7 +30448,7 @@
             </w:pPr>
             <w:r/>
             <w:r>
-              <w:t>683.75</w:t>
+              <w:t>685.75</w:t>
             </w:r>
           </w:p>
         </w:tc>
@@ -30476,7 +30476,7 @@
             </w:pPr>
             <w:r/>
             <w:r>
-              <w:t>690.75</w:t>
+              <w:t>692.75</w:t>
             </w:r>
           </w:p>
         </w:tc>
@@ -30504,7 +30504,7 @@
             </w:pPr>
             <w:r/>
             <w:r>
-              <w:t>670.25</w:t>
+              <w:t>672.25</w:t>
             </w:r>
           </w:p>
         </w:tc>
@@ -30535,7 +30535,7 @@
               <w:rPr>
                 <w:b/>
               </w:rPr>
-              <w:t>684.50</w:t>
+              <w:t>686.50</w:t>
             </w:r>
           </w:p>
         </w:tc>
@@ -30683,7 +30683,7 @@
             </w:pPr>
             <w:r/>
             <w:r>
-              <w:t>684.50</w:t>
+              <w:t>686.50</w:t>
             </w:r>
           </w:p>
         </w:tc>
@@ -30711,7 +30711,7 @@
             </w:pPr>
             <w:r/>
             <w:r>
-              <w:t>693.75</w:t>
+              <w:t>695.75</w:t>
             </w:r>
           </w:p>
         </w:tc>
@@ -30739,7 +30739,7 @@
             </w:pPr>
             <w:r/>
             <w:r>
-              <w:t>677.25</w:t>
+              <w:t>679.25</w:t>
             </w:r>
           </w:p>
         </w:tc>
@@ -30770,7 +30770,7 @@
               <w:rPr>
                 <w:b/>
               </w:rPr>
-              <w:t>684.25</w:t>
+              <w:t>686.25</w:t>
             </w:r>
           </w:p>
         </w:tc>
@@ -30918,7 +30918,7 @@
             </w:pPr>
             <w:r/>
             <w:r>
-              <w:t>684.25</w:t>
+              <w:t>686.25</w:t>
             </w:r>
           </w:p>
         </w:tc>
@@ -30946,7 +30946,7 @@
             </w:pPr>
             <w:r/>
             <w:r>
-              <w:t>692.75</w:t>
+              <w:t>694.75</w:t>
             </w:r>
           </w:p>
         </w:tc>
@@ -30974,7 +30974,7 @@
             </w:pPr>
             <w:r/>
             <w:r>
-              <w:t>670.25</w:t>
+              <w:t>672.25</w:t>
             </w:r>
           </w:p>
         </w:tc>
@@ -31005,7 +31005,7 @@
               <w:rPr>
                 <w:b/>
               </w:rPr>
-              <w:t>686.00</w:t>
+              <w:t>688.00</w:t>
             </w:r>
           </w:p>
         </w:tc>
@@ -31153,7 +31153,7 @@
             </w:pPr>
             <w:r/>
             <w:r>
-              <w:t>686.00</w:t>
+              <w:t>688.00</w:t>
             </w:r>
           </w:p>
         </w:tc>
@@ -31181,7 +31181,7 @@
             </w:pPr>
             <w:r/>
             <w:r>
-              <w:t>692.25</w:t>
+              <w:t>694.25</w:t>
             </w:r>
           </w:p>
         </w:tc>
@@ -31209,7 +31209,7 @@
             </w:pPr>
             <w:r/>
             <w:r>
-              <w:t>679.50</w:t>
+              <w:t>681.50</w:t>
             </w:r>
           </w:p>
         </w:tc>
@@ -31240,7 +31240,7 @@
               <w:rPr>
                 <w:b/>
               </w:rPr>
-              <w:t>685.25</w:t>
+              <w:t>687.25</w:t>
             </w:r>
           </w:p>
         </w:tc>
